--- a/Principles of Diagnostic Medicine I Exam 1/pdm-exam-1-cram-sheet.docx
+++ b/Principles of Diagnostic Medicine I Exam 1/pdm-exam-1-cram-sheet.docx
@@ -5597,6 +5597,5702 @@
                 <w:sz w:val="18"/>
               </w:rPr>
               <w:t>“You should never ever order that… you better have sent them to a specialist. Very dangerous.”</w:t>
+            </w:r>
+          </w:p>
+        </w:tc>
+      </w:tr>
+    </w:tbl>
+    <w:p>
+      <w:pPr>
+        <w:spacing w:after="80"/>
+      </w:pPr>
+    </w:p>
+    <w:p>
+      <w:pPr>
+        <w:pStyle w:val="Heading1"/>
+        <w:spacing w:before="280" w:after="100"/>
+      </w:pPr>
+      <w:r>
+        <w:rPr>
+          <w:rFonts w:ascii="Georgia" w:hAnsi="Georgia"/>
+          <w:color w:val="17494B"/>
+        </w:rPr>
+        <w:t>KOH, Biopsy &amp; the Melanoma Rule</w:t>
+      </w:r>
+    </w:p>
+    <w:tbl>
+      <w:tblPr>
+        <w:tblStyle w:val="TableGrid"/>
+        <w:tblW w:type="auto" w:w="0"/>
+        <w:jc w:val="center"/>
+        <w:tblLook w:firstColumn="1" w:firstRow="1" w:lastColumn="0" w:lastRow="0" w:noHBand="0" w:noVBand="1" w:val="04A0"/>
+        <w:tblBorders>
+          <w:top w:val="single" w:sz="4" w:space="0" w:color="D8D2D4"/>
+          <w:left w:val="single" w:sz="4" w:space="0" w:color="D8D2D4"/>
+          <w:bottom w:val="single" w:sz="4" w:space="0" w:color="D8D2D4"/>
+          <w:right w:val="single" w:sz="4" w:space="0" w:color="D8D2D4"/>
+          <w:insideH w:val="single" w:sz="4" w:space="0" w:color="D8D2D4"/>
+          <w:insideV w:val="single" w:sz="4" w:space="0" w:color="D8D2D4"/>
+        </w:tblBorders>
+      </w:tblPr>
+      <w:tblGrid>
+        <w:gridCol w:w="5112"/>
+        <w:gridCol w:w="5112"/>
+      </w:tblGrid>
+      <w:tr>
+        <w:tc>
+          <w:tcPr>
+            <w:tcW w:type="dxa" w:w="5112"/>
+            <w:shd w:val="clear" w:color="auto" w:fill="17494B"/>
+          </w:tcPr>
+          <w:p>
+            <w:pPr>
+              <w:spacing w:after="40"/>
+            </w:pPr>
+            <w:r>
+              <w:rPr>
+                <w:b/>
+                <w:color w:val="FFFFFF"/>
+                <w:sz w:val="18"/>
+              </w:rPr>
+            </w:r>
+            <w:r>
+              <w:rPr>
+                <w:b/>
+                <w:i w:val="0"/>
+                <w:color w:val="FFFFFF"/>
+                <w:sz w:val="18"/>
+              </w:rPr>
+              <w:t>Term</w:t>
+            </w:r>
+          </w:p>
+        </w:tc>
+        <w:tc>
+          <w:tcPr>
+            <w:tcW w:type="dxa" w:w="5112"/>
+            <w:shd w:val="clear" w:color="auto" w:fill="17494B"/>
+          </w:tcPr>
+          <w:p>
+            <w:pPr>
+              <w:spacing w:after="40"/>
+            </w:pPr>
+            <w:r>
+              <w:rPr>
+                <w:b/>
+                <w:color w:val="FFFFFF"/>
+                <w:sz w:val="18"/>
+              </w:rPr>
+            </w:r>
+            <w:r>
+              <w:rPr>
+                <w:b/>
+                <w:i w:val="0"/>
+                <w:color w:val="FFFFFF"/>
+                <w:sz w:val="18"/>
+              </w:rPr>
+              <w:t>What you need to know</w:t>
+            </w:r>
+          </w:p>
+        </w:tc>
+      </w:tr>
+      <w:tr>
+        <w:tc>
+          <w:tcPr>
+            <w:tcW w:type="dxa" w:w="5112"/>
+            <w:shd w:val="clear" w:color="auto" w:fill="F1EEEF"/>
+          </w:tcPr>
+          <w:p>
+            <w:pPr>
+              <w:spacing w:after="40"/>
+            </w:pPr>
+            <w:r>
+              <w:rPr>
+                <w:b/>
+                <w:sz w:val="18"/>
+              </w:rPr>
+            </w:r>
+            <w:r>
+              <w:rPr>
+                <w:b/>
+                <w:i w:val="0"/>
+                <w:sz w:val="18"/>
+              </w:rPr>
+              <w:t>The four test-selection factors</w:t>
+            </w:r>
+          </w:p>
+        </w:tc>
+        <w:tc>
+          <w:tcPr>
+            <w:tcW w:type="dxa" w:w="5112"/>
+          </w:tcPr>
+          <w:p>
+            <w:pPr>
+              <w:spacing w:after="40"/>
+            </w:pPr>
+            <w:r>
+              <w:rPr>
+                <w:sz w:val="18"/>
+              </w:rPr>
+            </w:r>
+            <w:r>
+              <w:rPr>
+                <w:b w:val="0"/>
+                <w:i w:val="0"/>
+                <w:sz w:val="18"/>
+              </w:rPr>
+              <w:t>COST · AVAILABILITY · INVASIVENESS · DIAGNOSTIC YIELD. And the closing rule: ALWAYS CHOOSE THE LEAST INVASIVE TEST THAT ANSWERS THE CLINICAL QUESTION.</w:t>
+            </w:r>
+          </w:p>
+        </w:tc>
+      </w:tr>
+      <w:tr>
+        <w:tc>
+          <w:tcPr>
+            <w:tcW w:type="dxa" w:w="5112"/>
+            <w:shd w:val="clear" w:color="auto" w:fill="F1EEEF"/>
+          </w:tcPr>
+          <w:p>
+            <w:pPr>
+              <w:spacing w:after="40"/>
+            </w:pPr>
+            <w:r>
+              <w:rPr>
+                <w:b/>
+                <w:sz w:val="18"/>
+              </w:rPr>
+            </w:r>
+            <w:r>
+              <w:rPr>
+                <w:b/>
+                <w:i w:val="0"/>
+                <w:sz w:val="18"/>
+              </w:rPr>
+              <w:t>Which test for which question</w:t>
+            </w:r>
+          </w:p>
+        </w:tc>
+        <w:tc>
+          <w:tcPr>
+            <w:tcW w:type="dxa" w:w="5112"/>
+          </w:tcPr>
+          <w:p>
+            <w:pPr>
+              <w:spacing w:after="40"/>
+            </w:pPr>
+            <w:r>
+              <w:rPr>
+                <w:sz w:val="18"/>
+              </w:rPr>
+            </w:r>
+            <w:r>
+              <w:rPr>
+                <w:b w:val="0"/>
+                <w:i w:val="0"/>
+                <w:sz w:val="18"/>
+              </w:rPr>
+              <w:t>INFECTION → potassium hydroxide or culture. NEOPLASM or PERSISTENT RASH → biopsy. ABSCESS vs CELLULITIS → point-of-care ultrasound.</w:t>
+            </w:r>
+          </w:p>
+        </w:tc>
+      </w:tr>
+      <w:tr>
+        <w:tc>
+          <w:tcPr>
+            <w:tcW w:type="dxa" w:w="5112"/>
+            <w:shd w:val="clear" w:color="auto" w:fill="F1EEEF"/>
+          </w:tcPr>
+          <w:p>
+            <w:pPr>
+              <w:spacing w:after="40"/>
+            </w:pPr>
+            <w:r>
+              <w:rPr>
+                <w:b/>
+                <w:sz w:val="18"/>
+              </w:rPr>
+            </w:r>
+            <w:r>
+              <w:rPr>
+                <w:b/>
+                <w:i w:val="0"/>
+                <w:sz w:val="18"/>
+              </w:rPr>
+              <w:t>KOH readings — the whole table</w:t>
+            </w:r>
+          </w:p>
+        </w:tc>
+        <w:tc>
+          <w:tcPr>
+            <w:tcW w:type="dxa" w:w="5112"/>
+          </w:tcPr>
+          <w:p>
+            <w:pPr>
+              <w:spacing w:after="40"/>
+            </w:pPr>
+            <w:r>
+              <w:rPr>
+                <w:sz w:val="18"/>
+              </w:rPr>
+            </w:r>
+            <w:r>
+              <w:rPr>
+                <w:b w:val="0"/>
+                <w:i w:val="0"/>
+                <w:sz w:val="18"/>
+              </w:rPr>
+              <w:t>NEGATIVE: no fungal elements. BRANCHING SEPTATE HYPHAE = DERMATOPHYTE. PSEUDOHYPHAE + BUDDING YEAST = CANDIDA. “SPAGHETTI AND MEATBALLS” = TINEA VERSICOLOR.</w:t>
+            </w:r>
+          </w:p>
+        </w:tc>
+      </w:tr>
+      <w:tr>
+        <w:tc>
+          <w:tcPr>
+            <w:tcW w:type="dxa" w:w="5112"/>
+            <w:shd w:val="clear" w:color="auto" w:fill="F1EEEF"/>
+          </w:tcPr>
+          <w:p>
+            <w:pPr>
+              <w:spacing w:after="40"/>
+            </w:pPr>
+            <w:r>
+              <w:rPr>
+                <w:b/>
+                <w:sz w:val="18"/>
+              </w:rPr>
+            </w:r>
+            <w:r>
+              <w:rPr>
+                <w:b/>
+                <w:i w:val="0"/>
+                <w:sz w:val="18"/>
+              </w:rPr>
+              <w:t>KOH procedure numbers</w:t>
+            </w:r>
+          </w:p>
+        </w:tc>
+        <w:tc>
+          <w:tcPr>
+            <w:tcW w:type="dxa" w:w="5112"/>
+          </w:tcPr>
+          <w:p>
+            <w:pPr>
+              <w:spacing w:after="40"/>
+            </w:pPr>
+            <w:r>
+              <w:rPr>
+                <w:sz w:val="18"/>
+              </w:rPr>
+            </w:r>
+            <w:r>
+              <w:rPr>
+                <w:b w:val="0"/>
+                <w:i w:val="0"/>
+                <w:sz w:val="18"/>
+              </w:rPr>
+              <w:t>20% potassium hydroxide, ONE drop. Survey at 10× with the CONDENSER LOWERED to reduce illumination (that is what makes epithelial cells visible), then 40× for anything suspicious. Blot excess with GAUZE. Sensitivity depends on ADEQUATE SCRAPING.</w:t>
+            </w:r>
+          </w:p>
+        </w:tc>
+      </w:tr>
+      <w:tr>
+        <w:tc>
+          <w:tcPr>
+            <w:tcW w:type="dxa" w:w="5112"/>
+            <w:shd w:val="clear" w:color="auto" w:fill="F1EEEF"/>
+          </w:tcPr>
+          <w:p>
+            <w:pPr>
+              <w:spacing w:after="40"/>
+            </w:pPr>
+            <w:r>
+              <w:rPr>
+                <w:b/>
+                <w:sz w:val="18"/>
+              </w:rPr>
+            </w:r>
+            <w:r>
+              <w:rPr>
+                <w:b/>
+                <w:i w:val="0"/>
+                <w:sz w:val="18"/>
+              </w:rPr>
+              <w:t>Biopsy techniques</w:t>
+            </w:r>
+          </w:p>
+        </w:tc>
+        <w:tc>
+          <w:tcPr>
+            <w:tcW w:type="dxa" w:w="5112"/>
+          </w:tcPr>
+          <w:p>
+            <w:pPr>
+              <w:spacing w:after="40"/>
+            </w:pPr>
+            <w:r>
+              <w:rPr>
+                <w:sz w:val="18"/>
+              </w:rPr>
+            </w:r>
+            <w:r>
+              <w:rPr>
+                <w:b w:val="0"/>
+                <w:i w:val="0"/>
+                <w:sz w:val="18"/>
+              </w:rPr>
+              <w:t>SHAVE: raised epidermal lesions, basal and squamous cell carcinoma, superficial rashes. PUNCH: FULL-THICKNESS, inflammatory rashes and small lesions. EXCISIONAL: entire lesion, PREFERRED FOR SUSPECTED MELANOMA.</w:t>
+            </w:r>
+          </w:p>
+        </w:tc>
+      </w:tr>
+      <w:tr>
+        <w:tc>
+          <w:tcPr>
+            <w:tcW w:type="dxa" w:w="5112"/>
+            <w:shd w:val="clear" w:color="auto" w:fill="F1EEEF"/>
+          </w:tcPr>
+          <w:p>
+            <w:pPr>
+              <w:spacing w:after="40"/>
+            </w:pPr>
+            <w:r>
+              <w:rPr>
+                <w:b/>
+                <w:sz w:val="18"/>
+              </w:rPr>
+            </w:r>
+            <w:r>
+              <w:rPr>
+                <w:b/>
+                <w:i w:val="0"/>
+                <w:sz w:val="18"/>
+              </w:rPr>
+              <w:t>THE MELANOMA RULE — she said it three times</w:t>
+            </w:r>
+          </w:p>
+        </w:tc>
+        <w:tc>
+          <w:tcPr>
+            <w:tcW w:type="dxa" w:w="5112"/>
+          </w:tcPr>
+          <w:p>
+            <w:pPr>
+              <w:spacing w:after="40"/>
+            </w:pPr>
+            <w:r>
+              <w:rPr>
+                <w:sz w:val="18"/>
+              </w:rPr>
+            </w:r>
+            <w:r>
+              <w:rPr>
+                <w:b w:val="0"/>
+                <w:i w:val="0"/>
+                <w:sz w:val="18"/>
+              </w:rPr>
+              <w:t>NARROW EXCISIONAL BIOPSY, 1–3 mm MARGINS, to a depth that AVOIDS TRANSECTING THE BASE so BRESLOW DEPTH can be measured. NOT a shave. NOT a punch. Acceptable excisional methods: fusiform/elliptical, punch, deep shave/saucerization — ALL must go BELOW the lesion.</w:t>
+            </w:r>
+          </w:p>
+        </w:tc>
+      </w:tr>
+      <w:tr>
+        <w:tc>
+          <w:tcPr>
+            <w:tcW w:type="dxa" w:w="5112"/>
+            <w:shd w:val="clear" w:color="auto" w:fill="F1EEEF"/>
+          </w:tcPr>
+          <w:p>
+            <w:pPr>
+              <w:spacing w:after="40"/>
+            </w:pPr>
+            <w:r>
+              <w:rPr>
+                <w:b/>
+                <w:sz w:val="18"/>
+              </w:rPr>
+            </w:r>
+            <w:r>
+              <w:rPr>
+                <w:b/>
+                <w:i w:val="0"/>
+                <w:sz w:val="18"/>
+              </w:rPr>
+              <w:t>1–3 mm vs 0.5–2 cm — do not mix these up</w:t>
+            </w:r>
+          </w:p>
+        </w:tc>
+        <w:tc>
+          <w:tcPr>
+            <w:tcW w:type="dxa" w:w="5112"/>
+          </w:tcPr>
+          <w:p>
+            <w:pPr>
+              <w:spacing w:after="40"/>
+            </w:pPr>
+            <w:r>
+              <w:rPr>
+                <w:sz w:val="18"/>
+              </w:rPr>
+            </w:r>
+            <w:r>
+              <w:rPr>
+                <w:b w:val="0"/>
+                <w:i w:val="0"/>
+                <w:sz w:val="18"/>
+              </w:rPr>
+              <w:t>1–3 MILLIMETRES is the DIAGNOSTIC biopsy margin here in PDM. 0.5–2 CENTIMETRES is the definitive RE-EXCISION margin in CMS I Lecture 9. Different procedure, different purpose.</w:t>
+            </w:r>
+          </w:p>
+        </w:tc>
+      </w:tr>
+      <w:tr>
+        <w:tc>
+          <w:tcPr>
+            <w:tcW w:type="dxa" w:w="5112"/>
+            <w:shd w:val="clear" w:color="auto" w:fill="F1EEEF"/>
+          </w:tcPr>
+          <w:p>
+            <w:pPr>
+              <w:spacing w:after="40"/>
+            </w:pPr>
+            <w:r>
+              <w:rPr>
+                <w:b/>
+                <w:sz w:val="18"/>
+              </w:rPr>
+            </w:r>
+            <w:r>
+              <w:rPr>
+                <w:b/>
+                <w:i w:val="0"/>
+                <w:sz w:val="18"/>
+              </w:rPr>
+              <w:t>When a partial shave is allowed</w:t>
+            </w:r>
+          </w:p>
+        </w:tc>
+        <w:tc>
+          <w:tcPr>
+            <w:tcW w:type="dxa" w:w="5112"/>
+          </w:tcPr>
+          <w:p>
+            <w:pPr>
+              <w:spacing w:after="40"/>
+            </w:pPr>
+            <w:r>
+              <w:rPr>
+                <w:sz w:val="18"/>
+              </w:rPr>
+            </w:r>
+            <w:r>
+              <w:rPr>
+                <w:b w:val="0"/>
+                <w:i w:val="0"/>
+                <w:sz w:val="18"/>
+              </w:rPr>
+              <w:t>ONLY WHEN SUSPICION IS LOW — and it MAY UNDERESTIMATE BRESLOW DEPTH. Facial, acral and very large lesions are named here.</w:t>
+            </w:r>
+          </w:p>
+        </w:tc>
+      </w:tr>
+      <w:tr>
+        <w:tc>
+          <w:tcPr>
+            <w:tcW w:type="dxa" w:w="5112"/>
+            <w:shd w:val="clear" w:color="auto" w:fill="F1EEEF"/>
+          </w:tcPr>
+          <w:p>
+            <w:pPr>
+              <w:spacing w:after="40"/>
+            </w:pPr>
+            <w:r>
+              <w:rPr>
+                <w:b/>
+                <w:sz w:val="18"/>
+              </w:rPr>
+            </w:r>
+            <w:r>
+              <w:rPr>
+                <w:b/>
+                <w:i w:val="0"/>
+                <w:sz w:val="18"/>
+              </w:rPr>
+              <w:t>Breslow / T categories</w:t>
+            </w:r>
+          </w:p>
+        </w:tc>
+        <w:tc>
+          <w:tcPr>
+            <w:tcW w:type="dxa" w:w="5112"/>
+          </w:tcPr>
+          <w:p>
+            <w:pPr>
+              <w:spacing w:after="40"/>
+            </w:pPr>
+            <w:r>
+              <w:rPr>
+                <w:sz w:val="18"/>
+              </w:rPr>
+            </w:r>
+            <w:r>
+              <w:rPr>
+                <w:b w:val="0"/>
+                <w:i w:val="0"/>
+                <w:sz w:val="18"/>
+              </w:rPr>
+              <w:t>Tis = IN SITU. T1 ≤1 mm. T2 &gt;1 to 2 mm. T3 &gt;2 to 4 mm. T4 &gt;4 mm. T is DEPTH IN MILLIMETRES, not width.</w:t>
+            </w:r>
+          </w:p>
+        </w:tc>
+      </w:tr>
+      <w:tr>
+        <w:tc>
+          <w:tcPr>
+            <w:tcW w:type="dxa" w:w="5112"/>
+            <w:shd w:val="clear" w:color="auto" w:fill="F1EEEF"/>
+          </w:tcPr>
+          <w:p>
+            <w:pPr>
+              <w:spacing w:after="40"/>
+            </w:pPr>
+            <w:r>
+              <w:rPr>
+                <w:b/>
+                <w:sz w:val="18"/>
+              </w:rPr>
+            </w:r>
+            <w:r>
+              <w:rPr>
+                <w:b/>
+                <w:i w:val="0"/>
+                <w:sz w:val="18"/>
+              </w:rPr>
+              <w:t>Biopsy limitations</w:t>
+            </w:r>
+          </w:p>
+        </w:tc>
+        <w:tc>
+          <w:tcPr>
+            <w:tcW w:type="dxa" w:w="5112"/>
+          </w:tcPr>
+          <w:p>
+            <w:pPr>
+              <w:spacing w:after="40"/>
+            </w:pPr>
+            <w:r>
+              <w:rPr>
+                <w:sz w:val="18"/>
+              </w:rPr>
+            </w:r>
+            <w:r>
+              <w:rPr>
+                <w:b w:val="0"/>
+                <w:i w:val="0"/>
+                <w:sz w:val="18"/>
+              </w:rPr>
+              <w:t>SAMPLING ERROR, and procedural risks of BLEEDING, SCARRING, INFECTION. She added: THE TECHNIQUE ITSELF DETERMINES HOW EASILY THE SPECIMEN CAN BE EVALUATED.</w:t>
+            </w:r>
+          </w:p>
+        </w:tc>
+      </w:tr>
+    </w:tbl>
+    <w:p>
+      <w:pPr>
+        <w:spacing w:after="80"/>
+      </w:pPr>
+    </w:p>
+    <w:p>
+      <w:pPr>
+        <w:pStyle w:val="Heading1"/>
+        <w:spacing w:before="280" w:after="100"/>
+      </w:pPr>
+      <w:r>
+        <w:rPr>
+          <w:rFonts w:ascii="Georgia" w:hAnsi="Georgia"/>
+          <w:color w:val="17494B"/>
+        </w:rPr>
+        <w:t>Soft Tissue Infection, Cultures &amp; the Red Flag</w:t>
+      </w:r>
+    </w:p>
+    <w:tbl>
+      <w:tblPr>
+        <w:tblStyle w:val="TableGrid"/>
+        <w:tblW w:type="auto" w:w="0"/>
+        <w:jc w:val="center"/>
+        <w:tblLook w:firstColumn="1" w:firstRow="1" w:lastColumn="0" w:lastRow="0" w:noHBand="0" w:noVBand="1" w:val="04A0"/>
+        <w:tblBorders>
+          <w:top w:val="single" w:sz="4" w:space="0" w:color="D8D2D4"/>
+          <w:left w:val="single" w:sz="4" w:space="0" w:color="D8D2D4"/>
+          <w:bottom w:val="single" w:sz="4" w:space="0" w:color="D8D2D4"/>
+          <w:right w:val="single" w:sz="4" w:space="0" w:color="D8D2D4"/>
+          <w:insideH w:val="single" w:sz="4" w:space="0" w:color="D8D2D4"/>
+          <w:insideV w:val="single" w:sz="4" w:space="0" w:color="D8D2D4"/>
+        </w:tblBorders>
+      </w:tblPr>
+      <w:tblGrid>
+        <w:gridCol w:w="5112"/>
+        <w:gridCol w:w="5112"/>
+      </w:tblGrid>
+      <w:tr>
+        <w:tc>
+          <w:tcPr>
+            <w:tcW w:type="dxa" w:w="5112"/>
+            <w:shd w:val="clear" w:color="auto" w:fill="17494B"/>
+          </w:tcPr>
+          <w:p>
+            <w:pPr>
+              <w:spacing w:after="40"/>
+            </w:pPr>
+            <w:r>
+              <w:rPr>
+                <w:b/>
+                <w:color w:val="FFFFFF"/>
+                <w:sz w:val="18"/>
+              </w:rPr>
+            </w:r>
+            <w:r>
+              <w:rPr>
+                <w:b/>
+                <w:i w:val="0"/>
+                <w:color w:val="FFFFFF"/>
+                <w:sz w:val="18"/>
+              </w:rPr>
+              <w:t>Term</w:t>
+            </w:r>
+          </w:p>
+        </w:tc>
+        <w:tc>
+          <w:tcPr>
+            <w:tcW w:type="dxa" w:w="5112"/>
+            <w:shd w:val="clear" w:color="auto" w:fill="17494B"/>
+          </w:tcPr>
+          <w:p>
+            <w:pPr>
+              <w:spacing w:after="40"/>
+            </w:pPr>
+            <w:r>
+              <w:rPr>
+                <w:b/>
+                <w:color w:val="FFFFFF"/>
+                <w:sz w:val="18"/>
+              </w:rPr>
+            </w:r>
+            <w:r>
+              <w:rPr>
+                <w:b/>
+                <w:i w:val="0"/>
+                <w:color w:val="FFFFFF"/>
+                <w:sz w:val="18"/>
+              </w:rPr>
+              <w:t>What you need to know</w:t>
+            </w:r>
+          </w:p>
+        </w:tc>
+      </w:tr>
+      <w:tr>
+        <w:tc>
+          <w:tcPr>
+            <w:tcW w:type="dxa" w:w="5112"/>
+            <w:shd w:val="clear" w:color="auto" w:fill="F1EEEF"/>
+          </w:tcPr>
+          <w:p>
+            <w:pPr>
+              <w:spacing w:after="40"/>
+            </w:pPr>
+            <w:r>
+              <w:rPr>
+                <w:b/>
+                <w:sz w:val="18"/>
+              </w:rPr>
+            </w:r>
+            <w:r>
+              <w:rPr>
+                <w:b/>
+                <w:i w:val="0"/>
+                <w:sz w:val="18"/>
+              </w:rPr>
+              <w:t>POCUS — cellulitis vs abscess</w:t>
+            </w:r>
+          </w:p>
+        </w:tc>
+        <w:tc>
+          <w:tcPr>
+            <w:tcW w:type="dxa" w:w="5112"/>
+          </w:tcPr>
+          <w:p>
+            <w:pPr>
+              <w:spacing w:after="40"/>
+            </w:pPr>
+            <w:r>
+              <w:rPr>
+                <w:sz w:val="18"/>
+              </w:rPr>
+            </w:r>
+            <w:r>
+              <w:rPr>
+                <w:b w:val="0"/>
+                <w:i w:val="0"/>
+                <w:sz w:val="18"/>
+              </w:rPr>
+              <w:t>CELLULITIS: dermal thickening, increased echogenicity, COBBLESTONING (footnoted as non-specific — VENOUS STASIS does it too). ABSCESS: HYPOECHOIC/heterogeneous collection, possible debris or septations, POSTERIOR ACOUSTIC ENHANCEMENT.</w:t>
+            </w:r>
+          </w:p>
+        </w:tc>
+      </w:tr>
+      <w:tr>
+        <w:tc>
+          <w:tcPr>
+            <w:tcW w:type="dxa" w:w="5112"/>
+            <w:shd w:val="clear" w:color="auto" w:fill="F1EEEF"/>
+          </w:tcPr>
+          <w:p>
+            <w:pPr>
+              <w:spacing w:after="40"/>
+            </w:pPr>
+            <w:r>
+              <w:rPr>
+                <w:b/>
+                <w:sz w:val="18"/>
+              </w:rPr>
+            </w:r>
+            <w:r>
+              <w:rPr>
+                <w:b/>
+                <w:i w:val="0"/>
+                <w:sz w:val="18"/>
+              </w:rPr>
+              <w:t>★ THE RED FLAG she bolded AND said aloud</w:t>
+            </w:r>
+          </w:p>
+        </w:tc>
+        <w:tc>
+          <w:tcPr>
+            <w:tcW w:type="dxa" w:w="5112"/>
+          </w:tcPr>
+          <w:p>
+            <w:pPr>
+              <w:spacing w:after="40"/>
+            </w:pPr>
+            <w:r>
+              <w:rPr>
+                <w:sz w:val="18"/>
+              </w:rPr>
+            </w:r>
+            <w:r>
+              <w:rPr>
+                <w:b w:val="0"/>
+                <w:i w:val="0"/>
+                <w:sz w:val="18"/>
+              </w:rPr>
+              <w:t>HYPOTENSION + WHITE BLOOD CELL COUNT ≥15,000 + VIOLACEOUS (purple) SKIN → MUST be screened for NECROTIZING FASCIITIS. Her framing: a patient who looks TOO SICK FOR A SKIN INFECTION.</w:t>
+            </w:r>
+          </w:p>
+        </w:tc>
+      </w:tr>
+      <w:tr>
+        <w:tc>
+          <w:tcPr>
+            <w:tcW w:type="dxa" w:w="5112"/>
+            <w:shd w:val="clear" w:color="auto" w:fill="F1EEEF"/>
+          </w:tcPr>
+          <w:p>
+            <w:pPr>
+              <w:spacing w:after="40"/>
+            </w:pPr>
+            <w:r>
+              <w:rPr>
+                <w:b/>
+                <w:sz w:val="18"/>
+              </w:rPr>
+            </w:r>
+            <w:r>
+              <w:rPr>
+                <w:b/>
+                <w:i w:val="0"/>
+                <w:sz w:val="18"/>
+              </w:rPr>
+              <w:t>When to escalate past ultrasound</w:t>
+            </w:r>
+          </w:p>
+        </w:tc>
+        <w:tc>
+          <w:tcPr>
+            <w:tcW w:type="dxa" w:w="5112"/>
+          </w:tcPr>
+          <w:p>
+            <w:pPr>
+              <w:spacing w:after="40"/>
+            </w:pPr>
+            <w:r>
+              <w:rPr>
+                <w:sz w:val="18"/>
+              </w:rPr>
+            </w:r>
+            <w:r>
+              <w:rPr>
+                <w:b w:val="0"/>
+                <w:i w:val="0"/>
+                <w:sz w:val="18"/>
+              </w:rPr>
+              <w:t>DEEP-SPACE INFECTION · NECROTIZING INFECTION · FOREIGN BODY · GAS. CONTRAST MRI BEST DEFINES THE EXTENT OF TISSUE DAMAGE.</w:t>
+            </w:r>
+          </w:p>
+        </w:tc>
+      </w:tr>
+      <w:tr>
+        <w:tc>
+          <w:tcPr>
+            <w:tcW w:type="dxa" w:w="5112"/>
+            <w:shd w:val="clear" w:color="auto" w:fill="F1EEEF"/>
+          </w:tcPr>
+          <w:p>
+            <w:pPr>
+              <w:spacing w:after="40"/>
+            </w:pPr>
+            <w:r>
+              <w:rPr>
+                <w:b/>
+                <w:sz w:val="18"/>
+              </w:rPr>
+            </w:r>
+            <w:r>
+              <w:rPr>
+                <w:b/>
+                <w:i w:val="0"/>
+                <w:sz w:val="18"/>
+              </w:rPr>
+              <w:t>Skin/wound culture indications</w:t>
+            </w:r>
+          </w:p>
+        </w:tc>
+        <w:tc>
+          <w:tcPr>
+            <w:tcW w:type="dxa" w:w="5112"/>
+          </w:tcPr>
+          <w:p>
+            <w:pPr>
+              <w:spacing w:after="40"/>
+            </w:pPr>
+            <w:r>
+              <w:rPr>
+                <w:sz w:val="18"/>
+              </w:rPr>
+            </w:r>
+            <w:r>
+              <w:rPr>
+                <w:b w:val="0"/>
+                <w:i w:val="0"/>
+                <w:sz w:val="18"/>
+              </w:rPr>
+              <w:t>PURULENT LESIONS — pus from abscesses, carbuncles, furuncles. Empiric treatment WITHOUT culture is reasonable in TYPICALLY PRESENTING, UNCOMPLICATED cases. DO NOT CULTURE AN INFLAMED EPIDERMOID CYST.</w:t>
+            </w:r>
+          </w:p>
+        </w:tc>
+      </w:tr>
+      <w:tr>
+        <w:tc>
+          <w:tcPr>
+            <w:tcW w:type="dxa" w:w="5112"/>
+            <w:shd w:val="clear" w:color="auto" w:fill="F1EEEF"/>
+          </w:tcPr>
+          <w:p>
+            <w:pPr>
+              <w:spacing w:after="40"/>
+            </w:pPr>
+            <w:r>
+              <w:rPr>
+                <w:b/>
+                <w:sz w:val="18"/>
+              </w:rPr>
+            </w:r>
+            <w:r>
+              <w:rPr>
+                <w:b/>
+                <w:i w:val="0"/>
+                <w:sz w:val="18"/>
+              </w:rPr>
+              <w:t>Culture a chronic wound when</w:t>
+            </w:r>
+          </w:p>
+        </w:tc>
+        <w:tc>
+          <w:tcPr>
+            <w:tcW w:type="dxa" w:w="5112"/>
+          </w:tcPr>
+          <w:p>
+            <w:pPr>
+              <w:spacing w:after="40"/>
+            </w:pPr>
+            <w:r>
+              <w:rPr>
+                <w:sz w:val="18"/>
+              </w:rPr>
+            </w:r>
+            <w:r>
+              <w:rPr>
+                <w:b w:val="0"/>
+                <w:i w:val="0"/>
+                <w:sz w:val="18"/>
+              </w:rPr>
+              <w:t>IMMUNOCOMPROMISED · MRSA SUSPECTED · TREATMENT FAILURE.</w:t>
+            </w:r>
+          </w:p>
+        </w:tc>
+      </w:tr>
+      <w:tr>
+        <w:tc>
+          <w:tcPr>
+            <w:tcW w:type="dxa" w:w="5112"/>
+            <w:shd w:val="clear" w:color="auto" w:fill="F1EEEF"/>
+          </w:tcPr>
+          <w:p>
+            <w:pPr>
+              <w:spacing w:after="40"/>
+            </w:pPr>
+            <w:r>
+              <w:rPr>
+                <w:b/>
+                <w:sz w:val="18"/>
+              </w:rPr>
+            </w:r>
+            <w:r>
+              <w:rPr>
+                <w:b/>
+                <w:i w:val="0"/>
+                <w:sz w:val="18"/>
+              </w:rPr>
+              <w:t>THE LEVINE METHOD</w:t>
+            </w:r>
+          </w:p>
+        </w:tc>
+        <w:tc>
+          <w:tcPr>
+            <w:tcW w:type="dxa" w:w="5112"/>
+          </w:tcPr>
+          <w:p>
+            <w:pPr>
+              <w:spacing w:after="40"/>
+            </w:pPr>
+            <w:r>
+              <w:rPr>
+                <w:sz w:val="18"/>
+              </w:rPr>
+            </w:r>
+            <w:r>
+              <w:rPr>
+                <w:b w:val="0"/>
+                <w:i w:val="0"/>
+                <w:sz w:val="18"/>
+              </w:rPr>
+              <w:t>Clean with STERILE WATER OR SALINE, NOT AN ANTIMICROBIAL. Identify 1–2 cm of CLEAN wound tissue. ROTATE the applicator FIVE SECONDS with enough pressure to EXPRESS FLUID. DO NOT sample EXUDATE, ESCHAR or NECROTIC MATERIAL.</w:t>
+            </w:r>
+          </w:p>
+        </w:tc>
+      </w:tr>
+      <w:tr>
+        <w:tc>
+          <w:tcPr>
+            <w:tcW w:type="dxa" w:w="5112"/>
+            <w:shd w:val="clear" w:color="auto" w:fill="F1EEEF"/>
+          </w:tcPr>
+          <w:p>
+            <w:pPr>
+              <w:spacing w:after="40"/>
+            </w:pPr>
+            <w:r>
+              <w:rPr>
+                <w:b/>
+                <w:sz w:val="18"/>
+              </w:rPr>
+            </w:r>
+            <w:r>
+              <w:rPr>
+                <w:b/>
+                <w:i w:val="0"/>
+                <w:sz w:val="18"/>
+              </w:rPr>
+              <w:t>Culture: advantage vs limits</w:t>
+            </w:r>
+          </w:p>
+        </w:tc>
+        <w:tc>
+          <w:tcPr>
+            <w:tcW w:type="dxa" w:w="5112"/>
+          </w:tcPr>
+          <w:p>
+            <w:pPr>
+              <w:spacing w:after="40"/>
+            </w:pPr>
+            <w:r>
+              <w:rPr>
+                <w:sz w:val="18"/>
+              </w:rPr>
+            </w:r>
+            <w:r>
+              <w:rPr>
+                <w:b w:val="0"/>
+                <w:i w:val="0"/>
+                <w:sz w:val="18"/>
+              </w:rPr>
+              <w:t>ADVANTAGE: organism identification PLUS SUSCEPTIBILITIES. LIMITS: superficial swabs prone to CONTAMINATION AND COLONISATION, may NOT correlate with deep infection. Complex wounds (diabetic foot, pressure ulcers) → DEEPER TISSUE BIOPSY OR ASPIRATE gives higher yield.</w:t>
+            </w:r>
+          </w:p>
+        </w:tc>
+      </w:tr>
+    </w:tbl>
+    <w:p>
+      <w:pPr>
+        <w:spacing w:after="80"/>
+      </w:pPr>
+    </w:p>
+    <w:p>
+      <w:pPr>
+        <w:pStyle w:val="Heading1"/>
+        <w:spacing w:before="280" w:after="100"/>
+      </w:pPr>
+      <w:r>
+        <w:rPr>
+          <w:rFonts w:ascii="Georgia" w:hAnsi="Georgia"/>
+          <w:color w:val="17494B"/>
+        </w:rPr>
+        <w:t>The Four Ophthalmic Tests</w:t>
+      </w:r>
+    </w:p>
+    <w:tbl>
+      <w:tblPr>
+        <w:tblStyle w:val="TableGrid"/>
+        <w:tblW w:type="auto" w:w="0"/>
+        <w:jc w:val="center"/>
+        <w:tblLook w:firstColumn="1" w:firstRow="1" w:lastColumn="0" w:lastRow="0" w:noHBand="0" w:noVBand="1" w:val="04A0"/>
+        <w:tblBorders>
+          <w:top w:val="single" w:sz="4" w:space="0" w:color="D8D2D4"/>
+          <w:left w:val="single" w:sz="4" w:space="0" w:color="D8D2D4"/>
+          <w:bottom w:val="single" w:sz="4" w:space="0" w:color="D8D2D4"/>
+          <w:right w:val="single" w:sz="4" w:space="0" w:color="D8D2D4"/>
+          <w:insideH w:val="single" w:sz="4" w:space="0" w:color="D8D2D4"/>
+          <w:insideV w:val="single" w:sz="4" w:space="0" w:color="D8D2D4"/>
+        </w:tblBorders>
+      </w:tblPr>
+      <w:tblGrid>
+        <w:gridCol w:w="5112"/>
+        <w:gridCol w:w="5112"/>
+      </w:tblGrid>
+      <w:tr>
+        <w:tc>
+          <w:tcPr>
+            <w:tcW w:type="dxa" w:w="5112"/>
+            <w:shd w:val="clear" w:color="auto" w:fill="17494B"/>
+          </w:tcPr>
+          <w:p>
+            <w:pPr>
+              <w:spacing w:after="40"/>
+            </w:pPr>
+            <w:r>
+              <w:rPr>
+                <w:b/>
+                <w:color w:val="FFFFFF"/>
+                <w:sz w:val="18"/>
+              </w:rPr>
+            </w:r>
+            <w:r>
+              <w:rPr>
+                <w:b/>
+                <w:i w:val="0"/>
+                <w:color w:val="FFFFFF"/>
+                <w:sz w:val="18"/>
+              </w:rPr>
+              <w:t>Term</w:t>
+            </w:r>
+          </w:p>
+        </w:tc>
+        <w:tc>
+          <w:tcPr>
+            <w:tcW w:type="dxa" w:w="5112"/>
+            <w:shd w:val="clear" w:color="auto" w:fill="17494B"/>
+          </w:tcPr>
+          <w:p>
+            <w:pPr>
+              <w:spacing w:after="40"/>
+            </w:pPr>
+            <w:r>
+              <w:rPr>
+                <w:b/>
+                <w:color w:val="FFFFFF"/>
+                <w:sz w:val="18"/>
+              </w:rPr>
+            </w:r>
+            <w:r>
+              <w:rPr>
+                <w:b/>
+                <w:i w:val="0"/>
+                <w:color w:val="FFFFFF"/>
+                <w:sz w:val="18"/>
+              </w:rPr>
+              <w:t>What you need to know</w:t>
+            </w:r>
+          </w:p>
+        </w:tc>
+      </w:tr>
+      <w:tr>
+        <w:tc>
+          <w:tcPr>
+            <w:tcW w:type="dxa" w:w="5112"/>
+            <w:shd w:val="clear" w:color="auto" w:fill="F1EEEF"/>
+          </w:tcPr>
+          <w:p>
+            <w:pPr>
+              <w:spacing w:after="40"/>
+            </w:pPr>
+            <w:r>
+              <w:rPr>
+                <w:b/>
+                <w:sz w:val="18"/>
+              </w:rPr>
+            </w:r>
+            <w:r>
+              <w:rPr>
+                <w:b/>
+                <w:i w:val="0"/>
+                <w:sz w:val="18"/>
+              </w:rPr>
+              <w:t>VVEEPP</w:t>
+            </w:r>
+          </w:p>
+        </w:tc>
+        <w:tc>
+          <w:tcPr>
+            <w:tcW w:type="dxa" w:w="5112"/>
+          </w:tcPr>
+          <w:p>
+            <w:pPr>
+              <w:spacing w:after="40"/>
+            </w:pPr>
+            <w:r>
+              <w:rPr>
+                <w:sz w:val="18"/>
+              </w:rPr>
+            </w:r>
+            <w:r>
+              <w:rPr>
+                <w:b w:val="0"/>
+                <w:i w:val="0"/>
+                <w:sz w:val="18"/>
+              </w:rPr>
+              <w:t>VISUAL ACUITY · VISUAL FIELDS · EXTERNAL EXAM · EXTRAOCULAR MOVEMENTS · PUPILS · PRESSURE.</w:t>
+            </w:r>
+          </w:p>
+        </w:tc>
+      </w:tr>
+      <w:tr>
+        <w:tc>
+          <w:tcPr>
+            <w:tcW w:type="dxa" w:w="5112"/>
+            <w:shd w:val="clear" w:color="auto" w:fill="F1EEEF"/>
+          </w:tcPr>
+          <w:p>
+            <w:pPr>
+              <w:spacing w:after="40"/>
+            </w:pPr>
+            <w:r>
+              <w:rPr>
+                <w:b/>
+                <w:sz w:val="18"/>
+              </w:rPr>
+            </w:r>
+            <w:r>
+              <w:rPr>
+                <w:b/>
+                <w:i w:val="0"/>
+                <w:sz w:val="18"/>
+              </w:rPr>
+              <w:t>Visual acuity</w:t>
+            </w:r>
+          </w:p>
+        </w:tc>
+        <w:tc>
+          <w:tcPr>
+            <w:tcW w:type="dxa" w:w="5112"/>
+          </w:tcPr>
+          <w:p>
+            <w:pPr>
+              <w:spacing w:after="40"/>
+            </w:pPr>
+            <w:r>
+              <w:rPr>
+                <w:sz w:val="18"/>
+              </w:rPr>
+            </w:r>
+            <w:r>
+              <w:rPr>
+                <w:b w:val="0"/>
+                <w:i w:val="0"/>
+                <w:sz w:val="18"/>
+              </w:rPr>
+              <w:t>INDICATION: EVERY EYE COMPLAINT. Snellen DISTANCE, Rosenbaum NEAR. Test BEST-CORRECTED; add PINHOLE if reduced. UNILATERAL loss → optic nerve/ocular. BILATERAL → systemic/intracranial.</w:t>
+            </w:r>
+          </w:p>
+        </w:tc>
+      </w:tr>
+      <w:tr>
+        <w:tc>
+          <w:tcPr>
+            <w:tcW w:type="dxa" w:w="5112"/>
+            <w:shd w:val="clear" w:color="auto" w:fill="F1EEEF"/>
+          </w:tcPr>
+          <w:p>
+            <w:pPr>
+              <w:spacing w:after="40"/>
+            </w:pPr>
+            <w:r>
+              <w:rPr>
+                <w:b/>
+                <w:sz w:val="18"/>
+              </w:rPr>
+            </w:r>
+            <w:r>
+              <w:rPr>
+                <w:b/>
+                <w:i w:val="0"/>
+                <w:sz w:val="18"/>
+              </w:rPr>
+              <w:t>Pinhole</w:t>
+            </w:r>
+          </w:p>
+        </w:tc>
+        <w:tc>
+          <w:tcPr>
+            <w:tcW w:type="dxa" w:w="5112"/>
+          </w:tcPr>
+          <w:p>
+            <w:pPr>
+              <w:spacing w:after="40"/>
+            </w:pPr>
+            <w:r>
+              <w:rPr>
+                <w:sz w:val="18"/>
+              </w:rPr>
+            </w:r>
+            <w:r>
+              <w:rPr>
+                <w:b w:val="0"/>
+                <w:i w:val="0"/>
+                <w:sz w:val="18"/>
+              </w:rPr>
+              <w:t>Blocks PERIPHERAL light, focuses CENTRAL rays on the retina. CORRECTS → REFRACTIVE. DOES NOT CORRECT OR WORSENS → EYE PATHOLOGY.</w:t>
+            </w:r>
+          </w:p>
+        </w:tc>
+      </w:tr>
+      <w:tr>
+        <w:tc>
+          <w:tcPr>
+            <w:tcW w:type="dxa" w:w="5112"/>
+            <w:shd w:val="clear" w:color="auto" w:fill="F1EEEF"/>
+          </w:tcPr>
+          <w:p>
+            <w:pPr>
+              <w:spacing w:after="40"/>
+            </w:pPr>
+            <w:r>
+              <w:rPr>
+                <w:b/>
+                <w:sz w:val="18"/>
+              </w:rPr>
+            </w:r>
+            <w:r>
+              <w:rPr>
+                <w:b/>
+                <w:i w:val="0"/>
+                <w:sz w:val="18"/>
+              </w:rPr>
+              <w:t>Visual field patterns</w:t>
+            </w:r>
+          </w:p>
+        </w:tc>
+        <w:tc>
+          <w:tcPr>
+            <w:tcW w:type="dxa" w:w="5112"/>
+          </w:tcPr>
+          <w:p>
+            <w:pPr>
+              <w:spacing w:after="40"/>
+            </w:pPr>
+            <w:r>
+              <w:rPr>
+                <w:sz w:val="18"/>
+              </w:rPr>
+            </w:r>
+            <w:r>
+              <w:rPr>
+                <w:b w:val="0"/>
+                <w:i w:val="0"/>
+                <w:sz w:val="18"/>
+              </w:rPr>
+              <w:t>CENTRAL SCOTOMA → macula/optic nerve. PERIPHERAL LOSS → GLAUCOMA. BITEMPORAL HEMIANOPIA → CHIASMAL (pituitary). HOMONYMOUS HEMIANOPIA → RETROCHIASMAL (?stroke). Bedside = CONFRONTATION; formal = PERIMETRY or AMSLER GRID.</w:t>
+            </w:r>
+          </w:p>
+        </w:tc>
+      </w:tr>
+      <w:tr>
+        <w:tc>
+          <w:tcPr>
+            <w:tcW w:type="dxa" w:w="5112"/>
+            <w:shd w:val="clear" w:color="auto" w:fill="F1EEEF"/>
+          </w:tcPr>
+          <w:p>
+            <w:pPr>
+              <w:spacing w:after="40"/>
+            </w:pPr>
+            <w:r>
+              <w:rPr>
+                <w:b/>
+                <w:sz w:val="18"/>
+              </w:rPr>
+            </w:r>
+            <w:r>
+              <w:rPr>
+                <w:b/>
+                <w:i w:val="0"/>
+                <w:sz w:val="18"/>
+              </w:rPr>
+              <w:t>Fluorescein</w:t>
+            </w:r>
+          </w:p>
+        </w:tc>
+        <w:tc>
+          <w:tcPr>
+            <w:tcW w:type="dxa" w:w="5112"/>
+          </w:tcPr>
+          <w:p>
+            <w:pPr>
+              <w:spacing w:after="40"/>
+            </w:pPr>
+            <w:r>
+              <w:rPr>
+                <w:sz w:val="18"/>
+              </w:rPr>
+            </w:r>
+            <w:r>
+              <w:rPr>
+                <w:b w:val="0"/>
+                <w:i w:val="0"/>
+                <w:sz w:val="18"/>
+              </w:rPr>
+              <w:t>Cobalt-BLUE light, AFTER a topical anesthetic. LINEAR → ABRASION. BRANCHING/DENDRITIC → HERPETIC KERATITIS. FIXED DENSE STAINING or OPACITY → ULCER, URGENT REFERRAL. Indications: eye pain, foreign-body sensation, trauma, contact lenses, red eye.</w:t>
+            </w:r>
+          </w:p>
+        </w:tc>
+      </w:tr>
+      <w:tr>
+        <w:tc>
+          <w:tcPr>
+            <w:tcW w:type="dxa" w:w="5112"/>
+            <w:shd w:val="clear" w:color="auto" w:fill="F1EEEF"/>
+          </w:tcPr>
+          <w:p>
+            <w:pPr>
+              <w:spacing w:after="40"/>
+            </w:pPr>
+            <w:r>
+              <w:rPr>
+                <w:b/>
+                <w:sz w:val="18"/>
+              </w:rPr>
+            </w:r>
+            <w:r>
+              <w:rPr>
+                <w:b/>
+                <w:i w:val="0"/>
+                <w:sz w:val="18"/>
+              </w:rPr>
+              <w:t>Tonometry</w:t>
+            </w:r>
+          </w:p>
+        </w:tc>
+        <w:tc>
+          <w:tcPr>
+            <w:tcW w:type="dxa" w:w="5112"/>
+          </w:tcPr>
+          <w:p>
+            <w:pPr>
+              <w:spacing w:after="40"/>
+            </w:pPr>
+            <w:r>
+              <w:rPr>
+                <w:sz w:val="18"/>
+              </w:rPr>
+            </w:r>
+            <w:r>
+              <w:rPr>
+                <w:b w:val="0"/>
+                <w:i w:val="0"/>
+                <w:sz w:val="18"/>
+              </w:rPr>
+              <w:t>Normal intraocular pressure 10–21 mm Hg. ACUTE ANGLE-CLOSURE GLAUCOMA IS AN OPHTHALMOLOGIC EMERGENCY. PRESSURE ALONE IS INSUFFICIENT — most OPEN-ANGLE glaucoma has NORMAL pressure, and readings vary with CORNEAL THICKNESS.</w:t>
+            </w:r>
+          </w:p>
+        </w:tc>
+      </w:tr>
+      <w:tr>
+        <w:tc>
+          <w:tcPr>
+            <w:tcW w:type="dxa" w:w="5112"/>
+            <w:shd w:val="clear" w:color="auto" w:fill="F1EEEF"/>
+          </w:tcPr>
+          <w:p>
+            <w:pPr>
+              <w:spacing w:after="40"/>
+            </w:pPr>
+            <w:r>
+              <w:rPr>
+                <w:b/>
+                <w:sz w:val="18"/>
+              </w:rPr>
+            </w:r>
+            <w:r>
+              <w:rPr>
+                <w:b/>
+                <w:i w:val="0"/>
+                <w:sz w:val="18"/>
+              </w:rPr>
+              <w:t>Optic disc cupping</w:t>
+            </w:r>
+          </w:p>
+        </w:tc>
+        <w:tc>
+          <w:tcPr>
+            <w:tcW w:type="dxa" w:w="5112"/>
+          </w:tcPr>
+          <w:p>
+            <w:pPr>
+              <w:spacing w:after="40"/>
+            </w:pPr>
+            <w:r>
+              <w:rPr>
+                <w:sz w:val="18"/>
+              </w:rPr>
+            </w:r>
+            <w:r>
+              <w:rPr>
+                <w:b w:val="0"/>
+                <w:i w:val="0"/>
+                <w:sz w:val="18"/>
+              </w:rPr>
+              <w:t>Normal cup-to-disc ~0.3; GLAUCOMATOUS &gt;0.7. Glaucomatous disc is EXCAVATED, NOT MERELY PALE — that is what separates it from other optic atrophies. Lamina cribrosa collapse.</w:t>
+            </w:r>
+          </w:p>
+        </w:tc>
+      </w:tr>
+      <w:tr>
+        <w:tc>
+          <w:tcPr>
+            <w:tcW w:type="dxa" w:w="5112"/>
+            <w:shd w:val="clear" w:color="auto" w:fill="F1EEEF"/>
+          </w:tcPr>
+          <w:p>
+            <w:pPr>
+              <w:spacing w:after="40"/>
+            </w:pPr>
+            <w:r>
+              <w:rPr>
+                <w:b/>
+                <w:sz w:val="18"/>
+              </w:rPr>
+            </w:r>
+            <w:r>
+              <w:rPr>
+                <w:b/>
+                <w:i w:val="0"/>
+                <w:sz w:val="18"/>
+              </w:rPr>
+              <w:t>Ocular hypertension vs glaucoma</w:t>
+            </w:r>
+          </w:p>
+        </w:tc>
+        <w:tc>
+          <w:tcPr>
+            <w:tcW w:type="dxa" w:w="5112"/>
+          </w:tcPr>
+          <w:p>
+            <w:pPr>
+              <w:spacing w:after="40"/>
+            </w:pPr>
+            <w:r>
+              <w:rPr>
+                <w:sz w:val="18"/>
+              </w:rPr>
+            </w:r>
+            <w:r>
+              <w:rPr>
+                <w:b w:val="0"/>
+                <w:i w:val="0"/>
+                <w:sz w:val="18"/>
+              </w:rPr>
+              <w:t>OCULAR HYPERTENSION = raised pressure, NO optic damage, NORMAL fields — a RISK FACTOR. GLAUCOMA = raised pressure WITH OPTIC NERVE DAMAGE.</w:t>
+            </w:r>
+          </w:p>
+        </w:tc>
+      </w:tr>
+    </w:tbl>
+    <w:p>
+      <w:pPr>
+        <w:spacing w:after="80"/>
+      </w:pPr>
+    </w:p>
+    <w:p>
+      <w:pPr>
+        <w:pStyle w:val="Heading1"/>
+        <w:spacing w:before="280" w:after="100"/>
+      </w:pPr>
+      <w:r>
+        <w:rPr>
+          <w:rFonts w:ascii="Georgia" w:hAnsi="Georgia"/>
+          <w:color w:val="17494B"/>
+        </w:rPr>
+        <w:t>Throat, Hearing &amp; the Tympanogram</w:t>
+      </w:r>
+    </w:p>
+    <w:tbl>
+      <w:tblPr>
+        <w:tblStyle w:val="TableGrid"/>
+        <w:tblW w:type="auto" w:w="0"/>
+        <w:jc w:val="center"/>
+        <w:tblLook w:firstColumn="1" w:firstRow="1" w:lastColumn="0" w:lastRow="0" w:noHBand="0" w:noVBand="1" w:val="04A0"/>
+        <w:tblBorders>
+          <w:top w:val="single" w:sz="4" w:space="0" w:color="D8D2D4"/>
+          <w:left w:val="single" w:sz="4" w:space="0" w:color="D8D2D4"/>
+          <w:bottom w:val="single" w:sz="4" w:space="0" w:color="D8D2D4"/>
+          <w:right w:val="single" w:sz="4" w:space="0" w:color="D8D2D4"/>
+          <w:insideH w:val="single" w:sz="4" w:space="0" w:color="D8D2D4"/>
+          <w:insideV w:val="single" w:sz="4" w:space="0" w:color="D8D2D4"/>
+        </w:tblBorders>
+      </w:tblPr>
+      <w:tblGrid>
+        <w:gridCol w:w="5112"/>
+        <w:gridCol w:w="5112"/>
+      </w:tblGrid>
+      <w:tr>
+        <w:tc>
+          <w:tcPr>
+            <w:tcW w:type="dxa" w:w="5112"/>
+            <w:shd w:val="clear" w:color="auto" w:fill="17494B"/>
+          </w:tcPr>
+          <w:p>
+            <w:pPr>
+              <w:spacing w:after="40"/>
+            </w:pPr>
+            <w:r>
+              <w:rPr>
+                <w:b/>
+                <w:color w:val="FFFFFF"/>
+                <w:sz w:val="18"/>
+              </w:rPr>
+            </w:r>
+            <w:r>
+              <w:rPr>
+                <w:b/>
+                <w:i w:val="0"/>
+                <w:color w:val="FFFFFF"/>
+                <w:sz w:val="18"/>
+              </w:rPr>
+              <w:t>Term</w:t>
+            </w:r>
+          </w:p>
+        </w:tc>
+        <w:tc>
+          <w:tcPr>
+            <w:tcW w:type="dxa" w:w="5112"/>
+            <w:shd w:val="clear" w:color="auto" w:fill="17494B"/>
+          </w:tcPr>
+          <w:p>
+            <w:pPr>
+              <w:spacing w:after="40"/>
+            </w:pPr>
+            <w:r>
+              <w:rPr>
+                <w:b/>
+                <w:color w:val="FFFFFF"/>
+                <w:sz w:val="18"/>
+              </w:rPr>
+            </w:r>
+            <w:r>
+              <w:rPr>
+                <w:b/>
+                <w:i w:val="0"/>
+                <w:color w:val="FFFFFF"/>
+                <w:sz w:val="18"/>
+              </w:rPr>
+              <w:t>What you need to know</w:t>
+            </w:r>
+          </w:p>
+        </w:tc>
+      </w:tr>
+      <w:tr>
+        <w:tc>
+          <w:tcPr>
+            <w:tcW w:type="dxa" w:w="5112"/>
+            <w:shd w:val="clear" w:color="auto" w:fill="F1EEEF"/>
+          </w:tcPr>
+          <w:p>
+            <w:pPr>
+              <w:spacing w:after="40"/>
+            </w:pPr>
+            <w:r>
+              <w:rPr>
+                <w:b/>
+                <w:sz w:val="18"/>
+              </w:rPr>
+            </w:r>
+            <w:r>
+              <w:rPr>
+                <w:b/>
+                <w:i w:val="0"/>
+                <w:sz w:val="18"/>
+              </w:rPr>
+              <w:t>Rapid strep vs throat culture</w:t>
+            </w:r>
+          </w:p>
+        </w:tc>
+        <w:tc>
+          <w:tcPr>
+            <w:tcW w:type="dxa" w:w="5112"/>
+          </w:tcPr>
+          <w:p>
+            <w:pPr>
+              <w:spacing w:after="40"/>
+            </w:pPr>
+            <w:r>
+              <w:rPr>
+                <w:sz w:val="18"/>
+              </w:rPr>
+            </w:r>
+            <w:r>
+              <w:rPr>
+                <w:b w:val="0"/>
+                <w:i w:val="0"/>
+                <w:sz w:val="18"/>
+              </w:rPr>
+              <w:t>RADT: fast, point-of-care, SENSITIVITY ONLY 70–90% → FALSE NEGATIVES. CULTURE: GOLD STANDARD, highest sensitivity, but DELAYED 24–48 HOURS.</w:t>
+            </w:r>
+          </w:p>
+        </w:tc>
+      </w:tr>
+      <w:tr>
+        <w:tc>
+          <w:tcPr>
+            <w:tcW w:type="dxa" w:w="5112"/>
+            <w:shd w:val="clear" w:color="auto" w:fill="F1EEEF"/>
+          </w:tcPr>
+          <w:p>
+            <w:pPr>
+              <w:spacing w:after="40"/>
+            </w:pPr>
+            <w:r>
+              <w:rPr>
+                <w:b/>
+                <w:sz w:val="18"/>
+              </w:rPr>
+            </w:r>
+            <w:r>
+              <w:rPr>
+                <w:b/>
+                <w:i w:val="0"/>
+                <w:sz w:val="18"/>
+              </w:rPr>
+              <w:t>The two pearls</w:t>
+            </w:r>
+          </w:p>
+        </w:tc>
+        <w:tc>
+          <w:tcPr>
+            <w:tcW w:type="dxa" w:w="5112"/>
+          </w:tcPr>
+          <w:p>
+            <w:pPr>
+              <w:spacing w:after="40"/>
+            </w:pPr>
+            <w:r>
+              <w:rPr>
+                <w:sz w:val="18"/>
+              </w:rPr>
+            </w:r>
+            <w:r>
+              <w:rPr>
+                <w:b w:val="0"/>
+                <w:i w:val="0"/>
+                <w:sz w:val="18"/>
+              </w:rPr>
+              <w:t>A NEGATIVE RADT IN A CHILD should be confirmed by CULTURE — NOT routinely required in adults. DO NOT USE ANTISTREPTOCOCCAL ANTIBODY (ASO) TITRES to diagnose ACUTE pharyngitis.</w:t>
+            </w:r>
+          </w:p>
+        </w:tc>
+      </w:tr>
+      <w:tr>
+        <w:tc>
+          <w:tcPr>
+            <w:tcW w:type="dxa" w:w="5112"/>
+            <w:shd w:val="clear" w:color="auto" w:fill="F1EEEF"/>
+          </w:tcPr>
+          <w:p>
+            <w:pPr>
+              <w:spacing w:after="40"/>
+            </w:pPr>
+            <w:r>
+              <w:rPr>
+                <w:b/>
+                <w:sz w:val="18"/>
+              </w:rPr>
+            </w:r>
+            <w:r>
+              <w:rPr>
+                <w:b/>
+                <w:i w:val="0"/>
+                <w:sz w:val="18"/>
+              </w:rPr>
+              <w:t>Audiometry</w:t>
+            </w:r>
+          </w:p>
+        </w:tc>
+        <w:tc>
+          <w:tcPr>
+            <w:tcW w:type="dxa" w:w="5112"/>
+          </w:tcPr>
+          <w:p>
+            <w:pPr>
+              <w:spacing w:after="40"/>
+            </w:pPr>
+            <w:r>
+              <w:rPr>
+                <w:sz w:val="18"/>
+              </w:rPr>
+            </w:r>
+            <w:r>
+              <w:rPr>
+                <w:b w:val="0"/>
+                <w:i w:val="0"/>
+                <w:sz w:val="18"/>
+              </w:rPr>
+              <w:t>Quantifies DEGREE AND TYPE — CONDUCTIVE vs SENSORINEURAL — AFTER abnormal physical exam. Indications: suspected/confirmed loss, PERSISTENT otitis media with effusion, ASYMMETRIC loss (to screen for RETROCOCHLEAR pathology).</w:t>
+            </w:r>
+          </w:p>
+        </w:tc>
+      </w:tr>
+      <w:tr>
+        <w:tc>
+          <w:tcPr>
+            <w:tcW w:type="dxa" w:w="5112"/>
+            <w:shd w:val="clear" w:color="auto" w:fill="F1EEEF"/>
+          </w:tcPr>
+          <w:p>
+            <w:pPr>
+              <w:spacing w:after="40"/>
+            </w:pPr>
+            <w:r>
+              <w:rPr>
+                <w:b/>
+                <w:sz w:val="18"/>
+              </w:rPr>
+            </w:r>
+            <w:r>
+              <w:rPr>
+                <w:b/>
+                <w:i w:val="0"/>
+                <w:sz w:val="18"/>
+              </w:rPr>
+              <w:t>The two audiometry numbers</w:t>
+            </w:r>
+          </w:p>
+        </w:tc>
+        <w:tc>
+          <w:tcPr>
+            <w:tcW w:type="dxa" w:w="5112"/>
+          </w:tcPr>
+          <w:p>
+            <w:pPr>
+              <w:spacing w:after="40"/>
+            </w:pPr>
+            <w:r>
+              <w:rPr>
+                <w:sz w:val="18"/>
+              </w:rPr>
+            </w:r>
+            <w:r>
+              <w:rPr>
+                <w:b w:val="0"/>
+                <w:i w:val="0"/>
+                <w:sz w:val="18"/>
+              </w:rPr>
+              <w:t>AIR–BONE GAP ≥10 dB correlates with MIDDLE-EAR FLUID. Primary-care FAIL = &gt;20 dB HL at ≥1 FREQUENCY.</w:t>
+            </w:r>
+          </w:p>
+        </w:tc>
+      </w:tr>
+      <w:tr>
+        <w:tc>
+          <w:tcPr>
+            <w:tcW w:type="dxa" w:w="5112"/>
+            <w:shd w:val="clear" w:color="auto" w:fill="F1EEEF"/>
+          </w:tcPr>
+          <w:p>
+            <w:pPr>
+              <w:spacing w:after="40"/>
+            </w:pPr>
+            <w:r>
+              <w:rPr>
+                <w:b/>
+                <w:sz w:val="18"/>
+              </w:rPr>
+            </w:r>
+            <w:r>
+              <w:rPr>
+                <w:b/>
+                <w:i w:val="0"/>
+                <w:sz w:val="18"/>
+              </w:rPr>
+              <w:t>Pure tone audiometry</w:t>
+            </w:r>
+          </w:p>
+        </w:tc>
+        <w:tc>
+          <w:tcPr>
+            <w:tcW w:type="dxa" w:w="5112"/>
+          </w:tcPr>
+          <w:p>
+            <w:pPr>
+              <w:spacing w:after="40"/>
+            </w:pPr>
+            <w:r>
+              <w:rPr>
+                <w:sz w:val="18"/>
+              </w:rPr>
+            </w:r>
+            <w:r>
+              <w:rPr>
+                <w:b w:val="0"/>
+                <w:i w:val="0"/>
+                <w:sz w:val="18"/>
+              </w:rPr>
+              <w:t>Screening presents at UPPER LIMITS OF NORMAL: 25–30 dB ADULTS, 15–20 dB CHILDREN. THRESHOLD = softest sound heard at each frequency 50% OF THE TIME. Audiogram: INTENSITY on the VERTICAL axis; RIGHT = RED CIRCLE, LEFT = BLUE X. Bone conduction vibrates through FOREHEAD or MASTOID. WE LOSE HIGH FREQUENCIES FIRST (presbycusis).</w:t>
+            </w:r>
+          </w:p>
+        </w:tc>
+      </w:tr>
+      <w:tr>
+        <w:tc>
+          <w:tcPr>
+            <w:tcW w:type="dxa" w:w="5112"/>
+            <w:shd w:val="clear" w:color="auto" w:fill="F1EEEF"/>
+          </w:tcPr>
+          <w:p>
+            <w:pPr>
+              <w:spacing w:after="40"/>
+            </w:pPr>
+            <w:r>
+              <w:rPr>
+                <w:b/>
+                <w:sz w:val="18"/>
+              </w:rPr>
+            </w:r>
+            <w:r>
+              <w:rPr>
+                <w:b/>
+                <w:i w:val="0"/>
+                <w:sz w:val="18"/>
+              </w:rPr>
+              <w:t>Tympanometry mechanics</w:t>
+            </w:r>
+          </w:p>
+        </w:tc>
+        <w:tc>
+          <w:tcPr>
+            <w:tcW w:type="dxa" w:w="5112"/>
+          </w:tcPr>
+          <w:p>
+            <w:pPr>
+              <w:spacing w:after="40"/>
+            </w:pPr>
+            <w:r>
+              <w:rPr>
+                <w:sz w:val="18"/>
+              </w:rPr>
+            </w:r>
+            <w:r>
+              <w:rPr>
+                <w:b w:val="0"/>
+                <w:i w:val="0"/>
+                <w:sz w:val="18"/>
+              </w:rPr>
+              <w:t>Varies AIR PRESSURE IN THE EXTERNAL CANAL, measures REFLECTED ENERGY. THE LESS COMPLIANT THE SYSTEM, THE GREATER THE INTENSITY REFLECTED BACK. Pressure = HORIZONTAL axis, compliance = VERTICAL. Normal peak 50 mm H2O.</w:t>
+            </w:r>
+          </w:p>
+        </w:tc>
+      </w:tr>
+      <w:tr>
+        <w:tc>
+          <w:tcPr>
+            <w:tcW w:type="dxa" w:w="5112"/>
+            <w:shd w:val="clear" w:color="auto" w:fill="F1EEEF"/>
+          </w:tcPr>
+          <w:p>
+            <w:pPr>
+              <w:spacing w:after="40"/>
+            </w:pPr>
+            <w:r>
+              <w:rPr>
+                <w:b/>
+                <w:sz w:val="18"/>
+              </w:rPr>
+            </w:r>
+            <w:r>
+              <w:rPr>
+                <w:b/>
+                <w:i w:val="0"/>
+                <w:sz w:val="18"/>
+              </w:rPr>
+              <w:t>TYMPANOGRAM TYPES</w:t>
+            </w:r>
+          </w:p>
+        </w:tc>
+        <w:tc>
+          <w:tcPr>
+            <w:tcW w:type="dxa" w:w="5112"/>
+          </w:tcPr>
+          <w:p>
+            <w:pPr>
+              <w:spacing w:after="40"/>
+            </w:pPr>
+            <w:r>
+              <w:rPr>
+                <w:sz w:val="18"/>
+              </w:rPr>
+            </w:r>
+            <w:r>
+              <w:rPr>
+                <w:b w:val="0"/>
+                <w:i w:val="0"/>
+                <w:sz w:val="18"/>
+              </w:rPr>
+              <w:t>A = NORMAL (also typical of SENSORINEURAL loss with a normal middle ear). B = RESTRICTED MOBILITY. C = SIGNIFICANT NEGATIVE PRESSURE (eustachian tube dysfunction), significant for treatment BELOW −200 mm H2O. AS = normal pressure, REDUCED mobility (S = stiff/shallow; ossicular fixation, tympanosclerosis). AD = normal pressure, HYPERmobility (flaccid membrane, disarticulation).</w:t>
+            </w:r>
+          </w:p>
+        </w:tc>
+      </w:tr>
+      <w:tr>
+        <w:tc>
+          <w:tcPr>
+            <w:tcW w:type="dxa" w:w="5112"/>
+            <w:shd w:val="clear" w:color="auto" w:fill="F1EEEF"/>
+          </w:tcPr>
+          <w:p>
+            <w:pPr>
+              <w:spacing w:after="40"/>
+            </w:pPr>
+            <w:r>
+              <w:rPr>
+                <w:b/>
+                <w:sz w:val="18"/>
+              </w:rPr>
+            </w:r>
+            <w:r>
+              <w:rPr>
+                <w:b/>
+                <w:i w:val="0"/>
+                <w:sz w:val="18"/>
+              </w:rPr>
+              <w:t>The flat tympanogram split</w:t>
+            </w:r>
+          </w:p>
+        </w:tc>
+        <w:tc>
+          <w:tcPr>
+            <w:tcW w:type="dxa" w:w="5112"/>
+          </w:tcPr>
+          <w:p>
+            <w:pPr>
+              <w:spacing w:after="40"/>
+            </w:pPr>
+            <w:r>
+              <w:rPr>
+                <w:sz w:val="18"/>
+              </w:rPr>
+            </w:r>
+            <w:r>
+              <w:rPr>
+                <w:b w:val="0"/>
+                <w:i w:val="0"/>
+                <w:sz w:val="18"/>
+              </w:rPr>
+              <w:t>FLAT + HIGH CANAL VOLUME → PERFORATION or PATENT TUBE. FLAT + NORMAL VOLUME → MIDDLE-EAR EFFUSION. That one number is the whole difference.</w:t>
+            </w:r>
+          </w:p>
+        </w:tc>
+      </w:tr>
+      <w:tr>
+        <w:tc>
+          <w:tcPr>
+            <w:tcW w:type="dxa" w:w="5112"/>
+            <w:shd w:val="clear" w:color="auto" w:fill="F1EEEF"/>
+          </w:tcPr>
+          <w:p>
+            <w:pPr>
+              <w:spacing w:after="40"/>
+            </w:pPr>
+            <w:r>
+              <w:rPr>
+                <w:b/>
+                <w:sz w:val="18"/>
+              </w:rPr>
+            </w:r>
+            <w:r>
+              <w:rPr>
+                <w:b/>
+                <w:i w:val="0"/>
+                <w:sz w:val="18"/>
+              </w:rPr>
+              <w:t>_skip_ — she said she will NOT ask this</w:t>
+            </w:r>
+          </w:p>
+        </w:tc>
+        <w:tc>
+          <w:tcPr>
+            <w:tcW w:type="dxa" w:w="5112"/>
+          </w:tcPr>
+          <w:p>
+            <w:pPr>
+              <w:spacing w:after="40"/>
+            </w:pPr>
+            <w:r>
+              <w:rPr>
+                <w:sz w:val="18"/>
+              </w:rPr>
+            </w:r>
+            <w:r>
+              <w:rPr>
+                <w:b w:val="0"/>
+                <w:i w:val="0"/>
+                <w:sz w:val="18"/>
+              </w:rPr>
+              <w:t>The ANIMAL HEARING RANGES figure. Verbatim at 1:00:43: “I’m not going to ask you to be like, what is the range of the killer whale.” It is there to show how wide human hearing is, nothing more.</w:t>
+            </w:r>
+          </w:p>
+        </w:tc>
+      </w:tr>
+    </w:tbl>
+    <w:p>
+      <w:pPr>
+        <w:spacing w:after="80"/>
+      </w:pPr>
+    </w:p>
+    <w:p>
+      <w:pPr>
+        <w:pStyle w:val="Heading1"/>
+        <w:spacing w:before="280" w:after="100"/>
+      </w:pPr>
+      <w:r>
+        <w:rPr>
+          <w:rFonts w:ascii="Georgia" w:hAnsi="Georgia"/>
+          <w:color w:val="17494B"/>
+        </w:rPr>
+        <w:t>Head &amp; Neck Imaging</w:t>
+      </w:r>
+    </w:p>
+    <w:tbl>
+      <w:tblPr>
+        <w:tblStyle w:val="TableGrid"/>
+        <w:tblW w:type="auto" w:w="0"/>
+        <w:jc w:val="center"/>
+        <w:tblLook w:firstColumn="1" w:firstRow="1" w:lastColumn="0" w:lastRow="0" w:noHBand="0" w:noVBand="1" w:val="04A0"/>
+        <w:tblBorders>
+          <w:top w:val="single" w:sz="4" w:space="0" w:color="D8D2D4"/>
+          <w:left w:val="single" w:sz="4" w:space="0" w:color="D8D2D4"/>
+          <w:bottom w:val="single" w:sz="4" w:space="0" w:color="D8D2D4"/>
+          <w:right w:val="single" w:sz="4" w:space="0" w:color="D8D2D4"/>
+          <w:insideH w:val="single" w:sz="4" w:space="0" w:color="D8D2D4"/>
+          <w:insideV w:val="single" w:sz="4" w:space="0" w:color="D8D2D4"/>
+        </w:tblBorders>
+      </w:tblPr>
+      <w:tblGrid>
+        <w:gridCol w:w="5112"/>
+        <w:gridCol w:w="5112"/>
+      </w:tblGrid>
+      <w:tr>
+        <w:tc>
+          <w:tcPr>
+            <w:tcW w:type="dxa" w:w="5112"/>
+            <w:shd w:val="clear" w:color="auto" w:fill="17494B"/>
+          </w:tcPr>
+          <w:p>
+            <w:pPr>
+              <w:spacing w:after="40"/>
+            </w:pPr>
+            <w:r>
+              <w:rPr>
+                <w:b/>
+                <w:color w:val="FFFFFF"/>
+                <w:sz w:val="18"/>
+              </w:rPr>
+            </w:r>
+            <w:r>
+              <w:rPr>
+                <w:b/>
+                <w:i w:val="0"/>
+                <w:color w:val="FFFFFF"/>
+                <w:sz w:val="18"/>
+              </w:rPr>
+              <w:t>Term</w:t>
+            </w:r>
+          </w:p>
+        </w:tc>
+        <w:tc>
+          <w:tcPr>
+            <w:tcW w:type="dxa" w:w="5112"/>
+            <w:shd w:val="clear" w:color="auto" w:fill="17494B"/>
+          </w:tcPr>
+          <w:p>
+            <w:pPr>
+              <w:spacing w:after="40"/>
+            </w:pPr>
+            <w:r>
+              <w:rPr>
+                <w:b/>
+                <w:color w:val="FFFFFF"/>
+                <w:sz w:val="18"/>
+              </w:rPr>
+            </w:r>
+            <w:r>
+              <w:rPr>
+                <w:b/>
+                <w:i w:val="0"/>
+                <w:color w:val="FFFFFF"/>
+                <w:sz w:val="18"/>
+              </w:rPr>
+              <w:t>What you need to know</w:t>
+            </w:r>
+          </w:p>
+        </w:tc>
+      </w:tr>
+      <w:tr>
+        <w:tc>
+          <w:tcPr>
+            <w:tcW w:type="dxa" w:w="5112"/>
+            <w:shd w:val="clear" w:color="auto" w:fill="F1EEEF"/>
+          </w:tcPr>
+          <w:p>
+            <w:pPr>
+              <w:spacing w:after="40"/>
+            </w:pPr>
+            <w:r>
+              <w:rPr>
+                <w:b/>
+                <w:sz w:val="18"/>
+              </w:rPr>
+            </w:r>
+            <w:r>
+              <w:rPr>
+                <w:b/>
+                <w:i w:val="0"/>
+                <w:sz w:val="18"/>
+              </w:rPr>
+              <w:t>CT vs MRI — the two pearls</w:t>
+            </w:r>
+          </w:p>
+        </w:tc>
+        <w:tc>
+          <w:tcPr>
+            <w:tcW w:type="dxa" w:w="5112"/>
+          </w:tcPr>
+          <w:p>
+            <w:pPr>
+              <w:spacing w:after="40"/>
+            </w:pPr>
+            <w:r>
+              <w:rPr>
+                <w:sz w:val="18"/>
+              </w:rPr>
+            </w:r>
+            <w:r>
+              <w:rPr>
+                <w:b w:val="0"/>
+                <w:i w:val="0"/>
+                <w:sz w:val="18"/>
+              </w:rPr>
+              <w:t>THINK CT FOR BONE, TRAUMA AND SPEED. THINK MRI FOR SOFT TISSUE, NERVES, AND TUMOUR OR INTRACRANIAL EXTENSION.</w:t>
+            </w:r>
+          </w:p>
+        </w:tc>
+      </w:tr>
+      <w:tr>
+        <w:tc>
+          <w:tcPr>
+            <w:tcW w:type="dxa" w:w="5112"/>
+            <w:shd w:val="clear" w:color="auto" w:fill="F1EEEF"/>
+          </w:tcPr>
+          <w:p>
+            <w:pPr>
+              <w:spacing w:after="40"/>
+            </w:pPr>
+            <w:r>
+              <w:rPr>
+                <w:b/>
+                <w:sz w:val="18"/>
+              </w:rPr>
+            </w:r>
+            <w:r>
+              <w:rPr>
+                <w:b/>
+                <w:i w:val="0"/>
+                <w:sz w:val="18"/>
+              </w:rPr>
+              <w:t>Contrast CT strengths</w:t>
+            </w:r>
+          </w:p>
+        </w:tc>
+        <w:tc>
+          <w:tcPr>
+            <w:tcW w:type="dxa" w:w="5112"/>
+          </w:tcPr>
+          <w:p>
+            <w:pPr>
+              <w:spacing w:after="40"/>
+            </w:pPr>
+            <w:r>
+              <w:rPr>
+                <w:sz w:val="18"/>
+              </w:rPr>
+            </w:r>
+            <w:r>
+              <w:rPr>
+                <w:b w:val="0"/>
+                <w:i w:val="0"/>
+                <w:sz w:val="18"/>
+              </w:rPr>
+              <w:t>FIRST-LINE FOR MOST ACUTE HEAD AND NECK INFECTIONS. Shows ABSCESS, OEDEMA, GAS, BONE EROSION. Strengths: calcification/bone, sinuses, ACUTE TRAUMA and ORBITAL FRACTURES, FOREIGN BODIES, and the UNSTABLE OR CLAUSTROPHOBIC patient.</w:t>
+            </w:r>
+          </w:p>
+        </w:tc>
+      </w:tr>
+      <w:tr>
+        <w:tc>
+          <w:tcPr>
+            <w:tcW w:type="dxa" w:w="5112"/>
+            <w:shd w:val="clear" w:color="auto" w:fill="F1EEEF"/>
+          </w:tcPr>
+          <w:p>
+            <w:pPr>
+              <w:spacing w:after="40"/>
+            </w:pPr>
+            <w:r>
+              <w:rPr>
+                <w:b/>
+                <w:sz w:val="18"/>
+              </w:rPr>
+            </w:r>
+            <w:r>
+              <w:rPr>
+                <w:b/>
+                <w:i w:val="0"/>
+                <w:sz w:val="18"/>
+              </w:rPr>
+              <w:t>MRI strengths</w:t>
+            </w:r>
+          </w:p>
+        </w:tc>
+        <w:tc>
+          <w:tcPr>
+            <w:tcW w:type="dxa" w:w="5112"/>
+          </w:tcPr>
+          <w:p>
+            <w:pPr>
+              <w:spacing w:after="40"/>
+            </w:pPr>
+            <w:r>
+              <w:rPr>
+                <w:sz w:val="18"/>
+              </w:rPr>
+            </w:r>
+            <w:r>
+              <w:rPr>
+                <w:b w:val="0"/>
+                <w:i w:val="0"/>
+                <w:sz w:val="18"/>
+              </w:rPr>
+              <w:t>SUPERIOR SOFT-TISSUE CONTRAST, NO IONIZING RADIATION, INTRACRANIAL/ORBITAL EXTENSION, PERINEURAL SPREAD, SKULL BASE, TUMOURS.</w:t>
+            </w:r>
+          </w:p>
+        </w:tc>
+      </w:tr>
+      <w:tr>
+        <w:tc>
+          <w:tcPr>
+            <w:tcW w:type="dxa" w:w="5112"/>
+            <w:shd w:val="clear" w:color="auto" w:fill="F1EEEF"/>
+          </w:tcPr>
+          <w:p>
+            <w:pPr>
+              <w:spacing w:after="40"/>
+            </w:pPr>
+            <w:r>
+              <w:rPr>
+                <w:b/>
+                <w:sz w:val="18"/>
+              </w:rPr>
+            </w:r>
+            <w:r>
+              <w:rPr>
+                <w:b/>
+                <w:i w:val="0"/>
+                <w:sz w:val="18"/>
+              </w:rPr>
+              <w:t>NO IMAGING NEEDED</w:t>
+            </w:r>
+          </w:p>
+        </w:tc>
+        <w:tc>
+          <w:tcPr>
+            <w:tcW w:type="dxa" w:w="5112"/>
+          </w:tcPr>
+          <w:p>
+            <w:pPr>
+              <w:spacing w:after="40"/>
+            </w:pPr>
+            <w:r>
+              <w:rPr>
+                <w:sz w:val="18"/>
+              </w:rPr>
+            </w:r>
+            <w:r>
+              <w:rPr>
+                <w:b w:val="0"/>
+                <w:i w:val="0"/>
+                <w:sz w:val="18"/>
+              </w:rPr>
+              <w:t>UNCOMPLICATED ACUTE RHINOSINUSITIS · OTITIS · SIMPLE SOFT-TISSUE INFECTIONS.</w:t>
+            </w:r>
+          </w:p>
+        </w:tc>
+      </w:tr>
+      <w:tr>
+        <w:tc>
+          <w:tcPr>
+            <w:tcW w:type="dxa" w:w="5112"/>
+            <w:shd w:val="clear" w:color="auto" w:fill="F1EEEF"/>
+          </w:tcPr>
+          <w:p>
+            <w:pPr>
+              <w:spacing w:after="40"/>
+            </w:pPr>
+            <w:r>
+              <w:rPr>
+                <w:b/>
+                <w:sz w:val="18"/>
+              </w:rPr>
+            </w:r>
+            <w:r>
+              <w:rPr>
+                <w:b/>
+                <w:i w:val="0"/>
+                <w:sz w:val="18"/>
+              </w:rPr>
+              <w:t>Emergency imaging triggers</w:t>
+            </w:r>
+          </w:p>
+        </w:tc>
+        <w:tc>
+          <w:tcPr>
+            <w:tcW w:type="dxa" w:w="5112"/>
+          </w:tcPr>
+          <w:p>
+            <w:pPr>
+              <w:spacing w:after="40"/>
+            </w:pPr>
+            <w:r>
+              <w:rPr>
+                <w:sz w:val="18"/>
+              </w:rPr>
+            </w:r>
+            <w:r>
+              <w:rPr>
+                <w:b w:val="0"/>
+                <w:i w:val="0"/>
+                <w:sz w:val="18"/>
+              </w:rPr>
+              <w:t>FACIAL SWELLING · PROPTOSIS · EYE SIGNS · NEURO SIGNS → contrast CT of SINUSES AND ORBITS. Also complicated sinusitis or orbital cellulitis.</w:t>
+            </w:r>
+          </w:p>
+        </w:tc>
+      </w:tr>
+      <w:tr>
+        <w:tc>
+          <w:tcPr>
+            <w:tcW w:type="dxa" w:w="5112"/>
+            <w:shd w:val="clear" w:color="auto" w:fill="F1EEEF"/>
+          </w:tcPr>
+          <w:p>
+            <w:pPr>
+              <w:spacing w:after="40"/>
+            </w:pPr>
+            <w:r>
+              <w:rPr>
+                <w:b/>
+                <w:sz w:val="18"/>
+              </w:rPr>
+            </w:r>
+            <w:r>
+              <w:rPr>
+                <w:b/>
+                <w:i w:val="0"/>
+                <w:sz w:val="18"/>
+              </w:rPr>
+              <w:t>Neck mass vs deep neck infection</w:t>
+            </w:r>
+          </w:p>
+        </w:tc>
+        <w:tc>
+          <w:tcPr>
+            <w:tcW w:type="dxa" w:w="5112"/>
+          </w:tcPr>
+          <w:p>
+            <w:pPr>
+              <w:spacing w:after="40"/>
+            </w:pPr>
+            <w:r>
+              <w:rPr>
+                <w:sz w:val="18"/>
+              </w:rPr>
+            </w:r>
+            <w:r>
+              <w:rPr>
+                <w:b w:val="0"/>
+                <w:i w:val="0"/>
+                <w:sz w:val="18"/>
+              </w:rPr>
+              <w:t>NECK MASS → ULTRASOUND FIRST (superficial/cystic vs solid, size, VASCULARITY on Doppler). DEEP NECK INFECTION → CONTRAST CT NECK, and the deck says ULTRASOUND IS NOT HELPFUL. Do not swap these.</w:t>
+            </w:r>
+          </w:p>
+        </w:tc>
+      </w:tr>
+      <w:tr>
+        <w:tc>
+          <w:tcPr>
+            <w:tcW w:type="dxa" w:w="5112"/>
+            <w:shd w:val="clear" w:color="auto" w:fill="F1EEEF"/>
+          </w:tcPr>
+          <w:p>
+            <w:pPr>
+              <w:spacing w:after="40"/>
+            </w:pPr>
+            <w:r>
+              <w:rPr>
+                <w:b/>
+                <w:sz w:val="18"/>
+              </w:rPr>
+            </w:r>
+            <w:r>
+              <w:rPr>
+                <w:b/>
+                <w:i w:val="0"/>
+                <w:sz w:val="18"/>
+              </w:rPr>
+              <w:t>Deep neck infection — the 3 questions</w:t>
+            </w:r>
+          </w:p>
+        </w:tc>
+        <w:tc>
+          <w:tcPr>
+            <w:tcW w:type="dxa" w:w="5112"/>
+          </w:tcPr>
+          <w:p>
+            <w:pPr>
+              <w:spacing w:after="40"/>
+            </w:pPr>
+            <w:r>
+              <w:rPr>
+                <w:sz w:val="18"/>
+              </w:rPr>
+            </w:r>
+            <w:r>
+              <w:rPr>
+                <w:b w:val="0"/>
+                <w:i w:val="0"/>
+                <w:sz w:val="18"/>
+              </w:rPr>
+              <w:t>Is there a DRAINABLE ABSCESS · is the AIRWAY compromised · is it SPREADING TOWARDS THE MEDIASTINUM.</w:t>
+            </w:r>
+          </w:p>
+        </w:tc>
+      </w:tr>
+      <w:tr>
+        <w:tc>
+          <w:tcPr>
+            <w:tcW w:type="dxa" w:w="5112"/>
+            <w:shd w:val="clear" w:color="auto" w:fill="F1EEEF"/>
+          </w:tcPr>
+          <w:p>
+            <w:pPr>
+              <w:spacing w:after="40"/>
+            </w:pPr>
+            <w:r>
+              <w:rPr>
+                <w:b/>
+                <w:sz w:val="18"/>
+              </w:rPr>
+            </w:r>
+            <w:r>
+              <w:rPr>
+                <w:b/>
+                <w:i w:val="0"/>
+                <w:sz w:val="18"/>
+              </w:rPr>
+              <w:t>MRI adds value for</w:t>
+            </w:r>
+          </w:p>
+        </w:tc>
+        <w:tc>
+          <w:tcPr>
+            <w:tcW w:type="dxa" w:w="5112"/>
+          </w:tcPr>
+          <w:p>
+            <w:pPr>
+              <w:spacing w:after="40"/>
+            </w:pPr>
+            <w:r>
+              <w:rPr>
+                <w:sz w:val="18"/>
+              </w:rPr>
+            </w:r>
+            <w:r>
+              <w:rPr>
+                <w:b w:val="0"/>
+                <w:i w:val="0"/>
+                <w:sz w:val="18"/>
+              </w:rPr>
+              <w:t>INTRACRANIAL EXTENSION · VASCULAR THROMBOSIS (LEMIERRE) · OSTEOMYELITIS.</w:t>
+            </w:r>
+          </w:p>
+        </w:tc>
+      </w:tr>
+      <w:tr>
+        <w:tc>
+          <w:tcPr>
+            <w:tcW w:type="dxa" w:w="5112"/>
+            <w:shd w:val="clear" w:color="auto" w:fill="F1EEEF"/>
+          </w:tcPr>
+          <w:p>
+            <w:pPr>
+              <w:spacing w:after="40"/>
+            </w:pPr>
+            <w:r>
+              <w:rPr>
+                <w:b/>
+                <w:sz w:val="18"/>
+              </w:rPr>
+            </w:r>
+            <w:r>
+              <w:rPr>
+                <w:b/>
+                <w:i w:val="0"/>
+                <w:sz w:val="18"/>
+              </w:rPr>
+              <w:t>Acoustic neuroma</w:t>
+            </w:r>
+          </w:p>
+        </w:tc>
+        <w:tc>
+          <w:tcPr>
+            <w:tcW w:type="dxa" w:w="5112"/>
+          </w:tcPr>
+          <w:p>
+            <w:pPr>
+              <w:spacing w:after="40"/>
+            </w:pPr>
+            <w:r>
+              <w:rPr>
+                <w:sz w:val="18"/>
+              </w:rPr>
+            </w:r>
+            <w:r>
+              <w:rPr>
+                <w:b w:val="0"/>
+                <w:i w:val="0"/>
+                <w:sz w:val="18"/>
+              </w:rPr>
+              <w:t>MRI WITH CONTRAST — for suspected acoustic neuroma or ASYMMETRIC SENSORINEURAL HEARING LOSS.</w:t>
+            </w:r>
+          </w:p>
+        </w:tc>
+      </w:tr>
+      <w:tr>
+        <w:tc>
+          <w:tcPr>
+            <w:tcW w:type="dxa" w:w="5112"/>
+            <w:shd w:val="clear" w:color="auto" w:fill="F1EEEF"/>
+          </w:tcPr>
+          <w:p>
+            <w:pPr>
+              <w:spacing w:after="40"/>
+            </w:pPr>
+            <w:r>
+              <w:rPr>
+                <w:b/>
+                <w:sz w:val="18"/>
+              </w:rPr>
+            </w:r>
+            <w:r>
+              <w:rPr>
+                <w:b/>
+                <w:i w:val="0"/>
+                <w:sz w:val="18"/>
+              </w:rPr>
+              <w:t>CT findings by region</w:t>
+            </w:r>
+          </w:p>
+        </w:tc>
+        <w:tc>
+          <w:tcPr>
+            <w:tcW w:type="dxa" w:w="5112"/>
+          </w:tcPr>
+          <w:p>
+            <w:pPr>
+              <w:spacing w:after="40"/>
+            </w:pPr>
+            <w:r>
+              <w:rPr>
+                <w:sz w:val="18"/>
+              </w:rPr>
+            </w:r>
+            <w:r>
+              <w:rPr>
+                <w:b w:val="0"/>
+                <w:i w:val="0"/>
+                <w:sz w:val="18"/>
+              </w:rPr>
+              <w:t>SINUS: mucosal thickening, AIR-FLUID LEVELS, opacification. ORBIT: orbital cellulitis with FAT STRANDING, abscess, BLOWOUT FRACTURE, herniated orbital contents. NECK: abscess as a RIM-ENHANCING fluid collection, enlarged or NECROTIC nodes.</w:t>
+            </w:r>
+          </w:p>
+        </w:tc>
+      </w:tr>
+      <w:tr>
+        <w:tc>
+          <w:tcPr>
+            <w:tcW w:type="dxa" w:w="5112"/>
+            <w:shd w:val="clear" w:color="auto" w:fill="F1EEEF"/>
+          </w:tcPr>
+          <w:p>
+            <w:pPr>
+              <w:spacing w:after="40"/>
+            </w:pPr>
+            <w:r>
+              <w:rPr>
+                <w:b/>
+                <w:sz w:val="18"/>
+              </w:rPr>
+            </w:r>
+            <w:r>
+              <w:rPr>
+                <w:b/>
+                <w:i w:val="0"/>
+                <w:sz w:val="18"/>
+              </w:rPr>
+              <w:t>Blow-out vs tripod fracture</w:t>
+            </w:r>
+          </w:p>
+        </w:tc>
+        <w:tc>
+          <w:tcPr>
+            <w:tcW w:type="dxa" w:w="5112"/>
+          </w:tcPr>
+          <w:p>
+            <w:pPr>
+              <w:spacing w:after="40"/>
+            </w:pPr>
+            <w:r>
+              <w:rPr>
+                <w:sz w:val="18"/>
+              </w:rPr>
+            </w:r>
+            <w:r>
+              <w:rPr>
+                <w:b w:val="0"/>
+                <w:i w:val="0"/>
+                <w:sz w:val="18"/>
+              </w:rPr>
+              <w:t>BLOW-OUT: air in the orbit (ORBITAL EMPHYSEMA), fracture of the ORBITAL FLOOR, soft tissue extending into the TOP OF THE MAXILLARY SINUS. TRIPOD: DIASTASIS OF THE FRONTOZYGOMATIC SUTURE + orbital floor fracture with emphysema + fracture through the LATERAL WALL of the maxillary sinus (filled with blood).</w:t>
+            </w:r>
+          </w:p>
+        </w:tc>
+      </w:tr>
+    </w:tbl>
+    <w:p>
+      <w:pPr>
+        <w:spacing w:after="80"/>
+      </w:pPr>
+    </w:p>
+    <w:p>
+      <w:pPr>
+        <w:pStyle w:val="Heading1"/>
+        <w:spacing w:before="280" w:after="100"/>
+      </w:pPr>
+      <w:r>
+        <w:rPr>
+          <w:rFonts w:ascii="Georgia" w:hAnsi="Georgia"/>
+          <w:color w:val="17494B"/>
+        </w:rPr>
+        <w:t>CBC Components &amp; the White Cell Lines</w:t>
+      </w:r>
+    </w:p>
+    <w:tbl>
+      <w:tblPr>
+        <w:tblStyle w:val="TableGrid"/>
+        <w:tblW w:type="auto" w:w="0"/>
+        <w:jc w:val="center"/>
+        <w:tblLook w:firstColumn="1" w:firstRow="1" w:lastColumn="0" w:lastRow="0" w:noHBand="0" w:noVBand="1" w:val="04A0"/>
+        <w:tblBorders>
+          <w:top w:val="single" w:sz="4" w:space="0" w:color="D8D2D4"/>
+          <w:left w:val="single" w:sz="4" w:space="0" w:color="D8D2D4"/>
+          <w:bottom w:val="single" w:sz="4" w:space="0" w:color="D8D2D4"/>
+          <w:right w:val="single" w:sz="4" w:space="0" w:color="D8D2D4"/>
+          <w:insideH w:val="single" w:sz="4" w:space="0" w:color="D8D2D4"/>
+          <w:insideV w:val="single" w:sz="4" w:space="0" w:color="D8D2D4"/>
+        </w:tblBorders>
+      </w:tblPr>
+      <w:tblGrid>
+        <w:gridCol w:w="5112"/>
+        <w:gridCol w:w="5112"/>
+      </w:tblGrid>
+      <w:tr>
+        <w:tc>
+          <w:tcPr>
+            <w:tcW w:type="dxa" w:w="5112"/>
+            <w:shd w:val="clear" w:color="auto" w:fill="17494B"/>
+          </w:tcPr>
+          <w:p>
+            <w:pPr>
+              <w:spacing w:after="40"/>
+            </w:pPr>
+            <w:r>
+              <w:rPr>
+                <w:b/>
+                <w:color w:val="FFFFFF"/>
+                <w:sz w:val="18"/>
+              </w:rPr>
+            </w:r>
+            <w:r>
+              <w:rPr>
+                <w:b/>
+                <w:i w:val="0"/>
+                <w:color w:val="FFFFFF"/>
+                <w:sz w:val="18"/>
+              </w:rPr>
+              <w:t>Term</w:t>
+            </w:r>
+          </w:p>
+        </w:tc>
+        <w:tc>
+          <w:tcPr>
+            <w:tcW w:type="dxa" w:w="5112"/>
+            <w:shd w:val="clear" w:color="auto" w:fill="17494B"/>
+          </w:tcPr>
+          <w:p>
+            <w:pPr>
+              <w:spacing w:after="40"/>
+            </w:pPr>
+            <w:r>
+              <w:rPr>
+                <w:b/>
+                <w:color w:val="FFFFFF"/>
+                <w:sz w:val="18"/>
+              </w:rPr>
+            </w:r>
+            <w:r>
+              <w:rPr>
+                <w:b/>
+                <w:i w:val="0"/>
+                <w:color w:val="FFFFFF"/>
+                <w:sz w:val="18"/>
+              </w:rPr>
+              <w:t>What you need to know</w:t>
+            </w:r>
+          </w:p>
+        </w:tc>
+      </w:tr>
+      <w:tr>
+        <w:tc>
+          <w:tcPr>
+            <w:tcW w:type="dxa" w:w="5112"/>
+            <w:shd w:val="clear" w:color="auto" w:fill="F1EEEF"/>
+          </w:tcPr>
+          <w:p>
+            <w:pPr>
+              <w:spacing w:after="40"/>
+            </w:pPr>
+            <w:r>
+              <w:rPr>
+                <w:b/>
+                <w:sz w:val="18"/>
+              </w:rPr>
+            </w:r>
+            <w:r>
+              <w:rPr>
+                <w:b/>
+                <w:i w:val="0"/>
+                <w:sz w:val="18"/>
+              </w:rPr>
+              <w:t>★ THE DECK DISAGREES WITH ITSELF — 3 values</w:t>
+            </w:r>
+          </w:p>
+        </w:tc>
+        <w:tc>
+          <w:tcPr>
+            <w:tcW w:type="dxa" w:w="5112"/>
+          </w:tcPr>
+          <w:p>
+            <w:pPr>
+              <w:spacing w:after="40"/>
+            </w:pPr>
+            <w:r>
+              <w:rPr>
+                <w:sz w:val="18"/>
+              </w:rPr>
+            </w:r>
+            <w:r>
+              <w:rPr>
+                <w:b w:val="0"/>
+                <w:i w:val="0"/>
+                <w:sz w:val="18"/>
+              </w:rPr>
+              <w:t>LYMPHOCYTES: reference table 25–33%, teaching slide 24–44%. PLATELETS: table 150,000–400,000, slide 150,000–450,000. RDW: table 11–15%, slide 12–15%. A FOURTH set is on the labelled smear (slide 15) and matches neither. Everything else agrees across both.</w:t>
+            </w:r>
+          </w:p>
+        </w:tc>
+      </w:tr>
+      <w:tr>
+        <w:tc>
+          <w:tcPr>
+            <w:tcW w:type="dxa" w:w="5112"/>
+            <w:shd w:val="clear" w:color="auto" w:fill="F1EEEF"/>
+          </w:tcPr>
+          <w:p>
+            <w:pPr>
+              <w:spacing w:after="40"/>
+            </w:pPr>
+            <w:r>
+              <w:rPr>
+                <w:b/>
+                <w:sz w:val="18"/>
+              </w:rPr>
+            </w:r>
+            <w:r>
+              <w:rPr>
+                <w:b/>
+                <w:i w:val="0"/>
+                <w:sz w:val="18"/>
+              </w:rPr>
+              <w:t>With vs without differential</w:t>
+            </w:r>
+          </w:p>
+        </w:tc>
+        <w:tc>
+          <w:tcPr>
+            <w:tcW w:type="dxa" w:w="5112"/>
+          </w:tcPr>
+          <w:p>
+            <w:pPr>
+              <w:spacing w:after="40"/>
+            </w:pPr>
+            <w:r>
+              <w:rPr>
+                <w:sz w:val="18"/>
+              </w:rPr>
+            </w:r>
+            <w:r>
+              <w:rPr>
+                <w:b w:val="0"/>
+                <w:i w:val="0"/>
+                <w:sz w:val="18"/>
+              </w:rPr>
+              <w:t>WITHOUT: red cell count, red cell indices, TOTAL white count, platelets — for SCREENING/MONITORING anemia, leukocytosis/leukopenia, thrombocytopenia. WITH: adds NEUTROPHILS, LYMPHOCYTES, MONOCYTES, EOSINOPHILS, BASOPHILS — when the SPECIFIC LINE matters.</w:t>
+            </w:r>
+          </w:p>
+        </w:tc>
+      </w:tr>
+      <w:tr>
+        <w:tc>
+          <w:tcPr>
+            <w:tcW w:type="dxa" w:w="5112"/>
+            <w:shd w:val="clear" w:color="auto" w:fill="F1EEEF"/>
+          </w:tcPr>
+          <w:p>
+            <w:pPr>
+              <w:spacing w:after="40"/>
+            </w:pPr>
+            <w:r>
+              <w:rPr>
+                <w:b/>
+                <w:sz w:val="18"/>
+              </w:rPr>
+            </w:r>
+            <w:r>
+              <w:rPr>
+                <w:b/>
+                <w:i w:val="0"/>
+                <w:sz w:val="18"/>
+              </w:rPr>
+              <w:t>Which line for which problem</w:t>
+            </w:r>
+          </w:p>
+        </w:tc>
+        <w:tc>
+          <w:tcPr>
+            <w:tcW w:type="dxa" w:w="5112"/>
+          </w:tcPr>
+          <w:p>
+            <w:pPr>
+              <w:spacing w:after="40"/>
+            </w:pPr>
+            <w:r>
+              <w:rPr>
+                <w:sz w:val="18"/>
+              </w:rPr>
+            </w:r>
+            <w:r>
+              <w:rPr>
+                <w:b w:val="0"/>
+                <w:i w:val="0"/>
+                <w:sz w:val="18"/>
+              </w:rPr>
+              <w:t>BACTERIAL → NEUTROPHILS. VIRAL → LYMPHOCYTES. ALLERGY/PARASITES → EOSINOPHILS.</w:t>
+            </w:r>
+          </w:p>
+        </w:tc>
+      </w:tr>
+      <w:tr>
+        <w:tc>
+          <w:tcPr>
+            <w:tcW w:type="dxa" w:w="5112"/>
+            <w:shd w:val="clear" w:color="auto" w:fill="F1EEEF"/>
+          </w:tcPr>
+          <w:p>
+            <w:pPr>
+              <w:spacing w:after="40"/>
+            </w:pPr>
+            <w:r>
+              <w:rPr>
+                <w:b/>
+                <w:sz w:val="18"/>
+              </w:rPr>
+            </w:r>
+            <w:r>
+              <w:rPr>
+                <w:b/>
+                <w:i w:val="0"/>
+                <w:sz w:val="18"/>
+              </w:rPr>
+              <w:t>White cell count</w:t>
+            </w:r>
+          </w:p>
+        </w:tc>
+        <w:tc>
+          <w:tcPr>
+            <w:tcW w:type="dxa" w:w="5112"/>
+          </w:tcPr>
+          <w:p>
+            <w:pPr>
+              <w:spacing w:after="40"/>
+            </w:pPr>
+            <w:r>
+              <w:rPr>
+                <w:sz w:val="18"/>
+              </w:rPr>
+            </w:r>
+            <w:r>
+              <w:rPr>
+                <w:b w:val="0"/>
+                <w:i w:val="0"/>
+                <w:sz w:val="18"/>
+              </w:rPr>
+              <w:t>NORMAL 4,500–11,000 cells/μL. LEUKOPENIA below, LEUKOCYTOSIS above.</w:t>
+            </w:r>
+          </w:p>
+        </w:tc>
+      </w:tr>
+      <w:tr>
+        <w:tc>
+          <w:tcPr>
+            <w:tcW w:type="dxa" w:w="5112"/>
+            <w:shd w:val="clear" w:color="auto" w:fill="F1EEEF"/>
+          </w:tcPr>
+          <w:p>
+            <w:pPr>
+              <w:spacing w:after="40"/>
+            </w:pPr>
+            <w:r>
+              <w:rPr>
+                <w:b/>
+                <w:sz w:val="18"/>
+              </w:rPr>
+            </w:r>
+            <w:r>
+              <w:rPr>
+                <w:b/>
+                <w:i w:val="0"/>
+                <w:sz w:val="18"/>
+              </w:rPr>
+              <w:t>Granulocyte vs agranulocyte</w:t>
+            </w:r>
+          </w:p>
+        </w:tc>
+        <w:tc>
+          <w:tcPr>
+            <w:tcW w:type="dxa" w:w="5112"/>
+          </w:tcPr>
+          <w:p>
+            <w:pPr>
+              <w:spacing w:after="40"/>
+            </w:pPr>
+            <w:r>
+              <w:rPr>
+                <w:sz w:val="18"/>
+              </w:rPr>
+            </w:r>
+            <w:r>
+              <w:rPr>
+                <w:b w:val="0"/>
+                <w:i w:val="0"/>
+                <w:sz w:val="18"/>
+              </w:rPr>
+              <w:t>GRANULOCYTES (neutrophil, eosinophil, basophil): DISTINCTIVE CYTOPLASMIC GRANULES with enzymes, proteins, toxic substances. AGRANULOCYTES (monocyte, lymphocyte): NO granules, NON-LOBULAR nucleus.</w:t>
+            </w:r>
+          </w:p>
+        </w:tc>
+      </w:tr>
+      <w:tr>
+        <w:tc>
+          <w:tcPr>
+            <w:tcW w:type="dxa" w:w="5112"/>
+            <w:shd w:val="clear" w:color="auto" w:fill="F1EEEF"/>
+          </w:tcPr>
+          <w:p>
+            <w:pPr>
+              <w:spacing w:after="40"/>
+            </w:pPr>
+            <w:r>
+              <w:rPr>
+                <w:b/>
+                <w:sz w:val="18"/>
+              </w:rPr>
+            </w:r>
+            <w:r>
+              <w:rPr>
+                <w:b/>
+                <w:i w:val="0"/>
+                <w:sz w:val="18"/>
+              </w:rPr>
+              <w:t>Neutrophils</w:t>
+            </w:r>
+          </w:p>
+        </w:tc>
+        <w:tc>
+          <w:tcPr>
+            <w:tcW w:type="dxa" w:w="5112"/>
+          </w:tcPr>
+          <w:p>
+            <w:pPr>
+              <w:spacing w:after="40"/>
+            </w:pPr>
+            <w:r>
+              <w:rPr>
+                <w:sz w:val="18"/>
+              </w:rPr>
+            </w:r>
+            <w:r>
+              <w:rPr>
+                <w:b w:val="0"/>
+                <w:i w:val="0"/>
+                <w:sz w:val="18"/>
+              </w:rPr>
+              <w:t>54–62%, MOST ABUNDANT. 3–4 LOBED nucleus, granular cytoplasm. AKA polys, PMNs, segs. MAIN DEFENSE AGAINST BACTERIA by PHAGOCYTOSIS.</w:t>
+            </w:r>
+          </w:p>
+        </w:tc>
+      </w:tr>
+      <w:tr>
+        <w:tc>
+          <w:tcPr>
+            <w:tcW w:type="dxa" w:w="5112"/>
+            <w:shd w:val="clear" w:color="auto" w:fill="F1EEEF"/>
+          </w:tcPr>
+          <w:p>
+            <w:pPr>
+              <w:spacing w:after="40"/>
+            </w:pPr>
+            <w:r>
+              <w:rPr>
+                <w:b/>
+                <w:sz w:val="18"/>
+              </w:rPr>
+            </w:r>
+            <w:r>
+              <w:rPr>
+                <w:b/>
+                <w:i w:val="0"/>
+                <w:sz w:val="18"/>
+              </w:rPr>
+              <w:t>Bands &amp; LEFT SHIFT</w:t>
+            </w:r>
+          </w:p>
+        </w:tc>
+        <w:tc>
+          <w:tcPr>
+            <w:tcW w:type="dxa" w:w="5112"/>
+          </w:tcPr>
+          <w:p>
+            <w:pPr>
+              <w:spacing w:after="40"/>
+            </w:pPr>
+            <w:r>
+              <w:rPr>
+                <w:sz w:val="18"/>
+              </w:rPr>
+            </w:r>
+            <w:r>
+              <w:rPr>
+                <w:b w:val="0"/>
+                <w:i w:val="0"/>
+                <w:sz w:val="18"/>
+              </w:rPr>
+              <w:t>BANDS = IMMATURE NEUTROPHILS, normal ≤5%, ONE OR TWO lobes separated by a THICK CHROMATIN BAND. NEUTROPHILS + BANDS = BACTERIAL INFECTION. LEFT SHIFT = increase in IMMATURE cells — neutrophils are CONSUMED faster than they can be replaced.</w:t>
+            </w:r>
+          </w:p>
+        </w:tc>
+      </w:tr>
+      <w:tr>
+        <w:tc>
+          <w:tcPr>
+            <w:tcW w:type="dxa" w:w="5112"/>
+            <w:shd w:val="clear" w:color="auto" w:fill="F1EEEF"/>
+          </w:tcPr>
+          <w:p>
+            <w:pPr>
+              <w:spacing w:after="40"/>
+            </w:pPr>
+            <w:r>
+              <w:rPr>
+                <w:b/>
+                <w:sz w:val="18"/>
+              </w:rPr>
+            </w:r>
+            <w:r>
+              <w:rPr>
+                <w:b/>
+                <w:i w:val="0"/>
+                <w:sz w:val="18"/>
+              </w:rPr>
+              <w:t>Neutrophils UP</w:t>
+            </w:r>
+          </w:p>
+        </w:tc>
+        <w:tc>
+          <w:tcPr>
+            <w:tcW w:type="dxa" w:w="5112"/>
+          </w:tcPr>
+          <w:p>
+            <w:pPr>
+              <w:spacing w:after="40"/>
+            </w:pPr>
+            <w:r>
+              <w:rPr>
+                <w:sz w:val="18"/>
+              </w:rPr>
+            </w:r>
+            <w:r>
+              <w:rPr>
+                <w:b w:val="0"/>
+                <w:i w:val="0"/>
+                <w:sz w:val="18"/>
+              </w:rPr>
+              <w:t>Bacterial infection · MYOCARDIAL INFARCTION · burns · STEROIDS · rheumatoid arthritis · physiologic (PREGNANCY/LABOR, SURGERY).</w:t>
+            </w:r>
+          </w:p>
+        </w:tc>
+      </w:tr>
+      <w:tr>
+        <w:tc>
+          <w:tcPr>
+            <w:tcW w:type="dxa" w:w="5112"/>
+            <w:shd w:val="clear" w:color="auto" w:fill="F1EEEF"/>
+          </w:tcPr>
+          <w:p>
+            <w:pPr>
+              <w:spacing w:after="40"/>
+            </w:pPr>
+            <w:r>
+              <w:rPr>
+                <w:b/>
+                <w:sz w:val="18"/>
+              </w:rPr>
+            </w:r>
+            <w:r>
+              <w:rPr>
+                <w:b/>
+                <w:i w:val="0"/>
+                <w:sz w:val="18"/>
+              </w:rPr>
+              <w:t>Neutrophils DOWN</w:t>
+            </w:r>
+          </w:p>
+        </w:tc>
+        <w:tc>
+          <w:tcPr>
+            <w:tcW w:type="dxa" w:w="5112"/>
+          </w:tcPr>
+          <w:p>
+            <w:pPr>
+              <w:spacing w:after="40"/>
+            </w:pPr>
+            <w:r>
+              <w:rPr>
+                <w:sz w:val="18"/>
+              </w:rPr>
+            </w:r>
+            <w:r>
+              <w:rPr>
+                <w:b w:val="0"/>
+                <w:i w:val="0"/>
+                <w:sz w:val="18"/>
+              </w:rPr>
+              <w:t>Bone marrow damage · FOLATE AND B12 DEFICIENCY (both needed for MARROW FUNCTION) · radiation · TOXIC CHEMICALS (BENZENE) · OVERWHELMING infection · viral (MONONUCLEOSIS, HIV, HEPATITIS).</w:t>
+            </w:r>
+          </w:p>
+        </w:tc>
+      </w:tr>
+      <w:tr>
+        <w:tc>
+          <w:tcPr>
+            <w:tcW w:type="dxa" w:w="5112"/>
+            <w:shd w:val="clear" w:color="auto" w:fill="F1EEEF"/>
+          </w:tcPr>
+          <w:p>
+            <w:pPr>
+              <w:spacing w:after="40"/>
+            </w:pPr>
+            <w:r>
+              <w:rPr>
+                <w:b/>
+                <w:sz w:val="18"/>
+              </w:rPr>
+            </w:r>
+            <w:r>
+              <w:rPr>
+                <w:b/>
+                <w:i w:val="0"/>
+                <w:sz w:val="18"/>
+              </w:rPr>
+              <w:t>Why steroids raise neutrophils</w:t>
+            </w:r>
+          </w:p>
+        </w:tc>
+        <w:tc>
+          <w:tcPr>
+            <w:tcW w:type="dxa" w:w="5112"/>
+          </w:tcPr>
+          <w:p>
+            <w:pPr>
+              <w:spacing w:after="40"/>
+            </w:pPr>
+            <w:r>
+              <w:rPr>
+                <w:sz w:val="18"/>
+              </w:rPr>
+            </w:r>
+            <w:r>
+              <w:rPr>
+                <w:b w:val="0"/>
+                <w:i w:val="0"/>
+                <w:sz w:val="18"/>
+              </w:rPr>
+              <w:t>DEMARGINATION — they cause neutrophils to DETACH FROM THE BLOOD VESSEL WALL and enter the main bloodstream. Not increased production.</w:t>
+            </w:r>
+          </w:p>
+        </w:tc>
+      </w:tr>
+      <w:tr>
+        <w:tc>
+          <w:tcPr>
+            <w:tcW w:type="dxa" w:w="5112"/>
+            <w:shd w:val="clear" w:color="auto" w:fill="F1EEEF"/>
+          </w:tcPr>
+          <w:p>
+            <w:pPr>
+              <w:spacing w:after="40"/>
+            </w:pPr>
+            <w:r>
+              <w:rPr>
+                <w:b/>
+                <w:sz w:val="18"/>
+              </w:rPr>
+            </w:r>
+            <w:r>
+              <w:rPr>
+                <w:b/>
+                <w:i w:val="0"/>
+                <w:sz w:val="18"/>
+              </w:rPr>
+              <w:t>Eosinophils / Basophils</w:t>
+            </w:r>
+          </w:p>
+        </w:tc>
+        <w:tc>
+          <w:tcPr>
+            <w:tcW w:type="dxa" w:w="5112"/>
+          </w:tcPr>
+          <w:p>
+            <w:pPr>
+              <w:spacing w:after="40"/>
+            </w:pPr>
+            <w:r>
+              <w:rPr>
+                <w:sz w:val="18"/>
+              </w:rPr>
+            </w:r>
+            <w:r>
+              <w:rPr>
+                <w:b w:val="0"/>
+                <w:i w:val="0"/>
+                <w:sz w:val="18"/>
+              </w:rPr>
+              <w:t>EOS 1–3%, TWO-LOBED, granules contain HISTAMINES. Up: PARASITES, ALLERGY, CANCER. BASO &lt;1%, usually two-lobed, granules contain HEPARIN + histamine. Up: allergy, cancer. A NORMAL COUNT CAN BE ZERO for both.</w:t>
+            </w:r>
+          </w:p>
+        </w:tc>
+      </w:tr>
+      <w:tr>
+        <w:tc>
+          <w:tcPr>
+            <w:tcW w:type="dxa" w:w="5112"/>
+            <w:shd w:val="clear" w:color="auto" w:fill="F1EEEF"/>
+          </w:tcPr>
+          <w:p>
+            <w:pPr>
+              <w:spacing w:after="40"/>
+            </w:pPr>
+            <w:r>
+              <w:rPr>
+                <w:b/>
+                <w:sz w:val="18"/>
+              </w:rPr>
+            </w:r>
+            <w:r>
+              <w:rPr>
+                <w:b/>
+                <w:i w:val="0"/>
+                <w:sz w:val="18"/>
+              </w:rPr>
+              <w:t>Monocytes / Lymphocytes</w:t>
+            </w:r>
+          </w:p>
+        </w:tc>
+        <w:tc>
+          <w:tcPr>
+            <w:tcW w:type="dxa" w:w="5112"/>
+          </w:tcPr>
+          <w:p>
+            <w:pPr>
+              <w:spacing w:after="40"/>
+            </w:pPr>
+            <w:r>
+              <w:rPr>
+                <w:sz w:val="18"/>
+              </w:rPr>
+            </w:r>
+            <w:r>
+              <w:rPr>
+                <w:b w:val="0"/>
+                <w:i w:val="0"/>
+                <w:sz w:val="18"/>
+              </w:rPr>
+              <w:t>MONO 3–7%, LARGEST white cell, NO granules → MACROPHAGES or DENDRITIC CELLS (KUPFFER in liver, ALVEOLAR in lung, LANGERHANS in skin). Up: chronic inflammation, stress, viral. LYMPH: small, mononuclear, no granules; T, B and NK cells — THE CBC DOES NOT TELL THEM APART. Up: VIRAL. Down: HIV.</w:t>
+            </w:r>
+          </w:p>
+        </w:tc>
+      </w:tr>
+      <w:tr>
+        <w:tc>
+          <w:tcPr>
+            <w:tcW w:type="dxa" w:w="5112"/>
+            <w:shd w:val="clear" w:color="auto" w:fill="F1EEEF"/>
+          </w:tcPr>
+          <w:p>
+            <w:pPr>
+              <w:spacing w:after="40"/>
+            </w:pPr>
+            <w:r>
+              <w:rPr>
+                <w:b/>
+                <w:sz w:val="18"/>
+              </w:rPr>
+            </w:r>
+            <w:r>
+              <w:rPr>
+                <w:b/>
+                <w:i w:val="0"/>
+                <w:sz w:val="18"/>
+              </w:rPr>
+              <w:t>Cell lifespans (image-only)</w:t>
+            </w:r>
+          </w:p>
+        </w:tc>
+        <w:tc>
+          <w:tcPr>
+            <w:tcW w:type="dxa" w:w="5112"/>
+          </w:tcPr>
+          <w:p>
+            <w:pPr>
+              <w:spacing w:after="40"/>
+            </w:pPr>
+            <w:r>
+              <w:rPr>
+                <w:sz w:val="18"/>
+              </w:rPr>
+            </w:r>
+            <w:r>
+              <w:rPr>
+                <w:b w:val="0"/>
+                <w:i w:val="0"/>
+                <w:sz w:val="18"/>
+              </w:rPr>
+              <w:t>NEUTROPHIL 7 HOURS · EOSINOPHIL 8–12 DAYS · BASOPHIL a few hours to a few days · MONOCYTE 3 DAYS · B and T MEMORY CELLS MAY LIVE FOR YEARS.</w:t>
+            </w:r>
+          </w:p>
+        </w:tc>
+      </w:tr>
+    </w:tbl>
+    <w:p>
+      <w:pPr>
+        <w:spacing w:after="80"/>
+      </w:pPr>
+    </w:p>
+    <w:p>
+      <w:pPr>
+        <w:pStyle w:val="Heading1"/>
+        <w:spacing w:before="280" w:after="100"/>
+      </w:pPr>
+      <w:r>
+        <w:rPr>
+          <w:rFonts w:ascii="Georgia" w:hAnsi="Georgia"/>
+          <w:color w:val="17494B"/>
+        </w:rPr>
+        <w:t>Absolute Counts, Platelets &amp; the Indices</w:t>
+      </w:r>
+    </w:p>
+    <w:tbl>
+      <w:tblPr>
+        <w:tblStyle w:val="TableGrid"/>
+        <w:tblW w:type="auto" w:w="0"/>
+        <w:jc w:val="center"/>
+        <w:tblLook w:firstColumn="1" w:firstRow="1" w:lastColumn="0" w:lastRow="0" w:noHBand="0" w:noVBand="1" w:val="04A0"/>
+        <w:tblBorders>
+          <w:top w:val="single" w:sz="4" w:space="0" w:color="D8D2D4"/>
+          <w:left w:val="single" w:sz="4" w:space="0" w:color="D8D2D4"/>
+          <w:bottom w:val="single" w:sz="4" w:space="0" w:color="D8D2D4"/>
+          <w:right w:val="single" w:sz="4" w:space="0" w:color="D8D2D4"/>
+          <w:insideH w:val="single" w:sz="4" w:space="0" w:color="D8D2D4"/>
+          <w:insideV w:val="single" w:sz="4" w:space="0" w:color="D8D2D4"/>
+        </w:tblBorders>
+      </w:tblPr>
+      <w:tblGrid>
+        <w:gridCol w:w="5112"/>
+        <w:gridCol w:w="5112"/>
+      </w:tblGrid>
+      <w:tr>
+        <w:tc>
+          <w:tcPr>
+            <w:tcW w:type="dxa" w:w="5112"/>
+            <w:shd w:val="clear" w:color="auto" w:fill="17494B"/>
+          </w:tcPr>
+          <w:p>
+            <w:pPr>
+              <w:spacing w:after="40"/>
+            </w:pPr>
+            <w:r>
+              <w:rPr>
+                <w:b/>
+                <w:color w:val="FFFFFF"/>
+                <w:sz w:val="18"/>
+              </w:rPr>
+            </w:r>
+            <w:r>
+              <w:rPr>
+                <w:b/>
+                <w:i w:val="0"/>
+                <w:color w:val="FFFFFF"/>
+                <w:sz w:val="18"/>
+              </w:rPr>
+              <w:t>Term</w:t>
+            </w:r>
+          </w:p>
+        </w:tc>
+        <w:tc>
+          <w:tcPr>
+            <w:tcW w:type="dxa" w:w="5112"/>
+            <w:shd w:val="clear" w:color="auto" w:fill="17494B"/>
+          </w:tcPr>
+          <w:p>
+            <w:pPr>
+              <w:spacing w:after="40"/>
+            </w:pPr>
+            <w:r>
+              <w:rPr>
+                <w:b/>
+                <w:color w:val="FFFFFF"/>
+                <w:sz w:val="18"/>
+              </w:rPr>
+            </w:r>
+            <w:r>
+              <w:rPr>
+                <w:b/>
+                <w:i w:val="0"/>
+                <w:color w:val="FFFFFF"/>
+                <w:sz w:val="18"/>
+              </w:rPr>
+              <w:t>What you need to know</w:t>
+            </w:r>
+          </w:p>
+        </w:tc>
+      </w:tr>
+      <w:tr>
+        <w:tc>
+          <w:tcPr>
+            <w:tcW w:type="dxa" w:w="5112"/>
+            <w:shd w:val="clear" w:color="auto" w:fill="F1EEEF"/>
+          </w:tcPr>
+          <w:p>
+            <w:pPr>
+              <w:spacing w:after="40"/>
+            </w:pPr>
+            <w:r>
+              <w:rPr>
+                <w:b/>
+                <w:sz w:val="18"/>
+              </w:rPr>
+            </w:r>
+            <w:r>
+              <w:rPr>
+                <w:b/>
+                <w:i w:val="0"/>
+                <w:sz w:val="18"/>
+              </w:rPr>
+              <w:t>★ ABSOLUTE NEUTROPHIL COUNT</w:t>
+            </w:r>
+          </w:p>
+        </w:tc>
+        <w:tc>
+          <w:tcPr>
+            <w:tcW w:type="dxa" w:w="5112"/>
+          </w:tcPr>
+          <w:p>
+            <w:pPr>
+              <w:spacing w:after="40"/>
+            </w:pPr>
+            <w:r>
+              <w:rPr>
+                <w:sz w:val="18"/>
+              </w:rPr>
+            </w:r>
+            <w:r>
+              <w:rPr>
+                <w:b w:val="0"/>
+                <w:i w:val="0"/>
+                <w:sz w:val="18"/>
+              </w:rPr>
+              <w:t>ANC = WBC × (%NEUTROPHILS + %BANDS) ÷ 100. BANDS COUNT WITH THE NEUTROPHILS — that is the trap. Alternative form when WBC is in thousands: 10 × WBC(thousands) × (%neuts + %bands).</w:t>
+            </w:r>
+          </w:p>
+        </w:tc>
+      </w:tr>
+      <w:tr>
+        <w:tc>
+          <w:tcPr>
+            <w:tcW w:type="dxa" w:w="5112"/>
+            <w:shd w:val="clear" w:color="auto" w:fill="F1EEEF"/>
+          </w:tcPr>
+          <w:p>
+            <w:pPr>
+              <w:spacing w:after="40"/>
+            </w:pPr>
+            <w:r>
+              <w:rPr>
+                <w:b/>
+                <w:sz w:val="18"/>
+              </w:rPr>
+            </w:r>
+            <w:r>
+              <w:rPr>
+                <w:b/>
+                <w:i w:val="0"/>
+                <w:sz w:val="18"/>
+              </w:rPr>
+              <w:t>The deck's worked example</w:t>
+            </w:r>
+          </w:p>
+        </w:tc>
+        <w:tc>
+          <w:tcPr>
+            <w:tcW w:type="dxa" w:w="5112"/>
+          </w:tcPr>
+          <w:p>
+            <w:pPr>
+              <w:spacing w:after="40"/>
+            </w:pPr>
+            <w:r>
+              <w:rPr>
+                <w:sz w:val="18"/>
+              </w:rPr>
+            </w:r>
+            <w:r>
+              <w:rPr>
+                <w:b w:val="0"/>
+                <w:i w:val="0"/>
+                <w:sz w:val="18"/>
+              </w:rPr>
+              <w:t>6,000/μL with 40% neutrophils and 5% bands → 6,000 × 45 ÷ 100 = 2,700/μL. NOTE the slide prints “6,000 x (40 + 5/100)” which evaluates to 240,300 — the BRACKETS are a typo, the ANSWER of 2,700 is right.</w:t>
+            </w:r>
+          </w:p>
+        </w:tc>
+      </w:tr>
+      <w:tr>
+        <w:tc>
+          <w:tcPr>
+            <w:tcW w:type="dxa" w:w="5112"/>
+            <w:shd w:val="clear" w:color="auto" w:fill="F1EEEF"/>
+          </w:tcPr>
+          <w:p>
+            <w:pPr>
+              <w:spacing w:after="40"/>
+            </w:pPr>
+            <w:r>
+              <w:rPr>
+                <w:b/>
+                <w:sz w:val="18"/>
+              </w:rPr>
+            </w:r>
+            <w:r>
+              <w:rPr>
+                <w:b/>
+                <w:i w:val="0"/>
+                <w:sz w:val="18"/>
+              </w:rPr>
+              <w:t>★ NEUTROPENIA GRADES (image-only)</w:t>
+            </w:r>
+          </w:p>
+        </w:tc>
+        <w:tc>
+          <w:tcPr>
+            <w:tcW w:type="dxa" w:w="5112"/>
+          </w:tcPr>
+          <w:p>
+            <w:pPr>
+              <w:spacing w:after="40"/>
+            </w:pPr>
+            <w:r>
+              <w:rPr>
+                <w:sz w:val="18"/>
+              </w:rPr>
+            </w:r>
+            <w:r>
+              <w:rPr>
+                <w:b w:val="0"/>
+                <w:i w:val="0"/>
+                <w:sz w:val="18"/>
+              </w:rPr>
+              <w:t>MILD 1,000 to &lt;1,500 cells/μL. MODERATE 500 to &lt;1,000. SEVERE &lt;500. NOT IN THE SLIDE TEXT AT ALL.</w:t>
+            </w:r>
+          </w:p>
+        </w:tc>
+      </w:tr>
+      <w:tr>
+        <w:tc>
+          <w:tcPr>
+            <w:tcW w:type="dxa" w:w="5112"/>
+            <w:shd w:val="clear" w:color="auto" w:fill="F1EEEF"/>
+          </w:tcPr>
+          <w:p>
+            <w:pPr>
+              <w:spacing w:after="40"/>
+            </w:pPr>
+            <w:r>
+              <w:rPr>
+                <w:b/>
+                <w:sz w:val="18"/>
+              </w:rPr>
+            </w:r>
+            <w:r>
+              <w:rPr>
+                <w:b/>
+                <w:i w:val="0"/>
+                <w:sz w:val="18"/>
+              </w:rPr>
+              <w:t>General absolute count</w:t>
+            </w:r>
+          </w:p>
+        </w:tc>
+        <w:tc>
+          <w:tcPr>
+            <w:tcW w:type="dxa" w:w="5112"/>
+          </w:tcPr>
+          <w:p>
+            <w:pPr>
+              <w:spacing w:after="40"/>
+            </w:pPr>
+            <w:r>
+              <w:rPr>
+                <w:sz w:val="18"/>
+              </w:rPr>
+            </w:r>
+            <w:r>
+              <w:rPr>
+                <w:b w:val="0"/>
+                <w:i w:val="0"/>
+                <w:sz w:val="18"/>
+              </w:rPr>
+              <w:t>ANY line: TOTAL WBC × THAT TYPE'S PERCENTAGE ÷ 100. A percentage means nothing without the total.</w:t>
+            </w:r>
+          </w:p>
+        </w:tc>
+      </w:tr>
+      <w:tr>
+        <w:tc>
+          <w:tcPr>
+            <w:tcW w:type="dxa" w:w="5112"/>
+            <w:shd w:val="clear" w:color="auto" w:fill="F1EEEF"/>
+          </w:tcPr>
+          <w:p>
+            <w:pPr>
+              <w:spacing w:after="40"/>
+            </w:pPr>
+            <w:r>
+              <w:rPr>
+                <w:b/>
+                <w:sz w:val="18"/>
+              </w:rPr>
+            </w:r>
+            <w:r>
+              <w:rPr>
+                <w:b/>
+                <w:i w:val="0"/>
+                <w:sz w:val="18"/>
+              </w:rPr>
+              <w:t>Platelets</w:t>
+            </w:r>
+          </w:p>
+        </w:tc>
+        <w:tc>
+          <w:tcPr>
+            <w:tcW w:type="dxa" w:w="5112"/>
+          </w:tcPr>
+          <w:p>
+            <w:pPr>
+              <w:spacing w:after="40"/>
+            </w:pPr>
+            <w:r>
+              <w:rPr>
+                <w:sz w:val="18"/>
+              </w:rPr>
+            </w:r>
+            <w:r>
+              <w:rPr>
+                <w:b w:val="0"/>
+                <w:i w:val="0"/>
+                <w:sz w:val="18"/>
+              </w:rPr>
+              <w:t>From MEGAKARYOCYTES in the BONE MARROW, break into FRAGMENTS — so NOT REALLY CELLS. Lifespan 7–10 DAYS. PRIMARY ROLE HEMOSTASIS. HEMORRHAGE RISK INCREASES BELOW 20,000.</w:t>
+            </w:r>
+          </w:p>
+        </w:tc>
+      </w:tr>
+      <w:tr>
+        <w:tc>
+          <w:tcPr>
+            <w:tcW w:type="dxa" w:w="5112"/>
+            <w:shd w:val="clear" w:color="auto" w:fill="F1EEEF"/>
+          </w:tcPr>
+          <w:p>
+            <w:pPr>
+              <w:spacing w:after="40"/>
+            </w:pPr>
+            <w:r>
+              <w:rPr>
+                <w:b/>
+                <w:sz w:val="18"/>
+              </w:rPr>
+            </w:r>
+            <w:r>
+              <w:rPr>
+                <w:b/>
+                <w:i w:val="0"/>
+                <w:sz w:val="18"/>
+              </w:rPr>
+              <w:t>Platelets UP / DOWN</w:t>
+            </w:r>
+          </w:p>
+        </w:tc>
+        <w:tc>
+          <w:tcPr>
+            <w:tcW w:type="dxa" w:w="5112"/>
+          </w:tcPr>
+          <w:p>
+            <w:pPr>
+              <w:spacing w:after="40"/>
+            </w:pPr>
+            <w:r>
+              <w:rPr>
+                <w:sz w:val="18"/>
+              </w:rPr>
+            </w:r>
+            <w:r>
+              <w:rPr>
+                <w:b w:val="0"/>
+                <w:i w:val="0"/>
+                <w:sz w:val="18"/>
+              </w:rPr>
+              <w:t>UP: trauma, acute hemorrhage, IRON DEFICIENCY, polycythemia vera. DOWN: MARROW SUPPRESSION — chemo, alcohol, radiation, aplastic anemia, drugs. Note IRON DEFICIENCY RAISES PLATELETS WHILE LOWERING RED CELLS.</w:t>
+            </w:r>
+          </w:p>
+        </w:tc>
+      </w:tr>
+      <w:tr>
+        <w:tc>
+          <w:tcPr>
+            <w:tcW w:type="dxa" w:w="5112"/>
+            <w:shd w:val="clear" w:color="auto" w:fill="F1EEEF"/>
+          </w:tcPr>
+          <w:p>
+            <w:pPr>
+              <w:spacing w:after="40"/>
+            </w:pPr>
+            <w:r>
+              <w:rPr>
+                <w:b/>
+                <w:sz w:val="18"/>
+              </w:rPr>
+            </w:r>
+            <w:r>
+              <w:rPr>
+                <w:b/>
+                <w:i w:val="0"/>
+                <w:sz w:val="18"/>
+              </w:rPr>
+              <w:t>Mean platelet volume</w:t>
+            </w:r>
+          </w:p>
+        </w:tc>
+        <w:tc>
+          <w:tcPr>
+            <w:tcW w:type="dxa" w:w="5112"/>
+          </w:tcPr>
+          <w:p>
+            <w:pPr>
+              <w:spacing w:after="40"/>
+            </w:pPr>
+            <w:r>
+              <w:rPr>
+                <w:sz w:val="18"/>
+              </w:rPr>
+            </w:r>
+            <w:r>
+              <w:rPr>
+                <w:b w:val="0"/>
+                <w:i w:val="0"/>
+                <w:sz w:val="18"/>
+              </w:rPr>
+              <w:t>7.5–12.5 fL, AVERAGE SIZE of platelets, a marker of FUNCTION AND ACTIVATION. UP = increase in IMMATURE platelets (recent blood loss). DOWN = bone marrow failure.</w:t>
+            </w:r>
+          </w:p>
+        </w:tc>
+      </w:tr>
+      <w:tr>
+        <w:tc>
+          <w:tcPr>
+            <w:tcW w:type="dxa" w:w="5112"/>
+            <w:shd w:val="clear" w:color="auto" w:fill="F1EEEF"/>
+          </w:tcPr>
+          <w:p>
+            <w:pPr>
+              <w:spacing w:after="40"/>
+            </w:pPr>
+            <w:r>
+              <w:rPr>
+                <w:b/>
+                <w:sz w:val="18"/>
+              </w:rPr>
+            </w:r>
+            <w:r>
+              <w:rPr>
+                <w:b/>
+                <w:i w:val="0"/>
+                <w:sz w:val="18"/>
+              </w:rPr>
+              <w:t>Hemoglobin vs hematocrit</w:t>
+            </w:r>
+          </w:p>
+        </w:tc>
+        <w:tc>
+          <w:tcPr>
+            <w:tcW w:type="dxa" w:w="5112"/>
+          </w:tcPr>
+          <w:p>
+            <w:pPr>
+              <w:spacing w:after="40"/>
+            </w:pPr>
+            <w:r>
+              <w:rPr>
+                <w:sz w:val="18"/>
+              </w:rPr>
+            </w:r>
+            <w:r>
+              <w:rPr>
+                <w:b w:val="0"/>
+                <w:i w:val="0"/>
+                <w:sz w:val="18"/>
+              </w:rPr>
+              <w:t>HEMOGLOBIN = amount of hemoglobin in a VOLUME of blood. HEMATOCRIT = PERCENTAGE of blood that is red cells (packed cell volume). RULE OF THUMB: HEMOGLOBIN × 3 = HEMATOCRIT.</w:t>
+            </w:r>
+          </w:p>
+        </w:tc>
+      </w:tr>
+      <w:tr>
+        <w:tc>
+          <w:tcPr>
+            <w:tcW w:type="dxa" w:w="5112"/>
+            <w:shd w:val="clear" w:color="auto" w:fill="F1EEEF"/>
+          </w:tcPr>
+          <w:p>
+            <w:pPr>
+              <w:spacing w:after="40"/>
+            </w:pPr>
+            <w:r>
+              <w:rPr>
+                <w:b/>
+                <w:sz w:val="18"/>
+              </w:rPr>
+            </w:r>
+            <w:r>
+              <w:rPr>
+                <w:b/>
+                <w:i w:val="0"/>
+                <w:sz w:val="18"/>
+              </w:rPr>
+              <w:t>The three that raise ALL of RBC/Hgb/Hct</w:t>
+            </w:r>
+          </w:p>
+        </w:tc>
+        <w:tc>
+          <w:tcPr>
+            <w:tcW w:type="dxa" w:w="5112"/>
+          </w:tcPr>
+          <w:p>
+            <w:pPr>
+              <w:spacing w:after="40"/>
+            </w:pPr>
+            <w:r>
+              <w:rPr>
+                <w:sz w:val="18"/>
+              </w:rPr>
+            </w:r>
+            <w:r>
+              <w:rPr>
+                <w:b w:val="0"/>
+                <w:i w:val="0"/>
+                <w:sz w:val="18"/>
+              </w:rPr>
+              <w:t>POLYCYTHEMIA VERA · CHRONIC HYPOXIA (COPD, sleep apnea, high altitude) · DEHYDRATION. Hematocrit adds SMOKING and HYPOVENTILATION; its decreased list adds HEMOLYSIS.</w:t>
+            </w:r>
+          </w:p>
+        </w:tc>
+      </w:tr>
+      <w:tr>
+        <w:tc>
+          <w:tcPr>
+            <w:tcW w:type="dxa" w:w="5112"/>
+            <w:shd w:val="clear" w:color="auto" w:fill="F1EEEF"/>
+          </w:tcPr>
+          <w:p>
+            <w:pPr>
+              <w:spacing w:after="40"/>
+            </w:pPr>
+            <w:r>
+              <w:rPr>
+                <w:b/>
+                <w:sz w:val="18"/>
+              </w:rPr>
+            </w:r>
+            <w:r>
+              <w:rPr>
+                <w:b/>
+                <w:i w:val="0"/>
+                <w:sz w:val="18"/>
+              </w:rPr>
+              <w:t>★ THE FOUR INDICES</w:t>
+            </w:r>
+          </w:p>
+        </w:tc>
+        <w:tc>
+          <w:tcPr>
+            <w:tcW w:type="dxa" w:w="5112"/>
+          </w:tcPr>
+          <w:p>
+            <w:pPr>
+              <w:spacing w:after="40"/>
+            </w:pPr>
+            <w:r>
+              <w:rPr>
+                <w:sz w:val="18"/>
+              </w:rPr>
+            </w:r>
+            <w:r>
+              <w:rPr>
+                <w:b w:val="0"/>
+                <w:i w:val="0"/>
+                <w:sz w:val="18"/>
+              </w:rPr>
+              <w:t>MCV = Hct(%) × 10 ÷ RBC — average VOLUME, 80–100 fL, MEASURED. MCH = Hgb × 10 ÷ RBC — hemoglobin PER CELL, 27–33 pg. MCHC = Hgb × 100 ÷ Hct — CONCENTRATION in packed cells, 32–36 g/dL. RDW = degree of ANISOCYTOSIS. MCH AND MCHC DIFFER ONLY IN THE DENOMINATOR.</w:t>
+            </w:r>
+          </w:p>
+        </w:tc>
+      </w:tr>
+      <w:tr>
+        <w:tc>
+          <w:tcPr>
+            <w:tcW w:type="dxa" w:w="5112"/>
+            <w:shd w:val="clear" w:color="auto" w:fill="F1EEEF"/>
+          </w:tcPr>
+          <w:p>
+            <w:pPr>
+              <w:spacing w:after="40"/>
+            </w:pPr>
+            <w:r>
+              <w:rPr>
+                <w:b/>
+                <w:sz w:val="18"/>
+              </w:rPr>
+            </w:r>
+            <w:r>
+              <w:rPr>
+                <w:b/>
+                <w:i w:val="0"/>
+                <w:sz w:val="18"/>
+              </w:rPr>
+              <w:t>MCHC's special job</w:t>
+            </w:r>
+          </w:p>
+        </w:tc>
+        <w:tc>
+          <w:tcPr>
+            <w:tcW w:type="dxa" w:w="5112"/>
+          </w:tcPr>
+          <w:p>
+            <w:pPr>
+              <w:spacing w:after="40"/>
+            </w:pPr>
+            <w:r>
+              <w:rPr>
+                <w:sz w:val="18"/>
+              </w:rPr>
+            </w:r>
+            <w:r>
+              <w:rPr>
+                <w:b w:val="0"/>
+                <w:i w:val="0"/>
+                <w:sz w:val="18"/>
+              </w:rPr>
+              <w:t>AUTOMATED SCREENING FLAG for HEREDITARY SPHEROCYTOSIS and other HYPERCHROMIC/DEHYDRATED red cell states.</w:t>
+            </w:r>
+          </w:p>
+        </w:tc>
+      </w:tr>
+      <w:tr>
+        <w:tc>
+          <w:tcPr>
+            <w:tcW w:type="dxa" w:w="5112"/>
+            <w:shd w:val="clear" w:color="auto" w:fill="F1EEEF"/>
+          </w:tcPr>
+          <w:p>
+            <w:pPr>
+              <w:spacing w:after="40"/>
+            </w:pPr>
+            <w:r>
+              <w:rPr>
+                <w:b/>
+                <w:sz w:val="18"/>
+              </w:rPr>
+            </w:r>
+            <w:r>
+              <w:rPr>
+                <w:b/>
+                <w:i w:val="0"/>
+                <w:sz w:val="18"/>
+              </w:rPr>
+              <w:t>Hypo / normo / hyperchromic</w:t>
+            </w:r>
+          </w:p>
+        </w:tc>
+        <w:tc>
+          <w:tcPr>
+            <w:tcW w:type="dxa" w:w="5112"/>
+          </w:tcPr>
+          <w:p>
+            <w:pPr>
+              <w:spacing w:after="40"/>
+            </w:pPr>
+            <w:r>
+              <w:rPr>
+                <w:sz w:val="18"/>
+              </w:rPr>
+            </w:r>
+            <w:r>
+              <w:rPr>
+                <w:b w:val="0"/>
+                <w:i w:val="0"/>
+                <w:sz w:val="18"/>
+              </w:rPr>
+              <w:t>HYPOchromic: central pallor &gt;1/3 of the diameter, MCH &lt;27, MCHC &lt;32 — iron deficiency, thalassemia. NORMOchromic: pallor EXACTLY 1/3. HYPERchromic: MCH &gt;33, MCHC &gt;36 — SPHEROCYTES.</w:t>
+            </w:r>
+          </w:p>
+        </w:tc>
+      </w:tr>
+      <w:tr>
+        <w:tc>
+          <w:tcPr>
+            <w:tcW w:type="dxa" w:w="5112"/>
+            <w:shd w:val="clear" w:color="auto" w:fill="F1EEEF"/>
+          </w:tcPr>
+          <w:p>
+            <w:pPr>
+              <w:spacing w:after="40"/>
+            </w:pPr>
+            <w:r>
+              <w:rPr>
+                <w:b/>
+                <w:sz w:val="18"/>
+              </w:rPr>
+            </w:r>
+            <w:r>
+              <w:rPr>
+                <w:b/>
+                <w:i w:val="0"/>
+                <w:sz w:val="18"/>
+              </w:rPr>
+              <w:t>The red cell COUNT caveat</w:t>
+            </w:r>
+          </w:p>
+        </w:tc>
+        <w:tc>
+          <w:tcPr>
+            <w:tcW w:type="dxa" w:w="5112"/>
+          </w:tcPr>
+          <w:p>
+            <w:pPr>
+              <w:spacing w:after="40"/>
+            </w:pPr>
+            <w:r>
+              <w:rPr>
+                <w:sz w:val="18"/>
+              </w:rPr>
+            </w:r>
+            <w:r>
+              <w:rPr>
+                <w:b w:val="0"/>
+                <w:i w:val="0"/>
+                <w:sz w:val="18"/>
+              </w:rPr>
+              <w:t>It DOES NOT accurately measure OXYGEN CARRYING CAPACITY and is NOT directly used to diagnose anemia — though still used to evaluate it.</w:t>
+            </w:r>
+          </w:p>
+        </w:tc>
+      </w:tr>
+    </w:tbl>
+    <w:p>
+      <w:pPr>
+        <w:spacing w:after="80"/>
+      </w:pPr>
+    </w:p>
+    <w:p>
+      <w:pPr>
+        <w:pStyle w:val="Heading1"/>
+        <w:spacing w:before="280" w:after="100"/>
+      </w:pPr>
+      <w:r>
+        <w:rPr>
+          <w:rFonts w:ascii="Georgia" w:hAnsi="Georgia"/>
+          <w:color w:val="17494B"/>
+        </w:rPr>
+        <w:t>Red Cell Morphology — Shape &amp; Inclusions</w:t>
+      </w:r>
+    </w:p>
+    <w:tbl>
+      <w:tblPr>
+        <w:tblStyle w:val="TableGrid"/>
+        <w:tblW w:type="auto" w:w="0"/>
+        <w:jc w:val="center"/>
+        <w:tblLook w:firstColumn="1" w:firstRow="1" w:lastColumn="0" w:lastRow="0" w:noHBand="0" w:noVBand="1" w:val="04A0"/>
+        <w:tblBorders>
+          <w:top w:val="single" w:sz="4" w:space="0" w:color="D8D2D4"/>
+          <w:left w:val="single" w:sz="4" w:space="0" w:color="D8D2D4"/>
+          <w:bottom w:val="single" w:sz="4" w:space="0" w:color="D8D2D4"/>
+          <w:right w:val="single" w:sz="4" w:space="0" w:color="D8D2D4"/>
+          <w:insideH w:val="single" w:sz="4" w:space="0" w:color="D8D2D4"/>
+          <w:insideV w:val="single" w:sz="4" w:space="0" w:color="D8D2D4"/>
+        </w:tblBorders>
+      </w:tblPr>
+      <w:tblGrid>
+        <w:gridCol w:w="5112"/>
+        <w:gridCol w:w="5112"/>
+      </w:tblGrid>
+      <w:tr>
+        <w:tc>
+          <w:tcPr>
+            <w:tcW w:type="dxa" w:w="5112"/>
+            <w:shd w:val="clear" w:color="auto" w:fill="17494B"/>
+          </w:tcPr>
+          <w:p>
+            <w:pPr>
+              <w:spacing w:after="40"/>
+            </w:pPr>
+            <w:r>
+              <w:rPr>
+                <w:b/>
+                <w:color w:val="FFFFFF"/>
+                <w:sz w:val="18"/>
+              </w:rPr>
+            </w:r>
+            <w:r>
+              <w:rPr>
+                <w:b/>
+                <w:i w:val="0"/>
+                <w:color w:val="FFFFFF"/>
+                <w:sz w:val="18"/>
+              </w:rPr>
+              <w:t>Term</w:t>
+            </w:r>
+          </w:p>
+        </w:tc>
+        <w:tc>
+          <w:tcPr>
+            <w:tcW w:type="dxa" w:w="5112"/>
+            <w:shd w:val="clear" w:color="auto" w:fill="17494B"/>
+          </w:tcPr>
+          <w:p>
+            <w:pPr>
+              <w:spacing w:after="40"/>
+            </w:pPr>
+            <w:r>
+              <w:rPr>
+                <w:b/>
+                <w:color w:val="FFFFFF"/>
+                <w:sz w:val="18"/>
+              </w:rPr>
+            </w:r>
+            <w:r>
+              <w:rPr>
+                <w:b/>
+                <w:i w:val="0"/>
+                <w:color w:val="FFFFFF"/>
+                <w:sz w:val="18"/>
+              </w:rPr>
+              <w:t>What you need to know</w:t>
+            </w:r>
+          </w:p>
+        </w:tc>
+      </w:tr>
+      <w:tr>
+        <w:tc>
+          <w:tcPr>
+            <w:tcW w:type="dxa" w:w="5112"/>
+            <w:shd w:val="clear" w:color="auto" w:fill="F1EEEF"/>
+          </w:tcPr>
+          <w:p>
+            <w:pPr>
+              <w:spacing w:after="40"/>
+            </w:pPr>
+            <w:r>
+              <w:rPr>
+                <w:b/>
+                <w:sz w:val="18"/>
+              </w:rPr>
+            </w:r>
+            <w:r>
+              <w:rPr>
+                <w:b/>
+                <w:i w:val="0"/>
+                <w:sz w:val="18"/>
+              </w:rPr>
+              <w:t>The four categories</w:t>
+            </w:r>
+          </w:p>
+        </w:tc>
+        <w:tc>
+          <w:tcPr>
+            <w:tcW w:type="dxa" w:w="5112"/>
+          </w:tcPr>
+          <w:p>
+            <w:pPr>
+              <w:spacing w:after="40"/>
+            </w:pPr>
+            <w:r>
+              <w:rPr>
+                <w:sz w:val="18"/>
+              </w:rPr>
+            </w:r>
+            <w:r>
+              <w:rPr>
+                <w:b w:val="0"/>
+                <w:i w:val="0"/>
+                <w:sz w:val="18"/>
+              </w:rPr>
+              <w:t>SIZE · HEMOGLOBIN DISTRIBUTION · SHAPE VARIATION (POIKILOCYTOSIS) · INCLUSIONS AND CELL DISTRIBUTION.</w:t>
+            </w:r>
+          </w:p>
+        </w:tc>
+      </w:tr>
+      <w:tr>
+        <w:tc>
+          <w:tcPr>
+            <w:tcW w:type="dxa" w:w="5112"/>
+            <w:shd w:val="clear" w:color="auto" w:fill="F1EEEF"/>
+          </w:tcPr>
+          <w:p>
+            <w:pPr>
+              <w:spacing w:after="40"/>
+            </w:pPr>
+            <w:r>
+              <w:rPr>
+                <w:b/>
+                <w:sz w:val="18"/>
+              </w:rPr>
+            </w:r>
+            <w:r>
+              <w:rPr>
+                <w:b/>
+                <w:i w:val="0"/>
+                <w:sz w:val="18"/>
+              </w:rPr>
+              <w:t>★ ACANTHOCYTE vs ECHINOCYTE</w:t>
+            </w:r>
+          </w:p>
+        </w:tc>
+        <w:tc>
+          <w:tcPr>
+            <w:tcW w:type="dxa" w:w="5112"/>
+          </w:tcPr>
+          <w:p>
+            <w:pPr>
+              <w:spacing w:after="40"/>
+            </w:pPr>
+            <w:r>
+              <w:rPr>
+                <w:sz w:val="18"/>
+              </w:rPr>
+            </w:r>
+            <w:r>
+              <w:rPr>
+                <w:b w:val="0"/>
+                <w:i w:val="0"/>
+                <w:sz w:val="18"/>
+              </w:rPr>
+              <w:t>ACANTHOCYTE (spur, “acantha” = thorn): IRREGULAR spikes, NO central pallor → LIVER DISEASE. ECHINOCYTE (burr, sea urchin): REGULARLY distributed, LESS POINTED tips, CENTRAL PALLOR PRESERVED → RENAL DISEASE. Two features, two diseases.</w:t>
+            </w:r>
+          </w:p>
+        </w:tc>
+      </w:tr>
+      <w:tr>
+        <w:tc>
+          <w:tcPr>
+            <w:tcW w:type="dxa" w:w="5112"/>
+            <w:shd w:val="clear" w:color="auto" w:fill="F1EEEF"/>
+          </w:tcPr>
+          <w:p>
+            <w:pPr>
+              <w:spacing w:after="40"/>
+            </w:pPr>
+            <w:r>
+              <w:rPr>
+                <w:b/>
+                <w:sz w:val="18"/>
+              </w:rPr>
+            </w:r>
+            <w:r>
+              <w:rPr>
+                <w:b/>
+                <w:i w:val="0"/>
+                <w:sz w:val="18"/>
+              </w:rPr>
+              <w:t>Schistocytes</w:t>
+            </w:r>
+          </w:p>
+        </w:tc>
+        <w:tc>
+          <w:tcPr>
+            <w:tcW w:type="dxa" w:w="5112"/>
+          </w:tcPr>
+          <w:p>
+            <w:pPr>
+              <w:spacing w:after="40"/>
+            </w:pPr>
+            <w:r>
+              <w:rPr>
+                <w:sz w:val="18"/>
+              </w:rPr>
+            </w:r>
+            <w:r>
+              <w:rPr>
+                <w:b w:val="0"/>
+                <w:i w:val="0"/>
+                <w:sz w:val="18"/>
+              </w:rPr>
+              <w:t>FRAGMENTED red cells — helmet, horn, TRIANGULAR, MICROSPHEROCYTE (last two are IMAGE-ONLY). Usually MICROCYTIC, LACK central pallor. HEMOLYSIS, MECHANICAL TRAUMA (mechanical heart valves), MEDICATIONS (CYCLOSPORINE). ★ AUTOMATED COUNTERS MAY COUNT THEM AS PLATELETS.</w:t>
+            </w:r>
+          </w:p>
+        </w:tc>
+      </w:tr>
+      <w:tr>
+        <w:tc>
+          <w:tcPr>
+            <w:tcW w:type="dxa" w:w="5112"/>
+            <w:shd w:val="clear" w:color="auto" w:fill="F1EEEF"/>
+          </w:tcPr>
+          <w:p>
+            <w:pPr>
+              <w:spacing w:after="40"/>
+            </w:pPr>
+            <w:r>
+              <w:rPr>
+                <w:b/>
+                <w:sz w:val="18"/>
+              </w:rPr>
+            </w:r>
+            <w:r>
+              <w:rPr>
+                <w:b/>
+                <w:i w:val="0"/>
+                <w:sz w:val="18"/>
+              </w:rPr>
+              <w:t>Sickled cell (drepanocyte)</w:t>
+            </w:r>
+          </w:p>
+        </w:tc>
+        <w:tc>
+          <w:tcPr>
+            <w:tcW w:type="dxa" w:w="5112"/>
+          </w:tcPr>
+          <w:p>
+            <w:pPr>
+              <w:spacing w:after="40"/>
+            </w:pPr>
+            <w:r>
+              <w:rPr>
+                <w:sz w:val="18"/>
+              </w:rPr>
+            </w:r>
+            <w:r>
+              <w:rPr>
+                <w:b w:val="0"/>
+                <w:i w:val="0"/>
+                <w:sz w:val="18"/>
+              </w:rPr>
+              <w:t>THIN CRESCENT, NO central pallor, DENSE hemoglobin so NORMOCHROMIC TO HYPERCHROMIC. Forms UNDER LOW OXYGEN TENSION, causes SLUDGING in tissues.</w:t>
+            </w:r>
+          </w:p>
+        </w:tc>
+      </w:tr>
+      <w:tr>
+        <w:tc>
+          <w:tcPr>
+            <w:tcW w:type="dxa" w:w="5112"/>
+            <w:shd w:val="clear" w:color="auto" w:fill="F1EEEF"/>
+          </w:tcPr>
+          <w:p>
+            <w:pPr>
+              <w:spacing w:after="40"/>
+            </w:pPr>
+            <w:r>
+              <w:rPr>
+                <w:b/>
+                <w:sz w:val="18"/>
+              </w:rPr>
+            </w:r>
+            <w:r>
+              <w:rPr>
+                <w:b/>
+                <w:i w:val="0"/>
+                <w:sz w:val="18"/>
+              </w:rPr>
+              <w:t>Spherocyte</w:t>
+            </w:r>
+          </w:p>
+        </w:tc>
+        <w:tc>
+          <w:tcPr>
+            <w:tcW w:type="dxa" w:w="5112"/>
+          </w:tcPr>
+          <w:p>
+            <w:pPr>
+              <w:spacing w:after="40"/>
+            </w:pPr>
+            <w:r>
+              <w:rPr>
+                <w:sz w:val="18"/>
+              </w:rPr>
+            </w:r>
+            <w:r>
+              <w:rPr>
+                <w:b w:val="0"/>
+                <w:i w:val="0"/>
+                <w:sz w:val="18"/>
+              </w:rPr>
+              <w:t>PERFECTLY ROUND, LOSS OF CENTRAL PALLOR, often SMALLER than normal → HEREDITARY SPHEROCYTOSIS (mostly INHERITED; shortens red cell life).</w:t>
+            </w:r>
+          </w:p>
+        </w:tc>
+      </w:tr>
+      <w:tr>
+        <w:tc>
+          <w:tcPr>
+            <w:tcW w:type="dxa" w:w="5112"/>
+            <w:shd w:val="clear" w:color="auto" w:fill="F1EEEF"/>
+          </w:tcPr>
+          <w:p>
+            <w:pPr>
+              <w:spacing w:after="40"/>
+            </w:pPr>
+            <w:r>
+              <w:rPr>
+                <w:b/>
+                <w:sz w:val="18"/>
+              </w:rPr>
+            </w:r>
+            <w:r>
+              <w:rPr>
+                <w:b/>
+                <w:i w:val="0"/>
+                <w:sz w:val="18"/>
+              </w:rPr>
+              <w:t>Target cell (codocyte)</w:t>
+            </w:r>
+          </w:p>
+        </w:tc>
+        <w:tc>
+          <w:tcPr>
+            <w:tcW w:type="dxa" w:w="5112"/>
+          </w:tcPr>
+          <w:p>
+            <w:pPr>
+              <w:spacing w:after="40"/>
+            </w:pPr>
+            <w:r>
+              <w:rPr>
+                <w:sz w:val="18"/>
+              </w:rPr>
+            </w:r>
+            <w:r>
+              <w:rPr>
+                <w:b w:val="0"/>
+                <w:i w:val="0"/>
+                <w:sz w:val="18"/>
+              </w:rPr>
+              <w:t>DARK CIRCLE INSIDE the central pallor = BULLSEYE. Due to REDUNDANT CELL MEMBRANE. POST SPLENECTOMY and LIVER DISEASE.</w:t>
+            </w:r>
+          </w:p>
+        </w:tc>
+      </w:tr>
+      <w:tr>
+        <w:tc>
+          <w:tcPr>
+            <w:tcW w:type="dxa" w:w="5112"/>
+            <w:shd w:val="clear" w:color="auto" w:fill="F1EEEF"/>
+          </w:tcPr>
+          <w:p>
+            <w:pPr>
+              <w:spacing w:after="40"/>
+            </w:pPr>
+            <w:r>
+              <w:rPr>
+                <w:b/>
+                <w:sz w:val="18"/>
+              </w:rPr>
+            </w:r>
+            <w:r>
+              <w:rPr>
+                <w:b/>
+                <w:i w:val="0"/>
+                <w:sz w:val="18"/>
+              </w:rPr>
+              <w:t>Teardrop cell (dacrocyte)</w:t>
+            </w:r>
+          </w:p>
+        </w:tc>
+        <w:tc>
+          <w:tcPr>
+            <w:tcW w:type="dxa" w:w="5112"/>
+          </w:tcPr>
+          <w:p>
+            <w:pPr>
+              <w:spacing w:after="40"/>
+            </w:pPr>
+            <w:r>
+              <w:rPr>
+                <w:sz w:val="18"/>
+              </w:rPr>
+            </w:r>
+            <w:r>
+              <w:rPr>
+                <w:b w:val="0"/>
+                <w:i w:val="0"/>
+                <w:sz w:val="18"/>
+              </w:rPr>
+              <w:t>Formed in BONE MARROW INFILTRATED BY SCAR TISSUE OR CANCEROUS CELLS → BONE MARROW DISEASE.</w:t>
+            </w:r>
+          </w:p>
+        </w:tc>
+      </w:tr>
+      <w:tr>
+        <w:tc>
+          <w:tcPr>
+            <w:tcW w:type="dxa" w:w="5112"/>
+            <w:shd w:val="clear" w:color="auto" w:fill="F1EEEF"/>
+          </w:tcPr>
+          <w:p>
+            <w:pPr>
+              <w:spacing w:after="40"/>
+            </w:pPr>
+            <w:r>
+              <w:rPr>
+                <w:b/>
+                <w:sz w:val="18"/>
+              </w:rPr>
+            </w:r>
+            <w:r>
+              <w:rPr>
+                <w:b/>
+                <w:i w:val="0"/>
+                <w:sz w:val="18"/>
+              </w:rPr>
+              <w:t>Basophilic stippling</w:t>
+            </w:r>
+          </w:p>
+        </w:tc>
+        <w:tc>
+          <w:tcPr>
+            <w:tcW w:type="dxa" w:w="5112"/>
+          </w:tcPr>
+          <w:p>
+            <w:pPr>
+              <w:spacing w:after="40"/>
+            </w:pPr>
+            <w:r>
+              <w:rPr>
+                <w:sz w:val="18"/>
+              </w:rPr>
+            </w:r>
+            <w:r>
+              <w:rPr>
+                <w:b w:val="0"/>
+                <w:i w:val="0"/>
+                <w:sz w:val="18"/>
+              </w:rPr>
+              <w:t>BLUE-BLACK dots of RIBOSOMAL RNA, EVENLY DISTRIBUTED through the cytoplasm → LEAD POISONING. The even distribution is the discriminator.</w:t>
+            </w:r>
+          </w:p>
+        </w:tc>
+      </w:tr>
+      <w:tr>
+        <w:tc>
+          <w:tcPr>
+            <w:tcW w:type="dxa" w:w="5112"/>
+            <w:shd w:val="clear" w:color="auto" w:fill="F1EEEF"/>
+          </w:tcPr>
+          <w:p>
+            <w:pPr>
+              <w:spacing w:after="40"/>
+            </w:pPr>
+            <w:r>
+              <w:rPr>
+                <w:b/>
+                <w:sz w:val="18"/>
+              </w:rPr>
+            </w:r>
+            <w:r>
+              <w:rPr>
+                <w:b/>
+                <w:i w:val="0"/>
+                <w:sz w:val="18"/>
+              </w:rPr>
+              <w:t>Howell-Jolly body</w:t>
+            </w:r>
+          </w:p>
+        </w:tc>
+        <w:tc>
+          <w:tcPr>
+            <w:tcW w:type="dxa" w:w="5112"/>
+          </w:tcPr>
+          <w:p>
+            <w:pPr>
+              <w:spacing w:after="40"/>
+            </w:pPr>
+            <w:r>
+              <w:rPr>
+                <w:sz w:val="18"/>
+              </w:rPr>
+            </w:r>
+            <w:r>
+              <w:rPr>
+                <w:b w:val="0"/>
+                <w:i w:val="0"/>
+                <w:sz w:val="18"/>
+              </w:rPr>
+              <w:t>A SINGLE dot-like DARK PURPLE RESIDUAL NUCLEAR FRAGMENT → POST SPLENECTOMY. Normally REMOVED BY THE SPLEEN, so finding one means SPLENIC DYSFUNCTION OR ASPLENIA. Target cells appear in the same field.</w:t>
+            </w:r>
+          </w:p>
+        </w:tc>
+      </w:tr>
+      <w:tr>
+        <w:tc>
+          <w:tcPr>
+            <w:tcW w:type="dxa" w:w="5112"/>
+            <w:shd w:val="clear" w:color="auto" w:fill="F1EEEF"/>
+          </w:tcPr>
+          <w:p>
+            <w:pPr>
+              <w:spacing w:after="40"/>
+            </w:pPr>
+            <w:r>
+              <w:rPr>
+                <w:b/>
+                <w:sz w:val="18"/>
+              </w:rPr>
+            </w:r>
+            <w:r>
+              <w:rPr>
+                <w:b/>
+                <w:i w:val="0"/>
+                <w:sz w:val="18"/>
+              </w:rPr>
+              <w:t>★ HEINZ BODIES — the easiest thing to miss</w:t>
+            </w:r>
+          </w:p>
+        </w:tc>
+        <w:tc>
+          <w:tcPr>
+            <w:tcW w:type="dxa" w:w="5112"/>
+          </w:tcPr>
+          <w:p>
+            <w:pPr>
+              <w:spacing w:after="40"/>
+            </w:pPr>
+            <w:r>
+              <w:rPr>
+                <w:sz w:val="18"/>
+              </w:rPr>
+            </w:r>
+            <w:r>
+              <w:rPr>
+                <w:b w:val="0"/>
+                <w:i w:val="0"/>
+                <w:sz w:val="18"/>
+              </w:rPr>
+              <w:t>DENATURED HEMOGLOBIN at the PERIPHERY of the cell → G6PD DEFICIENCY. THEY REQUIRE A SUPRAVITAL STAIN (NEW METHYLENE BLUE) — INVISIBLE ON THE ROUTINE WRIGHT STAIN, so nobody reports them unless you ask. This fact is ONLY inside the figure.</w:t>
+            </w:r>
+          </w:p>
+        </w:tc>
+      </w:tr>
+      <w:tr>
+        <w:tc>
+          <w:tcPr>
+            <w:tcW w:type="dxa" w:w="5112"/>
+            <w:shd w:val="clear" w:color="auto" w:fill="F1EEEF"/>
+          </w:tcPr>
+          <w:p>
+            <w:pPr>
+              <w:spacing w:after="40"/>
+            </w:pPr>
+            <w:r>
+              <w:rPr>
+                <w:b/>
+                <w:sz w:val="18"/>
+              </w:rPr>
+            </w:r>
+            <w:r>
+              <w:rPr>
+                <w:b/>
+                <w:i w:val="0"/>
+                <w:sz w:val="18"/>
+              </w:rPr>
+              <w:t>Rouleaux vs agglutination</w:t>
+            </w:r>
+          </w:p>
+        </w:tc>
+        <w:tc>
+          <w:tcPr>
+            <w:tcW w:type="dxa" w:w="5112"/>
+          </w:tcPr>
+          <w:p>
+            <w:pPr>
+              <w:spacing w:after="40"/>
+            </w:pPr>
+            <w:r>
+              <w:rPr>
+                <w:sz w:val="18"/>
+              </w:rPr>
+            </w:r>
+            <w:r>
+              <w:rPr>
+                <w:b w:val="0"/>
+                <w:i w:val="0"/>
+                <w:sz w:val="18"/>
+              </w:rPr>
+              <w:t>ROULEAUX: STACKED IN CHAINS, “ROWS OF COINS” — RAISED SERUM PROTEINS NEUTRALISE the red cells' NEGATIVE SURFACE CHARGE → MULTIPLE MYELOMA, LIVER DISEASE. AGGLUTINATION: DISORDERLY CLUMPING — ANTIBODIES COAT and BRIDGE the cells → TRANSFUSION REACTIONS.</w:t>
+            </w:r>
+          </w:p>
+        </w:tc>
+      </w:tr>
+    </w:tbl>
+    <w:p>
+      <w:pPr>
+        <w:spacing w:after="80"/>
+      </w:pPr>
+    </w:p>
+    <w:p>
+      <w:pPr>
+        <w:pStyle w:val="Heading1"/>
+        <w:spacing w:before="280" w:after="100"/>
+      </w:pPr>
+      <w:r>
+        <w:rPr>
+          <w:rFonts w:ascii="Georgia" w:hAnsi="Georgia"/>
+          <w:color w:val="17494B"/>
+        </w:rPr>
+        <w:t>Working Up an Anemia</w:t>
+      </w:r>
+    </w:p>
+    <w:tbl>
+      <w:tblPr>
+        <w:tblStyle w:val="TableGrid"/>
+        <w:tblW w:type="auto" w:w="0"/>
+        <w:jc w:val="center"/>
+        <w:tblLook w:firstColumn="1" w:firstRow="1" w:lastColumn="0" w:lastRow="0" w:noHBand="0" w:noVBand="1" w:val="04A0"/>
+        <w:tblBorders>
+          <w:top w:val="single" w:sz="4" w:space="0" w:color="D8D2D4"/>
+          <w:left w:val="single" w:sz="4" w:space="0" w:color="D8D2D4"/>
+          <w:bottom w:val="single" w:sz="4" w:space="0" w:color="D8D2D4"/>
+          <w:right w:val="single" w:sz="4" w:space="0" w:color="D8D2D4"/>
+          <w:insideH w:val="single" w:sz="4" w:space="0" w:color="D8D2D4"/>
+          <w:insideV w:val="single" w:sz="4" w:space="0" w:color="D8D2D4"/>
+        </w:tblBorders>
+      </w:tblPr>
+      <w:tblGrid>
+        <w:gridCol w:w="5112"/>
+        <w:gridCol w:w="5112"/>
+      </w:tblGrid>
+      <w:tr>
+        <w:tc>
+          <w:tcPr>
+            <w:tcW w:type="dxa" w:w="5112"/>
+            <w:shd w:val="clear" w:color="auto" w:fill="17494B"/>
+          </w:tcPr>
+          <w:p>
+            <w:pPr>
+              <w:spacing w:after="40"/>
+            </w:pPr>
+            <w:r>
+              <w:rPr>
+                <w:b/>
+                <w:color w:val="FFFFFF"/>
+                <w:sz w:val="18"/>
+              </w:rPr>
+            </w:r>
+            <w:r>
+              <w:rPr>
+                <w:b/>
+                <w:i w:val="0"/>
+                <w:color w:val="FFFFFF"/>
+                <w:sz w:val="18"/>
+              </w:rPr>
+              <w:t>Term</w:t>
+            </w:r>
+          </w:p>
+        </w:tc>
+        <w:tc>
+          <w:tcPr>
+            <w:tcW w:type="dxa" w:w="5112"/>
+            <w:shd w:val="clear" w:color="auto" w:fill="17494B"/>
+          </w:tcPr>
+          <w:p>
+            <w:pPr>
+              <w:spacing w:after="40"/>
+            </w:pPr>
+            <w:r>
+              <w:rPr>
+                <w:b/>
+                <w:color w:val="FFFFFF"/>
+                <w:sz w:val="18"/>
+              </w:rPr>
+            </w:r>
+            <w:r>
+              <w:rPr>
+                <w:b/>
+                <w:i w:val="0"/>
+                <w:color w:val="FFFFFF"/>
+                <w:sz w:val="18"/>
+              </w:rPr>
+              <w:t>What you need to know</w:t>
+            </w:r>
+          </w:p>
+        </w:tc>
+      </w:tr>
+      <w:tr>
+        <w:tc>
+          <w:tcPr>
+            <w:tcW w:type="dxa" w:w="5112"/>
+            <w:shd w:val="clear" w:color="auto" w:fill="F1EEEF"/>
+          </w:tcPr>
+          <w:p>
+            <w:pPr>
+              <w:spacing w:after="40"/>
+            </w:pPr>
+            <w:r>
+              <w:rPr>
+                <w:b/>
+                <w:sz w:val="18"/>
+              </w:rPr>
+            </w:r>
+            <w:r>
+              <w:rPr>
+                <w:b/>
+                <w:i w:val="0"/>
+                <w:sz w:val="18"/>
+              </w:rPr>
+              <w:t>The four evaluation steps</w:t>
+            </w:r>
+          </w:p>
+        </w:tc>
+        <w:tc>
+          <w:tcPr>
+            <w:tcW w:type="dxa" w:w="5112"/>
+          </w:tcPr>
+          <w:p>
+            <w:pPr>
+              <w:spacing w:after="40"/>
+            </w:pPr>
+            <w:r>
+              <w:rPr>
+                <w:sz w:val="18"/>
+              </w:rPr>
+            </w:r>
+            <w:r>
+              <w:rPr>
+                <w:b w:val="0"/>
+                <w:i w:val="0"/>
+                <w:sz w:val="18"/>
+              </w:rPr>
+              <w:t>ASSESS CLINICAL PRESENTATION · CHECK CBC AND CHEMISTRY PANEL · DETERMINE THE MCV · CHECK THE RETICULOCYTE COUNT. Do them SIMULTANEOUSLY. Look at the PERIPHERAL SMEAR if you can get one.</w:t>
+            </w:r>
+          </w:p>
+        </w:tc>
+      </w:tr>
+      <w:tr>
+        <w:tc>
+          <w:tcPr>
+            <w:tcW w:type="dxa" w:w="5112"/>
+            <w:shd w:val="clear" w:color="auto" w:fill="F1EEEF"/>
+          </w:tcPr>
+          <w:p>
+            <w:pPr>
+              <w:spacing w:after="40"/>
+            </w:pPr>
+            <w:r>
+              <w:rPr>
+                <w:b/>
+                <w:sz w:val="18"/>
+              </w:rPr>
+            </w:r>
+            <w:r>
+              <w:rPr>
+                <w:b/>
+                <w:i w:val="0"/>
+                <w:sz w:val="18"/>
+              </w:rPr>
+              <w:t>Reticulocyte count</w:t>
+            </w:r>
+          </w:p>
+        </w:tc>
+        <w:tc>
+          <w:tcPr>
+            <w:tcW w:type="dxa" w:w="5112"/>
+          </w:tcPr>
+          <w:p>
+            <w:pPr>
+              <w:spacing w:after="40"/>
+            </w:pPr>
+            <w:r>
+              <w:rPr>
+                <w:sz w:val="18"/>
+              </w:rPr>
+            </w:r>
+            <w:r>
+              <w:rPr>
+                <w:b w:val="0"/>
+                <w:i w:val="0"/>
+                <w:sz w:val="18"/>
+              </w:rPr>
+              <w:t>Tells you whether the BONE MARROW IS FUNCTIONING. Most helpful when VERY ELEVATED OR VERY DECREASED. DECREASED = UNDERPRODUCTION. INCREASED = HEMOLYSIS OR BLOOD LOSS.</w:t>
+            </w:r>
+          </w:p>
+        </w:tc>
+      </w:tr>
+      <w:tr>
+        <w:tc>
+          <w:tcPr>
+            <w:tcW w:type="dxa" w:w="5112"/>
+            <w:shd w:val="clear" w:color="auto" w:fill="F1EEEF"/>
+          </w:tcPr>
+          <w:p>
+            <w:pPr>
+              <w:spacing w:after="40"/>
+            </w:pPr>
+            <w:r>
+              <w:rPr>
+                <w:b/>
+                <w:sz w:val="18"/>
+              </w:rPr>
+            </w:r>
+            <w:r>
+              <w:rPr>
+                <w:b/>
+                <w:i w:val="0"/>
+                <w:sz w:val="18"/>
+              </w:rPr>
+              <w:t>★ THE THREE MCV BANDS</w:t>
+            </w:r>
+          </w:p>
+        </w:tc>
+        <w:tc>
+          <w:tcPr>
+            <w:tcW w:type="dxa" w:w="5112"/>
+          </w:tcPr>
+          <w:p>
+            <w:pPr>
+              <w:spacing w:after="40"/>
+            </w:pPr>
+            <w:r>
+              <w:rPr>
+                <w:sz w:val="18"/>
+              </w:rPr>
+            </w:r>
+            <w:r>
+              <w:rPr>
+                <w:b w:val="0"/>
+                <w:i w:val="0"/>
+                <w:sz w:val="18"/>
+              </w:rPr>
+              <w:t>MICROCYTIC &lt;80 fL · NORMOCYTIC 80–100 fL · MACROCYTIC &gt;100 fL. Hemoglobin says there IS an anemia; MCV says WHICH ALGORITHM TO RUN.</w:t>
+            </w:r>
+          </w:p>
+        </w:tc>
+      </w:tr>
+      <w:tr>
+        <w:tc>
+          <w:tcPr>
+            <w:tcW w:type="dxa" w:w="5112"/>
+            <w:shd w:val="clear" w:color="auto" w:fill="F1EEEF"/>
+          </w:tcPr>
+          <w:p>
+            <w:pPr>
+              <w:spacing w:after="40"/>
+            </w:pPr>
+            <w:r>
+              <w:rPr>
+                <w:b/>
+                <w:sz w:val="18"/>
+              </w:rPr>
+            </w:r>
+            <w:r>
+              <w:rPr>
+                <w:b/>
+                <w:i w:val="0"/>
+                <w:sz w:val="18"/>
+              </w:rPr>
+              <w:t>Microcytic causes</w:t>
+            </w:r>
+          </w:p>
+        </w:tc>
+        <w:tc>
+          <w:tcPr>
+            <w:tcW w:type="dxa" w:w="5112"/>
+          </w:tcPr>
+          <w:p>
+            <w:pPr>
+              <w:spacing w:after="40"/>
+            </w:pPr>
+            <w:r>
+              <w:rPr>
+                <w:sz w:val="18"/>
+              </w:rPr>
+            </w:r>
+            <w:r>
+              <w:rPr>
+                <w:b w:val="0"/>
+                <w:i w:val="0"/>
+                <w:sz w:val="18"/>
+              </w:rPr>
+              <w:t>IRON DEFICIENCY (MOST COMMON CAUSE OF ANEMIA — MUST EVALUATE FOR OCCULT BLOOD LOSS, often the FIRST SIGN OF GI BLEEDING) · LEAD POISONING · ANEMIA OF CHRONIC DISEASE · THALASSEMIA · SIDEROBLASTIC ANEMIA.</w:t>
+            </w:r>
+          </w:p>
+        </w:tc>
+      </w:tr>
+      <w:tr>
+        <w:tc>
+          <w:tcPr>
+            <w:tcW w:type="dxa" w:w="5112"/>
+            <w:shd w:val="clear" w:color="auto" w:fill="F1EEEF"/>
+          </w:tcPr>
+          <w:p>
+            <w:pPr>
+              <w:spacing w:after="40"/>
+            </w:pPr>
+            <w:r>
+              <w:rPr>
+                <w:b/>
+                <w:sz w:val="18"/>
+              </w:rPr>
+            </w:r>
+            <w:r>
+              <w:rPr>
+                <w:b/>
+                <w:i w:val="0"/>
+                <w:sz w:val="18"/>
+              </w:rPr>
+              <w:t>★ IRON STUDIES — the two patterns</w:t>
+            </w:r>
+          </w:p>
+        </w:tc>
+        <w:tc>
+          <w:tcPr>
+            <w:tcW w:type="dxa" w:w="5112"/>
+          </w:tcPr>
+          <w:p>
+            <w:pPr>
+              <w:spacing w:after="40"/>
+            </w:pPr>
+            <w:r>
+              <w:rPr>
+                <w:sz w:val="18"/>
+              </w:rPr>
+            </w:r>
+            <w:r>
+              <w:rPr>
+                <w:b w:val="0"/>
+                <w:i w:val="0"/>
+                <w:sz w:val="18"/>
+              </w:rPr>
+              <w:t>IRON DEFICIENCY: FERRITIN ↓, IRON ↓, TIBC ↑. ANEMIA OF CHRONIC DISEASE: FERRITIN ↑, IRON ↓, TIBC ↓. Ferritin is an ACUTE PHASE REACTANT, so it RISES in inflammation even though the iron is unavailable.</w:t>
+            </w:r>
+          </w:p>
+        </w:tc>
+      </w:tr>
+      <w:tr>
+        <w:tc>
+          <w:tcPr>
+            <w:tcW w:type="dxa" w:w="5112"/>
+            <w:shd w:val="clear" w:color="auto" w:fill="F1EEEF"/>
+          </w:tcPr>
+          <w:p>
+            <w:pPr>
+              <w:spacing w:after="40"/>
+            </w:pPr>
+            <w:r>
+              <w:rPr>
+                <w:b/>
+                <w:sz w:val="18"/>
+              </w:rPr>
+            </w:r>
+            <w:r>
+              <w:rPr>
+                <w:b/>
+                <w:i w:val="0"/>
+                <w:sz w:val="18"/>
+              </w:rPr>
+              <w:t>All three normal in a microcytic anemia</w:t>
+            </w:r>
+          </w:p>
+        </w:tc>
+        <w:tc>
+          <w:tcPr>
+            <w:tcW w:type="dxa" w:w="5112"/>
+          </w:tcPr>
+          <w:p>
+            <w:pPr>
+              <w:spacing w:after="40"/>
+            </w:pPr>
+            <w:r>
+              <w:rPr>
+                <w:sz w:val="18"/>
+              </w:rPr>
+            </w:r>
+            <w:r>
+              <w:rPr>
+                <w:b w:val="0"/>
+                <w:i w:val="0"/>
+                <w:sz w:val="18"/>
+              </w:rPr>
+              <w:t>→ Is there BASOPHILIC STIPPLING? YES → obtain SERUM LEAD. NO → THALASSEMIA TRAIT.</w:t>
+            </w:r>
+          </w:p>
+        </w:tc>
+      </w:tr>
+      <w:tr>
+        <w:tc>
+          <w:tcPr>
+            <w:tcW w:type="dxa" w:w="5112"/>
+            <w:shd w:val="clear" w:color="auto" w:fill="F1EEEF"/>
+          </w:tcPr>
+          <w:p>
+            <w:pPr>
+              <w:spacing w:after="40"/>
+            </w:pPr>
+            <w:r>
+              <w:rPr>
+                <w:b/>
+                <w:sz w:val="18"/>
+              </w:rPr>
+            </w:r>
+            <w:r>
+              <w:rPr>
+                <w:b/>
+                <w:i w:val="0"/>
+                <w:sz w:val="18"/>
+              </w:rPr>
+              <w:t>Iron comparison table (image-only)</w:t>
+            </w:r>
+          </w:p>
+        </w:tc>
+        <w:tc>
+          <w:tcPr>
+            <w:tcW w:type="dxa" w:w="5112"/>
+          </w:tcPr>
+          <w:p>
+            <w:pPr>
+              <w:spacing w:after="40"/>
+            </w:pPr>
+            <w:r>
+              <w:rPr>
+                <w:sz w:val="18"/>
+              </w:rPr>
+            </w:r>
+            <w:r>
+              <w:rPr>
+                <w:b w:val="0"/>
+                <w:i w:val="0"/>
+                <w:sz w:val="18"/>
+              </w:rPr>
+              <w:t>THALASSAEMIA MINOR is the row where the MCV IS LOW AND EVERYTHING ELSE IS NORMAL. INFLAMMATORY ANAEMIA is the one with a NORMAL MCV. THALASSAEMIA MAJOR and SIDEROBLASTIC both have LOW MCV with RAISED FERRITIN.</w:t>
+            </w:r>
+          </w:p>
+        </w:tc>
+      </w:tr>
+      <w:tr>
+        <w:tc>
+          <w:tcPr>
+            <w:tcW w:type="dxa" w:w="5112"/>
+            <w:shd w:val="clear" w:color="auto" w:fill="F1EEEF"/>
+          </w:tcPr>
+          <w:p>
+            <w:pPr>
+              <w:spacing w:after="40"/>
+            </w:pPr>
+            <w:r>
+              <w:rPr>
+                <w:b/>
+                <w:sz w:val="18"/>
+              </w:rPr>
+            </w:r>
+            <w:r>
+              <w:rPr>
+                <w:b/>
+                <w:i w:val="0"/>
+                <w:sz w:val="18"/>
+              </w:rPr>
+              <w:t>Iron transport analogy</w:t>
+            </w:r>
+          </w:p>
+        </w:tc>
+        <w:tc>
+          <w:tcPr>
+            <w:tcW w:type="dxa" w:w="5112"/>
+          </w:tcPr>
+          <w:p>
+            <w:pPr>
+              <w:spacing w:after="40"/>
+            </w:pPr>
+            <w:r>
+              <w:rPr>
+                <w:sz w:val="18"/>
+              </w:rPr>
+            </w:r>
+            <w:r>
+              <w:rPr>
+                <w:b w:val="0"/>
+                <w:i w:val="0"/>
+                <w:sz w:val="18"/>
+              </w:rPr>
+              <w:t>BUS = TRANSFERRIN (transports). BUS STOP = FERRITIN (stores; MEASURABLE because it is outside the marrow). HOME = HEMOSIDERIN (CANNOT be measured). % SATURATION = TIBC (how many can sit on the bus). SCHOOL = the RED BLOOD CELL.</w:t>
+            </w:r>
+          </w:p>
+        </w:tc>
+      </w:tr>
+      <w:tr>
+        <w:tc>
+          <w:tcPr>
+            <w:tcW w:type="dxa" w:w="5112"/>
+            <w:shd w:val="clear" w:color="auto" w:fill="F1EEEF"/>
+          </w:tcPr>
+          <w:p>
+            <w:pPr>
+              <w:spacing w:after="40"/>
+            </w:pPr>
+            <w:r>
+              <w:rPr>
+                <w:b/>
+                <w:sz w:val="18"/>
+              </w:rPr>
+            </w:r>
+            <w:r>
+              <w:rPr>
+                <w:b/>
+                <w:i w:val="0"/>
+                <w:sz w:val="18"/>
+              </w:rPr>
+              <w:t>Macrocytic — megaloblastic vs not</w:t>
+            </w:r>
+          </w:p>
+        </w:tc>
+        <w:tc>
+          <w:tcPr>
+            <w:tcW w:type="dxa" w:w="5112"/>
+          </w:tcPr>
+          <w:p>
+            <w:pPr>
+              <w:spacing w:after="40"/>
+            </w:pPr>
+            <w:r>
+              <w:rPr>
+                <w:sz w:val="18"/>
+              </w:rPr>
+            </w:r>
+            <w:r>
+              <w:rPr>
+                <w:b w:val="0"/>
+                <w:i w:val="0"/>
+                <w:sz w:val="18"/>
+              </w:rPr>
+              <w:t>MEGALOBLASTIC: B12, FOLATE, DRUGS IMPAIRING DNA SYNTHESIS (METHOTREXATE, ANTIRETROVIRALS, HYDROXYUREA), COPPER. NON-MEGALOBLASTIC: ALCOHOL, LIVER DISEASE, HYPOTHYROIDISM, RETICULOCYTOSIS, primary marrow disorders, chronic kidney disease.</w:t>
+            </w:r>
+          </w:p>
+        </w:tc>
+      </w:tr>
+      <w:tr>
+        <w:tc>
+          <w:tcPr>
+            <w:tcW w:type="dxa" w:w="5112"/>
+            <w:shd w:val="clear" w:color="auto" w:fill="F1EEEF"/>
+          </w:tcPr>
+          <w:p>
+            <w:pPr>
+              <w:spacing w:after="40"/>
+            </w:pPr>
+            <w:r>
+              <w:rPr>
+                <w:b/>
+                <w:sz w:val="18"/>
+              </w:rPr>
+            </w:r>
+            <w:r>
+              <w:rPr>
+                <w:b/>
+                <w:i w:val="0"/>
+                <w:sz w:val="18"/>
+              </w:rPr>
+              <w:t>The megaloblastic smear finding</w:t>
+            </w:r>
+          </w:p>
+        </w:tc>
+        <w:tc>
+          <w:tcPr>
+            <w:tcW w:type="dxa" w:w="5112"/>
+          </w:tcPr>
+          <w:p>
+            <w:pPr>
+              <w:spacing w:after="40"/>
+            </w:pPr>
+            <w:r>
+              <w:rPr>
+                <w:sz w:val="18"/>
+              </w:rPr>
+            </w:r>
+            <w:r>
+              <w:rPr>
+                <w:b w:val="0"/>
+                <w:i w:val="0"/>
+                <w:sz w:val="18"/>
+              </w:rPr>
+              <w:t>MACROOVALOCYTES + HYPERSEGMENTED NEUTROPHILS. WITHOUT them → CHRONIC LIVER DISEASE or ACUTE HEMATOLOGIC MALIGNANCY.</w:t>
+            </w:r>
+          </w:p>
+        </w:tc>
+      </w:tr>
+      <w:tr>
+        <w:tc>
+          <w:tcPr>
+            <w:tcW w:type="dxa" w:w="5112"/>
+            <w:shd w:val="clear" w:color="auto" w:fill="F1EEEF"/>
+          </w:tcPr>
+          <w:p>
+            <w:pPr>
+              <w:spacing w:after="40"/>
+            </w:pPr>
+            <w:r>
+              <w:rPr>
+                <w:b/>
+                <w:sz w:val="18"/>
+              </w:rPr>
+            </w:r>
+            <w:r>
+              <w:rPr>
+                <w:b/>
+                <w:i w:val="0"/>
+                <w:sz w:val="18"/>
+              </w:rPr>
+              <w:t>Normocytic — the split</w:t>
+            </w:r>
+          </w:p>
+        </w:tc>
+        <w:tc>
+          <w:tcPr>
+            <w:tcW w:type="dxa" w:w="5112"/>
+          </w:tcPr>
+          <w:p>
+            <w:pPr>
+              <w:spacing w:after="40"/>
+            </w:pPr>
+            <w:r>
+              <w:rPr>
+                <w:sz w:val="18"/>
+              </w:rPr>
+            </w:r>
+            <w:r>
+              <w:rPr>
+                <w:b w:val="0"/>
+                <w:i w:val="0"/>
+                <w:sz w:val="18"/>
+              </w:rPr>
+              <w:t>HYPO-PROLIFERATIVE: aplastic anemia, anemia of chronic disease, MARROW INFILTRATION BY TUMOR, hypometabolic states. HEMOLYSIS/HEMORRHAGE: acute blood loss (HGB AND HCT START TO FALL WITHIN 2–3 DAYS), intrinsic and extrinsic hemolytic anemia, sickle cell.</w:t>
+            </w:r>
+          </w:p>
+        </w:tc>
+      </w:tr>
+      <w:tr>
+        <w:tc>
+          <w:tcPr>
+            <w:tcW w:type="dxa" w:w="5112"/>
+            <w:shd w:val="clear" w:color="auto" w:fill="F1EEEF"/>
+          </w:tcPr>
+          <w:p>
+            <w:pPr>
+              <w:spacing w:after="40"/>
+            </w:pPr>
+            <w:r>
+              <w:rPr>
+                <w:b/>
+                <w:sz w:val="18"/>
+              </w:rPr>
+            </w:r>
+            <w:r>
+              <w:rPr>
+                <w:b/>
+                <w:i w:val="0"/>
+                <w:sz w:val="18"/>
+              </w:rPr>
+              <w:t>Intrinsic vs extrinsic hemolysis</w:t>
+            </w:r>
+          </w:p>
+        </w:tc>
+        <w:tc>
+          <w:tcPr>
+            <w:tcW w:type="dxa" w:w="5112"/>
+          </w:tcPr>
+          <w:p>
+            <w:pPr>
+              <w:spacing w:after="40"/>
+            </w:pPr>
+            <w:r>
+              <w:rPr>
+                <w:sz w:val="18"/>
+              </w:rPr>
+            </w:r>
+            <w:r>
+              <w:rPr>
+                <w:b w:val="0"/>
+                <w:i w:val="0"/>
+                <w:sz w:val="18"/>
+              </w:rPr>
+              <w:t>INTRINSIC = a DEFECT IN THE RED CELL causing PREMATURE SPLENIC REMOVAL. EXTRINSIC = MECHANICAL STRESS, IMMUNOLOGIC DESTRUCTION or INFLAMMATORY INJURY FROM OUTSIDE.</w:t>
+            </w:r>
+          </w:p>
+        </w:tc>
+      </w:tr>
+      <w:tr>
+        <w:tc>
+          <w:tcPr>
+            <w:tcW w:type="dxa" w:w="5112"/>
+            <w:shd w:val="clear" w:color="auto" w:fill="F1EEEF"/>
+          </w:tcPr>
+          <w:p>
+            <w:pPr>
+              <w:spacing w:after="40"/>
+            </w:pPr>
+            <w:r>
+              <w:rPr>
+                <w:b/>
+                <w:sz w:val="18"/>
+              </w:rPr>
+            </w:r>
+            <w:r>
+              <w:rPr>
+                <w:b/>
+                <w:i w:val="0"/>
+                <w:sz w:val="18"/>
+              </w:rPr>
+              <w:t>★ The normocytic reticulocyte split</w:t>
+            </w:r>
+          </w:p>
+        </w:tc>
+        <w:tc>
+          <w:tcPr>
+            <w:tcW w:type="dxa" w:w="5112"/>
+          </w:tcPr>
+          <w:p>
+            <w:pPr>
+              <w:spacing w:after="40"/>
+            </w:pPr>
+            <w:r>
+              <w:rPr>
+                <w:sz w:val="18"/>
+              </w:rPr>
+            </w:r>
+            <w:r>
+              <w:rPr>
+                <w:b w:val="0"/>
+                <w:i w:val="0"/>
+                <w:sz w:val="18"/>
+              </w:rPr>
+              <w:t>HIGH RETICS → HEMOLYSIS, SICKLE CELL, ACUTE HEMORRHAGE. LOW RETICS + LOW WBC/PLATELETS → LEUKEMIA, METASTATIC MALIGNANCY, APLASTIC ANEMIA. LOW RETICS + NORMAL/HIGH WBC/PLATELETS → CHRONIC INFECTION/INFLAMMATION, MALIGNANCY, CHRONIC RENAL DISEASE, ENDOCRINE DYSFUNCTION.</w:t>
+            </w:r>
+          </w:p>
+        </w:tc>
+      </w:tr>
+      <w:tr>
+        <w:tc>
+          <w:tcPr>
+            <w:tcW w:type="dxa" w:w="5112"/>
+            <w:shd w:val="clear" w:color="auto" w:fill="F1EEEF"/>
+          </w:tcPr>
+          <w:p>
+            <w:pPr>
+              <w:spacing w:after="40"/>
+            </w:pPr>
+            <w:r>
+              <w:rPr>
+                <w:b/>
+                <w:sz w:val="18"/>
+              </w:rPr>
+            </w:r>
+            <w:r>
+              <w:rPr>
+                <w:b/>
+                <w:i w:val="0"/>
+                <w:sz w:val="18"/>
+              </w:rPr>
+              <w:t>Two things in the algorithm people walk past</w:t>
+            </w:r>
+          </w:p>
+        </w:tc>
+        <w:tc>
+          <w:tcPr>
+            <w:tcW w:type="dxa" w:w="5112"/>
+          </w:tcPr>
+          <w:p>
+            <w:pPr>
+              <w:spacing w:after="40"/>
+            </w:pPr>
+            <w:r>
+              <w:rPr>
+                <w:sz w:val="18"/>
+              </w:rPr>
+            </w:r>
+            <w:r>
+              <w:rPr>
+                <w:b w:val="0"/>
+                <w:i w:val="0"/>
+                <w:sz w:val="18"/>
+              </w:rPr>
+              <w:t>IRON DEFICIENCY APPEARS IN BOTH THE MICROCYTIC AND THE NORMOCYTIC BRANCH — which is why iron studies are obtained even with a normal MCV. And in the microcytic branch obtain IRON STUDIES IN ALL INDIVIDUALS, because CONCOMITANT IRON DEFICIENCY CAN AFFECT HEMOGLOBIN ANALYSIS and hide a thalassemia.</w:t>
+            </w:r>
+          </w:p>
+        </w:tc>
+      </w:tr>
+      <w:tr>
+        <w:tc>
+          <w:tcPr>
+            <w:tcW w:type="dxa" w:w="5112"/>
+            <w:shd w:val="clear" w:color="auto" w:fill="F1EEEF"/>
+          </w:tcPr>
+          <w:p>
+            <w:pPr>
+              <w:spacing w:after="40"/>
+            </w:pPr>
+            <w:r>
+              <w:rPr>
+                <w:b/>
+                <w:sz w:val="18"/>
+              </w:rPr>
+            </w:r>
+            <w:r>
+              <w:rPr>
+                <w:b/>
+                <w:i w:val="0"/>
+                <w:sz w:val="18"/>
+              </w:rPr>
+              <w:t>The fishbone</w:t>
+            </w:r>
+          </w:p>
+        </w:tc>
+        <w:tc>
+          <w:tcPr>
+            <w:tcW w:type="dxa" w:w="5112"/>
+          </w:tcPr>
+          <w:p>
+            <w:pPr>
+              <w:spacing w:after="40"/>
+            </w:pPr>
+            <w:r>
+              <w:rPr>
+                <w:sz w:val="18"/>
+              </w:rPr>
+            </w:r>
+            <w:r>
+              <w:rPr>
+                <w:b w:val="0"/>
+                <w:i w:val="0"/>
+                <w:sz w:val="18"/>
+              </w:rPr>
+              <w:t>WBC on the LEFT · HGB ABOVE the centre line · HCT BELOW it · PLATELETS on the RIGHT.</w:t>
             </w:r>
           </w:p>
         </w:tc>

--- a/Principles of Diagnostic Medicine I Exam 1/pdm-exam-1-cram-sheet.docx
+++ b/Principles of Diagnostic Medicine I Exam 1/pdm-exam-1-cram-sheet.docx
@@ -11293,6 +11293,450 @@
                 <w:sz w:val="18"/>
               </w:rPr>
               <w:t>WBC on the LEFT · HGB ABOVE the centre line · HCT BELOW it · PLATELETS on the RIGHT.</w:t>
+            </w:r>
+          </w:p>
+        </w:tc>
+      </w:tr>
+    </w:tbl>
+    <w:p>
+      <w:pPr>
+        <w:spacing w:after="80"/>
+      </w:pPr>
+    </w:p>
+    <w:p>
+      <w:pPr>
+        <w:pStyle w:val="Heading1"/>
+        <w:spacing w:before="280" w:after="100"/>
+      </w:pPr>
+      <w:r>
+        <w:rPr>
+          <w:rFonts w:ascii="Georgia" w:hAnsi="Georgia"/>
+          <w:color w:val="17494B"/>
+        </w:rPr>
+        <w:t>★ From Prof. Shah’s Lecture</w:t>
+      </w:r>
+    </w:p>
+    <w:tbl>
+      <w:tblPr>
+        <w:tblStyle w:val="TableGrid"/>
+        <w:tblW w:type="auto" w:w="0"/>
+        <w:jc w:val="center"/>
+        <w:tblLook w:firstColumn="1" w:firstRow="1" w:lastColumn="0" w:lastRow="0" w:noHBand="0" w:noVBand="1" w:val="04A0"/>
+        <w:tblBorders>
+          <w:top w:val="single" w:sz="4" w:space="0" w:color="D8D2D4"/>
+          <w:left w:val="single" w:sz="4" w:space="0" w:color="D8D2D4"/>
+          <w:bottom w:val="single" w:sz="4" w:space="0" w:color="D8D2D4"/>
+          <w:right w:val="single" w:sz="4" w:space="0" w:color="D8D2D4"/>
+          <w:insideH w:val="single" w:sz="4" w:space="0" w:color="D8D2D4"/>
+          <w:insideV w:val="single" w:sz="4" w:space="0" w:color="D8D2D4"/>
+        </w:tblBorders>
+      </w:tblPr>
+      <w:tblGrid>
+        <w:gridCol w:w="5112"/>
+        <w:gridCol w:w="5112"/>
+      </w:tblGrid>
+      <w:tr>
+        <w:tc>
+          <w:tcPr>
+            <w:tcW w:type="dxa" w:w="5112"/>
+            <w:shd w:val="clear" w:color="auto" w:fill="17494B"/>
+          </w:tcPr>
+          <w:p>
+            <w:pPr>
+              <w:spacing w:after="40"/>
+            </w:pPr>
+            <w:r>
+              <w:rPr>
+                <w:b/>
+                <w:color w:val="FFFFFF"/>
+                <w:sz w:val="18"/>
+              </w:rPr>
+            </w:r>
+            <w:r>
+              <w:rPr>
+                <w:b/>
+                <w:i w:val="0"/>
+                <w:color w:val="FFFFFF"/>
+                <w:sz w:val="18"/>
+              </w:rPr>
+              <w:t>Term</w:t>
+            </w:r>
+          </w:p>
+        </w:tc>
+        <w:tc>
+          <w:tcPr>
+            <w:tcW w:type="dxa" w:w="5112"/>
+            <w:shd w:val="clear" w:color="auto" w:fill="17494B"/>
+          </w:tcPr>
+          <w:p>
+            <w:pPr>
+              <w:spacing w:after="40"/>
+            </w:pPr>
+            <w:r>
+              <w:rPr>
+                <w:b/>
+                <w:color w:val="FFFFFF"/>
+                <w:sz w:val="18"/>
+              </w:rPr>
+            </w:r>
+            <w:r>
+              <w:rPr>
+                <w:b/>
+                <w:i w:val="0"/>
+                <w:color w:val="FFFFFF"/>
+                <w:sz w:val="18"/>
+              </w:rPr>
+              <w:t>What you need to know</w:t>
+            </w:r>
+          </w:p>
+        </w:tc>
+      </w:tr>
+      <w:tr>
+        <w:tc>
+          <w:tcPr>
+            <w:tcW w:type="dxa" w:w="5112"/>
+            <w:shd w:val="clear" w:color="auto" w:fill="F1EEEF"/>
+          </w:tcPr>
+          <w:p>
+            <w:pPr>
+              <w:spacing w:after="40"/>
+            </w:pPr>
+            <w:r>
+              <w:rPr>
+                <w:b/>
+                <w:sz w:val="18"/>
+              </w:rPr>
+            </w:r>
+            <w:r>
+              <w:rPr>
+                <w:b/>
+                <w:i w:val="0"/>
+                <w:sz w:val="18"/>
+              </w:rPr>
+              <w:t>★ The ranges are MEANT to be approximate</w:t>
+            </w:r>
+          </w:p>
+        </w:tc>
+        <w:tc>
+          <w:tcPr>
+            <w:tcW w:type="dxa" w:w="5112"/>
+          </w:tcPr>
+          <w:p>
+            <w:pPr>
+              <w:spacing w:after="40"/>
+            </w:pPr>
+            <w:r>
+              <w:rPr>
+                <w:sz w:val="18"/>
+              </w:rPr>
+            </w:r>
+            <w:r>
+              <w:rPr>
+                <w:b w:val="0"/>
+                <w:i w:val="0"/>
+                <w:sz w:val="18"/>
+              </w:rPr>
+              <w:t>She teaches them as LAB-DEPENDENT BY DESIGN: “54 to 62 PLUS OR MINUS A FEW, depending on what lab you're in… IT DOESN'T MATTER WHAT THE RANGE IS, IT JUST MATTERS WHAT THE RANGE IS FOR WHERE YOU'RE WORKING.” So the deck's three “contradictions” are not errors. Learn the approximate figure and the DIRECTION of abnormality.</w:t>
+            </w:r>
+          </w:p>
+        </w:tc>
+      </w:tr>
+      <w:tr>
+        <w:tc>
+          <w:tcPr>
+            <w:tcW w:type="dxa" w:w="5112"/>
+            <w:shd w:val="clear" w:color="auto" w:fill="F1EEEF"/>
+          </w:tcPr>
+          <w:p>
+            <w:pPr>
+              <w:spacing w:after="40"/>
+            </w:pPr>
+            <w:r>
+              <w:rPr>
+                <w:b/>
+                <w:sz w:val="18"/>
+              </w:rPr>
+            </w:r>
+            <w:r>
+              <w:rPr>
+                <w:b/>
+                <w:i w:val="0"/>
+                <w:sz w:val="18"/>
+              </w:rPr>
+              <w:t>★ The exception — PLATELETS</w:t>
+            </w:r>
+          </w:p>
+        </w:tc>
+        <w:tc>
+          <w:tcPr>
+            <w:tcW w:type="dxa" w:w="5112"/>
+          </w:tcPr>
+          <w:p>
+            <w:pPr>
+              <w:spacing w:after="40"/>
+            </w:pPr>
+            <w:r>
+              <w:rPr>
+                <w:sz w:val="18"/>
+              </w:rPr>
+            </w:r>
+            <w:r>
+              <w:rPr>
+                <w:b w:val="0"/>
+                <w:i w:val="0"/>
+                <w:sz w:val="18"/>
+              </w:rPr>
+              <w:t>She used 150,000–450,000 and said this is the ONE she has NOT seen vary from lab to lab. If you must commit one platelet range, commit that.</w:t>
+            </w:r>
+          </w:p>
+        </w:tc>
+      </w:tr>
+      <w:tr>
+        <w:tc>
+          <w:tcPr>
+            <w:tcW w:type="dxa" w:w="5112"/>
+            <w:shd w:val="clear" w:color="auto" w:fill="F1EEEF"/>
+          </w:tcPr>
+          <w:p>
+            <w:pPr>
+              <w:spacing w:after="40"/>
+            </w:pPr>
+            <w:r>
+              <w:rPr>
+                <w:b/>
+                <w:sz w:val="18"/>
+              </w:rPr>
+            </w:r>
+            <w:r>
+              <w:rPr>
+                <w:b/>
+                <w:i w:val="0"/>
+                <w:sz w:val="18"/>
+              </w:rPr>
+              <w:t>★ ANC — you must be able to calculate it</w:t>
+            </w:r>
+          </w:p>
+        </w:tc>
+        <w:tc>
+          <w:tcPr>
+            <w:tcW w:type="dxa" w:w="5112"/>
+          </w:tcPr>
+          <w:p>
+            <w:pPr>
+              <w:spacing w:after="40"/>
+            </w:pPr>
+            <w:r>
+              <w:rPr>
+                <w:sz w:val="18"/>
+              </w:rPr>
+            </w:r>
+            <w:r>
+              <w:rPr>
+                <w:b w:val="0"/>
+                <w:i w:val="0"/>
+                <w:sz w:val="18"/>
+              </w:rPr>
+              <w:t>Apps and the EMR will compute it, “HOWEVER, EVERYONE NEEDS TO KNOW HOW TO CALCULATE THAT.” Two formulas; which one depends ONLY on whether the white count is in whole numbers or thousands.</w:t>
+            </w:r>
+          </w:p>
+        </w:tc>
+      </w:tr>
+      <w:tr>
+        <w:tc>
+          <w:tcPr>
+            <w:tcW w:type="dxa" w:w="5112"/>
+            <w:shd w:val="clear" w:color="auto" w:fill="F1EEEF"/>
+          </w:tcPr>
+          <w:p>
+            <w:pPr>
+              <w:spacing w:after="40"/>
+            </w:pPr>
+            <w:r>
+              <w:rPr>
+                <w:b/>
+                <w:sz w:val="18"/>
+              </w:rPr>
+            </w:r>
+            <w:r>
+              <w:rPr>
+                <w:b/>
+                <w:i w:val="0"/>
+                <w:sz w:val="18"/>
+              </w:rPr>
+              <w:t>★ The neutropenia table only applies BELOW 1,500</w:t>
+            </w:r>
+          </w:p>
+        </w:tc>
+        <w:tc>
+          <w:tcPr>
+            <w:tcW w:type="dxa" w:w="5112"/>
+          </w:tcPr>
+          <w:p>
+            <w:pPr>
+              <w:spacing w:after="40"/>
+            </w:pPr>
+            <w:r>
+              <w:rPr>
+                <w:sz w:val="18"/>
+              </w:rPr>
+            </w:r>
+            <w:r>
+              <w:rPr>
+                <w:b w:val="0"/>
+                <w:i w:val="0"/>
+                <w:sz w:val="18"/>
+              </w:rPr>
+              <w:t>Asked directly: the “CHART IS ONLY FOR THOSE INDIVIDUALS who have an ANC of LESS THAN 1500. Because we know that the 2700 is more than 1500, we know that the patient is not neutropenic.” NOT ON THE SLIDE. Calculate FIRST, then decide whether the table applies at all.</w:t>
+            </w:r>
+          </w:p>
+        </w:tc>
+      </w:tr>
+      <w:tr>
+        <w:tc>
+          <w:tcPr>
+            <w:tcW w:type="dxa" w:w="5112"/>
+            <w:shd w:val="clear" w:color="auto" w:fill="F1EEEF"/>
+          </w:tcPr>
+          <w:p>
+            <w:pPr>
+              <w:spacing w:after="40"/>
+            </w:pPr>
+            <w:r>
+              <w:rPr>
+                <w:b/>
+                <w:sz w:val="18"/>
+              </w:rPr>
+            </w:r>
+            <w:r>
+              <w:rPr>
+                <w:b/>
+                <w:i w:val="0"/>
+                <w:sz w:val="18"/>
+              </w:rPr>
+              <w:t>Where she put the line on the anemia algorithm</w:t>
+            </w:r>
+          </w:p>
+        </w:tc>
+        <w:tc>
+          <w:tcPr>
+            <w:tcW w:type="dxa" w:w="5112"/>
+          </w:tcPr>
+          <w:p>
+            <w:pPr>
+              <w:spacing w:after="40"/>
+            </w:pPr>
+            <w:r>
+              <w:rPr>
+                <w:sz w:val="18"/>
+              </w:rPr>
+            </w:r>
+            <w:r>
+              <w:rPr>
+                <w:b w:val="0"/>
+                <w:i w:val="0"/>
+                <w:sz w:val="18"/>
+              </w:rPr>
+              <w:t>TWICE. Microcytic: “for now, I'm HAPPY IF YOU UNDERSTAND GENETIC VERSUS NON-GENETIC; the rest will come later.” Normocytic: “all of this will come [with heme] — if you can just FOCUS ON THIS FIRST PART here.” The full algorithm is still on the slides; that is just where the emphasis is.</w:t>
+            </w:r>
+          </w:p>
+        </w:tc>
+      </w:tr>
+      <w:tr>
+        <w:tc>
+          <w:tcPr>
+            <w:tcW w:type="dxa" w:w="5112"/>
+            <w:shd w:val="clear" w:color="auto" w:fill="F1EEEF"/>
+          </w:tcPr>
+          <w:p>
+            <w:pPr>
+              <w:spacing w:after="40"/>
+            </w:pPr>
+            <w:r>
+              <w:rPr>
+                <w:b/>
+                <w:sz w:val="18"/>
+              </w:rPr>
+            </w:r>
+            <w:r>
+              <w:rPr>
+                <w:b/>
+                <w:i w:val="0"/>
+                <w:sz w:val="18"/>
+              </w:rPr>
+              <w:t>With vs without differential — her rule</w:t>
+            </w:r>
+          </w:p>
+        </w:tc>
+        <w:tc>
+          <w:tcPr>
+            <w:tcW w:type="dxa" w:w="5112"/>
+          </w:tcPr>
+          <w:p>
+            <w:pPr>
+              <w:spacing w:after="40"/>
+            </w:pPr>
+            <w:r>
+              <w:rPr>
+                <w:sz w:val="18"/>
+              </w:rPr>
+            </w:r>
+            <w:r>
+              <w:rPr>
+                <w:b w:val="0"/>
+                <w:i w:val="0"/>
+                <w:sz w:val="18"/>
+              </w:rPr>
+              <w:t>FIRST time you meet a patient and work them up → WITH differential. AFTERWARDS, monitoring a known problem → WITHOUT is enough. And: “IF WE DON'T KNOW WHAT TO ORDER, START WITH A CBC.”</w:t>
+            </w:r>
+          </w:p>
+        </w:tc>
+      </w:tr>
+      <w:tr>
+        <w:tc>
+          <w:tcPr>
+            <w:tcW w:type="dxa" w:w="5112"/>
+            <w:shd w:val="clear" w:color="auto" w:fill="F1EEEF"/>
+          </w:tcPr>
+          <w:p>
+            <w:pPr>
+              <w:spacing w:after="40"/>
+            </w:pPr>
+            <w:r>
+              <w:rPr>
+                <w:b/>
+                <w:sz w:val="18"/>
+              </w:rPr>
+            </w:r>
+            <w:r>
+              <w:rPr>
+                <w:b/>
+                <w:i w:val="0"/>
+                <w:sz w:val="18"/>
+              </w:rPr>
+              <w:t>Her hemoglobin/hematocrit habit</w:t>
+            </w:r>
+          </w:p>
+        </w:tc>
+        <w:tc>
+          <w:tcPr>
+            <w:tcW w:type="dxa" w:w="5112"/>
+          </w:tcPr>
+          <w:p>
+            <w:pPr>
+              <w:spacing w:after="40"/>
+            </w:pPr>
+            <w:r>
+              <w:rPr>
+                <w:sz w:val="18"/>
+              </w:rPr>
+            </w:r>
+            <w:r>
+              <w:rPr>
+                <w:b w:val="0"/>
+                <w:i w:val="0"/>
+                <w:sz w:val="18"/>
+              </w:rPr>
+              <w:t>Read the HEMOGLOBIN, MULTIPLY BY THREE, and check the HEMATOCRIT lands in the same vicinity.</w:t>
             </w:r>
           </w:p>
         </w:tc>

--- a/Principles of Diagnostic Medicine I Exam 1/pdm-exam-1-cram-sheet.docx
+++ b/Principles of Diagnostic Medicine I Exam 1/pdm-exam-1-cram-sheet.docx
@@ -11737,6 +11737,6978 @@
                 <w:sz w:val="18"/>
               </w:rPr>
               <w:t>Read the HEMOGLOBIN, MULTIPLY BY THREE, and check the HEMATOCRIT lands in the same vicinity.</w:t>
+            </w:r>
+          </w:p>
+        </w:tc>
+      </w:tr>
+    </w:tbl>
+    <w:p>
+      <w:pPr>
+        <w:spacing w:after="80"/>
+      </w:pPr>
+    </w:p>
+    <w:p>
+      <w:pPr>
+        <w:pStyle w:val="Heading1"/>
+        <w:spacing w:before="280" w:after="100"/>
+      </w:pPr>
+      <w:r>
+        <w:rPr>
+          <w:rFonts w:ascii="Georgia" w:hAnsi="Georgia"/>
+          <w:color w:val="17494B"/>
+        </w:rPr>
+        <w:t>Chem Panels — What Is On Which</w:t>
+      </w:r>
+    </w:p>
+    <w:tbl>
+      <w:tblPr>
+        <w:tblStyle w:val="TableGrid"/>
+        <w:tblW w:type="auto" w:w="0"/>
+        <w:jc w:val="center"/>
+        <w:tblLook w:firstColumn="1" w:firstRow="1" w:lastColumn="0" w:lastRow="0" w:noHBand="0" w:noVBand="1" w:val="04A0"/>
+        <w:tblBorders>
+          <w:top w:val="single" w:sz="4" w:space="0" w:color="D8D2D4"/>
+          <w:left w:val="single" w:sz="4" w:space="0" w:color="D8D2D4"/>
+          <w:bottom w:val="single" w:sz="4" w:space="0" w:color="D8D2D4"/>
+          <w:right w:val="single" w:sz="4" w:space="0" w:color="D8D2D4"/>
+          <w:insideH w:val="single" w:sz="4" w:space="0" w:color="D8D2D4"/>
+          <w:insideV w:val="single" w:sz="4" w:space="0" w:color="D8D2D4"/>
+        </w:tblBorders>
+      </w:tblPr>
+      <w:tblGrid>
+        <w:gridCol w:w="5112"/>
+        <w:gridCol w:w="5112"/>
+      </w:tblGrid>
+      <w:tr>
+        <w:tc>
+          <w:tcPr>
+            <w:tcW w:type="dxa" w:w="5112"/>
+            <w:shd w:val="clear" w:color="auto" w:fill="17494B"/>
+          </w:tcPr>
+          <w:p>
+            <w:pPr>
+              <w:spacing w:after="40"/>
+            </w:pPr>
+            <w:r>
+              <w:rPr>
+                <w:b/>
+                <w:color w:val="FFFFFF"/>
+                <w:sz w:val="18"/>
+              </w:rPr>
+            </w:r>
+            <w:r>
+              <w:rPr>
+                <w:b/>
+                <w:i w:val="0"/>
+                <w:color w:val="FFFFFF"/>
+                <w:sz w:val="18"/>
+              </w:rPr>
+              <w:t>Term</w:t>
+            </w:r>
+          </w:p>
+        </w:tc>
+        <w:tc>
+          <w:tcPr>
+            <w:tcW w:type="dxa" w:w="5112"/>
+            <w:shd w:val="clear" w:color="auto" w:fill="17494B"/>
+          </w:tcPr>
+          <w:p>
+            <w:pPr>
+              <w:spacing w:after="40"/>
+            </w:pPr>
+            <w:r>
+              <w:rPr>
+                <w:b/>
+                <w:color w:val="FFFFFF"/>
+                <w:sz w:val="18"/>
+              </w:rPr>
+            </w:r>
+            <w:r>
+              <w:rPr>
+                <w:b/>
+                <w:i w:val="0"/>
+                <w:color w:val="FFFFFF"/>
+                <w:sz w:val="18"/>
+              </w:rPr>
+              <w:t>What you need to know</w:t>
+            </w:r>
+          </w:p>
+        </w:tc>
+      </w:tr>
+      <w:tr>
+        <w:tc>
+          <w:tcPr>
+            <w:tcW w:type="dxa" w:w="5112"/>
+            <w:shd w:val="clear" w:color="auto" w:fill="F1EEEF"/>
+          </w:tcPr>
+          <w:p>
+            <w:pPr>
+              <w:spacing w:after="40"/>
+            </w:pPr>
+            <w:r>
+              <w:rPr>
+                <w:b/>
+                <w:sz w:val="18"/>
+              </w:rPr>
+            </w:r>
+            <w:r>
+              <w:rPr>
+                <w:b/>
+                <w:i w:val="0"/>
+                <w:sz w:val="18"/>
+              </w:rPr>
+              <w:t>BASIC metabolic panel — 8 tests</w:t>
+            </w:r>
+          </w:p>
+        </w:tc>
+        <w:tc>
+          <w:tcPr>
+            <w:tcW w:type="dxa" w:w="5112"/>
+          </w:tcPr>
+          <w:p>
+            <w:pPr>
+              <w:spacing w:after="40"/>
+            </w:pPr>
+            <w:r>
+              <w:rPr>
+                <w:sz w:val="18"/>
+              </w:rPr>
+            </w:r>
+            <w:r>
+              <w:rPr>
+                <w:b w:val="0"/>
+                <w:i w:val="0"/>
+                <w:sz w:val="18"/>
+              </w:rPr>
+              <w:t>GLUCOSE · CALCIUM · SODIUM · POTASSIUM · CHLORIDE · CO2 (bicarbonate) · BUN · CREATININE. Also called chem-7 or chem-8.</w:t>
+            </w:r>
+          </w:p>
+        </w:tc>
+      </w:tr>
+      <w:tr>
+        <w:tc>
+          <w:tcPr>
+            <w:tcW w:type="dxa" w:w="5112"/>
+            <w:shd w:val="clear" w:color="auto" w:fill="F1EEEF"/>
+          </w:tcPr>
+          <w:p>
+            <w:pPr>
+              <w:spacing w:after="40"/>
+            </w:pPr>
+            <w:r>
+              <w:rPr>
+                <w:b/>
+                <w:sz w:val="18"/>
+              </w:rPr>
+            </w:r>
+            <w:r>
+              <w:rPr>
+                <w:b/>
+                <w:i w:val="0"/>
+                <w:sz w:val="18"/>
+              </w:rPr>
+              <w:t>CHEM-7 vs CHEM-8</w:t>
+            </w:r>
+          </w:p>
+        </w:tc>
+        <w:tc>
+          <w:tcPr>
+            <w:tcW w:type="dxa" w:w="5112"/>
+          </w:tcPr>
+          <w:p>
+            <w:pPr>
+              <w:spacing w:after="40"/>
+            </w:pPr>
+            <w:r>
+              <w:rPr>
+                <w:sz w:val="18"/>
+              </w:rPr>
+            </w:r>
+            <w:r>
+              <w:rPr>
+                <w:b w:val="0"/>
+                <w:i w:val="0"/>
+                <w:sz w:val="18"/>
+              </w:rPr>
+              <w:t>CALCIUM. The chem-8 has it, the chem-7 does not. That is the whole difference.</w:t>
+            </w:r>
+          </w:p>
+        </w:tc>
+      </w:tr>
+      <w:tr>
+        <w:tc>
+          <w:tcPr>
+            <w:tcW w:type="dxa" w:w="5112"/>
+            <w:shd w:val="clear" w:color="auto" w:fill="F1EEEF"/>
+          </w:tcPr>
+          <w:p>
+            <w:pPr>
+              <w:spacing w:after="40"/>
+            </w:pPr>
+            <w:r>
+              <w:rPr>
+                <w:b/>
+                <w:sz w:val="18"/>
+              </w:rPr>
+            </w:r>
+            <w:r>
+              <w:rPr>
+                <w:b/>
+                <w:i w:val="0"/>
+                <w:sz w:val="18"/>
+              </w:rPr>
+              <w:t>COMPREHENSIVE panel — 14 tests</w:t>
+            </w:r>
+          </w:p>
+        </w:tc>
+        <w:tc>
+          <w:tcPr>
+            <w:tcW w:type="dxa" w:w="5112"/>
+          </w:tcPr>
+          <w:p>
+            <w:pPr>
+              <w:spacing w:after="40"/>
+            </w:pPr>
+            <w:r>
+              <w:rPr>
+                <w:sz w:val="18"/>
+              </w:rPr>
+            </w:r>
+            <w:r>
+              <w:rPr>
+                <w:b w:val="0"/>
+                <w:i w:val="0"/>
+                <w:sz w:val="18"/>
+              </w:rPr>
+              <w:t>All 8 above PLUS ALBUMIN · TOTAL PROTEIN · ALKALINE PHOSPHATASE · ALANINE TRANSAMINASE · ASPARTATE AMINOTRANSFERASE · BILIRUBIN. Also called chem-14.</w:t>
+            </w:r>
+          </w:p>
+        </w:tc>
+      </w:tr>
+      <w:tr>
+        <w:tc>
+          <w:tcPr>
+            <w:tcW w:type="dxa" w:w="5112"/>
+            <w:shd w:val="clear" w:color="auto" w:fill="F1EEEF"/>
+          </w:tcPr>
+          <w:p>
+            <w:pPr>
+              <w:spacing w:after="40"/>
+            </w:pPr>
+            <w:r>
+              <w:rPr>
+                <w:b/>
+                <w:sz w:val="18"/>
+              </w:rPr>
+            </w:r>
+            <w:r>
+              <w:rPr>
+                <w:b/>
+                <w:i w:val="0"/>
+                <w:sz w:val="18"/>
+              </w:rPr>
+              <w:t>Which panel when</w:t>
+            </w:r>
+          </w:p>
+        </w:tc>
+        <w:tc>
+          <w:tcPr>
+            <w:tcW w:type="dxa" w:w="5112"/>
+          </w:tcPr>
+          <w:p>
+            <w:pPr>
+              <w:spacing w:after="40"/>
+            </w:pPr>
+            <w:r>
+              <w:rPr>
+                <w:sz w:val="18"/>
+              </w:rPr>
+            </w:r>
+            <w:r>
+              <w:rPr>
+                <w:b w:val="0"/>
+                <w:i w:val="0"/>
+                <w:sz w:val="18"/>
+              </w:rPr>
+              <w:t>BASIC is enough for ELECTROLYTES, GLUCOSE and RENAL SCREENING. Step up to COMPREHENSIVE when you need LIVER and NUTRITIONAL PROTEIN status.</w:t>
+            </w:r>
+          </w:p>
+        </w:tc>
+      </w:tr>
+      <w:tr>
+        <w:tc>
+          <w:tcPr>
+            <w:tcW w:type="dxa" w:w="5112"/>
+            <w:shd w:val="clear" w:color="auto" w:fill="F1EEEF"/>
+          </w:tcPr>
+          <w:p>
+            <w:pPr>
+              <w:spacing w:after="40"/>
+            </w:pPr>
+            <w:r>
+              <w:rPr>
+                <w:b/>
+                <w:sz w:val="18"/>
+              </w:rPr>
+            </w:r>
+            <w:r>
+              <w:rPr>
+                <w:b/>
+                <w:i w:val="0"/>
+                <w:sz w:val="18"/>
+              </w:rPr>
+              <w:t>The functional groups</w:t>
+            </w:r>
+          </w:p>
+        </w:tc>
+        <w:tc>
+          <w:tcPr>
+            <w:tcW w:type="dxa" w:w="5112"/>
+          </w:tcPr>
+          <w:p>
+            <w:pPr>
+              <w:spacing w:after="40"/>
+            </w:pPr>
+            <w:r>
+              <w:rPr>
+                <w:sz w:val="18"/>
+              </w:rPr>
+            </w:r>
+            <w:r>
+              <w:rPr>
+                <w:b w:val="0"/>
+                <w:i w:val="0"/>
+                <w:sz w:val="18"/>
+              </w:rPr>
+              <w:t>FUEL: glucose. ELECTROLYTES/ACID-BASE: sodium, potassium, chloride, bicarbonate. KIDNEY: BUN, creatinine. MINERAL: calcium. LIVER/PROTEIN (comprehensive only): the six.</w:t>
+            </w:r>
+          </w:p>
+        </w:tc>
+      </w:tr>
+      <w:tr>
+        <w:tc>
+          <w:tcPr>
+            <w:tcW w:type="dxa" w:w="5112"/>
+            <w:shd w:val="clear" w:color="auto" w:fill="F1EEEF"/>
+          </w:tcPr>
+          <w:p>
+            <w:pPr>
+              <w:spacing w:after="40"/>
+            </w:pPr>
+            <w:r>
+              <w:rPr>
+                <w:b/>
+                <w:sz w:val="18"/>
+              </w:rPr>
+            </w:r>
+            <w:r>
+              <w:rPr>
+                <w:b/>
+                <w:i w:val="0"/>
+                <w:sz w:val="18"/>
+              </w:rPr>
+              <w:t>Two abbreviation traps she called out</w:t>
+            </w:r>
+          </w:p>
+        </w:tc>
+        <w:tc>
+          <w:tcPr>
+            <w:tcW w:type="dxa" w:w="5112"/>
+          </w:tcPr>
+          <w:p>
+            <w:pPr>
+              <w:spacing w:after="40"/>
+            </w:pPr>
+            <w:r>
+              <w:rPr>
+                <w:sz w:val="18"/>
+              </w:rPr>
+            </w:r>
+            <w:r>
+              <w:rPr>
+                <w:b w:val="0"/>
+                <w:i w:val="0"/>
+                <w:sz w:val="18"/>
+              </w:rPr>
+              <w:t>Cr = CREATININE, not chromium. BUN = BLOOD UREA NITROGEN, not boron-uranium-nitrogen. And DO NOT ABBREVIATE IN THE ELECTRONIC NOTE — write sodium out.</w:t>
+            </w:r>
+          </w:p>
+        </w:tc>
+      </w:tr>
+      <w:tr>
+        <w:tc>
+          <w:tcPr>
+            <w:tcW w:type="dxa" w:w="5112"/>
+            <w:shd w:val="clear" w:color="auto" w:fill="F1EEEF"/>
+          </w:tcPr>
+          <w:p>
+            <w:pPr>
+              <w:spacing w:after="40"/>
+            </w:pPr>
+            <w:r>
+              <w:rPr>
+                <w:b/>
+                <w:sz w:val="18"/>
+              </w:rPr>
+            </w:r>
+            <w:r>
+              <w:rPr>
+                <w:b/>
+                <w:i w:val="0"/>
+                <w:sz w:val="18"/>
+              </w:rPr>
+              <w:t>THE RANGES YOU DO NOT HAVE TO MEMORISE</w:t>
+            </w:r>
+          </w:p>
+        </w:tc>
+        <w:tc>
+          <w:tcPr>
+            <w:tcW w:type="dxa" w:w="5112"/>
+          </w:tcPr>
+          <w:p>
+            <w:pPr>
+              <w:spacing w:after="40"/>
+            </w:pPr>
+            <w:r>
+              <w:rPr>
+                <w:sz w:val="18"/>
+              </w:rPr>
+            </w:r>
+            <w:r>
+              <w:rPr>
+                <w:b w:val="0"/>
+                <w:i w:val="0"/>
+                <w:sz w:val="18"/>
+              </w:rPr>
+              <w:t>Her words: “we ALWAYS give you reference ranges.” Learn DIRECTION of abnormality and the rough figure. Sodium “around 140” is the level of detail she asked for.</w:t>
+            </w:r>
+          </w:p>
+        </w:tc>
+      </w:tr>
+      <w:tr>
+        <w:tc>
+          <w:tcPr>
+            <w:tcW w:type="dxa" w:w="5112"/>
+            <w:shd w:val="clear" w:color="auto" w:fill="F1EEEF"/>
+          </w:tcPr>
+          <w:p>
+            <w:pPr>
+              <w:spacing w:after="40"/>
+            </w:pPr>
+            <w:r>
+              <w:rPr>
+                <w:b/>
+                <w:sz w:val="18"/>
+              </w:rPr>
+            </w:r>
+            <w:r>
+              <w:rPr>
+                <w:b/>
+                <w:i w:val="0"/>
+                <w:sz w:val="18"/>
+              </w:rPr>
+              <w:t>Where this deck contradicts itself</w:t>
+            </w:r>
+          </w:p>
+        </w:tc>
+        <w:tc>
+          <w:tcPr>
+            <w:tcW w:type="dxa" w:w="5112"/>
+          </w:tcPr>
+          <w:p>
+            <w:pPr>
+              <w:spacing w:after="40"/>
+            </w:pPr>
+            <w:r>
+              <w:rPr>
+                <w:sz w:val="18"/>
+              </w:rPr>
+            </w:r>
+            <w:r>
+              <w:rPr>
+                <w:b w:val="0"/>
+                <w:i w:val="0"/>
+                <w:sz w:val="18"/>
+              </w:rPr>
+              <w:t>BICARBONATE text 22–29 vs fishbone 22–28 (22–26 in the gas column). GLUCOSE text 70–99 fasting vs fishbone 70–120. BUN text 7–20 vs fishbone 7–18. CREATININE 0.6–1.2 agrees. Nothing is graded on which is right.</w:t>
+            </w:r>
+          </w:p>
+        </w:tc>
+      </w:tr>
+      <w:tr>
+        <w:tc>
+          <w:tcPr>
+            <w:tcW w:type="dxa" w:w="5112"/>
+            <w:shd w:val="clear" w:color="auto" w:fill="F1EEEF"/>
+          </w:tcPr>
+          <w:p>
+            <w:pPr>
+              <w:spacing w:after="40"/>
+            </w:pPr>
+            <w:r>
+              <w:rPr>
+                <w:b/>
+                <w:sz w:val="18"/>
+              </w:rPr>
+            </w:r>
+            <w:r>
+              <w:rPr>
+                <w:b/>
+                <w:i w:val="0"/>
+                <w:sz w:val="18"/>
+              </w:rPr>
+              <w:t>Why a normal result does not exclude disease</w:t>
+            </w:r>
+          </w:p>
+        </w:tc>
+        <w:tc>
+          <w:tcPr>
+            <w:tcW w:type="dxa" w:w="5112"/>
+          </w:tcPr>
+          <w:p>
+            <w:pPr>
+              <w:spacing w:after="40"/>
+            </w:pPr>
+            <w:r>
+              <w:rPr>
+                <w:sz w:val="18"/>
+              </w:rPr>
+            </w:r>
+            <w:r>
+              <w:rPr>
+                <w:b w:val="0"/>
+                <w:i w:val="0"/>
+                <w:sz w:val="18"/>
+              </w:rPr>
+              <w:t>A normal range is the MEAN ± 2 STANDARD DEVIATIONS, so ~2.5% OF HEALTHY PEOPLE fall outside it by chance.</w:t>
+            </w:r>
+          </w:p>
+        </w:tc>
+      </w:tr>
+    </w:tbl>
+    <w:p>
+      <w:pPr>
+        <w:spacing w:after="80"/>
+      </w:pPr>
+    </w:p>
+    <w:p>
+      <w:pPr>
+        <w:pStyle w:val="Heading1"/>
+        <w:spacing w:before="280" w:after="100"/>
+      </w:pPr>
+      <w:r>
+        <w:rPr>
+          <w:rFonts w:ascii="Georgia" w:hAnsi="Georgia"/>
+          <w:color w:val="17494B"/>
+        </w:rPr>
+        <w:t>The Electrolytes &amp; Acid-Base</w:t>
+      </w:r>
+    </w:p>
+    <w:tbl>
+      <w:tblPr>
+        <w:tblStyle w:val="TableGrid"/>
+        <w:tblW w:type="auto" w:w="0"/>
+        <w:jc w:val="center"/>
+        <w:tblLook w:firstColumn="1" w:firstRow="1" w:lastColumn="0" w:lastRow="0" w:noHBand="0" w:noVBand="1" w:val="04A0"/>
+        <w:tblBorders>
+          <w:top w:val="single" w:sz="4" w:space="0" w:color="D8D2D4"/>
+          <w:left w:val="single" w:sz="4" w:space="0" w:color="D8D2D4"/>
+          <w:bottom w:val="single" w:sz="4" w:space="0" w:color="D8D2D4"/>
+          <w:right w:val="single" w:sz="4" w:space="0" w:color="D8D2D4"/>
+          <w:insideH w:val="single" w:sz="4" w:space="0" w:color="D8D2D4"/>
+          <w:insideV w:val="single" w:sz="4" w:space="0" w:color="D8D2D4"/>
+        </w:tblBorders>
+      </w:tblPr>
+      <w:tblGrid>
+        <w:gridCol w:w="5112"/>
+        <w:gridCol w:w="5112"/>
+      </w:tblGrid>
+      <w:tr>
+        <w:tc>
+          <w:tcPr>
+            <w:tcW w:type="dxa" w:w="5112"/>
+            <w:shd w:val="clear" w:color="auto" w:fill="17494B"/>
+          </w:tcPr>
+          <w:p>
+            <w:pPr>
+              <w:spacing w:after="40"/>
+            </w:pPr>
+            <w:r>
+              <w:rPr>
+                <w:b/>
+                <w:color w:val="FFFFFF"/>
+                <w:sz w:val="18"/>
+              </w:rPr>
+            </w:r>
+            <w:r>
+              <w:rPr>
+                <w:b/>
+                <w:i w:val="0"/>
+                <w:color w:val="FFFFFF"/>
+                <w:sz w:val="18"/>
+              </w:rPr>
+              <w:t>Term</w:t>
+            </w:r>
+          </w:p>
+        </w:tc>
+        <w:tc>
+          <w:tcPr>
+            <w:tcW w:type="dxa" w:w="5112"/>
+            <w:shd w:val="clear" w:color="auto" w:fill="17494B"/>
+          </w:tcPr>
+          <w:p>
+            <w:pPr>
+              <w:spacing w:after="40"/>
+            </w:pPr>
+            <w:r>
+              <w:rPr>
+                <w:b/>
+                <w:color w:val="FFFFFF"/>
+                <w:sz w:val="18"/>
+              </w:rPr>
+            </w:r>
+            <w:r>
+              <w:rPr>
+                <w:b/>
+                <w:i w:val="0"/>
+                <w:color w:val="FFFFFF"/>
+                <w:sz w:val="18"/>
+              </w:rPr>
+              <w:t>What you need to know</w:t>
+            </w:r>
+          </w:p>
+        </w:tc>
+      </w:tr>
+      <w:tr>
+        <w:tc>
+          <w:tcPr>
+            <w:tcW w:type="dxa" w:w="5112"/>
+            <w:shd w:val="clear" w:color="auto" w:fill="F1EEEF"/>
+          </w:tcPr>
+          <w:p>
+            <w:pPr>
+              <w:spacing w:after="40"/>
+            </w:pPr>
+            <w:r>
+              <w:rPr>
+                <w:b/>
+                <w:sz w:val="18"/>
+              </w:rPr>
+            </w:r>
+            <w:r>
+              <w:rPr>
+                <w:b/>
+                <w:i w:val="0"/>
+                <w:sz w:val="18"/>
+              </w:rPr>
+              <w:t>The four cations and anions</w:t>
+            </w:r>
+          </w:p>
+        </w:tc>
+        <w:tc>
+          <w:tcPr>
+            <w:tcW w:type="dxa" w:w="5112"/>
+          </w:tcPr>
+          <w:p>
+            <w:pPr>
+              <w:spacing w:after="40"/>
+            </w:pPr>
+            <w:r>
+              <w:rPr>
+                <w:sz w:val="18"/>
+              </w:rPr>
+            </w:r>
+            <w:r>
+              <w:rPr>
+                <w:b w:val="0"/>
+                <w:i w:val="0"/>
+                <w:sz w:val="18"/>
+              </w:rPr>
+              <w:t>SODIUM = major EXTRAcellular cation. POTASSIUM = major INTRAcellular cation. CHLORIDE = major EXTRAcellular anion. BICARBONATE = primary extracellular BUFFER.</w:t>
+            </w:r>
+          </w:p>
+        </w:tc>
+      </w:tr>
+      <w:tr>
+        <w:tc>
+          <w:tcPr>
+            <w:tcW w:type="dxa" w:w="5112"/>
+            <w:shd w:val="clear" w:color="auto" w:fill="F1EEEF"/>
+          </w:tcPr>
+          <w:p>
+            <w:pPr>
+              <w:spacing w:after="40"/>
+            </w:pPr>
+            <w:r>
+              <w:rPr>
+                <w:b/>
+                <w:sz w:val="18"/>
+              </w:rPr>
+            </w:r>
+            <w:r>
+              <w:rPr>
+                <w:b/>
+                <w:i w:val="0"/>
+                <w:sz w:val="18"/>
+              </w:rPr>
+              <w:t>THE SODIUM RULE</w:t>
+            </w:r>
+          </w:p>
+        </w:tc>
+        <w:tc>
+          <w:tcPr>
+            <w:tcW w:type="dxa" w:w="5112"/>
+          </w:tcPr>
+          <w:p>
+            <w:pPr>
+              <w:spacing w:after="40"/>
+            </w:pPr>
+            <w:r>
+              <w:rPr>
+                <w:sz w:val="18"/>
+              </w:rPr>
+            </w:r>
+            <w:r>
+              <w:rPr>
+                <w:b w:val="0"/>
+                <w:i w:val="0"/>
+                <w:sz w:val="18"/>
+              </w:rPr>
+              <w:t>An abnormal sodium is a WATER PROBLEM FIRST. Ask “too much or too little free water?” BEFORE “too much or too little salt?” Serum sodium reflects WATER BALANCE, not total-body sodium.</w:t>
+            </w:r>
+          </w:p>
+        </w:tc>
+      </w:tr>
+      <w:tr>
+        <w:tc>
+          <w:tcPr>
+            <w:tcW w:type="dxa" w:w="5112"/>
+            <w:shd w:val="clear" w:color="auto" w:fill="F1EEEF"/>
+          </w:tcPr>
+          <w:p>
+            <w:pPr>
+              <w:spacing w:after="40"/>
+            </w:pPr>
+            <w:r>
+              <w:rPr>
+                <w:b/>
+                <w:sz w:val="18"/>
+              </w:rPr>
+            </w:r>
+            <w:r>
+              <w:rPr>
+                <w:b/>
+                <w:i w:val="0"/>
+                <w:sz w:val="18"/>
+              </w:rPr>
+              <w:t>Who controls what</w:t>
+            </w:r>
+          </w:p>
+        </w:tc>
+        <w:tc>
+          <w:tcPr>
+            <w:tcW w:type="dxa" w:w="5112"/>
+          </w:tcPr>
+          <w:p>
+            <w:pPr>
+              <w:spacing w:after="40"/>
+            </w:pPr>
+            <w:r>
+              <w:rPr>
+                <w:sz w:val="18"/>
+              </w:rPr>
+            </w:r>
+            <w:r>
+              <w:rPr>
+                <w:b w:val="0"/>
+                <w:i w:val="0"/>
+                <w:sz w:val="18"/>
+              </w:rPr>
+              <w:t>WATER handling → THIRST and ANTIDIURETIC HORMONE. EXTRACELLULAR VOLUME → total-body sodium via RENIN–ANGIOTENSIN–ALDOSTERONE.</w:t>
+            </w:r>
+          </w:p>
+        </w:tc>
+      </w:tr>
+      <w:tr>
+        <w:tc>
+          <w:tcPr>
+            <w:tcW w:type="dxa" w:w="5112"/>
+            <w:shd w:val="clear" w:color="auto" w:fill="F1EEEF"/>
+          </w:tcPr>
+          <w:p>
+            <w:pPr>
+              <w:spacing w:after="40"/>
+            </w:pPr>
+            <w:r>
+              <w:rPr>
+                <w:b/>
+                <w:sz w:val="18"/>
+              </w:rPr>
+            </w:r>
+            <w:r>
+              <w:rPr>
+                <w:b/>
+                <w:i w:val="0"/>
+                <w:sz w:val="18"/>
+              </w:rPr>
+              <w:t>Potassium handling</w:t>
+            </w:r>
+          </w:p>
+        </w:tc>
+        <w:tc>
+          <w:tcPr>
+            <w:tcW w:type="dxa" w:w="5112"/>
+          </w:tcPr>
+          <w:p>
+            <w:pPr>
+              <w:spacing w:after="40"/>
+            </w:pPr>
+            <w:r>
+              <w:rPr>
+                <w:sz w:val="18"/>
+              </w:rPr>
+            </w:r>
+            <w:r>
+              <w:rPr>
+                <w:b w:val="0"/>
+                <w:i w:val="0"/>
+                <w:sz w:val="18"/>
+              </w:rPr>
+              <w:t>EXCRETED BY THE KIDNEY WITH NO REABSORPTION → must be replaced by DIET or SUPPLEMENT or it drops fast. Driven by ALDOSTERONE at the DISTAL TUBULE and COLLECTING DUCT.</w:t>
+            </w:r>
+          </w:p>
+        </w:tc>
+      </w:tr>
+      <w:tr>
+        <w:tc>
+          <w:tcPr>
+            <w:tcW w:type="dxa" w:w="5112"/>
+            <w:shd w:val="clear" w:color="auto" w:fill="F1EEEF"/>
+          </w:tcPr>
+          <w:p>
+            <w:pPr>
+              <w:spacing w:after="40"/>
+            </w:pPr>
+            <w:r>
+              <w:rPr>
+                <w:b/>
+                <w:sz w:val="18"/>
+              </w:rPr>
+            </w:r>
+            <w:r>
+              <w:rPr>
+                <w:b/>
+                <w:i w:val="0"/>
+                <w:sz w:val="18"/>
+              </w:rPr>
+              <w:t>What shifts potassium across the membrane</w:t>
+            </w:r>
+          </w:p>
+        </w:tc>
+        <w:tc>
+          <w:tcPr>
+            <w:tcW w:type="dxa" w:w="5112"/>
+          </w:tcPr>
+          <w:p>
+            <w:pPr>
+              <w:spacing w:after="40"/>
+            </w:pPr>
+            <w:r>
+              <w:rPr>
+                <w:sz w:val="18"/>
+              </w:rPr>
+            </w:r>
+            <w:r>
+              <w:rPr>
+                <w:b w:val="0"/>
+                <w:i w:val="0"/>
+                <w:sz w:val="18"/>
+              </w:rPr>
+              <w:t>INSULIN · ACID-BASE STATUS · CATECHOLAMINES. This is why the potassium in DKA misleads — serum can be HIGH while TOTAL BODY IS DEPLETED.</w:t>
+            </w:r>
+          </w:p>
+        </w:tc>
+      </w:tr>
+      <w:tr>
+        <w:tc>
+          <w:tcPr>
+            <w:tcW w:type="dxa" w:w="5112"/>
+            <w:shd w:val="clear" w:color="auto" w:fill="F1EEEF"/>
+          </w:tcPr>
+          <w:p>
+            <w:pPr>
+              <w:spacing w:after="40"/>
+            </w:pPr>
+            <w:r>
+              <w:rPr>
+                <w:b/>
+                <w:sz w:val="18"/>
+              </w:rPr>
+            </w:r>
+            <w:r>
+              <w:rPr>
+                <w:b/>
+                <w:i w:val="0"/>
+                <w:sz w:val="18"/>
+              </w:rPr>
+              <w:t>Potassium ↔ pH — both directions</w:t>
+            </w:r>
+          </w:p>
+        </w:tc>
+        <w:tc>
+          <w:tcPr>
+            <w:tcW w:type="dxa" w:w="5112"/>
+          </w:tcPr>
+          <w:p>
+            <w:pPr>
+              <w:spacing w:after="40"/>
+            </w:pPr>
+            <w:r>
+              <w:rPr>
+                <w:sz w:val="18"/>
+              </w:rPr>
+            </w:r>
+            <w:r>
+              <w:rPr>
+                <w:b w:val="0"/>
+                <w:i w:val="0"/>
+                <w:sz w:val="18"/>
+              </w:rPr>
+              <w:t>ACIDOSIS drives K OUT of cells (serum rises). ALKALOSIS drives K IN (serum falls). And K DEPLETION INCREASES RENAL ACID SECRETION.</w:t>
+            </w:r>
+          </w:p>
+        </w:tc>
+      </w:tr>
+      <w:tr>
+        <w:tc>
+          <w:tcPr>
+            <w:tcW w:type="dxa" w:w="5112"/>
+            <w:shd w:val="clear" w:color="auto" w:fill="F1EEEF"/>
+          </w:tcPr>
+          <w:p>
+            <w:pPr>
+              <w:spacing w:after="40"/>
+            </w:pPr>
+            <w:r>
+              <w:rPr>
+                <w:b/>
+                <w:sz w:val="18"/>
+              </w:rPr>
+            </w:r>
+            <w:r>
+              <w:rPr>
+                <w:b/>
+                <w:i w:val="0"/>
+                <w:sz w:val="18"/>
+              </w:rPr>
+              <w:t>Potassium danger</w:t>
+            </w:r>
+          </w:p>
+        </w:tc>
+        <w:tc>
+          <w:tcPr>
+            <w:tcW w:type="dxa" w:w="5112"/>
+          </w:tcPr>
+          <w:p>
+            <w:pPr>
+              <w:spacing w:after="40"/>
+            </w:pPr>
+            <w:r>
+              <w:rPr>
+                <w:sz w:val="18"/>
+              </w:rPr>
+            </w:r>
+            <w:r>
+              <w:rPr>
+                <w:b w:val="0"/>
+                <w:i w:val="0"/>
+                <w:sz w:val="18"/>
+              </w:rPr>
+              <w:t>BOTH hyper- and hypokalaemia cause LIFE-THREATENING ARRHYTHMIAS. Small serum changes = large physiological effect.</w:t>
+            </w:r>
+          </w:p>
+        </w:tc>
+      </w:tr>
+      <w:tr>
+        <w:tc>
+          <w:tcPr>
+            <w:tcW w:type="dxa" w:w="5112"/>
+            <w:shd w:val="clear" w:color="auto" w:fill="F1EEEF"/>
+          </w:tcPr>
+          <w:p>
+            <w:pPr>
+              <w:spacing w:after="40"/>
+            </w:pPr>
+            <w:r>
+              <w:rPr>
+                <w:b/>
+                <w:sz w:val="18"/>
+              </w:rPr>
+            </w:r>
+            <w:r>
+              <w:rPr>
+                <w:b/>
+                <w:i w:val="0"/>
+                <w:sz w:val="18"/>
+              </w:rPr>
+              <w:t>Chloride</w:t>
+            </w:r>
+          </w:p>
+        </w:tc>
+        <w:tc>
+          <w:tcPr>
+            <w:tcW w:type="dxa" w:w="5112"/>
+          </w:tcPr>
+          <w:p>
+            <w:pPr>
+              <w:spacing w:after="40"/>
+            </w:pPr>
+            <w:r>
+              <w:rPr>
+                <w:sz w:val="18"/>
+              </w:rPr>
+            </w:r>
+            <w:r>
+              <w:rPr>
+                <w:b w:val="0"/>
+                <w:i w:val="0"/>
+                <w:sz w:val="18"/>
+              </w:rPr>
+              <w:t>Follows SODIUM to preserve ELECTRICAL NEUTRALITY. Useless alone. RECIPROCAL WITH BICARBONATE. LOW Cl + HIGH HCO3 = METABOLIC ALKALOSIS (vomiting). Losing Cl raises the strong ion difference.</w:t>
+            </w:r>
+          </w:p>
+        </w:tc>
+      </w:tr>
+      <w:tr>
+        <w:tc>
+          <w:tcPr>
+            <w:tcW w:type="dxa" w:w="5112"/>
+            <w:shd w:val="clear" w:color="auto" w:fill="F1EEEF"/>
+          </w:tcPr>
+          <w:p>
+            <w:pPr>
+              <w:spacing w:after="40"/>
+            </w:pPr>
+            <w:r>
+              <w:rPr>
+                <w:b/>
+                <w:sz w:val="18"/>
+              </w:rPr>
+            </w:r>
+            <w:r>
+              <w:rPr>
+                <w:b/>
+                <w:i w:val="0"/>
+                <w:sz w:val="18"/>
+              </w:rPr>
+              <w:t>Bicarbonate</w:t>
+            </w:r>
+          </w:p>
+        </w:tc>
+        <w:tc>
+          <w:tcPr>
+            <w:tcW w:type="dxa" w:w="5112"/>
+          </w:tcPr>
+          <w:p>
+            <w:pPr>
+              <w:spacing w:after="40"/>
+            </w:pPr>
+            <w:r>
+              <w:rPr>
+                <w:sz w:val="18"/>
+              </w:rPr>
+            </w:r>
+            <w:r>
+              <w:rPr>
+                <w:b w:val="0"/>
+                <w:i w:val="0"/>
+                <w:sz w:val="18"/>
+              </w:rPr>
+              <w:t>Reported as “CO2” = TOTAL carbon dioxide, mostly bicarbonate. LOW = METABOLIC ACIDOSIS → CALCULATE THE ANION GAP. HIGH = METABOLIC ALKALOSIS.</w:t>
+            </w:r>
+          </w:p>
+        </w:tc>
+      </w:tr>
+    </w:tbl>
+    <w:p>
+      <w:pPr>
+        <w:spacing w:after="80"/>
+      </w:pPr>
+    </w:p>
+    <w:p>
+      <w:pPr>
+        <w:pStyle w:val="Heading1"/>
+        <w:spacing w:before="280" w:after="100"/>
+      </w:pPr>
+      <w:r>
+        <w:rPr>
+          <w:rFonts w:ascii="Georgia" w:hAnsi="Georgia"/>
+          <w:color w:val="17494B"/>
+        </w:rPr>
+        <w:t>The Anion Gap — She Wants This Calculated</w:t>
+      </w:r>
+    </w:p>
+    <w:tbl>
+      <w:tblPr>
+        <w:tblStyle w:val="TableGrid"/>
+        <w:tblW w:type="auto" w:w="0"/>
+        <w:jc w:val="center"/>
+        <w:tblLook w:firstColumn="1" w:firstRow="1" w:lastColumn="0" w:lastRow="0" w:noHBand="0" w:noVBand="1" w:val="04A0"/>
+        <w:tblBorders>
+          <w:top w:val="single" w:sz="4" w:space="0" w:color="D8D2D4"/>
+          <w:left w:val="single" w:sz="4" w:space="0" w:color="D8D2D4"/>
+          <w:bottom w:val="single" w:sz="4" w:space="0" w:color="D8D2D4"/>
+          <w:right w:val="single" w:sz="4" w:space="0" w:color="D8D2D4"/>
+          <w:insideH w:val="single" w:sz="4" w:space="0" w:color="D8D2D4"/>
+          <w:insideV w:val="single" w:sz="4" w:space="0" w:color="D8D2D4"/>
+        </w:tblBorders>
+      </w:tblPr>
+      <w:tblGrid>
+        <w:gridCol w:w="5112"/>
+        <w:gridCol w:w="5112"/>
+      </w:tblGrid>
+      <w:tr>
+        <w:tc>
+          <w:tcPr>
+            <w:tcW w:type="dxa" w:w="5112"/>
+            <w:shd w:val="clear" w:color="auto" w:fill="17494B"/>
+          </w:tcPr>
+          <w:p>
+            <w:pPr>
+              <w:spacing w:after="40"/>
+            </w:pPr>
+            <w:r>
+              <w:rPr>
+                <w:b/>
+                <w:color w:val="FFFFFF"/>
+                <w:sz w:val="18"/>
+              </w:rPr>
+            </w:r>
+            <w:r>
+              <w:rPr>
+                <w:b/>
+                <w:i w:val="0"/>
+                <w:color w:val="FFFFFF"/>
+                <w:sz w:val="18"/>
+              </w:rPr>
+              <w:t>Term</w:t>
+            </w:r>
+          </w:p>
+        </w:tc>
+        <w:tc>
+          <w:tcPr>
+            <w:tcW w:type="dxa" w:w="5112"/>
+            <w:shd w:val="clear" w:color="auto" w:fill="17494B"/>
+          </w:tcPr>
+          <w:p>
+            <w:pPr>
+              <w:spacing w:after="40"/>
+            </w:pPr>
+            <w:r>
+              <w:rPr>
+                <w:b/>
+                <w:color w:val="FFFFFF"/>
+                <w:sz w:val="18"/>
+              </w:rPr>
+            </w:r>
+            <w:r>
+              <w:rPr>
+                <w:b/>
+                <w:i w:val="0"/>
+                <w:color w:val="FFFFFF"/>
+                <w:sz w:val="18"/>
+              </w:rPr>
+              <w:t>What you need to know</w:t>
+            </w:r>
+          </w:p>
+        </w:tc>
+      </w:tr>
+      <w:tr>
+        <w:tc>
+          <w:tcPr>
+            <w:tcW w:type="dxa" w:w="5112"/>
+            <w:shd w:val="clear" w:color="auto" w:fill="F1EEEF"/>
+          </w:tcPr>
+          <w:p>
+            <w:pPr>
+              <w:spacing w:after="40"/>
+            </w:pPr>
+            <w:r>
+              <w:rPr>
+                <w:b/>
+                <w:sz w:val="18"/>
+              </w:rPr>
+            </w:r>
+            <w:r>
+              <w:rPr>
+                <w:b/>
+                <w:i w:val="0"/>
+                <w:sz w:val="18"/>
+              </w:rPr>
+              <w:t>THE FORMULA</w:t>
+            </w:r>
+          </w:p>
+        </w:tc>
+        <w:tc>
+          <w:tcPr>
+            <w:tcW w:type="dxa" w:w="5112"/>
+          </w:tcPr>
+          <w:p>
+            <w:pPr>
+              <w:spacing w:after="40"/>
+            </w:pPr>
+            <w:r>
+              <w:rPr>
+                <w:sz w:val="18"/>
+              </w:rPr>
+            </w:r>
+            <w:r>
+              <w:rPr>
+                <w:b w:val="0"/>
+                <w:i w:val="0"/>
+                <w:sz w:val="18"/>
+              </w:rPr>
+              <w:t>ANION GAP = SODIUM − (CHLORIDE + BICARBONATE). NORMAL 8–12 mEq/L. She said this aloud: “quick and dirty, calculate your anion gap, and our normal range is 8 to 12.”</w:t>
+            </w:r>
+          </w:p>
+        </w:tc>
+      </w:tr>
+      <w:tr>
+        <w:tc>
+          <w:tcPr>
+            <w:tcW w:type="dxa" w:w="5112"/>
+            <w:shd w:val="clear" w:color="auto" w:fill="F1EEEF"/>
+          </w:tcPr>
+          <w:p>
+            <w:pPr>
+              <w:spacing w:after="40"/>
+            </w:pPr>
+            <w:r>
+              <w:rPr>
+                <w:b/>
+                <w:sz w:val="18"/>
+              </w:rPr>
+            </w:r>
+            <w:r>
+              <w:rPr>
+                <w:b/>
+                <w:i w:val="0"/>
+                <w:sz w:val="18"/>
+              </w:rPr>
+              <w:t>Extended formula</w:t>
+            </w:r>
+          </w:p>
+        </w:tc>
+        <w:tc>
+          <w:tcPr>
+            <w:tcW w:type="dxa" w:w="5112"/>
+          </w:tcPr>
+          <w:p>
+            <w:pPr>
+              <w:spacing w:after="40"/>
+            </w:pPr>
+            <w:r>
+              <w:rPr>
+                <w:sz w:val="18"/>
+              </w:rPr>
+            </w:r>
+            <w:r>
+              <w:rPr>
+                <w:b w:val="0"/>
+                <w:i w:val="0"/>
+                <w:sz w:val="18"/>
+              </w:rPr>
+              <w:t>(SODIUM + POTASSIUM) − (CHLORIDE + BICARBONATE). NORMAL 10–14. Potassium is added to the CATIONS.</w:t>
+            </w:r>
+          </w:p>
+        </w:tc>
+      </w:tr>
+      <w:tr>
+        <w:tc>
+          <w:tcPr>
+            <w:tcW w:type="dxa" w:w="5112"/>
+            <w:shd w:val="clear" w:color="auto" w:fill="F1EEEF"/>
+          </w:tcPr>
+          <w:p>
+            <w:pPr>
+              <w:spacing w:after="40"/>
+            </w:pPr>
+            <w:r>
+              <w:rPr>
+                <w:b/>
+                <w:sz w:val="18"/>
+              </w:rPr>
+            </w:r>
+            <w:r>
+              <w:rPr>
+                <w:b/>
+                <w:i w:val="0"/>
+                <w:sz w:val="18"/>
+              </w:rPr>
+              <w:t>RAISED gap</w:t>
+            </w:r>
+          </w:p>
+        </w:tc>
+        <w:tc>
+          <w:tcPr>
+            <w:tcW w:type="dxa" w:w="5112"/>
+          </w:tcPr>
+          <w:p>
+            <w:pPr>
+              <w:spacing w:after="40"/>
+            </w:pPr>
+            <w:r>
+              <w:rPr>
+                <w:sz w:val="18"/>
+              </w:rPr>
+            </w:r>
+            <w:r>
+              <w:rPr>
+                <w:b w:val="0"/>
+                <w:i w:val="0"/>
+                <w:sz w:val="18"/>
+              </w:rPr>
+              <w:t>Unmeasured ACIDS. MUDPILES: Methanol · Uraemia · Diabetic ketoacidosis · Paraldehyde/propylene glycol · Isoniazid/iron · Lactic acidosis · Ethylene glycol · Salicylates.</w:t>
+            </w:r>
+          </w:p>
+        </w:tc>
+      </w:tr>
+      <w:tr>
+        <w:tc>
+          <w:tcPr>
+            <w:tcW w:type="dxa" w:w="5112"/>
+            <w:shd w:val="clear" w:color="auto" w:fill="F1EEEF"/>
+          </w:tcPr>
+          <w:p>
+            <w:pPr>
+              <w:spacing w:after="40"/>
+            </w:pPr>
+            <w:r>
+              <w:rPr>
+                <w:b/>
+                <w:sz w:val="18"/>
+              </w:rPr>
+            </w:r>
+            <w:r>
+              <w:rPr>
+                <w:b/>
+                <w:i w:val="0"/>
+                <w:sz w:val="18"/>
+              </w:rPr>
+              <w:t>NORMAL gap</w:t>
+            </w:r>
+          </w:p>
+        </w:tc>
+        <w:tc>
+          <w:tcPr>
+            <w:tcW w:type="dxa" w:w="5112"/>
+          </w:tcPr>
+          <w:p>
+            <w:pPr>
+              <w:spacing w:after="40"/>
+            </w:pPr>
+            <w:r>
+              <w:rPr>
+                <w:sz w:val="18"/>
+              </w:rPr>
+            </w:r>
+            <w:r>
+              <w:rPr>
+                <w:b w:val="0"/>
+                <w:i w:val="0"/>
+                <w:sz w:val="18"/>
+              </w:rPr>
+              <w:t>BICARBONATE LOSS from GUT or KIDNEY = HYPERCHLORAEMIC metabolic acidosis.</w:t>
+            </w:r>
+          </w:p>
+        </w:tc>
+      </w:tr>
+      <w:tr>
+        <w:tc>
+          <w:tcPr>
+            <w:tcW w:type="dxa" w:w="5112"/>
+            <w:shd w:val="clear" w:color="auto" w:fill="F1EEEF"/>
+          </w:tcPr>
+          <w:p>
+            <w:pPr>
+              <w:spacing w:after="40"/>
+            </w:pPr>
+            <w:r>
+              <w:rPr>
+                <w:b/>
+                <w:sz w:val="18"/>
+              </w:rPr>
+            </w:r>
+            <w:r>
+              <w:rPr>
+                <w:b/>
+                <w:i w:val="0"/>
+                <w:sz w:val="18"/>
+              </w:rPr>
+              <w:t>Albumin correction</w:t>
+            </w:r>
+          </w:p>
+        </w:tc>
+        <w:tc>
+          <w:tcPr>
+            <w:tcW w:type="dxa" w:w="5112"/>
+          </w:tcPr>
+          <w:p>
+            <w:pPr>
+              <w:spacing w:after="40"/>
+            </w:pPr>
+            <w:r>
+              <w:rPr>
+                <w:sz w:val="18"/>
+              </w:rPr>
+            </w:r>
+            <w:r>
+              <w:rPr>
+                <w:b w:val="0"/>
+                <w:i w:val="0"/>
+                <w:sz w:val="18"/>
+              </w:rPr>
+              <w:t>ADD ~2.5 to the gap for every 1 g/dL the ALBUMIN HAS FALLEN — albumin is itself an unmeasured anion.</w:t>
+            </w:r>
+          </w:p>
+        </w:tc>
+      </w:tr>
+      <w:tr>
+        <w:tc>
+          <w:tcPr>
+            <w:tcW w:type="dxa" w:w="5112"/>
+            <w:shd w:val="clear" w:color="auto" w:fill="F1EEEF"/>
+          </w:tcPr>
+          <w:p>
+            <w:pPr>
+              <w:spacing w:after="40"/>
+            </w:pPr>
+            <w:r>
+              <w:rPr>
+                <w:b/>
+                <w:sz w:val="18"/>
+              </w:rPr>
+            </w:r>
+            <w:r>
+              <w:rPr>
+                <w:b/>
+                <w:i w:val="0"/>
+                <w:sz w:val="18"/>
+              </w:rPr>
+              <w:t>WHAT SHE DOES NOT WANT CALCULATED</w:t>
+            </w:r>
+          </w:p>
+        </w:tc>
+        <w:tc>
+          <w:tcPr>
+            <w:tcW w:type="dxa" w:w="5112"/>
+          </w:tcPr>
+          <w:p>
+            <w:pPr>
+              <w:spacing w:after="40"/>
+            </w:pPr>
+            <w:r>
+              <w:rPr>
+                <w:sz w:val="18"/>
+              </w:rPr>
+            </w:r>
+            <w:r>
+              <w:rPr>
+                <w:b w:val="0"/>
+                <w:i w:val="0"/>
+                <w:sz w:val="18"/>
+              </w:rPr>
+              <w:t>GLOMERULAR FILTRATION RATE — “I don’t need you to calculate that or know that just yet, but know OF it.” CORRECTED SODIUM — she uses UpToDate/MedCalc. Know WHAT it is for and WHICH WAY it moves.</w:t>
+            </w:r>
+          </w:p>
+        </w:tc>
+      </w:tr>
+    </w:tbl>
+    <w:p>
+      <w:pPr>
+        <w:spacing w:after="80"/>
+      </w:pPr>
+    </w:p>
+    <w:p>
+      <w:pPr>
+        <w:pStyle w:val="Heading1"/>
+        <w:spacing w:before="280" w:after="100"/>
+      </w:pPr>
+      <w:r>
+        <w:rPr>
+          <w:rFonts w:ascii="Georgia" w:hAnsi="Georgia"/>
+          <w:color w:val="17494B"/>
+        </w:rPr>
+        <w:t>Kidney &amp; Liver Markers</w:t>
+      </w:r>
+    </w:p>
+    <w:tbl>
+      <w:tblPr>
+        <w:tblStyle w:val="TableGrid"/>
+        <w:tblW w:type="auto" w:w="0"/>
+        <w:jc w:val="center"/>
+        <w:tblLook w:firstColumn="1" w:firstRow="1" w:lastColumn="0" w:lastRow="0" w:noHBand="0" w:noVBand="1" w:val="04A0"/>
+        <w:tblBorders>
+          <w:top w:val="single" w:sz="4" w:space="0" w:color="D8D2D4"/>
+          <w:left w:val="single" w:sz="4" w:space="0" w:color="D8D2D4"/>
+          <w:bottom w:val="single" w:sz="4" w:space="0" w:color="D8D2D4"/>
+          <w:right w:val="single" w:sz="4" w:space="0" w:color="D8D2D4"/>
+          <w:insideH w:val="single" w:sz="4" w:space="0" w:color="D8D2D4"/>
+          <w:insideV w:val="single" w:sz="4" w:space="0" w:color="D8D2D4"/>
+        </w:tblBorders>
+      </w:tblPr>
+      <w:tblGrid>
+        <w:gridCol w:w="5112"/>
+        <w:gridCol w:w="5112"/>
+      </w:tblGrid>
+      <w:tr>
+        <w:tc>
+          <w:tcPr>
+            <w:tcW w:type="dxa" w:w="5112"/>
+            <w:shd w:val="clear" w:color="auto" w:fill="17494B"/>
+          </w:tcPr>
+          <w:p>
+            <w:pPr>
+              <w:spacing w:after="40"/>
+            </w:pPr>
+            <w:r>
+              <w:rPr>
+                <w:b/>
+                <w:color w:val="FFFFFF"/>
+                <w:sz w:val="18"/>
+              </w:rPr>
+            </w:r>
+            <w:r>
+              <w:rPr>
+                <w:b/>
+                <w:i w:val="0"/>
+                <w:color w:val="FFFFFF"/>
+                <w:sz w:val="18"/>
+              </w:rPr>
+              <w:t>Term</w:t>
+            </w:r>
+          </w:p>
+        </w:tc>
+        <w:tc>
+          <w:tcPr>
+            <w:tcW w:type="dxa" w:w="5112"/>
+            <w:shd w:val="clear" w:color="auto" w:fill="17494B"/>
+          </w:tcPr>
+          <w:p>
+            <w:pPr>
+              <w:spacing w:after="40"/>
+            </w:pPr>
+            <w:r>
+              <w:rPr>
+                <w:b/>
+                <w:color w:val="FFFFFF"/>
+                <w:sz w:val="18"/>
+              </w:rPr>
+            </w:r>
+            <w:r>
+              <w:rPr>
+                <w:b/>
+                <w:i w:val="0"/>
+                <w:color w:val="FFFFFF"/>
+                <w:sz w:val="18"/>
+              </w:rPr>
+              <w:t>What you need to know</w:t>
+            </w:r>
+          </w:p>
+        </w:tc>
+      </w:tr>
+      <w:tr>
+        <w:tc>
+          <w:tcPr>
+            <w:tcW w:type="dxa" w:w="5112"/>
+            <w:shd w:val="clear" w:color="auto" w:fill="F1EEEF"/>
+          </w:tcPr>
+          <w:p>
+            <w:pPr>
+              <w:spacing w:after="40"/>
+            </w:pPr>
+            <w:r>
+              <w:rPr>
+                <w:b/>
+                <w:sz w:val="18"/>
+              </w:rPr>
+            </w:r>
+            <w:r>
+              <w:rPr>
+                <w:b/>
+                <w:i w:val="0"/>
+                <w:sz w:val="18"/>
+              </w:rPr>
+              <w:t>BUN</w:t>
+            </w:r>
+          </w:p>
+        </w:tc>
+        <w:tc>
+          <w:tcPr>
+            <w:tcW w:type="dxa" w:w="5112"/>
+          </w:tcPr>
+          <w:p>
+            <w:pPr>
+              <w:spacing w:after="40"/>
+            </w:pPr>
+            <w:r>
+              <w:rPr>
+                <w:sz w:val="18"/>
+              </w:rPr>
+            </w:r>
+            <w:r>
+              <w:rPr>
+                <w:b w:val="0"/>
+                <w:i w:val="0"/>
+                <w:sz w:val="18"/>
+              </w:rPr>
+              <w:t>Nitrogenous waste of PROTEIN metabolism. Made by the LIVER, cleared by the KIDNEY. NON-SPECIFIC — also raised by DEHYDRATION, GI BLEEDING, HIGH PROTEIN INTAKE, CATABOLIC STATES.</w:t>
+            </w:r>
+          </w:p>
+        </w:tc>
+      </w:tr>
+      <w:tr>
+        <w:tc>
+          <w:tcPr>
+            <w:tcW w:type="dxa" w:w="5112"/>
+            <w:shd w:val="clear" w:color="auto" w:fill="F1EEEF"/>
+          </w:tcPr>
+          <w:p>
+            <w:pPr>
+              <w:spacing w:after="40"/>
+            </w:pPr>
+            <w:r>
+              <w:rPr>
+                <w:b/>
+                <w:sz w:val="18"/>
+              </w:rPr>
+            </w:r>
+            <w:r>
+              <w:rPr>
+                <w:b/>
+                <w:i w:val="0"/>
+                <w:sz w:val="18"/>
+              </w:rPr>
+              <w:t>Creatinine</w:t>
+            </w:r>
+          </w:p>
+        </w:tc>
+        <w:tc>
+          <w:tcPr>
+            <w:tcW w:type="dxa" w:w="5112"/>
+          </w:tcPr>
+          <w:p>
+            <w:pPr>
+              <w:spacing w:after="40"/>
+            </w:pPr>
+            <w:r>
+              <w:rPr>
+                <w:sz w:val="18"/>
+              </w:rPr>
+            </w:r>
+            <w:r>
+              <w:rPr>
+                <w:b w:val="0"/>
+                <w:i w:val="0"/>
+                <w:sz w:val="18"/>
+              </w:rPr>
+              <w:t>Waste of MUSCLE CREATINE metabolism. Filtered by the kidney. MORE SPECIFIC than BUN. Influenced by MUSCLE MASS, AGE, SEX.</w:t>
+            </w:r>
+          </w:p>
+        </w:tc>
+      </w:tr>
+      <w:tr>
+        <w:tc>
+          <w:tcPr>
+            <w:tcW w:type="dxa" w:w="5112"/>
+            <w:shd w:val="clear" w:color="auto" w:fill="F1EEEF"/>
+          </w:tcPr>
+          <w:p>
+            <w:pPr>
+              <w:spacing w:after="40"/>
+            </w:pPr>
+            <w:r>
+              <w:rPr>
+                <w:b/>
+                <w:sz w:val="18"/>
+              </w:rPr>
+            </w:r>
+            <w:r>
+              <w:rPr>
+                <w:b/>
+                <w:i w:val="0"/>
+                <w:sz w:val="18"/>
+              </w:rPr>
+              <w:t>THE RATIO</w:t>
+            </w:r>
+          </w:p>
+        </w:tc>
+        <w:tc>
+          <w:tcPr>
+            <w:tcW w:type="dxa" w:w="5112"/>
+          </w:tcPr>
+          <w:p>
+            <w:pPr>
+              <w:spacing w:after="40"/>
+            </w:pPr>
+            <w:r>
+              <w:rPr>
+                <w:sz w:val="18"/>
+              </w:rPr>
+            </w:r>
+            <w:r>
+              <w:rPr>
+                <w:b w:val="0"/>
+                <w:i w:val="0"/>
+                <w:sz w:val="18"/>
+              </w:rPr>
+              <w:t>BUN : CREATININE &gt; 20 : 1 = PRERENAL. Below that = INTRINSIC RENAL.</w:t>
+            </w:r>
+          </w:p>
+        </w:tc>
+      </w:tr>
+      <w:tr>
+        <w:tc>
+          <w:tcPr>
+            <w:tcW w:type="dxa" w:w="5112"/>
+            <w:shd w:val="clear" w:color="auto" w:fill="F1EEEF"/>
+          </w:tcPr>
+          <w:p>
+            <w:pPr>
+              <w:spacing w:after="40"/>
+            </w:pPr>
+            <w:r>
+              <w:rPr>
+                <w:b/>
+                <w:sz w:val="18"/>
+              </w:rPr>
+            </w:r>
+            <w:r>
+              <w:rPr>
+                <w:b/>
+                <w:i w:val="0"/>
+                <w:sz w:val="18"/>
+              </w:rPr>
+              <w:t>The creatinine trap</w:t>
+            </w:r>
+          </w:p>
+        </w:tc>
+        <w:tc>
+          <w:tcPr>
+            <w:tcW w:type="dxa" w:w="5112"/>
+          </w:tcPr>
+          <w:p>
+            <w:pPr>
+              <w:spacing w:after="40"/>
+            </w:pPr>
+            <w:r>
+              <w:rPr>
+                <w:sz w:val="18"/>
+              </w:rPr>
+            </w:r>
+            <w:r>
+              <w:rPr>
+                <w:b w:val="0"/>
+                <w:i w:val="0"/>
+                <w:sz w:val="18"/>
+              </w:rPr>
+              <w:t>A NORMAL creatinine can HIDE a reduced filtration rate in the ELDERLY or CACHECTIC — low muscle mass makes less creatinine.</w:t>
+            </w:r>
+          </w:p>
+        </w:tc>
+      </w:tr>
+      <w:tr>
+        <w:tc>
+          <w:tcPr>
+            <w:tcW w:type="dxa" w:w="5112"/>
+            <w:shd w:val="clear" w:color="auto" w:fill="F1EEEF"/>
+          </w:tcPr>
+          <w:p>
+            <w:pPr>
+              <w:spacing w:after="40"/>
+            </w:pPr>
+            <w:r>
+              <w:rPr>
+                <w:b/>
+                <w:sz w:val="18"/>
+              </w:rPr>
+            </w:r>
+            <w:r>
+              <w:rPr>
+                <w:b/>
+                <w:i w:val="0"/>
+                <w:sz w:val="18"/>
+              </w:rPr>
+              <w:t>INJURY vs FUNCTION — the asterisk on her slide</w:t>
+            </w:r>
+          </w:p>
+        </w:tc>
+        <w:tc>
+          <w:tcPr>
+            <w:tcW w:type="dxa" w:w="5112"/>
+          </w:tcPr>
+          <w:p>
+            <w:pPr>
+              <w:spacing w:after="40"/>
+            </w:pPr>
+            <w:r>
+              <w:rPr>
+                <w:sz w:val="18"/>
+              </w:rPr>
+            </w:r>
+            <w:r>
+              <w:rPr>
+                <w:b w:val="0"/>
+                <w:i w:val="0"/>
+                <w:sz w:val="18"/>
+              </w:rPr>
+              <w:t>AST · ALT · ALK PHOS · BILIRUBIN mark liver INJURY. ALBUMIN · PROTHROMBIN TIME · BILIRUBIN measure FUNCTION.</w:t>
+            </w:r>
+          </w:p>
+        </w:tc>
+      </w:tr>
+      <w:tr>
+        <w:tc>
+          <w:tcPr>
+            <w:tcW w:type="dxa" w:w="5112"/>
+            <w:shd w:val="clear" w:color="auto" w:fill="F1EEEF"/>
+          </w:tcPr>
+          <w:p>
+            <w:pPr>
+              <w:spacing w:after="40"/>
+            </w:pPr>
+            <w:r>
+              <w:rPr>
+                <w:b/>
+                <w:sz w:val="18"/>
+              </w:rPr>
+            </w:r>
+            <w:r>
+              <w:rPr>
+                <w:b/>
+                <w:i w:val="0"/>
+                <w:sz w:val="18"/>
+              </w:rPr>
+              <w:t>AST vs ALT</w:t>
+            </w:r>
+          </w:p>
+        </w:tc>
+        <w:tc>
+          <w:tcPr>
+            <w:tcW w:type="dxa" w:w="5112"/>
+          </w:tcPr>
+          <w:p>
+            <w:pPr>
+              <w:spacing w:after="40"/>
+            </w:pPr>
+            <w:r>
+              <w:rPr>
+                <w:sz w:val="18"/>
+              </w:rPr>
+            </w:r>
+            <w:r>
+              <w:rPr>
+                <w:b w:val="0"/>
+                <w:i w:val="0"/>
+                <w:sz w:val="18"/>
+              </w:rPr>
+              <w:t>ALT is MORE liver-specific. AST is ALSO in CARDIAC and SKELETAL MUSCLE, KIDNEY and BRAIN — so a raised AST with a NORMAL ALT points to MUSCLE, not liver.</w:t>
+            </w:r>
+          </w:p>
+        </w:tc>
+      </w:tr>
+      <w:tr>
+        <w:tc>
+          <w:tcPr>
+            <w:tcW w:type="dxa" w:w="5112"/>
+            <w:shd w:val="clear" w:color="auto" w:fill="F1EEEF"/>
+          </w:tcPr>
+          <w:p>
+            <w:pPr>
+              <w:spacing w:after="40"/>
+            </w:pPr>
+            <w:r>
+              <w:rPr>
+                <w:b/>
+                <w:sz w:val="18"/>
+              </w:rPr>
+            </w:r>
+            <w:r>
+              <w:rPr>
+                <w:b/>
+                <w:i w:val="0"/>
+                <w:sz w:val="18"/>
+              </w:rPr>
+              <w:t>Alkaline phosphatase</w:t>
+            </w:r>
+          </w:p>
+        </w:tc>
+        <w:tc>
+          <w:tcPr>
+            <w:tcW w:type="dxa" w:w="5112"/>
+          </w:tcPr>
+          <w:p>
+            <w:pPr>
+              <w:spacing w:after="40"/>
+            </w:pPr>
+            <w:r>
+              <w:rPr>
+                <w:sz w:val="18"/>
+              </w:rPr>
+            </w:r>
+            <w:r>
+              <w:rPr>
+                <w:b w:val="0"/>
+                <w:i w:val="0"/>
+                <w:sz w:val="18"/>
+              </w:rPr>
+              <w:t>CHOLESTASIS / BILE DUCT OBSTRUCTION. Also in BONE, PLACENTA, INTESTINE. CONFIRM HEPATIC ORIGIN WITH GGT.</w:t>
+            </w:r>
+          </w:p>
+        </w:tc>
+      </w:tr>
+      <w:tr>
+        <w:tc>
+          <w:tcPr>
+            <w:tcW w:type="dxa" w:w="5112"/>
+            <w:shd w:val="clear" w:color="auto" w:fill="F1EEEF"/>
+          </w:tcPr>
+          <w:p>
+            <w:pPr>
+              <w:spacing w:after="40"/>
+            </w:pPr>
+            <w:r>
+              <w:rPr>
+                <w:b/>
+                <w:sz w:val="18"/>
+              </w:rPr>
+            </w:r>
+            <w:r>
+              <w:rPr>
+                <w:b/>
+                <w:i w:val="0"/>
+                <w:sz w:val="18"/>
+              </w:rPr>
+              <w:t>Albumin</w:t>
+            </w:r>
+          </w:p>
+        </w:tc>
+        <w:tc>
+          <w:tcPr>
+            <w:tcW w:type="dxa" w:w="5112"/>
+          </w:tcPr>
+          <w:p>
+            <w:pPr>
+              <w:spacing w:after="40"/>
+            </w:pPr>
+            <w:r>
+              <w:rPr>
+                <w:sz w:val="18"/>
+              </w:rPr>
+            </w:r>
+            <w:r>
+              <w:rPr>
+                <w:b w:val="0"/>
+                <w:i w:val="0"/>
+                <w:sz w:val="18"/>
+              </w:rPr>
+              <w:t>Made ONLY by the liver, HALF-LIFE ~3 WEEKS → a LOW albumin means CHRONIC disease (&gt;3 weeks). May also drop in severe illness.</w:t>
+            </w:r>
+          </w:p>
+        </w:tc>
+      </w:tr>
+      <w:tr>
+        <w:tc>
+          <w:tcPr>
+            <w:tcW w:type="dxa" w:w="5112"/>
+            <w:shd w:val="clear" w:color="auto" w:fill="F1EEEF"/>
+          </w:tcPr>
+          <w:p>
+            <w:pPr>
+              <w:spacing w:after="40"/>
+            </w:pPr>
+            <w:r>
+              <w:rPr>
+                <w:b/>
+                <w:sz w:val="18"/>
+              </w:rPr>
+            </w:r>
+            <w:r>
+              <w:rPr>
+                <w:b/>
+                <w:i w:val="0"/>
+                <w:sz w:val="18"/>
+              </w:rPr>
+              <w:t>Prothrombin time / INR</w:t>
+            </w:r>
+          </w:p>
+        </w:tc>
+        <w:tc>
+          <w:tcPr>
+            <w:tcW w:type="dxa" w:w="5112"/>
+          </w:tcPr>
+          <w:p>
+            <w:pPr>
+              <w:spacing w:after="40"/>
+            </w:pPr>
+            <w:r>
+              <w:rPr>
+                <w:sz w:val="18"/>
+              </w:rPr>
+            </w:r>
+            <w:r>
+              <w:rPr>
+                <w:b w:val="0"/>
+                <w:i w:val="0"/>
+                <w:sz w:val="18"/>
+              </w:rPr>
+              <w:t>MOST SENSITIVE FUNCTIONAL MARKER. Can prolong WITHIN 24 HOURS. Factors II, VII, IX, X.</w:t>
+            </w:r>
+          </w:p>
+        </w:tc>
+      </w:tr>
+      <w:tr>
+        <w:tc>
+          <w:tcPr>
+            <w:tcW w:type="dxa" w:w="5112"/>
+            <w:shd w:val="clear" w:color="auto" w:fill="F1EEEF"/>
+          </w:tcPr>
+          <w:p>
+            <w:pPr>
+              <w:spacing w:after="40"/>
+            </w:pPr>
+            <w:r>
+              <w:rPr>
+                <w:b/>
+                <w:sz w:val="18"/>
+              </w:rPr>
+            </w:r>
+            <w:r>
+              <w:rPr>
+                <w:b/>
+                <w:i w:val="0"/>
+                <w:sz w:val="18"/>
+              </w:rPr>
+              <w:t>The four hepatic patterns</w:t>
+            </w:r>
+          </w:p>
+        </w:tc>
+        <w:tc>
+          <w:tcPr>
+            <w:tcW w:type="dxa" w:w="5112"/>
+          </w:tcPr>
+          <w:p>
+            <w:pPr>
+              <w:spacing w:after="40"/>
+            </w:pPr>
+            <w:r>
+              <w:rPr>
+                <w:sz w:val="18"/>
+              </w:rPr>
+            </w:r>
+            <w:r>
+              <w:rPr>
+                <w:b w:val="0"/>
+                <w:i w:val="0"/>
+                <w:sz w:val="18"/>
+              </w:rPr>
+              <w:t>HEPATOCELLULAR: AST/ALT out of proportion to ALP. CHOLESTATIC: ALP out of proportion to AST/ALT. MIXED: both. ISOLATED HYPERBILIRUBINAEMIA: bilirubin up, enzymes normal (Gilbert, haemolysis).</w:t>
+            </w:r>
+          </w:p>
+        </w:tc>
+      </w:tr>
+      <w:tr>
+        <w:tc>
+          <w:tcPr>
+            <w:tcW w:type="dxa" w:w="5112"/>
+            <w:shd w:val="clear" w:color="auto" w:fill="F1EEEF"/>
+          </w:tcPr>
+          <w:p>
+            <w:pPr>
+              <w:spacing w:after="40"/>
+            </w:pPr>
+            <w:r>
+              <w:rPr>
+                <w:b/>
+                <w:sz w:val="18"/>
+              </w:rPr>
+            </w:r>
+            <w:r>
+              <w:rPr>
+                <w:b/>
+                <w:i w:val="0"/>
+                <w:sz w:val="18"/>
+              </w:rPr>
+              <w:t>Three liver shortcuts</w:t>
+            </w:r>
+          </w:p>
+        </w:tc>
+        <w:tc>
+          <w:tcPr>
+            <w:tcW w:type="dxa" w:w="5112"/>
+          </w:tcPr>
+          <w:p>
+            <w:pPr>
+              <w:spacing w:after="40"/>
+            </w:pPr>
+            <w:r>
+              <w:rPr>
+                <w:sz w:val="18"/>
+              </w:rPr>
+            </w:r>
+            <w:r>
+              <w:rPr>
+                <w:b w:val="0"/>
+                <w:i w:val="0"/>
+                <w:sz w:val="18"/>
+              </w:rPr>
+              <w:t>AST:ALT &gt; 2:1 = ALCOHOL. AST/ALT IN THE THOUSANDS = only 3 causes — VIRAL, ISCHAEMIA, TOXINS. Magnitude: mild &lt;5×, moderate 5–15×, severe &gt;15×.</w:t>
+            </w:r>
+          </w:p>
+        </w:tc>
+      </w:tr>
+    </w:tbl>
+    <w:p>
+      <w:pPr>
+        <w:spacing w:after="80"/>
+      </w:pPr>
+    </w:p>
+    <w:p>
+      <w:pPr>
+        <w:pStyle w:val="Heading1"/>
+        <w:spacing w:before="280" w:after="100"/>
+      </w:pPr>
+      <w:r>
+        <w:rPr>
+          <w:rFonts w:ascii="Georgia" w:hAnsi="Georgia"/>
+          <w:color w:val="17494B"/>
+        </w:rPr>
+        <w:t>Patterns, Fluid Balance &amp; The Vomiting Case</w:t>
+      </w:r>
+    </w:p>
+    <w:tbl>
+      <w:tblPr>
+        <w:tblStyle w:val="TableGrid"/>
+        <w:tblW w:type="auto" w:w="0"/>
+        <w:jc w:val="center"/>
+        <w:tblLook w:firstColumn="1" w:firstRow="1" w:lastColumn="0" w:lastRow="0" w:noHBand="0" w:noVBand="1" w:val="04A0"/>
+        <w:tblBorders>
+          <w:top w:val="single" w:sz="4" w:space="0" w:color="D8D2D4"/>
+          <w:left w:val="single" w:sz="4" w:space="0" w:color="D8D2D4"/>
+          <w:bottom w:val="single" w:sz="4" w:space="0" w:color="D8D2D4"/>
+          <w:right w:val="single" w:sz="4" w:space="0" w:color="D8D2D4"/>
+          <w:insideH w:val="single" w:sz="4" w:space="0" w:color="D8D2D4"/>
+          <w:insideV w:val="single" w:sz="4" w:space="0" w:color="D8D2D4"/>
+        </w:tblBorders>
+      </w:tblPr>
+      <w:tblGrid>
+        <w:gridCol w:w="5112"/>
+        <w:gridCol w:w="5112"/>
+      </w:tblGrid>
+      <w:tr>
+        <w:tc>
+          <w:tcPr>
+            <w:tcW w:type="dxa" w:w="5112"/>
+            <w:shd w:val="clear" w:color="auto" w:fill="17494B"/>
+          </w:tcPr>
+          <w:p>
+            <w:pPr>
+              <w:spacing w:after="40"/>
+            </w:pPr>
+            <w:r>
+              <w:rPr>
+                <w:b/>
+                <w:color w:val="FFFFFF"/>
+                <w:sz w:val="18"/>
+              </w:rPr>
+            </w:r>
+            <w:r>
+              <w:rPr>
+                <w:b/>
+                <w:i w:val="0"/>
+                <w:color w:val="FFFFFF"/>
+                <w:sz w:val="18"/>
+              </w:rPr>
+              <w:t>Term</w:t>
+            </w:r>
+          </w:p>
+        </w:tc>
+        <w:tc>
+          <w:tcPr>
+            <w:tcW w:type="dxa" w:w="5112"/>
+            <w:shd w:val="clear" w:color="auto" w:fill="17494B"/>
+          </w:tcPr>
+          <w:p>
+            <w:pPr>
+              <w:spacing w:after="40"/>
+            </w:pPr>
+            <w:r>
+              <w:rPr>
+                <w:b/>
+                <w:color w:val="FFFFFF"/>
+                <w:sz w:val="18"/>
+              </w:rPr>
+            </w:r>
+            <w:r>
+              <w:rPr>
+                <w:b/>
+                <w:i w:val="0"/>
+                <w:color w:val="FFFFFF"/>
+                <w:sz w:val="18"/>
+              </w:rPr>
+              <w:t>What you need to know</w:t>
+            </w:r>
+          </w:p>
+        </w:tc>
+      </w:tr>
+      <w:tr>
+        <w:tc>
+          <w:tcPr>
+            <w:tcW w:type="dxa" w:w="5112"/>
+            <w:shd w:val="clear" w:color="auto" w:fill="F1EEEF"/>
+          </w:tcPr>
+          <w:p>
+            <w:pPr>
+              <w:spacing w:after="40"/>
+            </w:pPr>
+            <w:r>
+              <w:rPr>
+                <w:b/>
+                <w:sz w:val="18"/>
+              </w:rPr>
+            </w:r>
+            <w:r>
+              <w:rPr>
+                <w:b/>
+                <w:i w:val="0"/>
+                <w:sz w:val="18"/>
+              </w:rPr>
+              <w:t>RENAL pattern</w:t>
+            </w:r>
+          </w:p>
+        </w:tc>
+        <w:tc>
+          <w:tcPr>
+            <w:tcW w:type="dxa" w:w="5112"/>
+          </w:tcPr>
+          <w:p>
+            <w:pPr>
+              <w:spacing w:after="40"/>
+            </w:pPr>
+            <w:r>
+              <w:rPr>
+                <w:sz w:val="18"/>
+              </w:rPr>
+            </w:r>
+            <w:r>
+              <w:rPr>
+                <w:b w:val="0"/>
+                <w:i w:val="0"/>
+                <w:sz w:val="18"/>
+              </w:rPr>
+              <w:t>↑ BUN · ↑ CREATININE · ↓ FILTRATION RATE · ± ↑ POTASSIUM, ↑ PHOSPHATE, ↓ CALCIUM · METABOLIC ACIDOSIS · ALBUMINURIA.</w:t>
+            </w:r>
+          </w:p>
+        </w:tc>
+      </w:tr>
+      <w:tr>
+        <w:tc>
+          <w:tcPr>
+            <w:tcW w:type="dxa" w:w="5112"/>
+            <w:shd w:val="clear" w:color="auto" w:fill="F1EEEF"/>
+          </w:tcPr>
+          <w:p>
+            <w:pPr>
+              <w:spacing w:after="40"/>
+            </w:pPr>
+            <w:r>
+              <w:rPr>
+                <w:b/>
+                <w:sz w:val="18"/>
+              </w:rPr>
+            </w:r>
+            <w:r>
+              <w:rPr>
+                <w:b/>
+                <w:i w:val="0"/>
+                <w:sz w:val="18"/>
+              </w:rPr>
+              <w:t>HEPATIC pattern</w:t>
+            </w:r>
+          </w:p>
+        </w:tc>
+        <w:tc>
+          <w:tcPr>
+            <w:tcW w:type="dxa" w:w="5112"/>
+          </w:tcPr>
+          <w:p>
+            <w:pPr>
+              <w:spacing w:after="40"/>
+            </w:pPr>
+            <w:r>
+              <w:rPr>
+                <w:sz w:val="18"/>
+              </w:rPr>
+            </w:r>
+            <w:r>
+              <w:rPr>
+                <w:b w:val="0"/>
+                <w:i w:val="0"/>
+                <w:sz w:val="18"/>
+              </w:rPr>
+              <w:t>↑ AST/ALT (hepatocellular) OR ↑ ALP/BILIRUBIN (cholestatic); ↓ ALBUMIN and ↑ PROTHROMBIN TIME in advanced disease.</w:t>
+            </w:r>
+          </w:p>
+        </w:tc>
+      </w:tr>
+      <w:tr>
+        <w:tc>
+          <w:tcPr>
+            <w:tcW w:type="dxa" w:w="5112"/>
+            <w:shd w:val="clear" w:color="auto" w:fill="F1EEEF"/>
+          </w:tcPr>
+          <w:p>
+            <w:pPr>
+              <w:spacing w:after="40"/>
+            </w:pPr>
+            <w:r>
+              <w:rPr>
+                <w:b/>
+                <w:sz w:val="18"/>
+              </w:rPr>
+            </w:r>
+            <w:r>
+              <w:rPr>
+                <w:b/>
+                <w:i w:val="0"/>
+                <w:sz w:val="18"/>
+              </w:rPr>
+              <w:t>METABOLIC pattern (DKA)</w:t>
+            </w:r>
+          </w:p>
+        </w:tc>
+        <w:tc>
+          <w:tcPr>
+            <w:tcW w:type="dxa" w:w="5112"/>
+          </w:tcPr>
+          <w:p>
+            <w:pPr>
+              <w:spacing w:after="40"/>
+            </w:pPr>
+            <w:r>
+              <w:rPr>
+                <w:sz w:val="18"/>
+              </w:rPr>
+            </w:r>
+            <w:r>
+              <w:rPr>
+                <w:b w:val="0"/>
+                <w:i w:val="0"/>
+                <w:sz w:val="18"/>
+              </w:rPr>
+              <w:t>↑ GLUCOSE · ↓ BICARBONATE · ↑ ANION GAP · LOW pH · ± ↑ POTASSIUM DESPITE TOTAL-BODY DEPLETION.</w:t>
+            </w:r>
+          </w:p>
+        </w:tc>
+      </w:tr>
+      <w:tr>
+        <w:tc>
+          <w:tcPr>
+            <w:tcW w:type="dxa" w:w="5112"/>
+            <w:shd w:val="clear" w:color="auto" w:fill="F1EEEF"/>
+          </w:tcPr>
+          <w:p>
+            <w:pPr>
+              <w:spacing w:after="40"/>
+            </w:pPr>
+            <w:r>
+              <w:rPr>
+                <w:b/>
+                <w:sz w:val="18"/>
+              </w:rPr>
+            </w:r>
+            <w:r>
+              <w:rPr>
+                <w:b/>
+                <w:i w:val="0"/>
+                <w:sz w:val="18"/>
+              </w:rPr>
+              <w:t>Two overlaps by name</w:t>
+            </w:r>
+          </w:p>
+        </w:tc>
+        <w:tc>
+          <w:tcPr>
+            <w:tcW w:type="dxa" w:w="5112"/>
+          </w:tcPr>
+          <w:p>
+            <w:pPr>
+              <w:spacing w:after="40"/>
+            </w:pPr>
+            <w:r>
+              <w:rPr>
+                <w:sz w:val="18"/>
+              </w:rPr>
+            </w:r>
+            <w:r>
+              <w:rPr>
+                <w:b w:val="0"/>
+                <w:i w:val="0"/>
+                <w:sz w:val="18"/>
+              </w:rPr>
+              <w:t>HEPATORENAL SYNDROME = liver AND kidney failure together. CARDIORENAL SYNDROME = the cardiac equivalent. DKA hits electrolytes and kidney at once.</w:t>
+            </w:r>
+          </w:p>
+        </w:tc>
+      </w:tr>
+      <w:tr>
+        <w:tc>
+          <w:tcPr>
+            <w:tcW w:type="dxa" w:w="5112"/>
+            <w:shd w:val="clear" w:color="auto" w:fill="F1EEEF"/>
+          </w:tcPr>
+          <w:p>
+            <w:pPr>
+              <w:spacing w:after="40"/>
+            </w:pPr>
+            <w:r>
+              <w:rPr>
+                <w:b/>
+                <w:sz w:val="18"/>
+              </w:rPr>
+            </w:r>
+            <w:r>
+              <w:rPr>
+                <w:b/>
+                <w:i w:val="0"/>
+                <w:sz w:val="18"/>
+              </w:rPr>
+              <w:t>Reading order for an abnormal panel</w:t>
+            </w:r>
+          </w:p>
+        </w:tc>
+        <w:tc>
+          <w:tcPr>
+            <w:tcW w:type="dxa" w:w="5112"/>
+          </w:tcPr>
+          <w:p>
+            <w:pPr>
+              <w:spacing w:after="40"/>
+            </w:pPr>
+            <w:r>
+              <w:rPr>
+                <w:sz w:val="18"/>
+              </w:rPr>
+            </w:r>
+            <w:r>
+              <w:rPr>
+                <w:b w:val="0"/>
+                <w:i w:val="0"/>
+                <w:sz w:val="18"/>
+              </w:rPr>
+              <w:t>ELECTROLYTES/ACID-BASE (then the gap) → RENAL (BUN, creatinine, ratio) → GLUCOSE → LIVER → MINERALS.</w:t>
+            </w:r>
+          </w:p>
+        </w:tc>
+      </w:tr>
+      <w:tr>
+        <w:tc>
+          <w:tcPr>
+            <w:tcW w:type="dxa" w:w="5112"/>
+            <w:shd w:val="clear" w:color="auto" w:fill="F1EEEF"/>
+          </w:tcPr>
+          <w:p>
+            <w:pPr>
+              <w:spacing w:after="40"/>
+            </w:pPr>
+            <w:r>
+              <w:rPr>
+                <w:b/>
+                <w:sz w:val="18"/>
+              </w:rPr>
+            </w:r>
+            <w:r>
+              <w:rPr>
+                <w:b/>
+                <w:i w:val="0"/>
+                <w:sz w:val="18"/>
+              </w:rPr>
+              <w:t>Fluid balance core tests</w:t>
+            </w:r>
+          </w:p>
+        </w:tc>
+        <w:tc>
+          <w:tcPr>
+            <w:tcW w:type="dxa" w:w="5112"/>
+          </w:tcPr>
+          <w:p>
+            <w:pPr>
+              <w:spacing w:after="40"/>
+            </w:pPr>
+            <w:r>
+              <w:rPr>
+                <w:sz w:val="18"/>
+              </w:rPr>
+            </w:r>
+            <w:r>
+              <w:rPr>
+                <w:b w:val="0"/>
+                <w:i w:val="0"/>
+                <w:sz w:val="18"/>
+              </w:rPr>
+              <w:t>SERUM SODIUM = water balance. SERUM OSMOLALITY (~275–285) separates TRUE hypotonic from PSEUDO/HYPERTONIC. URINE SODIUM &lt;20 = HYPOVOLAEMIA; &gt;40 with concentrated urine = SIADH. BUN:Cr &gt;20 = PRERENAL.</w:t>
+            </w:r>
+          </w:p>
+        </w:tc>
+      </w:tr>
+      <w:tr>
+        <w:tc>
+          <w:tcPr>
+            <w:tcW w:type="dxa" w:w="5112"/>
+            <w:shd w:val="clear" w:color="auto" w:fill="F1EEEF"/>
+          </w:tcPr>
+          <w:p>
+            <w:pPr>
+              <w:spacing w:after="40"/>
+            </w:pPr>
+            <w:r>
+              <w:rPr>
+                <w:b/>
+                <w:sz w:val="18"/>
+              </w:rPr>
+            </w:r>
+            <w:r>
+              <w:rPr>
+                <w:b/>
+                <w:i w:val="0"/>
+                <w:sz w:val="18"/>
+              </w:rPr>
+              <w:t>THREE PITFALLS</w:t>
+            </w:r>
+          </w:p>
+        </w:tc>
+        <w:tc>
+          <w:tcPr>
+            <w:tcW w:type="dxa" w:w="5112"/>
+          </w:tcPr>
+          <w:p>
+            <w:pPr>
+              <w:spacing w:after="40"/>
+            </w:pPr>
+            <w:r>
+              <w:rPr>
+                <w:sz w:val="18"/>
+              </w:rPr>
+            </w:r>
+            <w:r>
+              <w:rPr>
+                <w:b w:val="0"/>
+                <w:i w:val="0"/>
+                <w:sz w:val="18"/>
+              </w:rPr>
+              <w:t>HYPERGLYCAEMIA lowers measured sodium ~1.6–2 per 100 mg/dL glucose → CORRECTED SODIUM. PSEUDOHYPONATRAEMIA from HYPERLIPIDAEMIA/HYPERPROTEINAEMIA — low sodium with a NORMAL OSMOLALITY. And THE NUMBER ALONE NEVER GIVES THE DIAGNOSIS.</w:t>
+            </w:r>
+          </w:p>
+        </w:tc>
+      </w:tr>
+      <w:tr>
+        <w:tc>
+          <w:tcPr>
+            <w:tcW w:type="dxa" w:w="5112"/>
+            <w:shd w:val="clear" w:color="auto" w:fill="F1EEEF"/>
+          </w:tcPr>
+          <w:p>
+            <w:pPr>
+              <w:spacing w:after="40"/>
+            </w:pPr>
+            <w:r>
+              <w:rPr>
+                <w:b/>
+                <w:sz w:val="18"/>
+              </w:rPr>
+            </w:r>
+            <w:r>
+              <w:rPr>
+                <w:b/>
+                <w:i w:val="0"/>
+                <w:sz w:val="18"/>
+              </w:rPr>
+              <w:t>Correlating with other tests</w:t>
+            </w:r>
+          </w:p>
+        </w:tc>
+        <w:tc>
+          <w:tcPr>
+            <w:tcW w:type="dxa" w:w="5112"/>
+          </w:tcPr>
+          <w:p>
+            <w:pPr>
+              <w:spacing w:after="40"/>
+            </w:pPr>
+            <w:r>
+              <w:rPr>
+                <w:sz w:val="18"/>
+              </w:rPr>
+            </w:r>
+            <w:r>
+              <w:rPr>
+                <w:b w:val="0"/>
+                <w:i w:val="0"/>
+                <w:sz w:val="18"/>
+              </w:rPr>
+              <w:t>ABNORMAL LFTs → ULTRASOUND first. LOW eGFR/ALBUMINURIA → urine studies + renal ultrasound; CHRONIC needs ≥3 MONTHS; CYSTATIN C confirms. DKA → ketones/beta-hydroxybutyrate, venous gas, urinalysis, ECG (for potassium), CBC. HYPONATRAEMIA → serum osm + urine sodium/osm.</w:t>
+            </w:r>
+          </w:p>
+        </w:tc>
+      </w:tr>
+      <w:tr>
+        <w:tc>
+          <w:tcPr>
+            <w:tcW w:type="dxa" w:w="5112"/>
+            <w:shd w:val="clear" w:color="auto" w:fill="F1EEEF"/>
+          </w:tcPr>
+          <w:p>
+            <w:pPr>
+              <w:spacing w:after="40"/>
+            </w:pPr>
+            <w:r>
+              <w:rPr>
+                <w:b/>
+                <w:sz w:val="18"/>
+              </w:rPr>
+            </w:r>
+            <w:r>
+              <w:rPr>
+                <w:b/>
+                <w:i w:val="0"/>
+                <w:sz w:val="18"/>
+              </w:rPr>
+              <w:t>THE VOMITING CASE</w:t>
+            </w:r>
+          </w:p>
+        </w:tc>
+        <w:tc>
+          <w:tcPr>
+            <w:tcW w:type="dxa" w:w="5112"/>
+          </w:tcPr>
+          <w:p>
+            <w:pPr>
+              <w:spacing w:after="40"/>
+            </w:pPr>
+            <w:r>
+              <w:rPr>
+                <w:sz w:val="18"/>
+              </w:rPr>
+            </w:r>
+            <w:r>
+              <w:rPr>
+                <w:b w:val="0"/>
+                <w:i w:val="0"/>
+                <w:sz w:val="18"/>
+              </w:rPr>
+              <w:t>↓ Na · ↓ K · ↓ Cl · ↑ HCO3 · ALKALAEMIA. WHY IT PERSISTS: volume + K + Cl depletion force the kidney to reabsorb sodium AND bicarbonate. WHAT FIXES IT: SALINE + POTASSIUM CHLORIDE — replacing all three. NOT bicarbonate.</w:t>
+            </w:r>
+          </w:p>
+        </w:tc>
+      </w:tr>
+    </w:tbl>
+    <w:p>
+      <w:pPr>
+        <w:spacing w:after="80"/>
+      </w:pPr>
+    </w:p>
+    <w:p>
+      <w:pPr>
+        <w:pStyle w:val="Heading1"/>
+        <w:spacing w:before="280" w:after="100"/>
+      </w:pPr>
+      <w:r>
+        <w:rPr>
+          <w:rFonts w:ascii="Georgia" w:hAnsi="Georgia"/>
+          <w:color w:val="17494B"/>
+        </w:rPr>
+        <w:t>Urinalysis — The Test and the Eye</w:t>
+      </w:r>
+    </w:p>
+    <w:tbl>
+      <w:tblPr>
+        <w:tblStyle w:val="TableGrid"/>
+        <w:tblW w:type="auto" w:w="0"/>
+        <w:jc w:val="center"/>
+        <w:tblLook w:firstColumn="1" w:firstRow="1" w:lastColumn="0" w:lastRow="0" w:noHBand="0" w:noVBand="1" w:val="04A0"/>
+        <w:tblBorders>
+          <w:top w:val="single" w:sz="4" w:space="0" w:color="D8D2D4"/>
+          <w:left w:val="single" w:sz="4" w:space="0" w:color="D8D2D4"/>
+          <w:bottom w:val="single" w:sz="4" w:space="0" w:color="D8D2D4"/>
+          <w:right w:val="single" w:sz="4" w:space="0" w:color="D8D2D4"/>
+          <w:insideH w:val="single" w:sz="4" w:space="0" w:color="D8D2D4"/>
+          <w:insideV w:val="single" w:sz="4" w:space="0" w:color="D8D2D4"/>
+        </w:tblBorders>
+      </w:tblPr>
+      <w:tblGrid>
+        <w:gridCol w:w="5112"/>
+        <w:gridCol w:w="5112"/>
+      </w:tblGrid>
+      <w:tr>
+        <w:tc>
+          <w:tcPr>
+            <w:tcW w:type="dxa" w:w="5112"/>
+            <w:shd w:val="clear" w:color="auto" w:fill="17494B"/>
+          </w:tcPr>
+          <w:p>
+            <w:pPr>
+              <w:spacing w:after="40"/>
+            </w:pPr>
+            <w:r>
+              <w:rPr>
+                <w:b/>
+                <w:color w:val="FFFFFF"/>
+                <w:sz w:val="18"/>
+              </w:rPr>
+            </w:r>
+            <w:r>
+              <w:rPr>
+                <w:b/>
+                <w:i w:val="0"/>
+                <w:color w:val="FFFFFF"/>
+                <w:sz w:val="18"/>
+              </w:rPr>
+              <w:t>Term</w:t>
+            </w:r>
+          </w:p>
+        </w:tc>
+        <w:tc>
+          <w:tcPr>
+            <w:tcW w:type="dxa" w:w="5112"/>
+            <w:shd w:val="clear" w:color="auto" w:fill="17494B"/>
+          </w:tcPr>
+          <w:p>
+            <w:pPr>
+              <w:spacing w:after="40"/>
+            </w:pPr>
+            <w:r>
+              <w:rPr>
+                <w:b/>
+                <w:color w:val="FFFFFF"/>
+                <w:sz w:val="18"/>
+              </w:rPr>
+            </w:r>
+            <w:r>
+              <w:rPr>
+                <w:b/>
+                <w:i w:val="0"/>
+                <w:color w:val="FFFFFF"/>
+                <w:sz w:val="18"/>
+              </w:rPr>
+              <w:t>What you need to know</w:t>
+            </w:r>
+          </w:p>
+        </w:tc>
+      </w:tr>
+      <w:tr>
+        <w:tc>
+          <w:tcPr>
+            <w:tcW w:type="dxa" w:w="5112"/>
+            <w:shd w:val="clear" w:color="auto" w:fill="F1EEEF"/>
+          </w:tcPr>
+          <w:p>
+            <w:pPr>
+              <w:spacing w:after="40"/>
+            </w:pPr>
+            <w:r>
+              <w:rPr>
+                <w:b/>
+                <w:sz w:val="18"/>
+              </w:rPr>
+            </w:r>
+            <w:r>
+              <w:rPr>
+                <w:b/>
+                <w:i w:val="0"/>
+                <w:sz w:val="18"/>
+              </w:rPr>
+              <w:t>WHAT IT COVERS</w:t>
+            </w:r>
+          </w:p>
+        </w:tc>
+        <w:tc>
+          <w:tcPr>
+            <w:tcW w:type="dxa" w:w="5112"/>
+          </w:tcPr>
+          <w:p>
+            <w:pPr>
+              <w:spacing w:after="40"/>
+            </w:pPr>
+            <w:r>
+              <w:rPr>
+                <w:sz w:val="18"/>
+              </w:rPr>
+            </w:r>
+            <w:r>
+              <w:rPr>
+                <w:b w:val="0"/>
+                <w:i w:val="0"/>
+                <w:sz w:val="18"/>
+              </w:rPr>
+              <w:t>PHYSICAL, CHEMICAL and MICROSCOPIC contents of urine. Complements — does not replace — SERUM CREATININE and BLOOD UREA NITROGEN in a renal workup.</w:t>
+            </w:r>
+          </w:p>
+        </w:tc>
+      </w:tr>
+      <w:tr>
+        <w:tc>
+          <w:tcPr>
+            <w:tcW w:type="dxa" w:w="5112"/>
+            <w:shd w:val="clear" w:color="auto" w:fill="F1EEEF"/>
+          </w:tcPr>
+          <w:p>
+            <w:pPr>
+              <w:spacing w:after="40"/>
+            </w:pPr>
+            <w:r>
+              <w:rPr>
+                <w:b/>
+                <w:sz w:val="18"/>
+              </w:rPr>
+            </w:r>
+            <w:r>
+              <w:rPr>
+                <w:b/>
+                <w:i w:val="0"/>
+                <w:sz w:val="18"/>
+              </w:rPr>
+              <w:t>ALWAYS ORDER IT FOR</w:t>
+            </w:r>
+          </w:p>
+        </w:tc>
+        <w:tc>
+          <w:tcPr>
+            <w:tcW w:type="dxa" w:w="5112"/>
+          </w:tcPr>
+          <w:p>
+            <w:pPr>
+              <w:spacing w:after="40"/>
+            </w:pPr>
+            <w:r>
+              <w:rPr>
+                <w:sz w:val="18"/>
+              </w:rPr>
+            </w:r>
+            <w:r>
+              <w:rPr>
+                <w:b w:val="0"/>
+                <w:i w:val="0"/>
+                <w:sz w:val="18"/>
+              </w:rPr>
+              <w:t>ABDOMINAL, PELVIC or BACK PAIN. Also routine on admission.</w:t>
+            </w:r>
+          </w:p>
+        </w:tc>
+      </w:tr>
+      <w:tr>
+        <w:tc>
+          <w:tcPr>
+            <w:tcW w:type="dxa" w:w="5112"/>
+            <w:shd w:val="clear" w:color="auto" w:fill="F1EEEF"/>
+          </w:tcPr>
+          <w:p>
+            <w:pPr>
+              <w:spacing w:after="40"/>
+            </w:pPr>
+            <w:r>
+              <w:rPr>
+                <w:b/>
+                <w:sz w:val="18"/>
+              </w:rPr>
+            </w:r>
+            <w:r>
+              <w:rPr>
+                <w:b/>
+                <w:i w:val="0"/>
+                <w:sz w:val="18"/>
+              </w:rPr>
+              <w:t>COLOUR — pale/colourless</w:t>
+            </w:r>
+          </w:p>
+        </w:tc>
+        <w:tc>
+          <w:tcPr>
+            <w:tcW w:type="dxa" w:w="5112"/>
+          </w:tcPr>
+          <w:p>
+            <w:pPr>
+              <w:spacing w:after="40"/>
+            </w:pPr>
+            <w:r>
+              <w:rPr>
+                <w:sz w:val="18"/>
+              </w:rPr>
+            </w:r>
+            <w:r>
+              <w:rPr>
+                <w:b w:val="0"/>
+                <w:i w:val="0"/>
+                <w:sz w:val="18"/>
+              </w:rPr>
+              <w:t>DILUTE urine, possibly overhydrated.</w:t>
+            </w:r>
+          </w:p>
+        </w:tc>
+      </w:tr>
+      <w:tr>
+        <w:tc>
+          <w:tcPr>
+            <w:tcW w:type="dxa" w:w="5112"/>
+            <w:shd w:val="clear" w:color="auto" w:fill="F1EEEF"/>
+          </w:tcPr>
+          <w:p>
+            <w:pPr>
+              <w:spacing w:after="40"/>
+            </w:pPr>
+            <w:r>
+              <w:rPr>
+                <w:b/>
+                <w:sz w:val="18"/>
+              </w:rPr>
+            </w:r>
+            <w:r>
+              <w:rPr>
+                <w:b/>
+                <w:i w:val="0"/>
+                <w:sz w:val="18"/>
+              </w:rPr>
+              <w:t>COLOUR — dark yellow/amber</w:t>
+            </w:r>
+          </w:p>
+        </w:tc>
+        <w:tc>
+          <w:tcPr>
+            <w:tcW w:type="dxa" w:w="5112"/>
+          </w:tcPr>
+          <w:p>
+            <w:pPr>
+              <w:spacing w:after="40"/>
+            </w:pPr>
+            <w:r>
+              <w:rPr>
+                <w:sz w:val="18"/>
+              </w:rPr>
+            </w:r>
+            <w:r>
+              <w:rPr>
+                <w:b w:val="0"/>
+                <w:i w:val="0"/>
+                <w:sz w:val="18"/>
+              </w:rPr>
+              <w:t>CONCENTRATED urine, possibly dehydrated.</w:t>
+            </w:r>
+          </w:p>
+        </w:tc>
+      </w:tr>
+      <w:tr>
+        <w:tc>
+          <w:tcPr>
+            <w:tcW w:type="dxa" w:w="5112"/>
+            <w:shd w:val="clear" w:color="auto" w:fill="F1EEEF"/>
+          </w:tcPr>
+          <w:p>
+            <w:pPr>
+              <w:spacing w:after="40"/>
+            </w:pPr>
+            <w:r>
+              <w:rPr>
+                <w:b/>
+                <w:sz w:val="18"/>
+              </w:rPr>
+            </w:r>
+            <w:r>
+              <w:rPr>
+                <w:b/>
+                <w:i w:val="0"/>
+                <w:sz w:val="18"/>
+              </w:rPr>
+              <w:t>COLOUR — yellow-brown/green</w:t>
+            </w:r>
+          </w:p>
+        </w:tc>
+        <w:tc>
+          <w:tcPr>
+            <w:tcW w:type="dxa" w:w="5112"/>
+          </w:tcPr>
+          <w:p>
+            <w:pPr>
+              <w:spacing w:after="40"/>
+            </w:pPr>
+            <w:r>
+              <w:rPr>
+                <w:sz w:val="18"/>
+              </w:rPr>
+            </w:r>
+            <w:r>
+              <w:rPr>
+                <w:b w:val="0"/>
+                <w:i w:val="0"/>
+                <w:sz w:val="18"/>
+              </w:rPr>
+              <w:t>BILIRUBIN → hepatitis, cirrhosis, biliary obstruction.</w:t>
+            </w:r>
+          </w:p>
+        </w:tc>
+      </w:tr>
+      <w:tr>
+        <w:tc>
+          <w:tcPr>
+            <w:tcW w:type="dxa" w:w="5112"/>
+            <w:shd w:val="clear" w:color="auto" w:fill="F1EEEF"/>
+          </w:tcPr>
+          <w:p>
+            <w:pPr>
+              <w:spacing w:after="40"/>
+            </w:pPr>
+            <w:r>
+              <w:rPr>
+                <w:b/>
+                <w:sz w:val="18"/>
+              </w:rPr>
+            </w:r>
+            <w:r>
+              <w:rPr>
+                <w:b/>
+                <w:i w:val="0"/>
+                <w:sz w:val="18"/>
+              </w:rPr>
+              <w:t>COLOUR — bright/dark red</w:t>
+            </w:r>
+          </w:p>
+        </w:tc>
+        <w:tc>
+          <w:tcPr>
+            <w:tcW w:type="dxa" w:w="5112"/>
+          </w:tcPr>
+          <w:p>
+            <w:pPr>
+              <w:spacing w:after="40"/>
+            </w:pPr>
+            <w:r>
+              <w:rPr>
+                <w:sz w:val="18"/>
+              </w:rPr>
+            </w:r>
+            <w:r>
+              <w:rPr>
+                <w:b w:val="0"/>
+                <w:i w:val="0"/>
+                <w:sz w:val="18"/>
+              </w:rPr>
+              <w:t>BLOOD. Or food: BEETS, blueberries, rhubarb.</w:t>
+            </w:r>
+          </w:p>
+        </w:tc>
+      </w:tr>
+      <w:tr>
+        <w:tc>
+          <w:tcPr>
+            <w:tcW w:type="dxa" w:w="5112"/>
+            <w:shd w:val="clear" w:color="auto" w:fill="F1EEEF"/>
+          </w:tcPr>
+          <w:p>
+            <w:pPr>
+              <w:spacing w:after="40"/>
+            </w:pPr>
+            <w:r>
+              <w:rPr>
+                <w:b/>
+                <w:sz w:val="18"/>
+              </w:rPr>
+            </w:r>
+            <w:r>
+              <w:rPr>
+                <w:b/>
+                <w:i w:val="0"/>
+                <w:sz w:val="18"/>
+              </w:rPr>
+              <w:t>COLOUR — blue/orange/green</w:t>
+            </w:r>
+          </w:p>
+        </w:tc>
+        <w:tc>
+          <w:tcPr>
+            <w:tcW w:type="dxa" w:w="5112"/>
+          </w:tcPr>
+          <w:p>
+            <w:pPr>
+              <w:spacing w:after="40"/>
+            </w:pPr>
+            <w:r>
+              <w:rPr>
+                <w:sz w:val="18"/>
+              </w:rPr>
+            </w:r>
+            <w:r>
+              <w:rPr>
+                <w:b w:val="0"/>
+                <w:i w:val="0"/>
+                <w:sz w:val="18"/>
+              </w:rPr>
+              <w:t>MEDICATIONS. Tell the patient BEFORE they start so it does not alarm them.</w:t>
+            </w:r>
+          </w:p>
+        </w:tc>
+      </w:tr>
+      <w:tr>
+        <w:tc>
+          <w:tcPr>
+            <w:tcW w:type="dxa" w:w="5112"/>
+            <w:shd w:val="clear" w:color="auto" w:fill="F1EEEF"/>
+          </w:tcPr>
+          <w:p>
+            <w:pPr>
+              <w:spacing w:after="40"/>
+            </w:pPr>
+            <w:r>
+              <w:rPr>
+                <w:b/>
+                <w:sz w:val="18"/>
+              </w:rPr>
+            </w:r>
+            <w:r>
+              <w:rPr>
+                <w:b/>
+                <w:i w:val="0"/>
+                <w:sz w:val="18"/>
+              </w:rPr>
+              <w:t>TRANSPARENCY scale</w:t>
+            </w:r>
+          </w:p>
+        </w:tc>
+        <w:tc>
+          <w:tcPr>
+            <w:tcW w:type="dxa" w:w="5112"/>
+          </w:tcPr>
+          <w:p>
+            <w:pPr>
+              <w:spacing w:after="40"/>
+            </w:pPr>
+            <w:r>
+              <w:rPr>
+                <w:sz w:val="18"/>
+              </w:rPr>
+            </w:r>
+            <w:r>
+              <w:rPr>
+                <w:b w:val="0"/>
+                <w:i w:val="0"/>
+                <w:sz w:val="18"/>
+              </w:rPr>
+              <w:t>CLEAR → HAZY → CLOUDY → TURBID. Cloudiness = cells, bacteria, yeast, crystals, mucus, contrast or fat.</w:t>
+            </w:r>
+          </w:p>
+        </w:tc>
+      </w:tr>
+      <w:tr>
+        <w:tc>
+          <w:tcPr>
+            <w:tcW w:type="dxa" w:w="5112"/>
+            <w:shd w:val="clear" w:color="auto" w:fill="F1EEEF"/>
+          </w:tcPr>
+          <w:p>
+            <w:pPr>
+              <w:spacing w:after="40"/>
+            </w:pPr>
+            <w:r>
+              <w:rPr>
+                <w:b/>
+                <w:sz w:val="18"/>
+              </w:rPr>
+            </w:r>
+            <w:r>
+              <w:rPr>
+                <w:b/>
+                <w:i w:val="0"/>
+                <w:sz w:val="18"/>
+              </w:rPr>
+              <w:t>FOAM</w:t>
+            </w:r>
+          </w:p>
+        </w:tc>
+        <w:tc>
+          <w:tcPr>
+            <w:tcW w:type="dxa" w:w="5112"/>
+          </w:tcPr>
+          <w:p>
+            <w:pPr>
+              <w:spacing w:after="40"/>
+            </w:pPr>
+            <w:r>
+              <w:rPr>
+                <w:sz w:val="18"/>
+              </w:rPr>
+            </w:r>
+            <w:r>
+              <w:rPr>
+                <w:b w:val="0"/>
+                <w:i w:val="0"/>
+                <w:sz w:val="18"/>
+              </w:rPr>
+              <w:t>PROTEIN. The one inspection finding that points at a specific pad.</w:t>
+            </w:r>
+          </w:p>
+        </w:tc>
+      </w:tr>
+      <w:tr>
+        <w:tc>
+          <w:tcPr>
+            <w:tcW w:type="dxa" w:w="5112"/>
+            <w:shd w:val="clear" w:color="auto" w:fill="F1EEEF"/>
+          </w:tcPr>
+          <w:p>
+            <w:pPr>
+              <w:spacing w:after="40"/>
+            </w:pPr>
+            <w:r>
+              <w:rPr>
+                <w:b/>
+                <w:sz w:val="18"/>
+              </w:rPr>
+            </w:r>
+            <w:r>
+              <w:rPr>
+                <w:b/>
+                <w:i w:val="0"/>
+                <w:sz w:val="18"/>
+              </w:rPr>
+              <w:t>ODOUR — normal</w:t>
+            </w:r>
+          </w:p>
+        </w:tc>
+        <w:tc>
+          <w:tcPr>
+            <w:tcW w:type="dxa" w:w="5112"/>
+          </w:tcPr>
+          <w:p>
+            <w:pPr>
+              <w:spacing w:after="40"/>
+            </w:pPr>
+            <w:r>
+              <w:rPr>
+                <w:sz w:val="18"/>
+              </w:rPr>
+            </w:r>
+            <w:r>
+              <w:rPr>
+                <w:b w:val="0"/>
+                <w:i w:val="0"/>
+                <w:sz w:val="18"/>
+              </w:rPr>
+              <w:t>AROMATIC.</w:t>
+            </w:r>
+          </w:p>
+        </w:tc>
+      </w:tr>
+      <w:tr>
+        <w:tc>
+          <w:tcPr>
+            <w:tcW w:type="dxa" w:w="5112"/>
+            <w:shd w:val="clear" w:color="auto" w:fill="F1EEEF"/>
+          </w:tcPr>
+          <w:p>
+            <w:pPr>
+              <w:spacing w:after="40"/>
+            </w:pPr>
+            <w:r>
+              <w:rPr>
+                <w:b/>
+                <w:sz w:val="18"/>
+              </w:rPr>
+            </w:r>
+            <w:r>
+              <w:rPr>
+                <w:b/>
+                <w:i w:val="0"/>
+                <w:sz w:val="18"/>
+              </w:rPr>
+              <w:t>ODOUR — ammonia</w:t>
+            </w:r>
+          </w:p>
+        </w:tc>
+        <w:tc>
+          <w:tcPr>
+            <w:tcW w:type="dxa" w:w="5112"/>
+          </w:tcPr>
+          <w:p>
+            <w:pPr>
+              <w:spacing w:after="40"/>
+            </w:pPr>
+            <w:r>
+              <w:rPr>
+                <w:sz w:val="18"/>
+              </w:rPr>
+            </w:r>
+            <w:r>
+              <w:rPr>
+                <w:b w:val="0"/>
+                <w:i w:val="0"/>
+                <w:sz w:val="18"/>
+              </w:rPr>
+              <w:t>Sample STOOD too long; bacteria decomposed the urea. Refrigerate if not read in 1–2 hours, and add NO preservative.</w:t>
+            </w:r>
+          </w:p>
+        </w:tc>
+      </w:tr>
+      <w:tr>
+        <w:tc>
+          <w:tcPr>
+            <w:tcW w:type="dxa" w:w="5112"/>
+            <w:shd w:val="clear" w:color="auto" w:fill="F1EEEF"/>
+          </w:tcPr>
+          <w:p>
+            <w:pPr>
+              <w:spacing w:after="40"/>
+            </w:pPr>
+            <w:r>
+              <w:rPr>
+                <w:b/>
+                <w:sz w:val="18"/>
+              </w:rPr>
+            </w:r>
+            <w:r>
+              <w:rPr>
+                <w:b/>
+                <w:i w:val="0"/>
+                <w:sz w:val="18"/>
+              </w:rPr>
+              <w:t>ODOUR — foul</w:t>
+            </w:r>
+          </w:p>
+        </w:tc>
+        <w:tc>
+          <w:tcPr>
+            <w:tcW w:type="dxa" w:w="5112"/>
+          </w:tcPr>
+          <w:p>
+            <w:pPr>
+              <w:spacing w:after="40"/>
+            </w:pPr>
+            <w:r>
+              <w:rPr>
+                <w:sz w:val="18"/>
+              </w:rPr>
+            </w:r>
+            <w:r>
+              <w:rPr>
+                <w:b w:val="0"/>
+                <w:i w:val="0"/>
+                <w:sz w:val="18"/>
+              </w:rPr>
+              <w:t>Bacterial infection. FAECAL odour → enterovesical FISTULA.</w:t>
+            </w:r>
+          </w:p>
+        </w:tc>
+      </w:tr>
+      <w:tr>
+        <w:tc>
+          <w:tcPr>
+            <w:tcW w:type="dxa" w:w="5112"/>
+            <w:shd w:val="clear" w:color="auto" w:fill="F1EEEF"/>
+          </w:tcPr>
+          <w:p>
+            <w:pPr>
+              <w:spacing w:after="40"/>
+            </w:pPr>
+            <w:r>
+              <w:rPr>
+                <w:b/>
+                <w:sz w:val="18"/>
+              </w:rPr>
+            </w:r>
+            <w:r>
+              <w:rPr>
+                <w:b/>
+                <w:i w:val="0"/>
+                <w:sz w:val="18"/>
+              </w:rPr>
+              <w:t>ODOUR — fruity/sweet</w:t>
+            </w:r>
+          </w:p>
+        </w:tc>
+        <w:tc>
+          <w:tcPr>
+            <w:tcW w:type="dxa" w:w="5112"/>
+          </w:tcPr>
+          <w:p>
+            <w:pPr>
+              <w:spacing w:after="40"/>
+            </w:pPr>
+            <w:r>
+              <w:rPr>
+                <w:sz w:val="18"/>
+              </w:rPr>
+            </w:r>
+            <w:r>
+              <w:rPr>
+                <w:b w:val="0"/>
+                <w:i w:val="0"/>
+                <w:sz w:val="18"/>
+              </w:rPr>
+              <w:t>KETONES → check the blood sugar.</w:t>
+            </w:r>
+          </w:p>
+        </w:tc>
+      </w:tr>
+    </w:tbl>
+    <w:p>
+      <w:pPr>
+        <w:spacing w:after="80"/>
+      </w:pPr>
+    </w:p>
+    <w:p>
+      <w:pPr>
+        <w:pStyle w:val="Heading1"/>
+        <w:spacing w:before="280" w:after="100"/>
+      </w:pPr>
+      <w:r>
+        <w:rPr>
+          <w:rFonts w:ascii="Georgia" w:hAnsi="Georgia"/>
+          <w:color w:val="17494B"/>
+        </w:rPr>
+        <w:t>The Reagent Strip</w:t>
+      </w:r>
+    </w:p>
+    <w:tbl>
+      <w:tblPr>
+        <w:tblStyle w:val="TableGrid"/>
+        <w:tblW w:type="auto" w:w="0"/>
+        <w:jc w:val="center"/>
+        <w:tblLook w:firstColumn="1" w:firstRow="1" w:lastColumn="0" w:lastRow="0" w:noHBand="0" w:noVBand="1" w:val="04A0"/>
+        <w:tblBorders>
+          <w:top w:val="single" w:sz="4" w:space="0" w:color="D8D2D4"/>
+          <w:left w:val="single" w:sz="4" w:space="0" w:color="D8D2D4"/>
+          <w:bottom w:val="single" w:sz="4" w:space="0" w:color="D8D2D4"/>
+          <w:right w:val="single" w:sz="4" w:space="0" w:color="D8D2D4"/>
+          <w:insideH w:val="single" w:sz="4" w:space="0" w:color="D8D2D4"/>
+          <w:insideV w:val="single" w:sz="4" w:space="0" w:color="D8D2D4"/>
+        </w:tblBorders>
+      </w:tblPr>
+      <w:tblGrid>
+        <w:gridCol w:w="5112"/>
+        <w:gridCol w:w="5112"/>
+      </w:tblGrid>
+      <w:tr>
+        <w:tc>
+          <w:tcPr>
+            <w:tcW w:type="dxa" w:w="5112"/>
+            <w:shd w:val="clear" w:color="auto" w:fill="17494B"/>
+          </w:tcPr>
+          <w:p>
+            <w:pPr>
+              <w:spacing w:after="40"/>
+            </w:pPr>
+            <w:r>
+              <w:rPr>
+                <w:b/>
+                <w:color w:val="FFFFFF"/>
+                <w:sz w:val="18"/>
+              </w:rPr>
+            </w:r>
+            <w:r>
+              <w:rPr>
+                <w:b/>
+                <w:i w:val="0"/>
+                <w:color w:val="FFFFFF"/>
+                <w:sz w:val="18"/>
+              </w:rPr>
+              <w:t>Term</w:t>
+            </w:r>
+          </w:p>
+        </w:tc>
+        <w:tc>
+          <w:tcPr>
+            <w:tcW w:type="dxa" w:w="5112"/>
+            <w:shd w:val="clear" w:color="auto" w:fill="17494B"/>
+          </w:tcPr>
+          <w:p>
+            <w:pPr>
+              <w:spacing w:after="40"/>
+            </w:pPr>
+            <w:r>
+              <w:rPr>
+                <w:b/>
+                <w:color w:val="FFFFFF"/>
+                <w:sz w:val="18"/>
+              </w:rPr>
+            </w:r>
+            <w:r>
+              <w:rPr>
+                <w:b/>
+                <w:i w:val="0"/>
+                <w:color w:val="FFFFFF"/>
+                <w:sz w:val="18"/>
+              </w:rPr>
+              <w:t>What you need to know</w:t>
+            </w:r>
+          </w:p>
+        </w:tc>
+      </w:tr>
+      <w:tr>
+        <w:tc>
+          <w:tcPr>
+            <w:tcW w:type="dxa" w:w="5112"/>
+            <w:shd w:val="clear" w:color="auto" w:fill="F1EEEF"/>
+          </w:tcPr>
+          <w:p>
+            <w:pPr>
+              <w:spacing w:after="40"/>
+            </w:pPr>
+            <w:r>
+              <w:rPr>
+                <w:b/>
+                <w:sz w:val="18"/>
+              </w:rPr>
+            </w:r>
+            <w:r>
+              <w:rPr>
+                <w:b/>
+                <w:i w:val="0"/>
+                <w:sz w:val="18"/>
+              </w:rPr>
+              <w:t>SPECIMEN</w:t>
+            </w:r>
+          </w:p>
+        </w:tc>
+        <w:tc>
+          <w:tcPr>
+            <w:tcW w:type="dxa" w:w="5112"/>
+          </w:tcPr>
+          <w:p>
+            <w:pPr>
+              <w:spacing w:after="40"/>
+            </w:pPr>
+            <w:r>
+              <w:rPr>
+                <w:sz w:val="18"/>
+              </w:rPr>
+            </w:r>
+            <w:r>
+              <w:rPr>
+                <w:b w:val="0"/>
+                <w:i w:val="0"/>
+                <w:sz w:val="18"/>
+              </w:rPr>
+              <w:t>FRESH, in a STERILE container. Strips stored DESICCATED.</w:t>
+            </w:r>
+          </w:p>
+        </w:tc>
+      </w:tr>
+      <w:tr>
+        <w:tc>
+          <w:tcPr>
+            <w:tcW w:type="dxa" w:w="5112"/>
+            <w:shd w:val="clear" w:color="auto" w:fill="F1EEEF"/>
+          </w:tcPr>
+          <w:p>
+            <w:pPr>
+              <w:spacing w:after="40"/>
+            </w:pPr>
+            <w:r>
+              <w:rPr>
+                <w:b/>
+                <w:sz w:val="18"/>
+              </w:rPr>
+            </w:r>
+            <w:r>
+              <w:rPr>
+                <w:b/>
+                <w:i w:val="0"/>
+                <w:sz w:val="18"/>
+              </w:rPr>
+              <w:t>TIMING</w:t>
+            </w:r>
+          </w:p>
+        </w:tc>
+        <w:tc>
+          <w:tcPr>
+            <w:tcW w:type="dxa" w:w="5112"/>
+          </w:tcPr>
+          <w:p>
+            <w:pPr>
+              <w:spacing w:after="40"/>
+            </w:pPr>
+            <w:r>
+              <w:rPr>
+                <w:sz w:val="18"/>
+              </w:rPr>
+            </w:r>
+            <w:r>
+              <w:rPr>
+                <w:b w:val="0"/>
+                <w:i w:val="0"/>
+                <w:sz w:val="18"/>
+              </w:rPr>
+              <w:t>READING TIME DIFFERS BY ANALYTE — glucose 30 seconds, leukocytes 2 minutes. Cannot be read all at once.</w:t>
+            </w:r>
+          </w:p>
+        </w:tc>
+      </w:tr>
+      <w:tr>
+        <w:tc>
+          <w:tcPr>
+            <w:tcW w:type="dxa" w:w="5112"/>
+            <w:shd w:val="clear" w:color="auto" w:fill="F1EEEF"/>
+          </w:tcPr>
+          <w:p>
+            <w:pPr>
+              <w:spacing w:after="40"/>
+            </w:pPr>
+            <w:r>
+              <w:rPr>
+                <w:b/>
+                <w:sz w:val="18"/>
+              </w:rPr>
+            </w:r>
+            <w:r>
+              <w:rPr>
+                <w:b/>
+                <w:i w:val="0"/>
+                <w:sz w:val="18"/>
+              </w:rPr>
+              <w:t>MANUFACTURER TRAP</w:t>
+            </w:r>
+          </w:p>
+        </w:tc>
+        <w:tc>
+          <w:tcPr>
+            <w:tcW w:type="dxa" w:w="5112"/>
+          </w:tcPr>
+          <w:p>
+            <w:pPr>
+              <w:spacing w:after="40"/>
+            </w:pPr>
+            <w:r>
+              <w:rPr>
+                <w:sz w:val="18"/>
+              </w:rPr>
+            </w:r>
+            <w:r>
+              <w:rPr>
+                <w:b w:val="0"/>
+                <w:i w:val="0"/>
+                <w:sz w:val="18"/>
+              </w:rPr>
+              <w:t>Pads are in DIFFERENT ORDERS on different brands. Read a strip against ITS OWN chart.</w:t>
+            </w:r>
+          </w:p>
+        </w:tc>
+      </w:tr>
+      <w:tr>
+        <w:tc>
+          <w:tcPr>
+            <w:tcW w:type="dxa" w:w="5112"/>
+            <w:shd w:val="clear" w:color="auto" w:fill="F1EEEF"/>
+          </w:tcPr>
+          <w:p>
+            <w:pPr>
+              <w:spacing w:after="40"/>
+            </w:pPr>
+            <w:r>
+              <w:rPr>
+                <w:b/>
+                <w:sz w:val="18"/>
+              </w:rPr>
+            </w:r>
+            <w:r>
+              <w:rPr>
+                <w:b/>
+                <w:i w:val="0"/>
+                <w:sz w:val="18"/>
+              </w:rPr>
+              <w:t>QUALITATIVE result</w:t>
+            </w:r>
+          </w:p>
+        </w:tc>
+        <w:tc>
+          <w:tcPr>
+            <w:tcW w:type="dxa" w:w="5112"/>
+          </w:tcPr>
+          <w:p>
+            <w:pPr>
+              <w:spacing w:after="40"/>
+            </w:pPr>
+            <w:r>
+              <w:rPr>
+                <w:sz w:val="18"/>
+              </w:rPr>
+            </w:r>
+            <w:r>
+              <w:rPr>
+                <w:b w:val="0"/>
+                <w:i w:val="0"/>
+                <w:sz w:val="18"/>
+              </w:rPr>
+              <w:t>Positive or negative.</w:t>
+            </w:r>
+          </w:p>
+        </w:tc>
+      </w:tr>
+      <w:tr>
+        <w:tc>
+          <w:tcPr>
+            <w:tcW w:type="dxa" w:w="5112"/>
+            <w:shd w:val="clear" w:color="auto" w:fill="F1EEEF"/>
+          </w:tcPr>
+          <w:p>
+            <w:pPr>
+              <w:spacing w:after="40"/>
+            </w:pPr>
+            <w:r>
+              <w:rPr>
+                <w:b/>
+                <w:sz w:val="18"/>
+              </w:rPr>
+            </w:r>
+            <w:r>
+              <w:rPr>
+                <w:b/>
+                <w:i w:val="0"/>
+                <w:sz w:val="18"/>
+              </w:rPr>
+              <w:t>SEMI-QUANTITATIVE result</w:t>
+            </w:r>
+          </w:p>
+        </w:tc>
+        <w:tc>
+          <w:tcPr>
+            <w:tcW w:type="dxa" w:w="5112"/>
+          </w:tcPr>
+          <w:p>
+            <w:pPr>
+              <w:spacing w:after="40"/>
+            </w:pPr>
+            <w:r>
+              <w:rPr>
+                <w:sz w:val="18"/>
+              </w:rPr>
+            </w:r>
+            <w:r>
+              <w:rPr>
+                <w:b w:val="0"/>
+                <w:i w:val="0"/>
+                <w:sz w:val="18"/>
+              </w:rPr>
+              <w:t>TRACE / 1+ / 2+ / 3+ — a GRADED ESTIMATE, not a measurement.</w:t>
+            </w:r>
+          </w:p>
+        </w:tc>
+      </w:tr>
+      <w:tr>
+        <w:tc>
+          <w:tcPr>
+            <w:tcW w:type="dxa" w:w="5112"/>
+            <w:shd w:val="clear" w:color="auto" w:fill="F1EEEF"/>
+          </w:tcPr>
+          <w:p>
+            <w:pPr>
+              <w:spacing w:after="40"/>
+            </w:pPr>
+            <w:r>
+              <w:rPr>
+                <w:b/>
+                <w:sz w:val="18"/>
+              </w:rPr>
+            </w:r>
+            <w:r>
+              <w:rPr>
+                <w:b/>
+                <w:i w:val="0"/>
+                <w:sz w:val="18"/>
+              </w:rPr>
+              <w:t>SHOULD READ NEGATIVE</w:t>
+            </w:r>
+          </w:p>
+        </w:tc>
+        <w:tc>
+          <w:tcPr>
+            <w:tcW w:type="dxa" w:w="5112"/>
+          </w:tcPr>
+          <w:p>
+            <w:pPr>
+              <w:spacing w:after="40"/>
+            </w:pPr>
+            <w:r>
+              <w:rPr>
+                <w:sz w:val="18"/>
+              </w:rPr>
+            </w:r>
+            <w:r>
+              <w:rPr>
+                <w:b w:val="0"/>
+                <w:i w:val="0"/>
+                <w:sz w:val="18"/>
+              </w:rPr>
+              <w:t>LEUKOCYTE ESTERASE · NITRITES · KETONES · GLUCOSE · BLOOD · BILIRUBIN. Protein is negative or trace.</w:t>
+            </w:r>
+          </w:p>
+        </w:tc>
+      </w:tr>
+      <w:tr>
+        <w:tc>
+          <w:tcPr>
+            <w:tcW w:type="dxa" w:w="5112"/>
+            <w:shd w:val="clear" w:color="auto" w:fill="F1EEEF"/>
+          </w:tcPr>
+          <w:p>
+            <w:pPr>
+              <w:spacing w:after="40"/>
+            </w:pPr>
+            <w:r>
+              <w:rPr>
+                <w:b/>
+                <w:sz w:val="18"/>
+              </w:rPr>
+            </w:r>
+            <w:r>
+              <w:rPr>
+                <w:b/>
+                <w:i w:val="0"/>
+                <w:sz w:val="18"/>
+              </w:rPr>
+              <w:t>ALWAYS CARRY A VALUE</w:t>
+            </w:r>
+          </w:p>
+        </w:tc>
+        <w:tc>
+          <w:tcPr>
+            <w:tcW w:type="dxa" w:w="5112"/>
+          </w:tcPr>
+          <w:p>
+            <w:pPr>
+              <w:spacing w:after="40"/>
+            </w:pPr>
+            <w:r>
+              <w:rPr>
+                <w:sz w:val="18"/>
+              </w:rPr>
+            </w:r>
+            <w:r>
+              <w:rPr>
+                <w:b w:val="0"/>
+                <w:i w:val="0"/>
+                <w:sz w:val="18"/>
+              </w:rPr>
+              <w:t>SPECIFIC GRAVITY and pH. Neither is ever simply 'negative'.</w:t>
+            </w:r>
+          </w:p>
+        </w:tc>
+      </w:tr>
+      <w:tr>
+        <w:tc>
+          <w:tcPr>
+            <w:tcW w:type="dxa" w:w="5112"/>
+            <w:shd w:val="clear" w:color="auto" w:fill="F1EEEF"/>
+          </w:tcPr>
+          <w:p>
+            <w:pPr>
+              <w:spacing w:after="40"/>
+            </w:pPr>
+            <w:r>
+              <w:rPr>
+                <w:b/>
+                <w:sz w:val="18"/>
+              </w:rPr>
+            </w:r>
+            <w:r>
+              <w:rPr>
+                <w:b/>
+                <w:i w:val="0"/>
+                <w:sz w:val="18"/>
+              </w:rPr>
+              <w:t>What you are NOT asked</w:t>
+            </w:r>
+          </w:p>
+        </w:tc>
+        <w:tc>
+          <w:tcPr>
+            <w:tcW w:type="dxa" w:w="5112"/>
+          </w:tcPr>
+          <w:p>
+            <w:pPr>
+              <w:spacing w:after="40"/>
+            </w:pPr>
+            <w:r>
+              <w:rPr>
+                <w:sz w:val="18"/>
+              </w:rPr>
+            </w:r>
+            <w:r>
+              <w:rPr>
+                <w:b w:val="0"/>
+                <w:i w:val="0"/>
+                <w:sz w:val="18"/>
+              </w:rPr>
+              <w:t>To memorise reference RANGES. If a range is needed it will be given. Know DIRECTION and MEANING.</w:t>
+            </w:r>
+          </w:p>
+        </w:tc>
+      </w:tr>
+    </w:tbl>
+    <w:p>
+      <w:pPr>
+        <w:spacing w:after="80"/>
+      </w:pPr>
+    </w:p>
+    <w:p>
+      <w:pPr>
+        <w:pStyle w:val="Heading1"/>
+        <w:spacing w:before="280" w:after="100"/>
+      </w:pPr>
+      <w:r>
+        <w:rPr>
+          <w:rFonts w:ascii="Georgia" w:hAnsi="Georgia"/>
+          <w:color w:val="17494B"/>
+        </w:rPr>
+        <w:t>pH and Stones</w:t>
+      </w:r>
+    </w:p>
+    <w:tbl>
+      <w:tblPr>
+        <w:tblStyle w:val="TableGrid"/>
+        <w:tblW w:type="auto" w:w="0"/>
+        <w:jc w:val="center"/>
+        <w:tblLook w:firstColumn="1" w:firstRow="1" w:lastColumn="0" w:lastRow="0" w:noHBand="0" w:noVBand="1" w:val="04A0"/>
+        <w:tblBorders>
+          <w:top w:val="single" w:sz="4" w:space="0" w:color="D8D2D4"/>
+          <w:left w:val="single" w:sz="4" w:space="0" w:color="D8D2D4"/>
+          <w:bottom w:val="single" w:sz="4" w:space="0" w:color="D8D2D4"/>
+          <w:right w:val="single" w:sz="4" w:space="0" w:color="D8D2D4"/>
+          <w:insideH w:val="single" w:sz="4" w:space="0" w:color="D8D2D4"/>
+          <w:insideV w:val="single" w:sz="4" w:space="0" w:color="D8D2D4"/>
+        </w:tblBorders>
+      </w:tblPr>
+      <w:tblGrid>
+        <w:gridCol w:w="5112"/>
+        <w:gridCol w:w="5112"/>
+      </w:tblGrid>
+      <w:tr>
+        <w:tc>
+          <w:tcPr>
+            <w:tcW w:type="dxa" w:w="5112"/>
+            <w:shd w:val="clear" w:color="auto" w:fill="17494B"/>
+          </w:tcPr>
+          <w:p>
+            <w:pPr>
+              <w:spacing w:after="40"/>
+            </w:pPr>
+            <w:r>
+              <w:rPr>
+                <w:b/>
+                <w:color w:val="FFFFFF"/>
+                <w:sz w:val="18"/>
+              </w:rPr>
+            </w:r>
+            <w:r>
+              <w:rPr>
+                <w:b/>
+                <w:i w:val="0"/>
+                <w:color w:val="FFFFFF"/>
+                <w:sz w:val="18"/>
+              </w:rPr>
+              <w:t>Term</w:t>
+            </w:r>
+          </w:p>
+        </w:tc>
+        <w:tc>
+          <w:tcPr>
+            <w:tcW w:type="dxa" w:w="5112"/>
+            <w:shd w:val="clear" w:color="auto" w:fill="17494B"/>
+          </w:tcPr>
+          <w:p>
+            <w:pPr>
+              <w:spacing w:after="40"/>
+            </w:pPr>
+            <w:r>
+              <w:rPr>
+                <w:b/>
+                <w:color w:val="FFFFFF"/>
+                <w:sz w:val="18"/>
+              </w:rPr>
+            </w:r>
+            <w:r>
+              <w:rPr>
+                <w:b/>
+                <w:i w:val="0"/>
+                <w:color w:val="FFFFFF"/>
+                <w:sz w:val="18"/>
+              </w:rPr>
+              <w:t>What you need to know</w:t>
+            </w:r>
+          </w:p>
+        </w:tc>
+      </w:tr>
+      <w:tr>
+        <w:tc>
+          <w:tcPr>
+            <w:tcW w:type="dxa" w:w="5112"/>
+            <w:shd w:val="clear" w:color="auto" w:fill="F1EEEF"/>
+          </w:tcPr>
+          <w:p>
+            <w:pPr>
+              <w:spacing w:after="40"/>
+            </w:pPr>
+            <w:r>
+              <w:rPr>
+                <w:b/>
+                <w:sz w:val="18"/>
+              </w:rPr>
+            </w:r>
+            <w:r>
+              <w:rPr>
+                <w:b/>
+                <w:i w:val="0"/>
+                <w:sz w:val="18"/>
+              </w:rPr>
+              <w:t>WHAT pH REPORTS</w:t>
+            </w:r>
+          </w:p>
+        </w:tc>
+        <w:tc>
+          <w:tcPr>
+            <w:tcW w:type="dxa" w:w="5112"/>
+          </w:tcPr>
+          <w:p>
+            <w:pPr>
+              <w:spacing w:after="40"/>
+            </w:pPr>
+            <w:r>
+              <w:rPr>
+                <w:sz w:val="18"/>
+              </w:rPr>
+            </w:r>
+            <w:r>
+              <w:rPr>
+                <w:b w:val="0"/>
+                <w:i w:val="0"/>
+                <w:sz w:val="18"/>
+              </w:rPr>
+              <w:t>The RENAL TUBULES' ability to hold the hydrogen ion concentration steady.</w:t>
+            </w:r>
+          </w:p>
+        </w:tc>
+      </w:tr>
+      <w:tr>
+        <w:tc>
+          <w:tcPr>
+            <w:tcW w:type="dxa" w:w="5112"/>
+            <w:shd w:val="clear" w:color="auto" w:fill="F1EEEF"/>
+          </w:tcPr>
+          <w:p>
+            <w:pPr>
+              <w:spacing w:after="40"/>
+            </w:pPr>
+            <w:r>
+              <w:rPr>
+                <w:b/>
+                <w:sz w:val="18"/>
+              </w:rPr>
+            </w:r>
+            <w:r>
+              <w:rPr>
+                <w:b/>
+                <w:i w:val="0"/>
+                <w:sz w:val="18"/>
+              </w:rPr>
+              <w:t>HOW the kidney does it</w:t>
+            </w:r>
+          </w:p>
+        </w:tc>
+        <w:tc>
+          <w:tcPr>
+            <w:tcW w:type="dxa" w:w="5112"/>
+          </w:tcPr>
+          <w:p>
+            <w:pPr>
+              <w:spacing w:after="40"/>
+            </w:pPr>
+            <w:r>
+              <w:rPr>
+                <w:sz w:val="18"/>
+              </w:rPr>
+            </w:r>
+            <w:r>
+              <w:rPr>
+                <w:b w:val="0"/>
+                <w:i w:val="0"/>
+                <w:sz w:val="18"/>
+              </w:rPr>
+              <w:t>EXCRETES hydrogen ions as AMMONIUM; REABSORBS and PRODUCES bicarbonate.</w:t>
+            </w:r>
+          </w:p>
+        </w:tc>
+      </w:tr>
+      <w:tr>
+        <w:tc>
+          <w:tcPr>
+            <w:tcW w:type="dxa" w:w="5112"/>
+            <w:shd w:val="clear" w:color="auto" w:fill="F1EEEF"/>
+          </w:tcPr>
+          <w:p>
+            <w:pPr>
+              <w:spacing w:after="40"/>
+            </w:pPr>
+            <w:r>
+              <w:rPr>
+                <w:b/>
+                <w:sz w:val="18"/>
+              </w:rPr>
+            </w:r>
+            <w:r>
+              <w:rPr>
+                <w:b/>
+                <w:i w:val="0"/>
+                <w:sz w:val="18"/>
+              </w:rPr>
+              <w:t>WHAT MOVES IT</w:t>
+            </w:r>
+          </w:p>
+        </w:tc>
+        <w:tc>
+          <w:tcPr>
+            <w:tcW w:type="dxa" w:w="5112"/>
+          </w:tcPr>
+          <w:p>
+            <w:pPr>
+              <w:spacing w:after="40"/>
+            </w:pPr>
+            <w:r>
+              <w:rPr>
+                <w:sz w:val="18"/>
+              </w:rPr>
+            </w:r>
+            <w:r>
+              <w:rPr>
+                <w:b w:val="0"/>
+                <w:i w:val="0"/>
+                <w:sz w:val="18"/>
+              </w:rPr>
+              <w:t>DIET · MEDICATIONS · SYSTEMIC ACID-BASE DISORDERS · TUBULAR FUNCTION.</w:t>
+            </w:r>
+          </w:p>
+        </w:tc>
+      </w:tr>
+      <w:tr>
+        <w:tc>
+          <w:tcPr>
+            <w:tcW w:type="dxa" w:w="5112"/>
+            <w:shd w:val="clear" w:color="auto" w:fill="F1EEEF"/>
+          </w:tcPr>
+          <w:p>
+            <w:pPr>
+              <w:spacing w:after="40"/>
+            </w:pPr>
+            <w:r>
+              <w:rPr>
+                <w:b/>
+                <w:sz w:val="18"/>
+              </w:rPr>
+            </w:r>
+            <w:r>
+              <w:rPr>
+                <w:b/>
+                <w:i w:val="0"/>
+                <w:sz w:val="18"/>
+              </w:rPr>
+              <w:t>ACIDIC urine</w:t>
+            </w:r>
+          </w:p>
+        </w:tc>
+        <w:tc>
+          <w:tcPr>
+            <w:tcW w:type="dxa" w:w="5112"/>
+          </w:tcPr>
+          <w:p>
+            <w:pPr>
+              <w:spacing w:after="40"/>
+            </w:pPr>
+            <w:r>
+              <w:rPr>
+                <w:sz w:val="18"/>
+              </w:rPr>
+            </w:r>
+            <w:r>
+              <w:rPr>
+                <w:b w:val="0"/>
+                <w:i w:val="0"/>
+                <w:sz w:val="18"/>
+              </w:rPr>
+              <w:t>Ketoacidosis · E. COLI infection · metabolic and respiratory ACIDOSIS · diet high in MEAT or cranberries.</w:t>
+            </w:r>
+          </w:p>
+        </w:tc>
+      </w:tr>
+      <w:tr>
+        <w:tc>
+          <w:tcPr>
+            <w:tcW w:type="dxa" w:w="5112"/>
+            <w:shd w:val="clear" w:color="auto" w:fill="F1EEEF"/>
+          </w:tcPr>
+          <w:p>
+            <w:pPr>
+              <w:spacing w:after="40"/>
+            </w:pPr>
+            <w:r>
+              <w:rPr>
+                <w:b/>
+                <w:sz w:val="18"/>
+              </w:rPr>
+            </w:r>
+            <w:r>
+              <w:rPr>
+                <w:b/>
+                <w:i w:val="0"/>
+                <w:sz w:val="18"/>
+              </w:rPr>
+              <w:t>ALKALINE urine</w:t>
+            </w:r>
+          </w:p>
+        </w:tc>
+        <w:tc>
+          <w:tcPr>
+            <w:tcW w:type="dxa" w:w="5112"/>
+          </w:tcPr>
+          <w:p>
+            <w:pPr>
+              <w:spacing w:after="40"/>
+            </w:pPr>
+            <w:r>
+              <w:rPr>
+                <w:sz w:val="18"/>
+              </w:rPr>
+            </w:r>
+            <w:r>
+              <w:rPr>
+                <w:b w:val="0"/>
+                <w:i w:val="0"/>
+                <w:sz w:val="18"/>
+              </w:rPr>
+              <w:t>UREA-SPLITTING bacteria (PROTEUS, STAPH, KLEBSIELLA, PSEUDOMONAS) · contamination · acute and chronic renal failure · RENAL TUBULAR ACIDOSIS · metabolic and respiratory ALKALOSIS · diet high in FRUIT and VEG.</w:t>
+            </w:r>
+          </w:p>
+        </w:tc>
+      </w:tr>
+      <w:tr>
+        <w:tc>
+          <w:tcPr>
+            <w:tcW w:type="dxa" w:w="5112"/>
+            <w:shd w:val="clear" w:color="auto" w:fill="F1EEEF"/>
+          </w:tcPr>
+          <w:p>
+            <w:pPr>
+              <w:spacing w:after="40"/>
+            </w:pPr>
+            <w:r>
+              <w:rPr>
+                <w:b/>
+                <w:sz w:val="18"/>
+              </w:rPr>
+            </w:r>
+            <w:r>
+              <w:rPr>
+                <w:b/>
+                <w:i w:val="0"/>
+                <w:sz w:val="18"/>
+              </w:rPr>
+              <w:t>THE NAME TRAP</w:t>
+            </w:r>
+          </w:p>
+        </w:tc>
+        <w:tc>
+          <w:tcPr>
+            <w:tcW w:type="dxa" w:w="5112"/>
+          </w:tcPr>
+          <w:p>
+            <w:pPr>
+              <w:spacing w:after="40"/>
+            </w:pPr>
+            <w:r>
+              <w:rPr>
+                <w:sz w:val="18"/>
+              </w:rPr>
+            </w:r>
+            <w:r>
+              <w:rPr>
+                <w:b w:val="0"/>
+                <w:i w:val="0"/>
+                <w:sz w:val="18"/>
+              </w:rPr>
+              <w:t>RENAL TUBULAR ACIDOSIS gives ALKALINE urine — the defect is a failure to EXCRETE acid.</w:t>
+            </w:r>
+          </w:p>
+        </w:tc>
+      </w:tr>
+      <w:tr>
+        <w:tc>
+          <w:tcPr>
+            <w:tcW w:type="dxa" w:w="5112"/>
+            <w:shd w:val="clear" w:color="auto" w:fill="F1EEEF"/>
+          </w:tcPr>
+          <w:p>
+            <w:pPr>
+              <w:spacing w:after="40"/>
+            </w:pPr>
+            <w:r>
+              <w:rPr>
+                <w:b/>
+                <w:sz w:val="18"/>
+              </w:rPr>
+            </w:r>
+            <w:r>
+              <w:rPr>
+                <w:b/>
+                <w:i w:val="0"/>
+                <w:sz w:val="18"/>
+              </w:rPr>
+              <w:t>ACIDIC urine stones</w:t>
+            </w:r>
+          </w:p>
+        </w:tc>
+        <w:tc>
+          <w:tcPr>
+            <w:tcW w:type="dxa" w:w="5112"/>
+          </w:tcPr>
+          <w:p>
+            <w:pPr>
+              <w:spacing w:after="40"/>
+            </w:pPr>
+            <w:r>
+              <w:rPr>
+                <w:sz w:val="18"/>
+              </w:rPr>
+            </w:r>
+            <w:r>
+              <w:rPr>
+                <w:b w:val="0"/>
+                <w:i w:val="0"/>
+                <w:sz w:val="18"/>
+              </w:rPr>
+              <w:t>CALCIUM OXALATE and URIC ACID. Treat by ALKALINISING the urine (chiefly for uric acid).</w:t>
+            </w:r>
+          </w:p>
+        </w:tc>
+      </w:tr>
+      <w:tr>
+        <w:tc>
+          <w:tcPr>
+            <w:tcW w:type="dxa" w:w="5112"/>
+            <w:shd w:val="clear" w:color="auto" w:fill="F1EEEF"/>
+          </w:tcPr>
+          <w:p>
+            <w:pPr>
+              <w:spacing w:after="40"/>
+            </w:pPr>
+            <w:r>
+              <w:rPr>
+                <w:b/>
+                <w:sz w:val="18"/>
+              </w:rPr>
+            </w:r>
+            <w:r>
+              <w:rPr>
+                <w:b/>
+                <w:i w:val="0"/>
+                <w:sz w:val="18"/>
+              </w:rPr>
+              <w:t>ALKALINE urine stones</w:t>
+            </w:r>
+          </w:p>
+        </w:tc>
+        <w:tc>
+          <w:tcPr>
+            <w:tcW w:type="dxa" w:w="5112"/>
+          </w:tcPr>
+          <w:p>
+            <w:pPr>
+              <w:spacing w:after="40"/>
+            </w:pPr>
+            <w:r>
+              <w:rPr>
+                <w:sz w:val="18"/>
+              </w:rPr>
+            </w:r>
+            <w:r>
+              <w:rPr>
+                <w:b w:val="0"/>
+                <w:i w:val="0"/>
+                <w:sz w:val="18"/>
+              </w:rPr>
+              <w:t>TRIPLE PHOSPHATE and STRUVITE. Treat the INFECTION — urease-producing bacteria drive them.</w:t>
+            </w:r>
+          </w:p>
+        </w:tc>
+      </w:tr>
+    </w:tbl>
+    <w:p>
+      <w:pPr>
+        <w:spacing w:after="80"/>
+      </w:pPr>
+    </w:p>
+    <w:p>
+      <w:pPr>
+        <w:pStyle w:val="Heading1"/>
+        <w:spacing w:before="280" w:after="100"/>
+      </w:pPr>
+      <w:r>
+        <w:rPr>
+          <w:rFonts w:ascii="Georgia" w:hAnsi="Georgia"/>
+          <w:color w:val="17494B"/>
+        </w:rPr>
+        <w:t>The Two Infection Pads</w:t>
+      </w:r>
+    </w:p>
+    <w:tbl>
+      <w:tblPr>
+        <w:tblStyle w:val="TableGrid"/>
+        <w:tblW w:type="auto" w:w="0"/>
+        <w:jc w:val="center"/>
+        <w:tblLook w:firstColumn="1" w:firstRow="1" w:lastColumn="0" w:lastRow="0" w:noHBand="0" w:noVBand="1" w:val="04A0"/>
+        <w:tblBorders>
+          <w:top w:val="single" w:sz="4" w:space="0" w:color="D8D2D4"/>
+          <w:left w:val="single" w:sz="4" w:space="0" w:color="D8D2D4"/>
+          <w:bottom w:val="single" w:sz="4" w:space="0" w:color="D8D2D4"/>
+          <w:right w:val="single" w:sz="4" w:space="0" w:color="D8D2D4"/>
+          <w:insideH w:val="single" w:sz="4" w:space="0" w:color="D8D2D4"/>
+          <w:insideV w:val="single" w:sz="4" w:space="0" w:color="D8D2D4"/>
+        </w:tblBorders>
+      </w:tblPr>
+      <w:tblGrid>
+        <w:gridCol w:w="5112"/>
+        <w:gridCol w:w="5112"/>
+      </w:tblGrid>
+      <w:tr>
+        <w:tc>
+          <w:tcPr>
+            <w:tcW w:type="dxa" w:w="5112"/>
+            <w:shd w:val="clear" w:color="auto" w:fill="17494B"/>
+          </w:tcPr>
+          <w:p>
+            <w:pPr>
+              <w:spacing w:after="40"/>
+            </w:pPr>
+            <w:r>
+              <w:rPr>
+                <w:b/>
+                <w:color w:val="FFFFFF"/>
+                <w:sz w:val="18"/>
+              </w:rPr>
+            </w:r>
+            <w:r>
+              <w:rPr>
+                <w:b/>
+                <w:i w:val="0"/>
+                <w:color w:val="FFFFFF"/>
+                <w:sz w:val="18"/>
+              </w:rPr>
+              <w:t>Term</w:t>
+            </w:r>
+          </w:p>
+        </w:tc>
+        <w:tc>
+          <w:tcPr>
+            <w:tcW w:type="dxa" w:w="5112"/>
+            <w:shd w:val="clear" w:color="auto" w:fill="17494B"/>
+          </w:tcPr>
+          <w:p>
+            <w:pPr>
+              <w:spacing w:after="40"/>
+            </w:pPr>
+            <w:r>
+              <w:rPr>
+                <w:b/>
+                <w:color w:val="FFFFFF"/>
+                <w:sz w:val="18"/>
+              </w:rPr>
+            </w:r>
+            <w:r>
+              <w:rPr>
+                <w:b/>
+                <w:i w:val="0"/>
+                <w:color w:val="FFFFFF"/>
+                <w:sz w:val="18"/>
+              </w:rPr>
+              <w:t>What you need to know</w:t>
+            </w:r>
+          </w:p>
+        </w:tc>
+      </w:tr>
+      <w:tr>
+        <w:tc>
+          <w:tcPr>
+            <w:tcW w:type="dxa" w:w="5112"/>
+            <w:shd w:val="clear" w:color="auto" w:fill="F1EEEF"/>
+          </w:tcPr>
+          <w:p>
+            <w:pPr>
+              <w:spacing w:after="40"/>
+            </w:pPr>
+            <w:r>
+              <w:rPr>
+                <w:b/>
+                <w:sz w:val="18"/>
+              </w:rPr>
+            </w:r>
+            <w:r>
+              <w:rPr>
+                <w:b/>
+                <w:i w:val="0"/>
+                <w:sz w:val="18"/>
+              </w:rPr>
+              <w:t>LEUKOCYTE ESTERASE — what</w:t>
+            </w:r>
+          </w:p>
+        </w:tc>
+        <w:tc>
+          <w:tcPr>
+            <w:tcW w:type="dxa" w:w="5112"/>
+          </w:tcPr>
+          <w:p>
+            <w:pPr>
+              <w:spacing w:after="40"/>
+            </w:pPr>
+            <w:r>
+              <w:rPr>
+                <w:sz w:val="18"/>
+              </w:rPr>
+            </w:r>
+            <w:r>
+              <w:rPr>
+                <w:b w:val="0"/>
+                <w:i w:val="0"/>
+                <w:sz w:val="18"/>
+              </w:rPr>
+              <w:t>Detects the ESTERASE white cells release. POSITIVE = PYURIA. That is the take-home point.</w:t>
+            </w:r>
+          </w:p>
+        </w:tc>
+      </w:tr>
+      <w:tr>
+        <w:tc>
+          <w:tcPr>
+            <w:tcW w:type="dxa" w:w="5112"/>
+            <w:shd w:val="clear" w:color="auto" w:fill="F1EEEF"/>
+          </w:tcPr>
+          <w:p>
+            <w:pPr>
+              <w:spacing w:after="40"/>
+            </w:pPr>
+            <w:r>
+              <w:rPr>
+                <w:b/>
+                <w:sz w:val="18"/>
+              </w:rPr>
+            </w:r>
+            <w:r>
+              <w:rPr>
+                <w:b/>
+                <w:i w:val="0"/>
+                <w:sz w:val="18"/>
+              </w:rPr>
+              <w:t>LEUKOCYTE ESTERASE — also raised by</w:t>
+            </w:r>
+          </w:p>
+        </w:tc>
+        <w:tc>
+          <w:tcPr>
+            <w:tcW w:type="dxa" w:w="5112"/>
+          </w:tcPr>
+          <w:p>
+            <w:pPr>
+              <w:spacing w:after="40"/>
+            </w:pPr>
+            <w:r>
+              <w:rPr>
+                <w:sz w:val="18"/>
+              </w:rPr>
+            </w:r>
+            <w:r>
+              <w:rPr>
+                <w:b w:val="0"/>
+                <w:i w:val="0"/>
+                <w:sz w:val="18"/>
+              </w:rPr>
+              <w:t>INTERSTITIAL CYSTITIS and GLOMERULONEPHRITIS — inflammatory, not infective.</w:t>
+            </w:r>
+          </w:p>
+        </w:tc>
+      </w:tr>
+      <w:tr>
+        <w:tc>
+          <w:tcPr>
+            <w:tcW w:type="dxa" w:w="5112"/>
+            <w:shd w:val="clear" w:color="auto" w:fill="F1EEEF"/>
+          </w:tcPr>
+          <w:p>
+            <w:pPr>
+              <w:spacing w:after="40"/>
+            </w:pPr>
+            <w:r>
+              <w:rPr>
+                <w:b/>
+                <w:sz w:val="18"/>
+              </w:rPr>
+            </w:r>
+            <w:r>
+              <w:rPr>
+                <w:b/>
+                <w:i w:val="0"/>
+                <w:sz w:val="18"/>
+              </w:rPr>
+              <w:t>NITRITES — mechanism</w:t>
+            </w:r>
+          </w:p>
+        </w:tc>
+        <w:tc>
+          <w:tcPr>
+            <w:tcW w:type="dxa" w:w="5112"/>
+          </w:tcPr>
+          <w:p>
+            <w:pPr>
+              <w:spacing w:after="40"/>
+            </w:pPr>
+            <w:r>
+              <w:rPr>
+                <w:sz w:val="18"/>
+              </w:rPr>
+            </w:r>
+            <w:r>
+              <w:rPr>
+                <w:b w:val="0"/>
+                <w:i w:val="0"/>
+                <w:sz w:val="18"/>
+              </w:rPr>
+              <w:t>UREASE-producing bacteria carry a REDUCTASE that turns urinary NITRATES into NITRITES.</w:t>
+            </w:r>
+          </w:p>
+        </w:tc>
+      </w:tr>
+      <w:tr>
+        <w:tc>
+          <w:tcPr>
+            <w:tcW w:type="dxa" w:w="5112"/>
+            <w:shd w:val="clear" w:color="auto" w:fill="F1EEEF"/>
+          </w:tcPr>
+          <w:p>
+            <w:pPr>
+              <w:spacing w:after="40"/>
+            </w:pPr>
+            <w:r>
+              <w:rPr>
+                <w:b/>
+                <w:sz w:val="18"/>
+              </w:rPr>
+            </w:r>
+            <w:r>
+              <w:rPr>
+                <w:b/>
+                <w:i w:val="0"/>
+                <w:sz w:val="18"/>
+              </w:rPr>
+              <w:t>NITRITES — the naming point</w:t>
+            </w:r>
+          </w:p>
+        </w:tc>
+        <w:tc>
+          <w:tcPr>
+            <w:tcW w:type="dxa" w:w="5112"/>
+          </w:tcPr>
+          <w:p>
+            <w:pPr>
+              <w:spacing w:after="40"/>
+            </w:pPr>
+            <w:r>
+              <w:rPr>
+                <w:sz w:val="18"/>
+              </w:rPr>
+            </w:r>
+            <w:r>
+              <w:rPr>
+                <w:b w:val="0"/>
+                <w:i w:val="0"/>
+                <w:sz w:val="18"/>
+              </w:rPr>
+              <w:t>It is NITRITES, not nitrates. She asked for this twice.</w:t>
+            </w:r>
+          </w:p>
+        </w:tc>
+      </w:tr>
+      <w:tr>
+        <w:tc>
+          <w:tcPr>
+            <w:tcW w:type="dxa" w:w="5112"/>
+            <w:shd w:val="clear" w:color="auto" w:fill="F1EEEF"/>
+          </w:tcPr>
+          <w:p>
+            <w:pPr>
+              <w:spacing w:after="40"/>
+            </w:pPr>
+            <w:r>
+              <w:rPr>
+                <w:b/>
+                <w:sz w:val="18"/>
+              </w:rPr>
+            </w:r>
+            <w:r>
+              <w:rPr>
+                <w:b/>
+                <w:i w:val="0"/>
+                <w:sz w:val="18"/>
+              </w:rPr>
+              <w:t>NITRITES — time needed</w:t>
+            </w:r>
+          </w:p>
+        </w:tc>
+        <w:tc>
+          <w:tcPr>
+            <w:tcW w:type="dxa" w:w="5112"/>
+          </w:tcPr>
+          <w:p>
+            <w:pPr>
+              <w:spacing w:after="40"/>
+            </w:pPr>
+            <w:r>
+              <w:rPr>
+                <w:sz w:val="18"/>
+              </w:rPr>
+            </w:r>
+            <w:r>
+              <w:rPr>
+                <w:b w:val="0"/>
+                <w:i w:val="0"/>
+                <w:sz w:val="18"/>
+              </w:rPr>
+              <w:t>MORE THAN FOUR HOURS in the bladder between voids for the conversion.</w:t>
+            </w:r>
+          </w:p>
+        </w:tc>
+      </w:tr>
+      <w:tr>
+        <w:tc>
+          <w:tcPr>
+            <w:tcW w:type="dxa" w:w="5112"/>
+            <w:shd w:val="clear" w:color="auto" w:fill="F1EEEF"/>
+          </w:tcPr>
+          <w:p>
+            <w:pPr>
+              <w:spacing w:after="40"/>
+            </w:pPr>
+            <w:r>
+              <w:rPr>
+                <w:b/>
+                <w:sz w:val="18"/>
+              </w:rPr>
+            </w:r>
+            <w:r>
+              <w:rPr>
+                <w:b/>
+                <w:i w:val="0"/>
+                <w:sz w:val="18"/>
+              </w:rPr>
+              <w:t>THE BIG ONE</w:t>
+            </w:r>
+          </w:p>
+        </w:tc>
+        <w:tc>
+          <w:tcPr>
+            <w:tcW w:type="dxa" w:w="5112"/>
+          </w:tcPr>
+          <w:p>
+            <w:pPr>
+              <w:spacing w:after="40"/>
+            </w:pPr>
+            <w:r>
+              <w:rPr>
+                <w:sz w:val="18"/>
+              </w:rPr>
+            </w:r>
+            <w:r>
+              <w:rPr>
+                <w:b w:val="0"/>
+                <w:i w:val="0"/>
+                <w:sz w:val="18"/>
+              </w:rPr>
+              <w:t>E. COLI causes MOST urinary tract infections and is RARELY UREASE-POSITIVE. So a POSITIVE nitrite is helpful; a NEGATIVE one DOES NOT rule out infection.</w:t>
+            </w:r>
+          </w:p>
+        </w:tc>
+      </w:tr>
+      <w:tr>
+        <w:tc>
+          <w:tcPr>
+            <w:tcW w:type="dxa" w:w="5112"/>
+            <w:shd w:val="clear" w:color="auto" w:fill="F1EEEF"/>
+          </w:tcPr>
+          <w:p>
+            <w:pPr>
+              <w:spacing w:after="40"/>
+            </w:pPr>
+            <w:r>
+              <w:rPr>
+                <w:b/>
+                <w:sz w:val="18"/>
+              </w:rPr>
+            </w:r>
+            <w:r>
+              <w:rPr>
+                <w:b/>
+                <w:i w:val="0"/>
+                <w:sz w:val="18"/>
+              </w:rPr>
+              <w:t>NITRITE sensitivity</w:t>
+            </w:r>
+          </w:p>
+        </w:tc>
+        <w:tc>
+          <w:tcPr>
+            <w:tcW w:type="dxa" w:w="5112"/>
+          </w:tcPr>
+          <w:p>
+            <w:pPr>
+              <w:spacing w:after="40"/>
+            </w:pPr>
+            <w:r>
+              <w:rPr>
+                <w:sz w:val="18"/>
+              </w:rPr>
+            </w:r>
+            <w:r>
+              <w:rPr>
+                <w:b w:val="0"/>
+                <w:i w:val="0"/>
+                <w:sz w:val="18"/>
+              </w:rPr>
+              <w:t>About 50% — LESS sensitive than leukocyte esterase.</w:t>
+            </w:r>
+          </w:p>
+        </w:tc>
+      </w:tr>
+      <w:tr>
+        <w:tc>
+          <w:tcPr>
+            <w:tcW w:type="dxa" w:w="5112"/>
+            <w:shd w:val="clear" w:color="auto" w:fill="F1EEEF"/>
+          </w:tcPr>
+          <w:p>
+            <w:pPr>
+              <w:spacing w:after="40"/>
+            </w:pPr>
+            <w:r>
+              <w:rPr>
+                <w:b/>
+                <w:sz w:val="18"/>
+              </w:rPr>
+            </w:r>
+            <w:r>
+              <w:rPr>
+                <w:b/>
+                <w:i w:val="0"/>
+                <w:sz w:val="18"/>
+              </w:rPr>
+              <w:t>EITHER PAD NEGATIVE + symptoms</w:t>
+            </w:r>
+          </w:p>
+        </w:tc>
+        <w:tc>
+          <w:tcPr>
+            <w:tcW w:type="dxa" w:w="5112"/>
+          </w:tcPr>
+          <w:p>
+            <w:pPr>
+              <w:spacing w:after="40"/>
+            </w:pPr>
+            <w:r>
+              <w:rPr>
+                <w:sz w:val="18"/>
+              </w:rPr>
+            </w:r>
+            <w:r>
+              <w:rPr>
+                <w:b w:val="0"/>
+                <w:i w:val="0"/>
+                <w:sz w:val="18"/>
+              </w:rPr>
+              <w:t>STILL SEND URINE CULTURE AND SENSITIVITY.</w:t>
+            </w:r>
+          </w:p>
+        </w:tc>
+      </w:tr>
+      <w:tr>
+        <w:tc>
+          <w:tcPr>
+            <w:tcW w:type="dxa" w:w="5112"/>
+            <w:shd w:val="clear" w:color="auto" w:fill="F1EEEF"/>
+          </w:tcPr>
+          <w:p>
+            <w:pPr>
+              <w:spacing w:after="40"/>
+            </w:pPr>
+            <w:r>
+              <w:rPr>
+                <w:b/>
+                <w:sz w:val="18"/>
+              </w:rPr>
+            </w:r>
+            <w:r>
+              <w:rPr>
+                <w:b/>
+                <w:i w:val="0"/>
+                <w:sz w:val="18"/>
+              </w:rPr>
+              <w:t>PAEDIATRIC caveat</w:t>
+            </w:r>
+          </w:p>
+        </w:tc>
+        <w:tc>
+          <w:tcPr>
+            <w:tcW w:type="dxa" w:w="5112"/>
+          </w:tcPr>
+          <w:p>
+            <w:pPr>
+              <w:spacing w:after="40"/>
+            </w:pPr>
+            <w:r>
+              <w:rPr>
+                <w:sz w:val="18"/>
+              </w:rPr>
+            </w:r>
+            <w:r>
+              <w:rPr>
+                <w:b w:val="0"/>
+                <w:i w:val="0"/>
+                <w:sz w:val="18"/>
+              </w:rPr>
+              <w:t>Less reliable in young children — they void too often for the conversion.</w:t>
+            </w:r>
+          </w:p>
+        </w:tc>
+      </w:tr>
+    </w:tbl>
+    <w:p>
+      <w:pPr>
+        <w:spacing w:after="80"/>
+      </w:pPr>
+    </w:p>
+    <w:p>
+      <w:pPr>
+        <w:pStyle w:val="Heading1"/>
+        <w:spacing w:before="280" w:after="100"/>
+      </w:pPr>
+      <w:r>
+        <w:rPr>
+          <w:rFonts w:ascii="Georgia" w:hAnsi="Georgia"/>
+          <w:color w:val="17494B"/>
+        </w:rPr>
+        <w:t>Ketones and Glucose</w:t>
+      </w:r>
+    </w:p>
+    <w:tbl>
+      <w:tblPr>
+        <w:tblStyle w:val="TableGrid"/>
+        <w:tblW w:type="auto" w:w="0"/>
+        <w:jc w:val="center"/>
+        <w:tblLook w:firstColumn="1" w:firstRow="1" w:lastColumn="0" w:lastRow="0" w:noHBand="0" w:noVBand="1" w:val="04A0"/>
+        <w:tblBorders>
+          <w:top w:val="single" w:sz="4" w:space="0" w:color="D8D2D4"/>
+          <w:left w:val="single" w:sz="4" w:space="0" w:color="D8D2D4"/>
+          <w:bottom w:val="single" w:sz="4" w:space="0" w:color="D8D2D4"/>
+          <w:right w:val="single" w:sz="4" w:space="0" w:color="D8D2D4"/>
+          <w:insideH w:val="single" w:sz="4" w:space="0" w:color="D8D2D4"/>
+          <w:insideV w:val="single" w:sz="4" w:space="0" w:color="D8D2D4"/>
+        </w:tblBorders>
+      </w:tblPr>
+      <w:tblGrid>
+        <w:gridCol w:w="5112"/>
+        <w:gridCol w:w="5112"/>
+      </w:tblGrid>
+      <w:tr>
+        <w:tc>
+          <w:tcPr>
+            <w:tcW w:type="dxa" w:w="5112"/>
+            <w:shd w:val="clear" w:color="auto" w:fill="17494B"/>
+          </w:tcPr>
+          <w:p>
+            <w:pPr>
+              <w:spacing w:after="40"/>
+            </w:pPr>
+            <w:r>
+              <w:rPr>
+                <w:b/>
+                <w:color w:val="FFFFFF"/>
+                <w:sz w:val="18"/>
+              </w:rPr>
+            </w:r>
+            <w:r>
+              <w:rPr>
+                <w:b/>
+                <w:i w:val="0"/>
+                <w:color w:val="FFFFFF"/>
+                <w:sz w:val="18"/>
+              </w:rPr>
+              <w:t>Term</w:t>
+            </w:r>
+          </w:p>
+        </w:tc>
+        <w:tc>
+          <w:tcPr>
+            <w:tcW w:type="dxa" w:w="5112"/>
+            <w:shd w:val="clear" w:color="auto" w:fill="17494B"/>
+          </w:tcPr>
+          <w:p>
+            <w:pPr>
+              <w:spacing w:after="40"/>
+            </w:pPr>
+            <w:r>
+              <w:rPr>
+                <w:b/>
+                <w:color w:val="FFFFFF"/>
+                <w:sz w:val="18"/>
+              </w:rPr>
+            </w:r>
+            <w:r>
+              <w:rPr>
+                <w:b/>
+                <w:i w:val="0"/>
+                <w:color w:val="FFFFFF"/>
+                <w:sz w:val="18"/>
+              </w:rPr>
+              <w:t>What you need to know</w:t>
+            </w:r>
+          </w:p>
+        </w:tc>
+      </w:tr>
+      <w:tr>
+        <w:tc>
+          <w:tcPr>
+            <w:tcW w:type="dxa" w:w="5112"/>
+            <w:shd w:val="clear" w:color="auto" w:fill="F1EEEF"/>
+          </w:tcPr>
+          <w:p>
+            <w:pPr>
+              <w:spacing w:after="40"/>
+            </w:pPr>
+            <w:r>
+              <w:rPr>
+                <w:b/>
+                <w:sz w:val="18"/>
+              </w:rPr>
+            </w:r>
+            <w:r>
+              <w:rPr>
+                <w:b/>
+                <w:i w:val="0"/>
+                <w:sz w:val="18"/>
+              </w:rPr>
+              <w:t>KETONES — meaning</w:t>
+            </w:r>
+          </w:p>
+        </w:tc>
+        <w:tc>
+          <w:tcPr>
+            <w:tcW w:type="dxa" w:w="5112"/>
+          </w:tcPr>
+          <w:p>
+            <w:pPr>
+              <w:spacing w:after="40"/>
+            </w:pPr>
+            <w:r>
+              <w:rPr>
+                <w:sz w:val="18"/>
+              </w:rPr>
+            </w:r>
+            <w:r>
+              <w:rPr>
+                <w:b w:val="0"/>
+                <w:i w:val="0"/>
+                <w:sz w:val="18"/>
+              </w:rPr>
+              <w:t>Cells are burning FATTY ACIDS instead of GLUCOSE. Made in the LIVER, normally fully metabolised.</w:t>
+            </w:r>
+          </w:p>
+        </w:tc>
+      </w:tr>
+      <w:tr>
+        <w:tc>
+          <w:tcPr>
+            <w:tcW w:type="dxa" w:w="5112"/>
+            <w:shd w:val="clear" w:color="auto" w:fill="F1EEEF"/>
+          </w:tcPr>
+          <w:p>
+            <w:pPr>
+              <w:spacing w:after="40"/>
+            </w:pPr>
+            <w:r>
+              <w:rPr>
+                <w:b/>
+                <w:sz w:val="18"/>
+              </w:rPr>
+            </w:r>
+            <w:r>
+              <w:rPr>
+                <w:b/>
+                <w:i w:val="0"/>
+                <w:sz w:val="18"/>
+              </w:rPr>
+              <w:t>KETONES — causes</w:t>
+            </w:r>
+          </w:p>
+        </w:tc>
+        <w:tc>
+          <w:tcPr>
+            <w:tcW w:type="dxa" w:w="5112"/>
+          </w:tcPr>
+          <w:p>
+            <w:pPr>
+              <w:spacing w:after="40"/>
+            </w:pPr>
+            <w:r>
+              <w:rPr>
+                <w:sz w:val="18"/>
+              </w:rPr>
+            </w:r>
+            <w:r>
+              <w:rPr>
+                <w:b w:val="0"/>
+                <w:i w:val="0"/>
+                <w:sz w:val="18"/>
+              </w:rPr>
+              <w:t>Uncontrolled DIABETES / DKA · STARVATION · FASTING · ALCOHOLIC KETOACIDOSIS · HIGH-FAT LOW-CARB diet · LIVER DISEASE · FEBRILE ILLNESS IN INFANTS AND CHILDREN.</w:t>
+            </w:r>
+          </w:p>
+        </w:tc>
+      </w:tr>
+      <w:tr>
+        <w:tc>
+          <w:tcPr>
+            <w:tcW w:type="dxa" w:w="5112"/>
+            <w:shd w:val="clear" w:color="auto" w:fill="F1EEEF"/>
+          </w:tcPr>
+          <w:p>
+            <w:pPr>
+              <w:spacing w:after="40"/>
+            </w:pPr>
+            <w:r>
+              <w:rPr>
+                <w:b/>
+                <w:sz w:val="18"/>
+              </w:rPr>
+            </w:r>
+            <w:r>
+              <w:rPr>
+                <w:b/>
+                <w:i w:val="0"/>
+                <w:sz w:val="18"/>
+              </w:rPr>
+              <w:t>KETONES — next move</w:t>
+            </w:r>
+          </w:p>
+        </w:tc>
+        <w:tc>
+          <w:tcPr>
+            <w:tcW w:type="dxa" w:w="5112"/>
+          </w:tcPr>
+          <w:p>
+            <w:pPr>
+              <w:spacing w:after="40"/>
+            </w:pPr>
+            <w:r>
+              <w:rPr>
+                <w:sz w:val="18"/>
+              </w:rPr>
+            </w:r>
+            <w:r>
+              <w:rPr>
+                <w:b w:val="0"/>
+                <w:i w:val="0"/>
+                <w:sz w:val="18"/>
+              </w:rPr>
+              <w:t>CHECK THE GLUCOSE.</w:t>
+            </w:r>
+          </w:p>
+        </w:tc>
+      </w:tr>
+      <w:tr>
+        <w:tc>
+          <w:tcPr>
+            <w:tcW w:type="dxa" w:w="5112"/>
+            <w:shd w:val="clear" w:color="auto" w:fill="F1EEEF"/>
+          </w:tcPr>
+          <w:p>
+            <w:pPr>
+              <w:spacing w:after="40"/>
+            </w:pPr>
+            <w:r>
+              <w:rPr>
+                <w:b/>
+                <w:sz w:val="18"/>
+              </w:rPr>
+            </w:r>
+            <w:r>
+              <w:rPr>
+                <w:b/>
+                <w:i w:val="0"/>
+                <w:sz w:val="18"/>
+              </w:rPr>
+              <w:t>GLUCOSE — why normally none</w:t>
+            </w:r>
+          </w:p>
+        </w:tc>
+        <w:tc>
+          <w:tcPr>
+            <w:tcW w:type="dxa" w:w="5112"/>
+          </w:tcPr>
+          <w:p>
+            <w:pPr>
+              <w:spacing w:after="40"/>
+            </w:pPr>
+            <w:r>
+              <w:rPr>
+                <w:sz w:val="18"/>
+              </w:rPr>
+            </w:r>
+            <w:r>
+              <w:rPr>
+                <w:b w:val="0"/>
+                <w:i w:val="0"/>
+                <w:sz w:val="18"/>
+              </w:rPr>
+              <w:t>Filtered freely, then WHOLLY REABSORBED in the PROXIMAL tubules.</w:t>
+            </w:r>
+          </w:p>
+        </w:tc>
+      </w:tr>
+      <w:tr>
+        <w:tc>
+          <w:tcPr>
+            <w:tcW w:type="dxa" w:w="5112"/>
+            <w:shd w:val="clear" w:color="auto" w:fill="F1EEEF"/>
+          </w:tcPr>
+          <w:p>
+            <w:pPr>
+              <w:spacing w:after="40"/>
+            </w:pPr>
+            <w:r>
+              <w:rPr>
+                <w:b/>
+                <w:sz w:val="18"/>
+              </w:rPr>
+            </w:r>
+            <w:r>
+              <w:rPr>
+                <w:b/>
+                <w:i w:val="0"/>
+                <w:sz w:val="18"/>
+              </w:rPr>
+              <w:t>TUBULAR THRESHOLD</w:t>
+            </w:r>
+          </w:p>
+        </w:tc>
+        <w:tc>
+          <w:tcPr>
+            <w:tcW w:type="dxa" w:w="5112"/>
+          </w:tcPr>
+          <w:p>
+            <w:pPr>
+              <w:spacing w:after="40"/>
+            </w:pPr>
+            <w:r>
+              <w:rPr>
+                <w:sz w:val="18"/>
+              </w:rPr>
+            </w:r>
+            <w:r>
+              <w:rPr>
+                <w:b w:val="0"/>
+                <w:i w:val="0"/>
+                <w:sz w:val="18"/>
+              </w:rPr>
+              <w:t>The blood glucose above which the tubules can no longer reabsorb it all — around 180 mg/dL. VARIES BETWEEN PEOPLE, which is why glucosuria is NOT diagnostic.</w:t>
+            </w:r>
+          </w:p>
+        </w:tc>
+      </w:tr>
+      <w:tr>
+        <w:tc>
+          <w:tcPr>
+            <w:tcW w:type="dxa" w:w="5112"/>
+            <w:shd w:val="clear" w:color="auto" w:fill="F1EEEF"/>
+          </w:tcPr>
+          <w:p>
+            <w:pPr>
+              <w:spacing w:after="40"/>
+            </w:pPr>
+            <w:r>
+              <w:rPr>
+                <w:b/>
+                <w:sz w:val="18"/>
+              </w:rPr>
+            </w:r>
+            <w:r>
+              <w:rPr>
+                <w:b/>
+                <w:i w:val="0"/>
+                <w:sz w:val="18"/>
+              </w:rPr>
+              <w:t>GLUCOSE without high blood sugar</w:t>
+            </w:r>
+          </w:p>
+        </w:tc>
+        <w:tc>
+          <w:tcPr>
+            <w:tcW w:type="dxa" w:w="5112"/>
+          </w:tcPr>
+          <w:p>
+            <w:pPr>
+              <w:spacing w:after="40"/>
+            </w:pPr>
+            <w:r>
+              <w:rPr>
+                <w:sz w:val="18"/>
+              </w:rPr>
+            </w:r>
+            <w:r>
+              <w:rPr>
+                <w:b w:val="0"/>
+                <w:i w:val="0"/>
+                <w:sz w:val="18"/>
+              </w:rPr>
+              <w:t>IMPAIRED TUBULAR REABSORPTION · DEXTROSE-containing IV fluids · PREGNANCY (trace is normal, threshold falls).</w:t>
+            </w:r>
+          </w:p>
+        </w:tc>
+      </w:tr>
+    </w:tbl>
+    <w:p>
+      <w:pPr>
+        <w:spacing w:after="80"/>
+      </w:pPr>
+    </w:p>
+    <w:p>
+      <w:pPr>
+        <w:pStyle w:val="Heading1"/>
+        <w:spacing w:before="280" w:after="100"/>
+      </w:pPr>
+      <w:r>
+        <w:rPr>
+          <w:rFonts w:ascii="Georgia" w:hAnsi="Georgia"/>
+          <w:color w:val="17494B"/>
+        </w:rPr>
+        <w:t>Blood — The Three Meanings</w:t>
+      </w:r>
+    </w:p>
+    <w:tbl>
+      <w:tblPr>
+        <w:tblStyle w:val="TableGrid"/>
+        <w:tblW w:type="auto" w:w="0"/>
+        <w:jc w:val="center"/>
+        <w:tblLook w:firstColumn="1" w:firstRow="1" w:lastColumn="0" w:lastRow="0" w:noHBand="0" w:noVBand="1" w:val="04A0"/>
+        <w:tblBorders>
+          <w:top w:val="single" w:sz="4" w:space="0" w:color="D8D2D4"/>
+          <w:left w:val="single" w:sz="4" w:space="0" w:color="D8D2D4"/>
+          <w:bottom w:val="single" w:sz="4" w:space="0" w:color="D8D2D4"/>
+          <w:right w:val="single" w:sz="4" w:space="0" w:color="D8D2D4"/>
+          <w:insideH w:val="single" w:sz="4" w:space="0" w:color="D8D2D4"/>
+          <w:insideV w:val="single" w:sz="4" w:space="0" w:color="D8D2D4"/>
+        </w:tblBorders>
+      </w:tblPr>
+      <w:tblGrid>
+        <w:gridCol w:w="5112"/>
+        <w:gridCol w:w="5112"/>
+      </w:tblGrid>
+      <w:tr>
+        <w:tc>
+          <w:tcPr>
+            <w:tcW w:type="dxa" w:w="5112"/>
+            <w:shd w:val="clear" w:color="auto" w:fill="17494B"/>
+          </w:tcPr>
+          <w:p>
+            <w:pPr>
+              <w:spacing w:after="40"/>
+            </w:pPr>
+            <w:r>
+              <w:rPr>
+                <w:b/>
+                <w:color w:val="FFFFFF"/>
+                <w:sz w:val="18"/>
+              </w:rPr>
+            </w:r>
+            <w:r>
+              <w:rPr>
+                <w:b/>
+                <w:i w:val="0"/>
+                <w:color w:val="FFFFFF"/>
+                <w:sz w:val="18"/>
+              </w:rPr>
+              <w:t>Term</w:t>
+            </w:r>
+          </w:p>
+        </w:tc>
+        <w:tc>
+          <w:tcPr>
+            <w:tcW w:type="dxa" w:w="5112"/>
+            <w:shd w:val="clear" w:color="auto" w:fill="17494B"/>
+          </w:tcPr>
+          <w:p>
+            <w:pPr>
+              <w:spacing w:after="40"/>
+            </w:pPr>
+            <w:r>
+              <w:rPr>
+                <w:b/>
+                <w:color w:val="FFFFFF"/>
+                <w:sz w:val="18"/>
+              </w:rPr>
+            </w:r>
+            <w:r>
+              <w:rPr>
+                <w:b/>
+                <w:i w:val="0"/>
+                <w:color w:val="FFFFFF"/>
+                <w:sz w:val="18"/>
+              </w:rPr>
+              <w:t>What you need to know</w:t>
+            </w:r>
+          </w:p>
+        </w:tc>
+      </w:tr>
+      <w:tr>
+        <w:tc>
+          <w:tcPr>
+            <w:tcW w:type="dxa" w:w="5112"/>
+            <w:shd w:val="clear" w:color="auto" w:fill="F1EEEF"/>
+          </w:tcPr>
+          <w:p>
+            <w:pPr>
+              <w:spacing w:after="40"/>
+            </w:pPr>
+            <w:r>
+              <w:rPr>
+                <w:b/>
+                <w:sz w:val="18"/>
+              </w:rPr>
+            </w:r>
+            <w:r>
+              <w:rPr>
+                <w:b/>
+                <w:i w:val="0"/>
+                <w:sz w:val="18"/>
+              </w:rPr>
+              <w:t>WHAT THE PAD DETECTS</w:t>
+            </w:r>
+          </w:p>
+        </w:tc>
+        <w:tc>
+          <w:tcPr>
+            <w:tcW w:type="dxa" w:w="5112"/>
+          </w:tcPr>
+          <w:p>
+            <w:pPr>
+              <w:spacing w:after="40"/>
+            </w:pPr>
+            <w:r>
+              <w:rPr>
+                <w:sz w:val="18"/>
+              </w:rPr>
+            </w:r>
+            <w:r>
+              <w:rPr>
+                <w:b w:val="0"/>
+                <w:i w:val="0"/>
+                <w:sz w:val="18"/>
+              </w:rPr>
+              <w:t>HEME — present in RED CELLS, FREE HAEMOGLOBIN and MYOGLOBIN alike. A positive result DOES NOT SAY WHICH.</w:t>
+            </w:r>
+          </w:p>
+        </w:tc>
+      </w:tr>
+      <w:tr>
+        <w:tc>
+          <w:tcPr>
+            <w:tcW w:type="dxa" w:w="5112"/>
+            <w:shd w:val="clear" w:color="auto" w:fill="F1EEEF"/>
+          </w:tcPr>
+          <w:p>
+            <w:pPr>
+              <w:spacing w:after="40"/>
+            </w:pPr>
+            <w:r>
+              <w:rPr>
+                <w:b/>
+                <w:sz w:val="18"/>
+              </w:rPr>
+            </w:r>
+            <w:r>
+              <w:rPr>
+                <w:b/>
+                <w:i w:val="0"/>
+                <w:sz w:val="18"/>
+              </w:rPr>
+              <w:t>HAEMATURIA</w:t>
+            </w:r>
+          </w:p>
+        </w:tc>
+        <w:tc>
+          <w:tcPr>
+            <w:tcW w:type="dxa" w:w="5112"/>
+          </w:tcPr>
+          <w:p>
+            <w:pPr>
+              <w:spacing w:after="40"/>
+            </w:pPr>
+            <w:r>
+              <w:rPr>
+                <w:sz w:val="18"/>
+              </w:rPr>
+            </w:r>
+            <w:r>
+              <w:rPr>
+                <w:b w:val="0"/>
+                <w:i w:val="0"/>
+                <w:sz w:val="18"/>
+              </w:rPr>
+              <w:t>INTACT RED CELLS. From bleeding ANYWHERE along the urinary tract.</w:t>
+            </w:r>
+          </w:p>
+        </w:tc>
+      </w:tr>
+      <w:tr>
+        <w:tc>
+          <w:tcPr>
+            <w:tcW w:type="dxa" w:w="5112"/>
+            <w:shd w:val="clear" w:color="auto" w:fill="F1EEEF"/>
+          </w:tcPr>
+          <w:p>
+            <w:pPr>
+              <w:spacing w:after="40"/>
+            </w:pPr>
+            <w:r>
+              <w:rPr>
+                <w:b/>
+                <w:sz w:val="18"/>
+              </w:rPr>
+            </w:r>
+            <w:r>
+              <w:rPr>
+                <w:b/>
+                <w:i w:val="0"/>
+                <w:sz w:val="18"/>
+              </w:rPr>
+              <w:t>HAEMATURIA — causes</w:t>
+            </w:r>
+          </w:p>
+        </w:tc>
+        <w:tc>
+          <w:tcPr>
+            <w:tcW w:type="dxa" w:w="5112"/>
+          </w:tcPr>
+          <w:p>
+            <w:pPr>
+              <w:spacing w:after="40"/>
+            </w:pPr>
+            <w:r>
+              <w:rPr>
+                <w:sz w:val="18"/>
+              </w:rPr>
+            </w:r>
+            <w:r>
+              <w:rPr>
+                <w:b w:val="0"/>
+                <w:i w:val="0"/>
+                <w:sz w:val="18"/>
+              </w:rPr>
+              <w:t>INFECTION · INFLAMMATION · TRAUMA · TUMOUR · CALCULUS · OVER-AGGRESSIVE ANTICOAGULATION.</w:t>
+            </w:r>
+          </w:p>
+        </w:tc>
+      </w:tr>
+      <w:tr>
+        <w:tc>
+          <w:tcPr>
+            <w:tcW w:type="dxa" w:w="5112"/>
+            <w:shd w:val="clear" w:color="auto" w:fill="F1EEEF"/>
+          </w:tcPr>
+          <w:p>
+            <w:pPr>
+              <w:spacing w:after="40"/>
+            </w:pPr>
+            <w:r>
+              <w:rPr>
+                <w:b/>
+                <w:sz w:val="18"/>
+              </w:rPr>
+            </w:r>
+            <w:r>
+              <w:rPr>
+                <w:b/>
+                <w:i w:val="0"/>
+                <w:sz w:val="18"/>
+              </w:rPr>
+              <w:t>GROSS vs MICROSCOPIC</w:t>
+            </w:r>
+          </w:p>
+        </w:tc>
+        <w:tc>
+          <w:tcPr>
+            <w:tcW w:type="dxa" w:w="5112"/>
+          </w:tcPr>
+          <w:p>
+            <w:pPr>
+              <w:spacing w:after="40"/>
+            </w:pPr>
+            <w:r>
+              <w:rPr>
+                <w:sz w:val="18"/>
+              </w:rPr>
+            </w:r>
+            <w:r>
+              <w:rPr>
+                <w:b w:val="0"/>
+                <w:i w:val="0"/>
+                <w:sz w:val="18"/>
+              </w:rPr>
+              <w:t>GROSS is visible to the naked eye. MICROSCOPIC needs analysis — defined as THREE OR MORE red cells.</w:t>
+            </w:r>
+          </w:p>
+        </w:tc>
+      </w:tr>
+      <w:tr>
+        <w:tc>
+          <w:tcPr>
+            <w:tcW w:type="dxa" w:w="5112"/>
+            <w:shd w:val="clear" w:color="auto" w:fill="F1EEEF"/>
+          </w:tcPr>
+          <w:p>
+            <w:pPr>
+              <w:spacing w:after="40"/>
+            </w:pPr>
+            <w:r>
+              <w:rPr>
+                <w:b/>
+                <w:sz w:val="18"/>
+              </w:rPr>
+            </w:r>
+            <w:r>
+              <w:rPr>
+                <w:b/>
+                <w:i w:val="0"/>
+                <w:sz w:val="18"/>
+              </w:rPr>
+              <w:t>HAEMOGLOBINURIA</w:t>
+            </w:r>
+          </w:p>
+        </w:tc>
+        <w:tc>
+          <w:tcPr>
+            <w:tcW w:type="dxa" w:w="5112"/>
+          </w:tcPr>
+          <w:p>
+            <w:pPr>
+              <w:spacing w:after="40"/>
+            </w:pPr>
+            <w:r>
+              <w:rPr>
+                <w:sz w:val="18"/>
+              </w:rPr>
+            </w:r>
+            <w:r>
+              <w:rPr>
+                <w:b w:val="0"/>
+                <w:i w:val="0"/>
+                <w:sz w:val="18"/>
+              </w:rPr>
+              <w:t>FREE HAEMOGLOBIN, NO intact cells. From INTRAVASCULAR HAEMOLYSIS — sickle cell, transfusion reaction, severe BURNS.</w:t>
+            </w:r>
+          </w:p>
+        </w:tc>
+      </w:tr>
+      <w:tr>
+        <w:tc>
+          <w:tcPr>
+            <w:tcW w:type="dxa" w:w="5112"/>
+            <w:shd w:val="clear" w:color="auto" w:fill="F1EEEF"/>
+          </w:tcPr>
+          <w:p>
+            <w:pPr>
+              <w:spacing w:after="40"/>
+            </w:pPr>
+            <w:r>
+              <w:rPr>
+                <w:b/>
+                <w:sz w:val="18"/>
+              </w:rPr>
+            </w:r>
+            <w:r>
+              <w:rPr>
+                <w:b/>
+                <w:i w:val="0"/>
+                <w:sz w:val="18"/>
+              </w:rPr>
+              <w:t>HAEMOGLOBINURIA — the confirming test</w:t>
+            </w:r>
+          </w:p>
+        </w:tc>
+        <w:tc>
+          <w:tcPr>
+            <w:tcW w:type="dxa" w:w="5112"/>
+          </w:tcPr>
+          <w:p>
+            <w:pPr>
+              <w:spacing w:after="40"/>
+            </w:pPr>
+            <w:r>
+              <w:rPr>
+                <w:sz w:val="18"/>
+              </w:rPr>
+            </w:r>
+            <w:r>
+              <w:rPr>
+                <w:b w:val="0"/>
+                <w:i w:val="0"/>
+                <w:sz w:val="18"/>
+              </w:rPr>
+              <w:t>RAISED SERUM UNCONJUGATED BILIRUBIN (a direct product of hemoglobin metabolism).</w:t>
+            </w:r>
+          </w:p>
+        </w:tc>
+      </w:tr>
+      <w:tr>
+        <w:tc>
+          <w:tcPr>
+            <w:tcW w:type="dxa" w:w="5112"/>
+            <w:shd w:val="clear" w:color="auto" w:fill="F1EEEF"/>
+          </w:tcPr>
+          <w:p>
+            <w:pPr>
+              <w:spacing w:after="40"/>
+            </w:pPr>
+            <w:r>
+              <w:rPr>
+                <w:b/>
+                <w:sz w:val="18"/>
+              </w:rPr>
+            </w:r>
+            <w:r>
+              <w:rPr>
+                <w:b/>
+                <w:i w:val="0"/>
+                <w:sz w:val="18"/>
+              </w:rPr>
+              <w:t>MYOGLOBINURIA</w:t>
+            </w:r>
+          </w:p>
+        </w:tc>
+        <w:tc>
+          <w:tcPr>
+            <w:tcW w:type="dxa" w:w="5112"/>
+          </w:tcPr>
+          <w:p>
+            <w:pPr>
+              <w:spacing w:after="40"/>
+            </w:pPr>
+            <w:r>
+              <w:rPr>
+                <w:sz w:val="18"/>
+              </w:rPr>
+            </w:r>
+            <w:r>
+              <w:rPr>
+                <w:b w:val="0"/>
+                <w:i w:val="0"/>
+                <w:sz w:val="18"/>
+              </w:rPr>
+              <w:t>MYOGLOBIN, NO intact cells. From SKELETAL MUSCLE injury — trauma, ELECTRIC SHOCK, RHABDOMYOLYSIS (compression, hyperthermia, STATINS).</w:t>
+            </w:r>
+          </w:p>
+        </w:tc>
+      </w:tr>
+      <w:tr>
+        <w:tc>
+          <w:tcPr>
+            <w:tcW w:type="dxa" w:w="5112"/>
+            <w:shd w:val="clear" w:color="auto" w:fill="F1EEEF"/>
+          </w:tcPr>
+          <w:p>
+            <w:pPr>
+              <w:spacing w:after="40"/>
+            </w:pPr>
+            <w:r>
+              <w:rPr>
+                <w:b/>
+                <w:sz w:val="18"/>
+              </w:rPr>
+            </w:r>
+            <w:r>
+              <w:rPr>
+                <w:b/>
+                <w:i w:val="0"/>
+                <w:sz w:val="18"/>
+              </w:rPr>
+              <w:t>MYOGLOBINURIA — the confirming test</w:t>
+            </w:r>
+          </w:p>
+        </w:tc>
+        <w:tc>
+          <w:tcPr>
+            <w:tcW w:type="dxa" w:w="5112"/>
+          </w:tcPr>
+          <w:p>
+            <w:pPr>
+              <w:spacing w:after="40"/>
+            </w:pPr>
+            <w:r>
+              <w:rPr>
+                <w:sz w:val="18"/>
+              </w:rPr>
+            </w:r>
+            <w:r>
+              <w:rPr>
+                <w:b w:val="0"/>
+                <w:i w:val="0"/>
+                <w:sz w:val="18"/>
+              </w:rPr>
+              <w:t>RAISED SERUM CREATINE PHOSPHOKINASE.</w:t>
+            </w:r>
+          </w:p>
+        </w:tc>
+      </w:tr>
+      <w:tr>
+        <w:tc>
+          <w:tcPr>
+            <w:tcW w:type="dxa" w:w="5112"/>
+            <w:shd w:val="clear" w:color="auto" w:fill="F1EEEF"/>
+          </w:tcPr>
+          <w:p>
+            <w:pPr>
+              <w:spacing w:after="40"/>
+            </w:pPr>
+            <w:r>
+              <w:rPr>
+                <w:b/>
+                <w:sz w:val="18"/>
+              </w:rPr>
+            </w:r>
+            <w:r>
+              <w:rPr>
+                <w:b/>
+                <w:i w:val="0"/>
+                <w:sz w:val="18"/>
+              </w:rPr>
+              <w:t>TRACE blood, well patient</w:t>
+            </w:r>
+          </w:p>
+        </w:tc>
+        <w:tc>
+          <w:tcPr>
+            <w:tcW w:type="dxa" w:w="5112"/>
+          </w:tcPr>
+          <w:p>
+            <w:pPr>
+              <w:spacing w:after="40"/>
+            </w:pPr>
+            <w:r>
+              <w:rPr>
+                <w:sz w:val="18"/>
+              </w:rPr>
+            </w:r>
+            <w:r>
+              <w:rPr>
+                <w:b w:val="0"/>
+                <w:i w:val="0"/>
+                <w:sz w:val="18"/>
+              </w:rPr>
+              <w:t>Can follow STRENUOUS EXERCISE.</w:t>
+            </w:r>
+          </w:p>
+        </w:tc>
+      </w:tr>
+    </w:tbl>
+    <w:p>
+      <w:pPr>
+        <w:spacing w:after="80"/>
+      </w:pPr>
+    </w:p>
+    <w:p>
+      <w:pPr>
+        <w:pStyle w:val="Heading1"/>
+        <w:spacing w:before="280" w:after="100"/>
+      </w:pPr>
+      <w:r>
+        <w:rPr>
+          <w:rFonts w:ascii="Georgia" w:hAnsi="Georgia"/>
+          <w:color w:val="17494B"/>
+        </w:rPr>
+        <w:t>Bilirubin, Protein, Specific Gravity</w:t>
+      </w:r>
+    </w:p>
+    <w:tbl>
+      <w:tblPr>
+        <w:tblStyle w:val="TableGrid"/>
+        <w:tblW w:type="auto" w:w="0"/>
+        <w:jc w:val="center"/>
+        <w:tblLook w:firstColumn="1" w:firstRow="1" w:lastColumn="0" w:lastRow="0" w:noHBand="0" w:noVBand="1" w:val="04A0"/>
+        <w:tblBorders>
+          <w:top w:val="single" w:sz="4" w:space="0" w:color="D8D2D4"/>
+          <w:left w:val="single" w:sz="4" w:space="0" w:color="D8D2D4"/>
+          <w:bottom w:val="single" w:sz="4" w:space="0" w:color="D8D2D4"/>
+          <w:right w:val="single" w:sz="4" w:space="0" w:color="D8D2D4"/>
+          <w:insideH w:val="single" w:sz="4" w:space="0" w:color="D8D2D4"/>
+          <w:insideV w:val="single" w:sz="4" w:space="0" w:color="D8D2D4"/>
+        </w:tblBorders>
+      </w:tblPr>
+      <w:tblGrid>
+        <w:gridCol w:w="5112"/>
+        <w:gridCol w:w="5112"/>
+      </w:tblGrid>
+      <w:tr>
+        <w:tc>
+          <w:tcPr>
+            <w:tcW w:type="dxa" w:w="5112"/>
+            <w:shd w:val="clear" w:color="auto" w:fill="17494B"/>
+          </w:tcPr>
+          <w:p>
+            <w:pPr>
+              <w:spacing w:after="40"/>
+            </w:pPr>
+            <w:r>
+              <w:rPr>
+                <w:b/>
+                <w:color w:val="FFFFFF"/>
+                <w:sz w:val="18"/>
+              </w:rPr>
+            </w:r>
+            <w:r>
+              <w:rPr>
+                <w:b/>
+                <w:i w:val="0"/>
+                <w:color w:val="FFFFFF"/>
+                <w:sz w:val="18"/>
+              </w:rPr>
+              <w:t>Term</w:t>
+            </w:r>
+          </w:p>
+        </w:tc>
+        <w:tc>
+          <w:tcPr>
+            <w:tcW w:type="dxa" w:w="5112"/>
+            <w:shd w:val="clear" w:color="auto" w:fill="17494B"/>
+          </w:tcPr>
+          <w:p>
+            <w:pPr>
+              <w:spacing w:after="40"/>
+            </w:pPr>
+            <w:r>
+              <w:rPr>
+                <w:b/>
+                <w:color w:val="FFFFFF"/>
+                <w:sz w:val="18"/>
+              </w:rPr>
+            </w:r>
+            <w:r>
+              <w:rPr>
+                <w:b/>
+                <w:i w:val="0"/>
+                <w:color w:val="FFFFFF"/>
+                <w:sz w:val="18"/>
+              </w:rPr>
+              <w:t>What you need to know</w:t>
+            </w:r>
+          </w:p>
+        </w:tc>
+      </w:tr>
+      <w:tr>
+        <w:tc>
+          <w:tcPr>
+            <w:tcW w:type="dxa" w:w="5112"/>
+            <w:shd w:val="clear" w:color="auto" w:fill="F1EEEF"/>
+          </w:tcPr>
+          <w:p>
+            <w:pPr>
+              <w:spacing w:after="40"/>
+            </w:pPr>
+            <w:r>
+              <w:rPr>
+                <w:b/>
+                <w:sz w:val="18"/>
+              </w:rPr>
+            </w:r>
+            <w:r>
+              <w:rPr>
+                <w:b/>
+                <w:i w:val="0"/>
+                <w:sz w:val="18"/>
+              </w:rPr>
+              <w:t>BILIRUBIN — which form</w:t>
+            </w:r>
+          </w:p>
+        </w:tc>
+        <w:tc>
+          <w:tcPr>
+            <w:tcW w:type="dxa" w:w="5112"/>
+          </w:tcPr>
+          <w:p>
+            <w:pPr>
+              <w:spacing w:after="40"/>
+            </w:pPr>
+            <w:r>
+              <w:rPr>
+                <w:sz w:val="18"/>
+              </w:rPr>
+            </w:r>
+            <w:r>
+              <w:rPr>
+                <w:b w:val="0"/>
+                <w:i w:val="0"/>
+                <w:sz w:val="18"/>
+              </w:rPr>
+              <w:t>CONJUGATED only — it is the WATER-SOLUBLE one.</w:t>
+            </w:r>
+          </w:p>
+        </w:tc>
+      </w:tr>
+      <w:tr>
+        <w:tc>
+          <w:tcPr>
+            <w:tcW w:type="dxa" w:w="5112"/>
+            <w:shd w:val="clear" w:color="auto" w:fill="F1EEEF"/>
+          </w:tcPr>
+          <w:p>
+            <w:pPr>
+              <w:spacing w:after="40"/>
+            </w:pPr>
+            <w:r>
+              <w:rPr>
+                <w:b/>
+                <w:sz w:val="18"/>
+              </w:rPr>
+            </w:r>
+            <w:r>
+              <w:rPr>
+                <w:b/>
+                <w:i w:val="0"/>
+                <w:sz w:val="18"/>
+              </w:rPr>
+              <w:t>BILIRUBIN — what it means</w:t>
+            </w:r>
+          </w:p>
+        </w:tc>
+        <w:tc>
+          <w:tcPr>
+            <w:tcW w:type="dxa" w:w="5112"/>
+          </w:tcPr>
+          <w:p>
+            <w:pPr>
+              <w:spacing w:after="40"/>
+            </w:pPr>
+            <w:r>
+              <w:rPr>
+                <w:sz w:val="18"/>
+              </w:rPr>
+            </w:r>
+            <w:r>
+              <w:rPr>
+                <w:b w:val="0"/>
+                <w:i w:val="0"/>
+                <w:sz w:val="18"/>
+              </w:rPr>
+              <w:t>Disease AFTER conjugation, or BILIARY OBSTRUCTION. Can appear DAYS BEFORE JAUNDICE is visible.</w:t>
+            </w:r>
+          </w:p>
+        </w:tc>
+      </w:tr>
+      <w:tr>
+        <w:tc>
+          <w:tcPr>
+            <w:tcW w:type="dxa" w:w="5112"/>
+            <w:shd w:val="clear" w:color="auto" w:fill="F1EEEF"/>
+          </w:tcPr>
+          <w:p>
+            <w:pPr>
+              <w:spacing w:after="40"/>
+            </w:pPr>
+            <w:r>
+              <w:rPr>
+                <w:b/>
+                <w:sz w:val="18"/>
+              </w:rPr>
+            </w:r>
+            <w:r>
+              <w:rPr>
+                <w:b/>
+                <w:i w:val="0"/>
+                <w:sz w:val="18"/>
+              </w:rPr>
+              <w:t>PROTEIN — what and what for</w:t>
+            </w:r>
+          </w:p>
+        </w:tc>
+        <w:tc>
+          <w:tcPr>
+            <w:tcW w:type="dxa" w:w="5112"/>
+          </w:tcPr>
+          <w:p>
+            <w:pPr>
+              <w:spacing w:after="40"/>
+            </w:pPr>
+            <w:r>
+              <w:rPr>
+                <w:sz w:val="18"/>
+              </w:rPr>
+            </w:r>
+            <w:r>
+              <w:rPr>
+                <w:b w:val="0"/>
+                <w:i w:val="0"/>
+                <w:sz w:val="18"/>
+              </w:rPr>
+              <w:t>ALBUMIN mostly. Reports GLOMERULAR and TUBULAR function. Semi-quantitative.</w:t>
+            </w:r>
+          </w:p>
+        </w:tc>
+      </w:tr>
+      <w:tr>
+        <w:tc>
+          <w:tcPr>
+            <w:tcW w:type="dxa" w:w="5112"/>
+            <w:shd w:val="clear" w:color="auto" w:fill="F1EEEF"/>
+          </w:tcPr>
+          <w:p>
+            <w:pPr>
+              <w:spacing w:after="40"/>
+            </w:pPr>
+            <w:r>
+              <w:rPr>
+                <w:b/>
+                <w:sz w:val="18"/>
+              </w:rPr>
+            </w:r>
+            <w:r>
+              <w:rPr>
+                <w:b/>
+                <w:i w:val="0"/>
+                <w:sz w:val="18"/>
+              </w:rPr>
+              <w:t>PROTEIN — normal trace</w:t>
+            </w:r>
+          </w:p>
+        </w:tc>
+        <w:tc>
+          <w:tcPr>
+            <w:tcW w:type="dxa" w:w="5112"/>
+          </w:tcPr>
+          <w:p>
+            <w:pPr>
+              <w:spacing w:after="40"/>
+            </w:pPr>
+            <w:r>
+              <w:rPr>
+                <w:sz w:val="18"/>
+              </w:rPr>
+            </w:r>
+            <w:r>
+              <w:rPr>
+                <w:b w:val="0"/>
+                <w:i w:val="0"/>
+                <w:sz w:val="18"/>
+              </w:rPr>
+              <w:t>PREGNANCY · FEVER · STRENUOUS EXERCISE ('functional proteinuria').</w:t>
+            </w:r>
+          </w:p>
+        </w:tc>
+      </w:tr>
+      <w:tr>
+        <w:tc>
+          <w:tcPr>
+            <w:tcW w:type="dxa" w:w="5112"/>
+            <w:shd w:val="clear" w:color="auto" w:fill="F1EEEF"/>
+          </w:tcPr>
+          <w:p>
+            <w:pPr>
+              <w:spacing w:after="40"/>
+            </w:pPr>
+            <w:r>
+              <w:rPr>
+                <w:b/>
+                <w:sz w:val="18"/>
+              </w:rPr>
+            </w:r>
+            <w:r>
+              <w:rPr>
+                <w:b/>
+                <w:i w:val="0"/>
+                <w:sz w:val="18"/>
+              </w:rPr>
+              <w:t>PROTEIN — false positive</w:t>
+            </w:r>
+          </w:p>
+        </w:tc>
+        <w:tc>
+          <w:tcPr>
+            <w:tcW w:type="dxa" w:w="5112"/>
+          </w:tcPr>
+          <w:p>
+            <w:pPr>
+              <w:spacing w:after="40"/>
+            </w:pPr>
+            <w:r>
+              <w:rPr>
+                <w:sz w:val="18"/>
+              </w:rPr>
+            </w:r>
+            <w:r>
+              <w:rPr>
+                <w:b w:val="0"/>
+                <w:i w:val="0"/>
+                <w:sz w:val="18"/>
+              </w:rPr>
+              <w:t>CONTAMINATION with PROSTATIC or VAGINAL secretions.</w:t>
+            </w:r>
+          </w:p>
+        </w:tc>
+      </w:tr>
+      <w:tr>
+        <w:tc>
+          <w:tcPr>
+            <w:tcW w:type="dxa" w:w="5112"/>
+            <w:shd w:val="clear" w:color="auto" w:fill="F1EEEF"/>
+          </w:tcPr>
+          <w:p>
+            <w:pPr>
+              <w:spacing w:after="40"/>
+            </w:pPr>
+            <w:r>
+              <w:rPr>
+                <w:b/>
+                <w:sz w:val="18"/>
+              </w:rPr>
+            </w:r>
+            <w:r>
+              <w:rPr>
+                <w:b/>
+                <w:i w:val="0"/>
+                <w:sz w:val="18"/>
+              </w:rPr>
+              <w:t>PROTEIN — the four mechanisms</w:t>
+            </w:r>
+          </w:p>
+        </w:tc>
+        <w:tc>
+          <w:tcPr>
+            <w:tcW w:type="dxa" w:w="5112"/>
+          </w:tcPr>
+          <w:p>
+            <w:pPr>
+              <w:spacing w:after="40"/>
+            </w:pPr>
+            <w:r>
+              <w:rPr>
+                <w:sz w:val="18"/>
+              </w:rPr>
+            </w:r>
+            <w:r>
+              <w:rPr>
+                <w:b w:val="0"/>
+                <w:i w:val="0"/>
+                <w:sz w:val="18"/>
+              </w:rPr>
+              <w:t>DIMINISHED TUBULAR REABSORPTION (tubular disease, pyelonephritis, interstitial nephritis) · TRANSIENT/MILD (exercise, acute illness, urinary tract bleeding or infection) · GLOMERULAR DAMAGE (nephrotic syndrome, glomerulonephritis, diabetes, polycystic kidney disease, lupus, preeclampsia) · INCREASED SERUM PROTEIN (myeloma).</w:t>
+            </w:r>
+          </w:p>
+        </w:tc>
+      </w:tr>
+      <w:tr>
+        <w:tc>
+          <w:tcPr>
+            <w:tcW w:type="dxa" w:w="5112"/>
+            <w:shd w:val="clear" w:color="auto" w:fill="F1EEEF"/>
+          </w:tcPr>
+          <w:p>
+            <w:pPr>
+              <w:spacing w:after="40"/>
+            </w:pPr>
+            <w:r>
+              <w:rPr>
+                <w:b/>
+                <w:sz w:val="18"/>
+              </w:rPr>
+            </w:r>
+            <w:r>
+              <w:rPr>
+                <w:b/>
+                <w:i w:val="0"/>
+                <w:sz w:val="18"/>
+              </w:rPr>
+              <w:t>PROTEIN — next test</w:t>
+            </w:r>
+          </w:p>
+        </w:tc>
+        <w:tc>
+          <w:tcPr>
+            <w:tcW w:type="dxa" w:w="5112"/>
+          </w:tcPr>
+          <w:p>
+            <w:pPr>
+              <w:spacing w:after="40"/>
+            </w:pPr>
+            <w:r>
+              <w:rPr>
+                <w:sz w:val="18"/>
+              </w:rPr>
+            </w:r>
+            <w:r>
+              <w:rPr>
+                <w:b w:val="0"/>
+                <w:i w:val="0"/>
+                <w:sz w:val="18"/>
+              </w:rPr>
+              <w:t>TWENTY-FOUR HOUR URINE COLLECTION. The strip only estimates.</w:t>
+            </w:r>
+          </w:p>
+        </w:tc>
+      </w:tr>
+      <w:tr>
+        <w:tc>
+          <w:tcPr>
+            <w:tcW w:type="dxa" w:w="5112"/>
+            <w:shd w:val="clear" w:color="auto" w:fill="F1EEEF"/>
+          </w:tcPr>
+          <w:p>
+            <w:pPr>
+              <w:spacing w:after="40"/>
+            </w:pPr>
+            <w:r>
+              <w:rPr>
+                <w:b/>
+                <w:sz w:val="18"/>
+              </w:rPr>
+            </w:r>
+            <w:r>
+              <w:rPr>
+                <w:b/>
+                <w:i w:val="0"/>
+                <w:sz w:val="18"/>
+              </w:rPr>
+              <w:t>THE MYELOMA TRAP</w:t>
+            </w:r>
+          </w:p>
+        </w:tc>
+        <w:tc>
+          <w:tcPr>
+            <w:tcW w:type="dxa" w:w="5112"/>
+          </w:tcPr>
+          <w:p>
+            <w:pPr>
+              <w:spacing w:after="40"/>
+            </w:pPr>
+            <w:r>
+              <w:rPr>
+                <w:sz w:val="18"/>
+              </w:rPr>
+            </w:r>
+            <w:r>
+              <w:rPr>
+                <w:b w:val="0"/>
+                <w:i w:val="0"/>
+                <w:sz w:val="18"/>
+              </w:rPr>
+              <w:t>REAGENT STRIPS ARE INSENSITIVE TO BENCE JONES PROTEINS. Use URINE PROTEIN ELECTROPHORESIS, not a dipstick.</w:t>
+            </w:r>
+          </w:p>
+        </w:tc>
+      </w:tr>
+      <w:tr>
+        <w:tc>
+          <w:tcPr>
+            <w:tcW w:type="dxa" w:w="5112"/>
+            <w:shd w:val="clear" w:color="auto" w:fill="F1EEEF"/>
+          </w:tcPr>
+          <w:p>
+            <w:pPr>
+              <w:spacing w:after="40"/>
+            </w:pPr>
+            <w:r>
+              <w:rPr>
+                <w:b/>
+                <w:sz w:val="18"/>
+              </w:rPr>
+            </w:r>
+            <w:r>
+              <w:rPr>
+                <w:b/>
+                <w:i w:val="0"/>
+                <w:sz w:val="18"/>
+              </w:rPr>
+              <w:t>PROTEIN is NOT pathognomonic</w:t>
+            </w:r>
+          </w:p>
+        </w:tc>
+        <w:tc>
+          <w:tcPr>
+            <w:tcW w:type="dxa" w:w="5112"/>
+          </w:tcPr>
+          <w:p>
+            <w:pPr>
+              <w:spacing w:after="40"/>
+            </w:pPr>
+            <w:r>
+              <w:rPr>
+                <w:sz w:val="18"/>
+              </w:rPr>
+            </w:r>
+            <w:r>
+              <w:rPr>
+                <w:b w:val="0"/>
+                <w:i w:val="0"/>
+                <w:sz w:val="18"/>
+              </w:rPr>
+              <w:t>It narrows the field; it does not name the disease.</w:t>
+            </w:r>
+          </w:p>
+        </w:tc>
+      </w:tr>
+      <w:tr>
+        <w:tc>
+          <w:tcPr>
+            <w:tcW w:type="dxa" w:w="5112"/>
+            <w:shd w:val="clear" w:color="auto" w:fill="F1EEEF"/>
+          </w:tcPr>
+          <w:p>
+            <w:pPr>
+              <w:spacing w:after="40"/>
+            </w:pPr>
+            <w:r>
+              <w:rPr>
+                <w:b/>
+                <w:sz w:val="18"/>
+              </w:rPr>
+            </w:r>
+            <w:r>
+              <w:rPr>
+                <w:b/>
+                <w:i w:val="0"/>
+                <w:sz w:val="18"/>
+              </w:rPr>
+              <w:t>SPECIFIC GRAVITY — what</w:t>
+            </w:r>
+          </w:p>
+        </w:tc>
+        <w:tc>
+          <w:tcPr>
+            <w:tcW w:type="dxa" w:w="5112"/>
+          </w:tcPr>
+          <w:p>
+            <w:pPr>
+              <w:spacing w:after="40"/>
+            </w:pPr>
+            <w:r>
+              <w:rPr>
+                <w:sz w:val="18"/>
+              </w:rPr>
+            </w:r>
+            <w:r>
+              <w:rPr>
+                <w:b w:val="0"/>
+                <w:i w:val="0"/>
+                <w:sz w:val="18"/>
+              </w:rPr>
+              <w:t>WEIGHT of SOLUTES against an equal volume of WATER. Estimates CONCENTRATING and EXCRETORY ability.</w:t>
+            </w:r>
+          </w:p>
+        </w:tc>
+      </w:tr>
+      <w:tr>
+        <w:tc>
+          <w:tcPr>
+            <w:tcW w:type="dxa" w:w="5112"/>
+            <w:shd w:val="clear" w:color="auto" w:fill="F1EEEF"/>
+          </w:tcPr>
+          <w:p>
+            <w:pPr>
+              <w:spacing w:after="40"/>
+            </w:pPr>
+            <w:r>
+              <w:rPr>
+                <w:b/>
+                <w:sz w:val="18"/>
+              </w:rPr>
+            </w:r>
+            <w:r>
+              <w:rPr>
+                <w:b/>
+                <w:i w:val="0"/>
+                <w:sz w:val="18"/>
+              </w:rPr>
+              <w:t>SPECIFIC GRAVITY — particle SIZE matters</w:t>
+            </w:r>
+          </w:p>
+        </w:tc>
+        <w:tc>
+          <w:tcPr>
+            <w:tcW w:type="dxa" w:w="5112"/>
+          </w:tcPr>
+          <w:p>
+            <w:pPr>
+              <w:spacing w:after="40"/>
+            </w:pPr>
+            <w:r>
+              <w:rPr>
+                <w:sz w:val="18"/>
+              </w:rPr>
+            </w:r>
+            <w:r>
+              <w:rPr>
+                <w:b w:val="0"/>
+                <w:i w:val="0"/>
+                <w:sz w:val="18"/>
+              </w:rPr>
+              <w:t>Marbles vs glitter. RADIOGRAPHIC CONTRAST has large particles and drives it ABOVE 1.040.</w:t>
+            </w:r>
+          </w:p>
+        </w:tc>
+      </w:tr>
+      <w:tr>
+        <w:tc>
+          <w:tcPr>
+            <w:tcW w:type="dxa" w:w="5112"/>
+            <w:shd w:val="clear" w:color="auto" w:fill="F1EEEF"/>
+          </w:tcPr>
+          <w:p>
+            <w:pPr>
+              <w:spacing w:after="40"/>
+            </w:pPr>
+            <w:r>
+              <w:rPr>
+                <w:b/>
+                <w:sz w:val="18"/>
+              </w:rPr>
+            </w:r>
+            <w:r>
+              <w:rPr>
+                <w:b/>
+                <w:i w:val="0"/>
+                <w:sz w:val="18"/>
+              </w:rPr>
+              <w:t>LOW specific gravity (dilute)</w:t>
+            </w:r>
+          </w:p>
+        </w:tc>
+        <w:tc>
+          <w:tcPr>
+            <w:tcW w:type="dxa" w:w="5112"/>
+          </w:tcPr>
+          <w:p>
+            <w:pPr>
+              <w:spacing w:after="40"/>
+            </w:pPr>
+            <w:r>
+              <w:rPr>
+                <w:sz w:val="18"/>
+              </w:rPr>
+            </w:r>
+            <w:r>
+              <w:rPr>
+                <w:b w:val="0"/>
+                <w:i w:val="0"/>
+                <w:sz w:val="18"/>
+              </w:rPr>
+              <w:t>OVERHYDRATION · DIURESIS · CHRONIC KIDNEY DISEASE · DIABETES INSIPIDUS (less ADH → more water out).</w:t>
+            </w:r>
+          </w:p>
+        </w:tc>
+      </w:tr>
+      <w:tr>
+        <w:tc>
+          <w:tcPr>
+            <w:tcW w:type="dxa" w:w="5112"/>
+            <w:shd w:val="clear" w:color="auto" w:fill="F1EEEF"/>
+          </w:tcPr>
+          <w:p>
+            <w:pPr>
+              <w:spacing w:after="40"/>
+            </w:pPr>
+            <w:r>
+              <w:rPr>
+                <w:b/>
+                <w:sz w:val="18"/>
+              </w:rPr>
+            </w:r>
+            <w:r>
+              <w:rPr>
+                <w:b/>
+                <w:i w:val="0"/>
+                <w:sz w:val="18"/>
+              </w:rPr>
+              <w:t>HIGH specific gravity (concentrated)</w:t>
+            </w:r>
+          </w:p>
+        </w:tc>
+        <w:tc>
+          <w:tcPr>
+            <w:tcW w:type="dxa" w:w="5112"/>
+          </w:tcPr>
+          <w:p>
+            <w:pPr>
+              <w:spacing w:after="40"/>
+            </w:pPr>
+            <w:r>
+              <w:rPr>
+                <w:sz w:val="18"/>
+              </w:rPr>
+            </w:r>
+            <w:r>
+              <w:rPr>
+                <w:b w:val="0"/>
+                <w:i w:val="0"/>
+                <w:sz w:val="18"/>
+              </w:rPr>
+              <w:t>DEHYDRATION · REDUCED RENAL BLOOD FLOW (heart failure, hypotension, renal artery stenosis) · SIADH (more ADH → less water out).</w:t>
+            </w:r>
+          </w:p>
+        </w:tc>
+      </w:tr>
+    </w:tbl>
+    <w:p>
+      <w:pPr>
+        <w:spacing w:after="80"/>
+      </w:pPr>
+    </w:p>
+    <w:p>
+      <w:pPr>
+        <w:pStyle w:val="Heading1"/>
+        <w:spacing w:before="280" w:after="100"/>
+      </w:pPr>
+      <w:r>
+        <w:rPr>
+          <w:rFonts w:ascii="Georgia" w:hAnsi="Georgia"/>
+          <w:color w:val="17494B"/>
+        </w:rPr>
+        <w:t>After the Strip</w:t>
+      </w:r>
+    </w:p>
+    <w:tbl>
+      <w:tblPr>
+        <w:tblStyle w:val="TableGrid"/>
+        <w:tblW w:type="auto" w:w="0"/>
+        <w:jc w:val="center"/>
+        <w:tblLook w:firstColumn="1" w:firstRow="1" w:lastColumn="0" w:lastRow="0" w:noHBand="0" w:noVBand="1" w:val="04A0"/>
+        <w:tblBorders>
+          <w:top w:val="single" w:sz="4" w:space="0" w:color="D8D2D4"/>
+          <w:left w:val="single" w:sz="4" w:space="0" w:color="D8D2D4"/>
+          <w:bottom w:val="single" w:sz="4" w:space="0" w:color="D8D2D4"/>
+          <w:right w:val="single" w:sz="4" w:space="0" w:color="D8D2D4"/>
+          <w:insideH w:val="single" w:sz="4" w:space="0" w:color="D8D2D4"/>
+          <w:insideV w:val="single" w:sz="4" w:space="0" w:color="D8D2D4"/>
+        </w:tblBorders>
+      </w:tblPr>
+      <w:tblGrid>
+        <w:gridCol w:w="5112"/>
+        <w:gridCol w:w="5112"/>
+      </w:tblGrid>
+      <w:tr>
+        <w:tc>
+          <w:tcPr>
+            <w:tcW w:type="dxa" w:w="5112"/>
+            <w:shd w:val="clear" w:color="auto" w:fill="17494B"/>
+          </w:tcPr>
+          <w:p>
+            <w:pPr>
+              <w:spacing w:after="40"/>
+            </w:pPr>
+            <w:r>
+              <w:rPr>
+                <w:b/>
+                <w:color w:val="FFFFFF"/>
+                <w:sz w:val="18"/>
+              </w:rPr>
+            </w:r>
+            <w:r>
+              <w:rPr>
+                <w:b/>
+                <w:i w:val="0"/>
+                <w:color w:val="FFFFFF"/>
+                <w:sz w:val="18"/>
+              </w:rPr>
+              <w:t>Term</w:t>
+            </w:r>
+          </w:p>
+        </w:tc>
+        <w:tc>
+          <w:tcPr>
+            <w:tcW w:type="dxa" w:w="5112"/>
+            <w:shd w:val="clear" w:color="auto" w:fill="17494B"/>
+          </w:tcPr>
+          <w:p>
+            <w:pPr>
+              <w:spacing w:after="40"/>
+            </w:pPr>
+            <w:r>
+              <w:rPr>
+                <w:b/>
+                <w:color w:val="FFFFFF"/>
+                <w:sz w:val="18"/>
+              </w:rPr>
+            </w:r>
+            <w:r>
+              <w:rPr>
+                <w:b/>
+                <w:i w:val="0"/>
+                <w:color w:val="FFFFFF"/>
+                <w:sz w:val="18"/>
+              </w:rPr>
+              <w:t>What you need to know</w:t>
+            </w:r>
+          </w:p>
+        </w:tc>
+      </w:tr>
+      <w:tr>
+        <w:tc>
+          <w:tcPr>
+            <w:tcW w:type="dxa" w:w="5112"/>
+            <w:shd w:val="clear" w:color="auto" w:fill="F1EEEF"/>
+          </w:tcPr>
+          <w:p>
+            <w:pPr>
+              <w:spacing w:after="40"/>
+            </w:pPr>
+            <w:r>
+              <w:rPr>
+                <w:b/>
+                <w:sz w:val="18"/>
+              </w:rPr>
+            </w:r>
+            <w:r>
+              <w:rPr>
+                <w:b/>
+                <w:i w:val="0"/>
+                <w:sz w:val="18"/>
+              </w:rPr>
+              <w:t>MICROSCOPIC urinalysis adds</w:t>
+            </w:r>
+          </w:p>
+        </w:tc>
+        <w:tc>
+          <w:tcPr>
+            <w:tcW w:type="dxa" w:w="5112"/>
+          </w:tcPr>
+          <w:p>
+            <w:pPr>
+              <w:spacing w:after="40"/>
+            </w:pPr>
+            <w:r>
+              <w:rPr>
+                <w:sz w:val="18"/>
+              </w:rPr>
+            </w:r>
+            <w:r>
+              <w:rPr>
+                <w:b w:val="0"/>
+                <w:i w:val="0"/>
+                <w:sz w:val="18"/>
+              </w:rPr>
+              <w:t>WHITE CELLS · RED CELLS · SQUAMOUS EPITHELIAL CELLS · CASTS · CRYSTALS.</w:t>
+            </w:r>
+          </w:p>
+        </w:tc>
+      </w:tr>
+      <w:tr>
+        <w:tc>
+          <w:tcPr>
+            <w:tcW w:type="dxa" w:w="5112"/>
+            <w:shd w:val="clear" w:color="auto" w:fill="F1EEEF"/>
+          </w:tcPr>
+          <w:p>
+            <w:pPr>
+              <w:spacing w:after="40"/>
+            </w:pPr>
+            <w:r>
+              <w:rPr>
+                <w:b/>
+                <w:sz w:val="18"/>
+              </w:rPr>
+            </w:r>
+            <w:r>
+              <w:rPr>
+                <w:b/>
+                <w:i w:val="0"/>
+                <w:sz w:val="18"/>
+              </w:rPr>
+              <w:t>BACTERIA — significant when</w:t>
+            </w:r>
+          </w:p>
+        </w:tc>
+        <w:tc>
+          <w:tcPr>
+            <w:tcW w:type="dxa" w:w="5112"/>
+          </w:tcPr>
+          <w:p>
+            <w:pPr>
+              <w:spacing w:after="40"/>
+            </w:pPr>
+            <w:r>
+              <w:rPr>
+                <w:sz w:val="18"/>
+              </w:rPr>
+            </w:r>
+            <w:r>
+              <w:rPr>
+                <w:b w:val="0"/>
+                <w:i w:val="0"/>
+                <w:sz w:val="18"/>
+              </w:rPr>
+              <w:t>Collected by STRAIGHT CATHETERISATION, or alongside RAISED WHITE CELLS and a POSITIVE LEUKOCYTE ESTERASE.</w:t>
+            </w:r>
+          </w:p>
+        </w:tc>
+      </w:tr>
+      <w:tr>
+        <w:tc>
+          <w:tcPr>
+            <w:tcW w:type="dxa" w:w="5112"/>
+            <w:shd w:val="clear" w:color="auto" w:fill="F1EEEF"/>
+          </w:tcPr>
+          <w:p>
+            <w:pPr>
+              <w:spacing w:after="40"/>
+            </w:pPr>
+            <w:r>
+              <w:rPr>
+                <w:b/>
+                <w:sz w:val="18"/>
+              </w:rPr>
+            </w:r>
+            <w:r>
+              <w:rPr>
+                <w:b/>
+                <w:i w:val="0"/>
+                <w:sz w:val="18"/>
+              </w:rPr>
+              <w:t>BACTERIA — probably NOT significant when</w:t>
+            </w:r>
+          </w:p>
+        </w:tc>
+        <w:tc>
+          <w:tcPr>
+            <w:tcW w:type="dxa" w:w="5112"/>
+          </w:tcPr>
+          <w:p>
+            <w:pPr>
+              <w:spacing w:after="40"/>
+            </w:pPr>
+            <w:r>
+              <w:rPr>
+                <w:sz w:val="18"/>
+              </w:rPr>
+            </w:r>
+            <w:r>
+              <w:rPr>
+                <w:b w:val="0"/>
+                <w:i w:val="0"/>
+                <w:sz w:val="18"/>
+              </w:rPr>
+              <w:t>More than TWENTY SQUAMOUS EPITHELIAL CELLS per high power field (contamination), or from a LONGSTANDING INDWELLING CATHETER (colonisation, not acute infection).</w:t>
+            </w:r>
+          </w:p>
+        </w:tc>
+      </w:tr>
+      <w:tr>
+        <w:tc>
+          <w:tcPr>
+            <w:tcW w:type="dxa" w:w="5112"/>
+            <w:shd w:val="clear" w:color="auto" w:fill="F1EEEF"/>
+          </w:tcPr>
+          <w:p>
+            <w:pPr>
+              <w:spacing w:after="40"/>
+            </w:pPr>
+            <w:r>
+              <w:rPr>
+                <w:b/>
+                <w:sz w:val="18"/>
+              </w:rPr>
+            </w:r>
+            <w:r>
+              <w:rPr>
+                <w:b/>
+                <w:i w:val="0"/>
+                <w:sz w:val="18"/>
+              </w:rPr>
+              <w:t>DEFINITIVE diagnosis</w:t>
+            </w:r>
+          </w:p>
+        </w:tc>
+        <w:tc>
+          <w:tcPr>
+            <w:tcW w:type="dxa" w:w="5112"/>
+          </w:tcPr>
+          <w:p>
+            <w:pPr>
+              <w:spacing w:after="40"/>
+            </w:pPr>
+            <w:r>
+              <w:rPr>
+                <w:sz w:val="18"/>
+              </w:rPr>
+            </w:r>
+            <w:r>
+              <w:rPr>
+                <w:b w:val="0"/>
+                <w:i w:val="0"/>
+                <w:sz w:val="18"/>
+              </w:rPr>
+              <w:t>GRAM STAIN and CULTURE.</w:t>
+            </w:r>
+          </w:p>
+        </w:tc>
+      </w:tr>
+      <w:tr>
+        <w:tc>
+          <w:tcPr>
+            <w:tcW w:type="dxa" w:w="5112"/>
+            <w:shd w:val="clear" w:color="auto" w:fill="F1EEEF"/>
+          </w:tcPr>
+          <w:p>
+            <w:pPr>
+              <w:spacing w:after="40"/>
+            </w:pPr>
+            <w:r>
+              <w:rPr>
+                <w:b/>
+                <w:sz w:val="18"/>
+              </w:rPr>
+            </w:r>
+            <w:r>
+              <w:rPr>
+                <w:b/>
+                <w:i w:val="0"/>
+                <w:sz w:val="18"/>
+              </w:rPr>
+              <w:t>THE WORKED CASE</w:t>
+            </w:r>
+          </w:p>
+        </w:tc>
+        <w:tc>
+          <w:tcPr>
+            <w:tcW w:type="dxa" w:w="5112"/>
+          </w:tcPr>
+          <w:p>
+            <w:pPr>
+              <w:spacing w:after="40"/>
+            </w:pPr>
+            <w:r>
+              <w:rPr>
+                <w:sz w:val="18"/>
+              </w:rPr>
+            </w:r>
+            <w:r>
+              <w:rPr>
+                <w:b w:val="0"/>
+                <w:i w:val="0"/>
+                <w:sz w:val="18"/>
+              </w:rPr>
+              <w:t>Dysuria/frequency/urgency + LEUKOCYTE ESTERASE, NITRITES and BLOOD positive; glucose, bilirubin, ketones, protein NEGATIVE → URINARY TRACT INFECTION → send CULTURE AND SENSITIVITY.</w:t>
             </w:r>
           </w:p>
         </w:tc>
